--- a/Integra-parent/documentacion/@Firma-Integr@-CambiosYNovedades-MAN.docx
+++ b/Integra-parent/documentacion/@Firma-Integr@-CambiosYNovedades-MAN.docx
@@ -72,7 +72,7 @@
           <w:sz w:val="36"/>
           <w:szCs w:val="36"/>
         </w:rPr>
-        <w:t>1.2.2_002 - 2.2.4_000</w:t>
+        <w:t>1.2.2_002 - 2.4.0_000</w:t>
       </w:r>
       <w:r>
         <w:rPr>
@@ -116,12 +116,6 @@
         <w:gridCol w:w="6804"/>
       </w:tblGrid>
       <w:tr>
-        <w:tblPrEx>
-          <w:tblCellMar>
-            <w:top w:w="0" w:type="dxa"/>
-            <w:bottom w:w="0" w:type="dxa"/>
-          </w:tblCellMar>
-        </w:tblPrEx>
         <w:tc>
           <w:tcPr>
             <w:tcW w:w="2552" w:type="dxa"/>
@@ -169,12 +163,6 @@
         </w:tc>
       </w:tr>
       <w:tr>
-        <w:tblPrEx>
-          <w:tblCellMar>
-            <w:top w:w="0" w:type="dxa"/>
-            <w:bottom w:w="0" w:type="dxa"/>
-          </w:tblCellMar>
-        </w:tblPrEx>
         <w:tc>
           <w:tcPr>
             <w:tcW w:w="2552" w:type="dxa"/>
@@ -206,19 +194,13 @@
               <w:t>2</w:t>
             </w:r>
             <w:r>
-              <w:t>1</w:t>
+              <w:t>4</w:t>
             </w:r>
             <w:bookmarkEnd w:id="1"/>
           </w:p>
         </w:tc>
       </w:tr>
       <w:tr>
-        <w:tblPrEx>
-          <w:tblCellMar>
-            <w:top w:w="0" w:type="dxa"/>
-            <w:bottom w:w="0" w:type="dxa"/>
-          </w:tblCellMar>
-        </w:tblPrEx>
         <w:tc>
           <w:tcPr>
             <w:tcW w:w="2552" w:type="dxa"/>
@@ -244,7 +226,10 @@
             </w:pPr>
             <w:bookmarkStart w:id="2" w:name="FECHA_MODIFICACION"/>
             <w:r>
-              <w:t>29</w:t>
+              <w:t>0</w:t>
+            </w:r>
+            <w:r>
+              <w:t>4</w:t>
             </w:r>
             <w:r>
               <w:t>-</w:t>
@@ -253,25 +238,19 @@
               <w:t>0</w:t>
             </w:r>
             <w:r>
-              <w:t>1</w:t>
+              <w:t>2</w:t>
             </w:r>
             <w:r>
               <w:t>-202</w:t>
             </w:r>
             <w:r>
-              <w:t>4</w:t>
+              <w:t>5</w:t>
             </w:r>
             <w:bookmarkEnd w:id="2"/>
           </w:p>
         </w:tc>
       </w:tr>
       <w:tr>
-        <w:tblPrEx>
-          <w:tblCellMar>
-            <w:top w:w="0" w:type="dxa"/>
-            <w:bottom w:w="0" w:type="dxa"/>
-          </w:tblCellMar>
-        </w:tblPrEx>
         <w:tc>
           <w:tcPr>
             <w:tcW w:w="2552" w:type="dxa"/>
@@ -360,12 +339,6 @@
         <w:gridCol w:w="6152"/>
       </w:tblGrid>
       <w:tr>
-        <w:tblPrEx>
-          <w:tblCellMar>
-            <w:top w:w="0" w:type="dxa"/>
-            <w:bottom w:w="0" w:type="dxa"/>
-          </w:tblCellMar>
-        </w:tblPrEx>
         <w:trPr>
           <w:trHeight w:val="279"/>
         </w:trPr>
@@ -392,27 +365,17 @@
               <w:pStyle w:val="Tabla"/>
               <w:jc w:val="both"/>
             </w:pPr>
-            <w:r>
-              <w:fldChar w:fldCharType="begin"/>
-            </w:r>
-            <w:r>
-              <w:instrText xml:space="preserve"> REF TITULO_DOCUMENTO  \* MERGEFORMAT </w:instrText>
-            </w:r>
-            <w:r>
-              <w:fldChar w:fldCharType="separate"/>
-            </w:r>
-            <w:r>
-              <w:t>@Firma</w:t>
-            </w:r>
-            <w:r>
-              <w:t>-</w:t>
-            </w:r>
-            <w:r>
-              <w:t>Integr@-CambiosYNovedades-MAN</w:t>
-            </w:r>
-            <w:r>
-              <w:fldChar w:fldCharType="end"/>
-            </w:r>
+            <w:fldSimple w:instr="REF TITULO_DOCUMENTO  \* MERGEFORMAT">
+              <w:r>
+                <w:t>@Firma</w:t>
+              </w:r>
+              <w:r>
+                <w:t>-</w:t>
+              </w:r>
+              <w:r>
+                <w:t>Integr@-CambiosYNovedades-MAN</w:t>
+              </w:r>
+            </w:fldSimple>
             <w:r>
               <w:t xml:space="preserve"> </w:t>
             </w:r>
@@ -420,12 +383,6 @@
         </w:tc>
       </w:tr>
       <w:tr>
-        <w:tblPrEx>
-          <w:tblCellMar>
-            <w:top w:w="0" w:type="dxa"/>
-            <w:bottom w:w="0" w:type="dxa"/>
-          </w:tblCellMar>
-        </w:tblPrEx>
         <w:trPr>
           <w:trHeight w:val="153"/>
         </w:trPr>
@@ -465,7 +422,7 @@
               <w:fldChar w:fldCharType="separate"/>
             </w:r>
             <w:r>
-              <w:t>021</w:t>
+              <w:t>024</w:t>
             </w:r>
             <w:r>
               <w:fldChar w:fldCharType="end"/>
@@ -474,12 +431,6 @@
         </w:tc>
       </w:tr>
       <w:tr>
-        <w:tblPrEx>
-          <w:tblCellMar>
-            <w:top w:w="0" w:type="dxa"/>
-            <w:bottom w:w="0" w:type="dxa"/>
-          </w:tblCellMar>
-        </w:tblPrEx>
         <w:trPr>
           <w:trHeight w:val="153"/>
         </w:trPr>
@@ -519,7 +470,7 @@
               <w:fldChar w:fldCharType="separate"/>
             </w:r>
             <w:r>
-              <w:t>29-01-2024</w:t>
+              <w:t>04-02-2025</w:t>
             </w:r>
             <w:r>
               <w:fldChar w:fldCharType="end"/>
@@ -545,12 +496,6 @@
         <w:gridCol w:w="8080"/>
       </w:tblGrid>
       <w:tr>
-        <w:tblPrEx>
-          <w:tblCellMar>
-            <w:top w:w="0" w:type="dxa"/>
-            <w:bottom w:w="0" w:type="dxa"/>
-          </w:tblCellMar>
-        </w:tblPrEx>
         <w:tc>
           <w:tcPr>
             <w:tcW w:w="1488" w:type="dxa"/>
@@ -584,12 +529,6 @@
         </w:tc>
       </w:tr>
       <w:tr>
-        <w:tblPrEx>
-          <w:tblCellMar>
-            <w:top w:w="0" w:type="dxa"/>
-            <w:bottom w:w="0" w:type="dxa"/>
-          </w:tblCellMar>
-        </w:tblPrEx>
         <w:tc>
           <w:tcPr>
             <w:tcW w:w="1488" w:type="dxa"/>
@@ -635,12 +574,6 @@
         </w:tc>
       </w:tr>
       <w:tr>
-        <w:tblPrEx>
-          <w:tblCellMar>
-            <w:top w:w="0" w:type="dxa"/>
-            <w:bottom w:w="0" w:type="dxa"/>
-          </w:tblCellMar>
-        </w:tblPrEx>
         <w:tc>
           <w:tcPr>
             <w:tcW w:w="1488" w:type="dxa"/>
@@ -697,12 +630,6 @@
         <w:gridCol w:w="8080"/>
       </w:tblGrid>
       <w:tr>
-        <w:tblPrEx>
-          <w:tblCellMar>
-            <w:top w:w="0" w:type="dxa"/>
-            <w:bottom w:w="0" w:type="dxa"/>
-          </w:tblCellMar>
-        </w:tblPrEx>
         <w:tc>
           <w:tcPr>
             <w:tcW w:w="1488" w:type="dxa"/>
@@ -736,12 +663,6 @@
         </w:tc>
       </w:tr>
       <w:tr>
-        <w:tblPrEx>
-          <w:tblCellMar>
-            <w:top w:w="0" w:type="dxa"/>
-            <w:bottom w:w="0" w:type="dxa"/>
-          </w:tblCellMar>
-        </w:tblPrEx>
         <w:tc>
           <w:tcPr>
             <w:tcW w:w="1488" w:type="dxa"/>
@@ -772,12 +693,6 @@
         </w:tc>
       </w:tr>
       <w:tr>
-        <w:tblPrEx>
-          <w:tblCellMar>
-            <w:top w:w="0" w:type="dxa"/>
-            <w:bottom w:w="0" w:type="dxa"/>
-          </w:tblCellMar>
-        </w:tblPrEx>
         <w:tc>
           <w:tcPr>
             <w:tcW w:w="1488" w:type="dxa"/>
@@ -828,12 +743,6 @@
         <w:gridCol w:w="8080"/>
       </w:tblGrid>
       <w:tr>
-        <w:tblPrEx>
-          <w:tblCellMar>
-            <w:top w:w="0" w:type="dxa"/>
-            <w:bottom w:w="0" w:type="dxa"/>
-          </w:tblCellMar>
-        </w:tblPrEx>
         <w:tc>
           <w:tcPr>
             <w:tcW w:w="1488" w:type="dxa"/>
@@ -867,12 +776,6 @@
         </w:tc>
       </w:tr>
       <w:tr>
-        <w:tblPrEx>
-          <w:tblCellMar>
-            <w:top w:w="0" w:type="dxa"/>
-            <w:bottom w:w="0" w:type="dxa"/>
-          </w:tblCellMar>
-        </w:tblPrEx>
         <w:tc>
           <w:tcPr>
             <w:tcW w:w="1488" w:type="dxa"/>
@@ -903,12 +806,6 @@
         </w:tc>
       </w:tr>
       <w:tr>
-        <w:tblPrEx>
-          <w:tblCellMar>
-            <w:top w:w="0" w:type="dxa"/>
-            <w:bottom w:w="0" w:type="dxa"/>
-          </w:tblCellMar>
-        </w:tblPrEx>
         <w:tc>
           <w:tcPr>
             <w:tcW w:w="1488" w:type="dxa"/>
@@ -959,12 +856,6 @@
         <w:gridCol w:w="8080"/>
       </w:tblGrid>
       <w:tr>
-        <w:tblPrEx>
-          <w:tblCellMar>
-            <w:top w:w="0" w:type="dxa"/>
-            <w:bottom w:w="0" w:type="dxa"/>
-          </w:tblCellMar>
-        </w:tblPrEx>
         <w:tc>
           <w:tcPr>
             <w:tcW w:w="1488" w:type="dxa"/>
@@ -998,12 +889,6 @@
         </w:tc>
       </w:tr>
       <w:tr>
-        <w:tblPrEx>
-          <w:tblCellMar>
-            <w:top w:w="0" w:type="dxa"/>
-            <w:bottom w:w="0" w:type="dxa"/>
-          </w:tblCellMar>
-        </w:tblPrEx>
         <w:tc>
           <w:tcPr>
             <w:tcW w:w="1488" w:type="dxa"/>
@@ -1034,12 +919,6 @@
         </w:tc>
       </w:tr>
       <w:tr>
-        <w:tblPrEx>
-          <w:tblCellMar>
-            <w:top w:w="0" w:type="dxa"/>
-            <w:bottom w:w="0" w:type="dxa"/>
-          </w:tblCellMar>
-        </w:tblPrEx>
         <w:tc>
           <w:tcPr>
             <w:tcW w:w="1488" w:type="dxa"/>
@@ -1102,12 +981,6 @@
         <w:gridCol w:w="8080"/>
       </w:tblGrid>
       <w:tr>
-        <w:tblPrEx>
-          <w:tblCellMar>
-            <w:top w:w="0" w:type="dxa"/>
-            <w:bottom w:w="0" w:type="dxa"/>
-          </w:tblCellMar>
-        </w:tblPrEx>
         <w:tc>
           <w:tcPr>
             <w:tcW w:w="1488" w:type="dxa"/>
@@ -1141,12 +1014,6 @@
         </w:tc>
       </w:tr>
       <w:tr>
-        <w:tblPrEx>
-          <w:tblCellMar>
-            <w:top w:w="0" w:type="dxa"/>
-            <w:bottom w:w="0" w:type="dxa"/>
-          </w:tblCellMar>
-        </w:tblPrEx>
         <w:tc>
           <w:tcPr>
             <w:tcW w:w="1488" w:type="dxa"/>
@@ -1177,12 +1044,6 @@
         </w:tc>
       </w:tr>
       <w:tr>
-        <w:tblPrEx>
-          <w:tblCellMar>
-            <w:top w:w="0" w:type="dxa"/>
-            <w:bottom w:w="0" w:type="dxa"/>
-          </w:tblCellMar>
-        </w:tblPrEx>
         <w:tc>
           <w:tcPr>
             <w:tcW w:w="1488" w:type="dxa"/>
@@ -1236,12 +1097,6 @@
         <w:gridCol w:w="8080"/>
       </w:tblGrid>
       <w:tr>
-        <w:tblPrEx>
-          <w:tblCellMar>
-            <w:top w:w="0" w:type="dxa"/>
-            <w:bottom w:w="0" w:type="dxa"/>
-          </w:tblCellMar>
-        </w:tblPrEx>
         <w:tc>
           <w:tcPr>
             <w:tcW w:w="1488" w:type="dxa"/>
@@ -1275,12 +1130,6 @@
         </w:tc>
       </w:tr>
       <w:tr>
-        <w:tblPrEx>
-          <w:tblCellMar>
-            <w:top w:w="0" w:type="dxa"/>
-            <w:bottom w:w="0" w:type="dxa"/>
-          </w:tblCellMar>
-        </w:tblPrEx>
         <w:tc>
           <w:tcPr>
             <w:tcW w:w="1488" w:type="dxa"/>
@@ -1311,12 +1160,6 @@
         </w:tc>
       </w:tr>
       <w:tr>
-        <w:tblPrEx>
-          <w:tblCellMar>
-            <w:top w:w="0" w:type="dxa"/>
-            <w:bottom w:w="0" w:type="dxa"/>
-          </w:tblCellMar>
-        </w:tblPrEx>
         <w:tc>
           <w:tcPr>
             <w:tcW w:w="1488" w:type="dxa"/>
@@ -1370,12 +1213,6 @@
         <w:gridCol w:w="8080"/>
       </w:tblGrid>
       <w:tr>
-        <w:tblPrEx>
-          <w:tblCellMar>
-            <w:top w:w="0" w:type="dxa"/>
-            <w:bottom w:w="0" w:type="dxa"/>
-          </w:tblCellMar>
-        </w:tblPrEx>
         <w:tc>
           <w:tcPr>
             <w:tcW w:w="1488" w:type="dxa"/>
@@ -1409,12 +1246,6 @@
         </w:tc>
       </w:tr>
       <w:tr>
-        <w:tblPrEx>
-          <w:tblCellMar>
-            <w:top w:w="0" w:type="dxa"/>
-            <w:bottom w:w="0" w:type="dxa"/>
-          </w:tblCellMar>
-        </w:tblPrEx>
         <w:tc>
           <w:tcPr>
             <w:tcW w:w="1488" w:type="dxa"/>
@@ -1445,12 +1276,6 @@
         </w:tc>
       </w:tr>
       <w:tr>
-        <w:tblPrEx>
-          <w:tblCellMar>
-            <w:top w:w="0" w:type="dxa"/>
-            <w:bottom w:w="0" w:type="dxa"/>
-          </w:tblCellMar>
-        </w:tblPrEx>
         <w:tc>
           <w:tcPr>
             <w:tcW w:w="1488" w:type="dxa"/>
@@ -1515,12 +1340,6 @@
         <w:gridCol w:w="8080"/>
       </w:tblGrid>
       <w:tr>
-        <w:tblPrEx>
-          <w:tblCellMar>
-            <w:top w:w="0" w:type="dxa"/>
-            <w:bottom w:w="0" w:type="dxa"/>
-          </w:tblCellMar>
-        </w:tblPrEx>
         <w:tc>
           <w:tcPr>
             <w:tcW w:w="1488" w:type="dxa"/>
@@ -1555,12 +1374,6 @@
         </w:tc>
       </w:tr>
       <w:tr>
-        <w:tblPrEx>
-          <w:tblCellMar>
-            <w:top w:w="0" w:type="dxa"/>
-            <w:bottom w:w="0" w:type="dxa"/>
-          </w:tblCellMar>
-        </w:tblPrEx>
         <w:tc>
           <w:tcPr>
             <w:tcW w:w="1488" w:type="dxa"/>
@@ -1591,12 +1404,6 @@
         </w:tc>
       </w:tr>
       <w:tr>
-        <w:tblPrEx>
-          <w:tblCellMar>
-            <w:top w:w="0" w:type="dxa"/>
-            <w:bottom w:w="0" w:type="dxa"/>
-          </w:tblCellMar>
-        </w:tblPrEx>
         <w:tc>
           <w:tcPr>
             <w:tcW w:w="1488" w:type="dxa"/>
@@ -1651,12 +1458,6 @@
         <w:gridCol w:w="8080"/>
       </w:tblGrid>
       <w:tr>
-        <w:tblPrEx>
-          <w:tblCellMar>
-            <w:top w:w="0" w:type="dxa"/>
-            <w:bottom w:w="0" w:type="dxa"/>
-          </w:tblCellMar>
-        </w:tblPrEx>
         <w:tc>
           <w:tcPr>
             <w:tcW w:w="1488" w:type="dxa"/>
@@ -1690,12 +1491,6 @@
         </w:tc>
       </w:tr>
       <w:tr>
-        <w:tblPrEx>
-          <w:tblCellMar>
-            <w:top w:w="0" w:type="dxa"/>
-            <w:bottom w:w="0" w:type="dxa"/>
-          </w:tblCellMar>
-        </w:tblPrEx>
         <w:tc>
           <w:tcPr>
             <w:tcW w:w="1488" w:type="dxa"/>
@@ -1726,12 +1521,6 @@
         </w:tc>
       </w:tr>
       <w:tr>
-        <w:tblPrEx>
-          <w:tblCellMar>
-            <w:top w:w="0" w:type="dxa"/>
-            <w:bottom w:w="0" w:type="dxa"/>
-          </w:tblCellMar>
-        </w:tblPrEx>
         <w:tc>
           <w:tcPr>
             <w:tcW w:w="1488" w:type="dxa"/>
@@ -1786,12 +1575,6 @@
         <w:gridCol w:w="8080"/>
       </w:tblGrid>
       <w:tr>
-        <w:tblPrEx>
-          <w:tblCellMar>
-            <w:top w:w="0" w:type="dxa"/>
-            <w:bottom w:w="0" w:type="dxa"/>
-          </w:tblCellMar>
-        </w:tblPrEx>
         <w:tc>
           <w:tcPr>
             <w:tcW w:w="1488" w:type="dxa"/>
@@ -1825,12 +1608,6 @@
         </w:tc>
       </w:tr>
       <w:tr>
-        <w:tblPrEx>
-          <w:tblCellMar>
-            <w:top w:w="0" w:type="dxa"/>
-            <w:bottom w:w="0" w:type="dxa"/>
-          </w:tblCellMar>
-        </w:tblPrEx>
         <w:tc>
           <w:tcPr>
             <w:tcW w:w="1488" w:type="dxa"/>
@@ -1861,12 +1638,6 @@
         </w:tc>
       </w:tr>
       <w:tr>
-        <w:tblPrEx>
-          <w:tblCellMar>
-            <w:top w:w="0" w:type="dxa"/>
-            <w:bottom w:w="0" w:type="dxa"/>
-          </w:tblCellMar>
-        </w:tblPrEx>
         <w:tc>
           <w:tcPr>
             <w:tcW w:w="1488" w:type="dxa"/>
@@ -1921,12 +1692,6 @@
         <w:gridCol w:w="8080"/>
       </w:tblGrid>
       <w:tr>
-        <w:tblPrEx>
-          <w:tblCellMar>
-            <w:top w:w="0" w:type="dxa"/>
-            <w:bottom w:w="0" w:type="dxa"/>
-          </w:tblCellMar>
-        </w:tblPrEx>
         <w:tc>
           <w:tcPr>
             <w:tcW w:w="1488" w:type="dxa"/>
@@ -1960,12 +1725,6 @@
         </w:tc>
       </w:tr>
       <w:tr>
-        <w:tblPrEx>
-          <w:tblCellMar>
-            <w:top w:w="0" w:type="dxa"/>
-            <w:bottom w:w="0" w:type="dxa"/>
-          </w:tblCellMar>
-        </w:tblPrEx>
         <w:tc>
           <w:tcPr>
             <w:tcW w:w="1488" w:type="dxa"/>
@@ -1996,12 +1755,6 @@
         </w:tc>
       </w:tr>
       <w:tr>
-        <w:tblPrEx>
-          <w:tblCellMar>
-            <w:top w:w="0" w:type="dxa"/>
-            <w:bottom w:w="0" w:type="dxa"/>
-          </w:tblCellMar>
-        </w:tblPrEx>
         <w:tc>
           <w:tcPr>
             <w:tcW w:w="1488" w:type="dxa"/>
@@ -2056,12 +1809,6 @@
         <w:gridCol w:w="8080"/>
       </w:tblGrid>
       <w:tr>
-        <w:tblPrEx>
-          <w:tblCellMar>
-            <w:top w:w="0" w:type="dxa"/>
-            <w:bottom w:w="0" w:type="dxa"/>
-          </w:tblCellMar>
-        </w:tblPrEx>
         <w:tc>
           <w:tcPr>
             <w:tcW w:w="1488" w:type="dxa"/>
@@ -2095,12 +1842,6 @@
         </w:tc>
       </w:tr>
       <w:tr>
-        <w:tblPrEx>
-          <w:tblCellMar>
-            <w:top w:w="0" w:type="dxa"/>
-            <w:bottom w:w="0" w:type="dxa"/>
-          </w:tblCellMar>
-        </w:tblPrEx>
         <w:tc>
           <w:tcPr>
             <w:tcW w:w="1488" w:type="dxa"/>
@@ -2131,12 +1872,6 @@
         </w:tc>
       </w:tr>
       <w:tr>
-        <w:tblPrEx>
-          <w:tblCellMar>
-            <w:top w:w="0" w:type="dxa"/>
-            <w:bottom w:w="0" w:type="dxa"/>
-          </w:tblCellMar>
-        </w:tblPrEx>
         <w:tc>
           <w:tcPr>
             <w:tcW w:w="1488" w:type="dxa"/>
@@ -2187,12 +1922,6 @@
         <w:gridCol w:w="8080"/>
       </w:tblGrid>
       <w:tr>
-        <w:tblPrEx>
-          <w:tblCellMar>
-            <w:top w:w="0" w:type="dxa"/>
-            <w:bottom w:w="0" w:type="dxa"/>
-          </w:tblCellMar>
-        </w:tblPrEx>
         <w:tc>
           <w:tcPr>
             <w:tcW w:w="1488" w:type="dxa"/>
@@ -2226,12 +1955,6 @@
         </w:tc>
       </w:tr>
       <w:tr>
-        <w:tblPrEx>
-          <w:tblCellMar>
-            <w:top w:w="0" w:type="dxa"/>
-            <w:bottom w:w="0" w:type="dxa"/>
-          </w:tblCellMar>
-        </w:tblPrEx>
         <w:tc>
           <w:tcPr>
             <w:tcW w:w="1488" w:type="dxa"/>
@@ -2262,12 +1985,6 @@
         </w:tc>
       </w:tr>
       <w:tr>
-        <w:tblPrEx>
-          <w:tblCellMar>
-            <w:top w:w="0" w:type="dxa"/>
-            <w:bottom w:w="0" w:type="dxa"/>
-          </w:tblCellMar>
-        </w:tblPrEx>
         <w:tc>
           <w:tcPr>
             <w:tcW w:w="1488" w:type="dxa"/>
@@ -2324,12 +2041,6 @@
         <w:gridCol w:w="8080"/>
       </w:tblGrid>
       <w:tr>
-        <w:tblPrEx>
-          <w:tblCellMar>
-            <w:top w:w="0" w:type="dxa"/>
-            <w:bottom w:w="0" w:type="dxa"/>
-          </w:tblCellMar>
-        </w:tblPrEx>
         <w:tc>
           <w:tcPr>
             <w:tcW w:w="1488" w:type="dxa"/>
@@ -2363,12 +2074,6 @@
         </w:tc>
       </w:tr>
       <w:tr>
-        <w:tblPrEx>
-          <w:tblCellMar>
-            <w:top w:w="0" w:type="dxa"/>
-            <w:bottom w:w="0" w:type="dxa"/>
-          </w:tblCellMar>
-        </w:tblPrEx>
         <w:tc>
           <w:tcPr>
             <w:tcW w:w="1488" w:type="dxa"/>
@@ -2399,12 +2104,6 @@
         </w:tc>
       </w:tr>
       <w:tr>
-        <w:tblPrEx>
-          <w:tblCellMar>
-            <w:top w:w="0" w:type="dxa"/>
-            <w:bottom w:w="0" w:type="dxa"/>
-          </w:tblCellMar>
-        </w:tblPrEx>
         <w:tc>
           <w:tcPr>
             <w:tcW w:w="1488" w:type="dxa"/>
@@ -2455,12 +2154,6 @@
         <w:gridCol w:w="8080"/>
       </w:tblGrid>
       <w:tr>
-        <w:tblPrEx>
-          <w:tblCellMar>
-            <w:top w:w="0" w:type="dxa"/>
-            <w:bottom w:w="0" w:type="dxa"/>
-          </w:tblCellMar>
-        </w:tblPrEx>
         <w:tc>
           <w:tcPr>
             <w:tcW w:w="1488" w:type="dxa"/>
@@ -2494,12 +2187,6 @@
         </w:tc>
       </w:tr>
       <w:tr>
-        <w:tblPrEx>
-          <w:tblCellMar>
-            <w:top w:w="0" w:type="dxa"/>
-            <w:bottom w:w="0" w:type="dxa"/>
-          </w:tblCellMar>
-        </w:tblPrEx>
         <w:tc>
           <w:tcPr>
             <w:tcW w:w="1488" w:type="dxa"/>
@@ -2530,12 +2217,6 @@
         </w:tc>
       </w:tr>
       <w:tr>
-        <w:tblPrEx>
-          <w:tblCellMar>
-            <w:top w:w="0" w:type="dxa"/>
-            <w:bottom w:w="0" w:type="dxa"/>
-          </w:tblCellMar>
-        </w:tblPrEx>
         <w:tc>
           <w:tcPr>
             <w:tcW w:w="1488" w:type="dxa"/>
@@ -2596,12 +2277,6 @@
         <w:gridCol w:w="8080"/>
       </w:tblGrid>
       <w:tr>
-        <w:tblPrEx>
-          <w:tblCellMar>
-            <w:top w:w="0" w:type="dxa"/>
-            <w:bottom w:w="0" w:type="dxa"/>
-          </w:tblCellMar>
-        </w:tblPrEx>
         <w:tc>
           <w:tcPr>
             <w:tcW w:w="1488" w:type="dxa"/>
@@ -2632,12 +2307,6 @@
         </w:tc>
       </w:tr>
       <w:tr>
-        <w:tblPrEx>
-          <w:tblCellMar>
-            <w:top w:w="0" w:type="dxa"/>
-            <w:bottom w:w="0" w:type="dxa"/>
-          </w:tblCellMar>
-        </w:tblPrEx>
         <w:tc>
           <w:tcPr>
             <w:tcW w:w="1488" w:type="dxa"/>
@@ -2668,12 +2337,6 @@
         </w:tc>
       </w:tr>
       <w:tr>
-        <w:tblPrEx>
-          <w:tblCellMar>
-            <w:top w:w="0" w:type="dxa"/>
-            <w:bottom w:w="0" w:type="dxa"/>
-          </w:tblCellMar>
-        </w:tblPrEx>
         <w:tc>
           <w:tcPr>
             <w:tcW w:w="1488" w:type="dxa"/>
@@ -2734,12 +2397,6 @@
         <w:gridCol w:w="8080"/>
       </w:tblGrid>
       <w:tr>
-        <w:tblPrEx>
-          <w:tblCellMar>
-            <w:top w:w="0" w:type="dxa"/>
-            <w:bottom w:w="0" w:type="dxa"/>
-          </w:tblCellMar>
-        </w:tblPrEx>
         <w:tc>
           <w:tcPr>
             <w:tcW w:w="1488" w:type="dxa"/>
@@ -2772,12 +2429,6 @@
         </w:tc>
       </w:tr>
       <w:tr>
-        <w:tblPrEx>
-          <w:tblCellMar>
-            <w:top w:w="0" w:type="dxa"/>
-            <w:bottom w:w="0" w:type="dxa"/>
-          </w:tblCellMar>
-        </w:tblPrEx>
         <w:tc>
           <w:tcPr>
             <w:tcW w:w="1488" w:type="dxa"/>
@@ -2808,12 +2459,6 @@
         </w:tc>
       </w:tr>
       <w:tr>
-        <w:tblPrEx>
-          <w:tblCellMar>
-            <w:top w:w="0" w:type="dxa"/>
-            <w:bottom w:w="0" w:type="dxa"/>
-          </w:tblCellMar>
-        </w:tblPrEx>
         <w:tc>
           <w:tcPr>
             <w:tcW w:w="1488" w:type="dxa"/>
@@ -2868,12 +2513,6 @@
         <w:gridCol w:w="8080"/>
       </w:tblGrid>
       <w:tr>
-        <w:tblPrEx>
-          <w:tblCellMar>
-            <w:top w:w="0" w:type="dxa"/>
-            <w:bottom w:w="0" w:type="dxa"/>
-          </w:tblCellMar>
-        </w:tblPrEx>
         <w:tc>
           <w:tcPr>
             <w:tcW w:w="1488" w:type="dxa"/>
@@ -2904,12 +2543,6 @@
         </w:tc>
       </w:tr>
       <w:tr>
-        <w:tblPrEx>
-          <w:tblCellMar>
-            <w:top w:w="0" w:type="dxa"/>
-            <w:bottom w:w="0" w:type="dxa"/>
-          </w:tblCellMar>
-        </w:tblPrEx>
         <w:tc>
           <w:tcPr>
             <w:tcW w:w="1488" w:type="dxa"/>
@@ -2943,12 +2576,6 @@
         </w:tc>
       </w:tr>
       <w:tr>
-        <w:tblPrEx>
-          <w:tblCellMar>
-            <w:top w:w="0" w:type="dxa"/>
-            <w:bottom w:w="0" w:type="dxa"/>
-          </w:tblCellMar>
-        </w:tblPrEx>
         <w:tc>
           <w:tcPr>
             <w:tcW w:w="1488" w:type="dxa"/>
@@ -3005,12 +2632,6 @@
         <w:gridCol w:w="8080"/>
       </w:tblGrid>
       <w:tr>
-        <w:tblPrEx>
-          <w:tblCellMar>
-            <w:top w:w="0" w:type="dxa"/>
-            <w:bottom w:w="0" w:type="dxa"/>
-          </w:tblCellMar>
-        </w:tblPrEx>
         <w:tc>
           <w:tcPr>
             <w:tcW w:w="1488" w:type="dxa"/>
@@ -3041,12 +2662,6 @@
         </w:tc>
       </w:tr>
       <w:tr>
-        <w:tblPrEx>
-          <w:tblCellMar>
-            <w:top w:w="0" w:type="dxa"/>
-            <w:bottom w:w="0" w:type="dxa"/>
-          </w:tblCellMar>
-        </w:tblPrEx>
         <w:tc>
           <w:tcPr>
             <w:tcW w:w="1488" w:type="dxa"/>
@@ -3080,12 +2695,6 @@
         </w:tc>
       </w:tr>
       <w:tr>
-        <w:tblPrEx>
-          <w:tblCellMar>
-            <w:top w:w="0" w:type="dxa"/>
-            <w:bottom w:w="0" w:type="dxa"/>
-          </w:tblCellMar>
-        </w:tblPrEx>
         <w:tc>
           <w:tcPr>
             <w:tcW w:w="1488" w:type="dxa"/>
@@ -3136,12 +2745,6 @@
         <w:gridCol w:w="8080"/>
       </w:tblGrid>
       <w:tr>
-        <w:tblPrEx>
-          <w:tblCellMar>
-            <w:top w:w="0" w:type="dxa"/>
-            <w:bottom w:w="0" w:type="dxa"/>
-          </w:tblCellMar>
-        </w:tblPrEx>
         <w:tc>
           <w:tcPr>
             <w:tcW w:w="1488" w:type="dxa"/>
@@ -3172,12 +2775,6 @@
         </w:tc>
       </w:tr>
       <w:tr>
-        <w:tblPrEx>
-          <w:tblCellMar>
-            <w:top w:w="0" w:type="dxa"/>
-            <w:bottom w:w="0" w:type="dxa"/>
-          </w:tblCellMar>
-        </w:tblPrEx>
         <w:tc>
           <w:tcPr>
             <w:tcW w:w="1488" w:type="dxa"/>
@@ -3208,12 +2805,6 @@
         </w:tc>
       </w:tr>
       <w:tr>
-        <w:tblPrEx>
-          <w:tblCellMar>
-            <w:top w:w="0" w:type="dxa"/>
-            <w:bottom w:w="0" w:type="dxa"/>
-          </w:tblCellMar>
-        </w:tblPrEx>
         <w:tc>
           <w:tcPr>
             <w:tcW w:w="1488" w:type="dxa"/>
@@ -3267,12 +2858,6 @@
         <w:gridCol w:w="8080"/>
       </w:tblGrid>
       <w:tr>
-        <w:tblPrEx>
-          <w:tblCellMar>
-            <w:top w:w="0" w:type="dxa"/>
-            <w:bottom w:w="0" w:type="dxa"/>
-          </w:tblCellMar>
-        </w:tblPrEx>
         <w:tc>
           <w:tcPr>
             <w:tcW w:w="1488" w:type="dxa"/>
@@ -3297,21 +2882,12 @@
               <w:jc w:val="both"/>
             </w:pPr>
             <w:r>
-              <w:t>02</w:t>
-            </w:r>
-            <w:r>
-              <w:t>1</w:t>
+              <w:t>021</w:t>
             </w:r>
           </w:p>
         </w:tc>
       </w:tr>
       <w:tr>
-        <w:tblPrEx>
-          <w:tblCellMar>
-            <w:top w:w="0" w:type="dxa"/>
-            <w:bottom w:w="0" w:type="dxa"/>
-          </w:tblCellMar>
-        </w:tblPrEx>
         <w:tc>
           <w:tcPr>
             <w:tcW w:w="1488" w:type="dxa"/>
@@ -3336,30 +2912,12 @@
               <w:jc w:val="both"/>
             </w:pPr>
             <w:r>
-              <w:t>29</w:t>
-            </w:r>
-            <w:r>
-              <w:t>-</w:t>
-            </w:r>
-            <w:r>
-              <w:t>01</w:t>
-            </w:r>
-            <w:r>
-              <w:t>-202</w:t>
-            </w:r>
-            <w:r>
-              <w:t>4</w:t>
+              <w:t>29-01-2024</w:t>
             </w:r>
           </w:p>
         </w:tc>
       </w:tr>
       <w:tr>
-        <w:tblPrEx>
-          <w:tblCellMar>
-            <w:top w:w="0" w:type="dxa"/>
-            <w:bottom w:w="0" w:type="dxa"/>
-          </w:tblCellMar>
-        </w:tblPrEx>
         <w:tc>
           <w:tcPr>
             <w:tcW w:w="1488" w:type="dxa"/>
@@ -3388,22 +2946,358 @@
               </w:rPr>
             </w:pPr>
             <w:r>
-              <w:t>Actualizado cambios incluidos en la versión 2.2.</w:t>
+              <w:t>Actualizado cambios incluidos en la versión 2.2.4_000</w:t>
+            </w:r>
+            <w:r>
+              <w:t xml:space="preserve"> y ordenación de las siglas y acrónimos</w:t>
+            </w:r>
+            <w:r>
+              <w:t>.</w:t>
+            </w:r>
+          </w:p>
+        </w:tc>
+      </w:tr>
+    </w:tbl>
+    <w:p/>
+    <w:tbl>
+      <w:tblPr>
+        <w:tblW w:w="0" w:type="auto"/>
+        <w:tblLayout w:type="fixed"/>
+        <w:tblCellMar>
+          <w:left w:w="70" w:type="dxa"/>
+          <w:right w:w="70" w:type="dxa"/>
+        </w:tblCellMar>
+        <w:tblLook w:val="0000" w:firstRow="0" w:lastRow="0" w:firstColumn="0" w:lastColumn="0" w:noHBand="0" w:noVBand="0"/>
+      </w:tblPr>
+      <w:tblGrid>
+        <w:gridCol w:w="1488"/>
+        <w:gridCol w:w="8080"/>
+      </w:tblGrid>
+      <w:tr>
+        <w:tc>
+          <w:tcPr>
+            <w:tcW w:w="1488" w:type="dxa"/>
+          </w:tcPr>
+          <w:p>
+            <w:pPr>
+              <w:pStyle w:val="Tabla"/>
+              <w:jc w:val="both"/>
+            </w:pPr>
+            <w:r>
+              <w:t>Rev.</w:t>
+            </w:r>
+          </w:p>
+        </w:tc>
+        <w:tc>
+          <w:tcPr>
+            <w:tcW w:w="8080" w:type="dxa"/>
+          </w:tcPr>
+          <w:p>
+            <w:pPr>
+              <w:pStyle w:val="Tabla"/>
+              <w:jc w:val="both"/>
+            </w:pPr>
+            <w:r>
+              <w:t>022</w:t>
+            </w:r>
+          </w:p>
+        </w:tc>
+      </w:tr>
+      <w:tr>
+        <w:tc>
+          <w:tcPr>
+            <w:tcW w:w="1488" w:type="dxa"/>
+          </w:tcPr>
+          <w:p>
+            <w:pPr>
+              <w:pStyle w:val="Tabla"/>
+              <w:jc w:val="both"/>
+            </w:pPr>
+            <w:r>
+              <w:t>Fecha</w:t>
+            </w:r>
+          </w:p>
+        </w:tc>
+        <w:tc>
+          <w:tcPr>
+            <w:tcW w:w="8080" w:type="dxa"/>
+          </w:tcPr>
+          <w:p>
+            <w:pPr>
+              <w:pStyle w:val="Tabla"/>
+              <w:jc w:val="both"/>
+            </w:pPr>
+            <w:r>
+              <w:t>16-05-2024</w:t>
+            </w:r>
+          </w:p>
+        </w:tc>
+      </w:tr>
+      <w:tr>
+        <w:tc>
+          <w:tcPr>
+            <w:tcW w:w="1488" w:type="dxa"/>
+          </w:tcPr>
+          <w:p>
+            <w:pPr>
+              <w:pStyle w:val="Tabla"/>
+              <w:jc w:val="both"/>
+            </w:pPr>
+            <w:r>
+              <w:t>Descripción</w:t>
+            </w:r>
+          </w:p>
+        </w:tc>
+        <w:tc>
+          <w:tcPr>
+            <w:tcW w:w="8080" w:type="dxa"/>
+          </w:tcPr>
+          <w:p>
+            <w:pPr>
+              <w:pStyle w:val="Tabla"/>
+              <w:jc w:val="both"/>
+              <w:rPr>
+                <w:rStyle w:val="Textoennegrita"/>
+                <w:u w:val="single"/>
+              </w:rPr>
+            </w:pPr>
+            <w:r>
+              <w:t>Actualizado cambios incluidos en la versión 2.2.4_001.</w:t>
+            </w:r>
+          </w:p>
+        </w:tc>
+      </w:tr>
+    </w:tbl>
+    <w:p/>
+    <w:tbl>
+      <w:tblPr>
+        <w:tblW w:w="0" w:type="auto"/>
+        <w:tblLayout w:type="fixed"/>
+        <w:tblCellMar>
+          <w:left w:w="70" w:type="dxa"/>
+          <w:right w:w="70" w:type="dxa"/>
+        </w:tblCellMar>
+        <w:tblLook w:val="0000" w:firstRow="0" w:lastRow="0" w:firstColumn="0" w:lastColumn="0" w:noHBand="0" w:noVBand="0"/>
+      </w:tblPr>
+      <w:tblGrid>
+        <w:gridCol w:w="1488"/>
+        <w:gridCol w:w="8080"/>
+      </w:tblGrid>
+      <w:tr>
+        <w:tc>
+          <w:tcPr>
+            <w:tcW w:w="1488" w:type="dxa"/>
+          </w:tcPr>
+          <w:p>
+            <w:pPr>
+              <w:pStyle w:val="Tabla"/>
+              <w:jc w:val="both"/>
+            </w:pPr>
+            <w:r>
+              <w:t>Rev.</w:t>
+            </w:r>
+          </w:p>
+        </w:tc>
+        <w:tc>
+          <w:tcPr>
+            <w:tcW w:w="8080" w:type="dxa"/>
+          </w:tcPr>
+          <w:p>
+            <w:pPr>
+              <w:pStyle w:val="Tabla"/>
+              <w:jc w:val="both"/>
+            </w:pPr>
+            <w:r>
+              <w:t>023</w:t>
+            </w:r>
+          </w:p>
+        </w:tc>
+      </w:tr>
+      <w:tr>
+        <w:tc>
+          <w:tcPr>
+            <w:tcW w:w="1488" w:type="dxa"/>
+          </w:tcPr>
+          <w:p>
+            <w:pPr>
+              <w:pStyle w:val="Tabla"/>
+              <w:jc w:val="both"/>
+            </w:pPr>
+            <w:r>
+              <w:t>Fecha</w:t>
+            </w:r>
+          </w:p>
+        </w:tc>
+        <w:tc>
+          <w:tcPr>
+            <w:tcW w:w="8080" w:type="dxa"/>
+          </w:tcPr>
+          <w:p>
+            <w:pPr>
+              <w:pStyle w:val="Tabla"/>
+              <w:jc w:val="both"/>
+            </w:pPr>
+            <w:r>
+              <w:t>03-02-2025</w:t>
+            </w:r>
+          </w:p>
+        </w:tc>
+      </w:tr>
+      <w:tr>
+        <w:tc>
+          <w:tcPr>
+            <w:tcW w:w="1488" w:type="dxa"/>
+          </w:tcPr>
+          <w:p>
+            <w:pPr>
+              <w:pStyle w:val="Tabla"/>
+              <w:jc w:val="both"/>
+            </w:pPr>
+            <w:r>
+              <w:t>Descripción</w:t>
+            </w:r>
+          </w:p>
+        </w:tc>
+        <w:tc>
+          <w:tcPr>
+            <w:tcW w:w="8080" w:type="dxa"/>
+          </w:tcPr>
+          <w:p>
+            <w:pPr>
+              <w:pStyle w:val="Tabla"/>
+              <w:jc w:val="both"/>
+              <w:rPr>
+                <w:rStyle w:val="Textoennegrita"/>
+                <w:u w:val="single"/>
+              </w:rPr>
+            </w:pPr>
+            <w:r>
+              <w:t>Actualizado cambios incluidos en la versión 2.3.0_000.</w:t>
+            </w:r>
+          </w:p>
+        </w:tc>
+      </w:tr>
+    </w:tbl>
+    <w:p/>
+    <w:tbl>
+      <w:tblPr>
+        <w:tblW w:w="0" w:type="auto"/>
+        <w:tblLayout w:type="fixed"/>
+        <w:tblCellMar>
+          <w:left w:w="70" w:type="dxa"/>
+          <w:right w:w="70" w:type="dxa"/>
+        </w:tblCellMar>
+        <w:tblLook w:val="0000" w:firstRow="0" w:lastRow="0" w:firstColumn="0" w:lastColumn="0" w:noHBand="0" w:noVBand="0"/>
+      </w:tblPr>
+      <w:tblGrid>
+        <w:gridCol w:w="1488"/>
+        <w:gridCol w:w="8080"/>
+      </w:tblGrid>
+      <w:tr>
+        <w:tc>
+          <w:tcPr>
+            <w:tcW w:w="1488" w:type="dxa"/>
+          </w:tcPr>
+          <w:p>
+            <w:pPr>
+              <w:pStyle w:val="Tabla"/>
+              <w:jc w:val="both"/>
+            </w:pPr>
+            <w:r>
+              <w:t>Rev.</w:t>
+            </w:r>
+          </w:p>
+        </w:tc>
+        <w:tc>
+          <w:tcPr>
+            <w:tcW w:w="8080" w:type="dxa"/>
+          </w:tcPr>
+          <w:p>
+            <w:pPr>
+              <w:pStyle w:val="Tabla"/>
+              <w:jc w:val="both"/>
+            </w:pPr>
+            <w:r>
+              <w:t>02</w:t>
             </w:r>
             <w:r>
               <w:t>4</w:t>
             </w:r>
-            <w:r>
-              <w:t>_00</w:t>
-            </w:r>
+          </w:p>
+        </w:tc>
+      </w:tr>
+      <w:tr>
+        <w:tc>
+          <w:tcPr>
+            <w:tcW w:w="1488" w:type="dxa"/>
+          </w:tcPr>
+          <w:p>
+            <w:pPr>
+              <w:pStyle w:val="Tabla"/>
+              <w:jc w:val="both"/>
+            </w:pPr>
+            <w:r>
+              <w:t>Fecha</w:t>
+            </w:r>
+          </w:p>
+        </w:tc>
+        <w:tc>
+          <w:tcPr>
+            <w:tcW w:w="8080" w:type="dxa"/>
+          </w:tcPr>
+          <w:p>
+            <w:pPr>
+              <w:pStyle w:val="Tabla"/>
+              <w:jc w:val="both"/>
+            </w:pPr>
             <w:r>
               <w:t>0</w:t>
             </w:r>
             <w:r>
-              <w:t xml:space="preserve"> y ordenación de las siglas y acrónimos</w:t>
-            </w:r>
-            <w:r>
-              <w:t>.</w:t>
+              <w:t>4</w:t>
+            </w:r>
+            <w:r>
+              <w:t>-02-2025</w:t>
+            </w:r>
+          </w:p>
+        </w:tc>
+      </w:tr>
+      <w:tr>
+        <w:tc>
+          <w:tcPr>
+            <w:tcW w:w="1488" w:type="dxa"/>
+          </w:tcPr>
+          <w:p>
+            <w:pPr>
+              <w:pStyle w:val="Tabla"/>
+              <w:jc w:val="both"/>
+            </w:pPr>
+            <w:r>
+              <w:t>Descripción</w:t>
+            </w:r>
+          </w:p>
+        </w:tc>
+        <w:tc>
+          <w:tcPr>
+            <w:tcW w:w="8080" w:type="dxa"/>
+          </w:tcPr>
+          <w:p>
+            <w:pPr>
+              <w:pStyle w:val="Tabla"/>
+              <w:jc w:val="both"/>
+              <w:rPr>
+                <w:rStyle w:val="Textoennegrita"/>
+                <w:u w:val="single"/>
+              </w:rPr>
+            </w:pPr>
+            <w:r>
+              <w:t>Actualizado cambios incluidos en la versión 2.</w:t>
+            </w:r>
+            <w:r>
+              <w:t>4</w:t>
+            </w:r>
+            <w:r>
+              <w:t>.0_000.</w:t>
             </w:r>
           </w:p>
         </w:tc>
@@ -3441,12 +3335,6 @@
         <w:gridCol w:w="6121"/>
       </w:tblGrid>
       <w:tr>
-        <w:tblPrEx>
-          <w:tblCellMar>
-            <w:top w:w="0" w:type="dxa"/>
-            <w:bottom w:w="0" w:type="dxa"/>
-          </w:tblCellMar>
-        </w:tblPrEx>
         <w:trPr>
           <w:trHeight w:val="329"/>
         </w:trPr>
@@ -3518,12 +3406,6 @@
         </w:tc>
       </w:tr>
       <w:tr>
-        <w:tblPrEx>
-          <w:tblCellMar>
-            <w:top w:w="0" w:type="dxa"/>
-            <w:bottom w:w="0" w:type="dxa"/>
-          </w:tblCellMar>
-        </w:tblPrEx>
         <w:trPr>
           <w:trHeight w:val="182"/>
         </w:trPr>
@@ -3563,7 +3445,7 @@
               <w:fldChar w:fldCharType="separate"/>
             </w:r>
             <w:r>
-              <w:t>021</w:t>
+              <w:t>024</w:t>
             </w:r>
             <w:r>
               <w:fldChar w:fldCharType="end"/>
@@ -3572,12 +3454,6 @@
         </w:tc>
       </w:tr>
       <w:tr>
-        <w:tblPrEx>
-          <w:tblCellMar>
-            <w:top w:w="0" w:type="dxa"/>
-            <w:bottom w:w="0" w:type="dxa"/>
-          </w:tblCellMar>
-        </w:tblPrEx>
         <w:trPr>
           <w:trHeight w:val="182"/>
         </w:trPr>
@@ -3617,7 +3493,7 @@
               <w:fldChar w:fldCharType="separate"/>
             </w:r>
             <w:r>
-              <w:t>29-01-2024</w:t>
+              <w:t>04-02-2025</w:t>
             </w:r>
             <w:r>
               <w:fldChar w:fldCharType="end"/>
@@ -3744,12 +3620,6 @@
         <w:gridCol w:w="3055"/>
       </w:tblGrid>
       <w:tr>
-        <w:tblPrEx>
-          <w:tblCellMar>
-            <w:top w:w="0" w:type="dxa"/>
-            <w:bottom w:w="0" w:type="dxa"/>
-          </w:tblCellMar>
-        </w:tblPrEx>
         <w:tc>
           <w:tcPr>
             <w:tcW w:w="3055" w:type="dxa"/>
@@ -3827,12 +3697,6 @@
         </w:tc>
       </w:tr>
       <w:tr>
-        <w:tblPrEx>
-          <w:tblCellMar>
-            <w:top w:w="0" w:type="dxa"/>
-            <w:bottom w:w="0" w:type="dxa"/>
-          </w:tblCellMar>
-        </w:tblPrEx>
         <w:tc>
           <w:tcPr>
             <w:tcW w:w="3055" w:type="dxa"/>
@@ -3880,12 +3744,6 @@
         </w:tc>
       </w:tr>
       <w:tr>
-        <w:tblPrEx>
-          <w:tblCellMar>
-            <w:top w:w="0" w:type="dxa"/>
-            <w:bottom w:w="0" w:type="dxa"/>
-          </w:tblCellMar>
-        </w:tblPrEx>
         <w:tc>
           <w:tcPr>
             <w:tcW w:w="3055" w:type="dxa"/>
@@ -3933,12 +3791,6 @@
         </w:tc>
       </w:tr>
       <w:tr>
-        <w:tblPrEx>
-          <w:tblCellMar>
-            <w:top w:w="0" w:type="dxa"/>
-            <w:bottom w:w="0" w:type="dxa"/>
-          </w:tblCellMar>
-        </w:tblPrEx>
         <w:tc>
           <w:tcPr>
             <w:tcW w:w="3055" w:type="dxa"/>
@@ -3986,12 +3838,6 @@
         </w:tc>
       </w:tr>
       <w:tr>
-        <w:tblPrEx>
-          <w:tblCellMar>
-            <w:top w:w="0" w:type="dxa"/>
-            <w:bottom w:w="0" w:type="dxa"/>
-          </w:tblCellMar>
-        </w:tblPrEx>
         <w:tc>
           <w:tcPr>
             <w:tcW w:w="3055" w:type="dxa"/>
@@ -4106,8 +3952,8 @@
           <w:b w:val="0"/>
           <w:spacing w:val="0"/>
           <w:kern w:val="2"/>
-          <w:sz w:val="22"/>
-          <w:szCs w:val="22"/>
+          <w:sz w:val="24"/>
+          <w:szCs w:val="24"/>
         </w:rPr>
       </w:pPr>
       <w:r>
@@ -4139,8 +3985,8 @@
           <w:b w:val="0"/>
           <w:spacing w:val="0"/>
           <w:kern w:val="2"/>
-          <w:sz w:val="22"/>
-          <w:szCs w:val="22"/>
+          <w:sz w:val="24"/>
+          <w:szCs w:val="24"/>
         </w:rPr>
         <w:tab/>
       </w:r>
@@ -4154,13 +4000,13 @@
         <w:fldChar w:fldCharType="begin"/>
       </w:r>
       <w:r>
-        <w:instrText xml:space="preserve"> PAGEREF _Toc157413374 \h </w:instrText>
+        <w:instrText xml:space="preserve"> PAGEREF _Toc189561488 \h </w:instrText>
       </w:r>
       <w:r>
         <w:fldChar w:fldCharType="separate"/>
       </w:r>
       <w:r>
-        <w:t>7</w:t>
+        <w:t>8</w:t>
       </w:r>
       <w:r>
         <w:fldChar w:fldCharType="end"/>
@@ -4176,8 +4022,8 @@
           <w:b w:val="0"/>
           <w:spacing w:val="0"/>
           <w:kern w:val="2"/>
-          <w:sz w:val="22"/>
-          <w:szCs w:val="22"/>
+          <w:sz w:val="24"/>
+          <w:szCs w:val="24"/>
         </w:rPr>
       </w:pPr>
       <w:r>
@@ -4188,8 +4034,8 @@
           <w:b w:val="0"/>
           <w:spacing w:val="0"/>
           <w:kern w:val="2"/>
-          <w:sz w:val="22"/>
-          <w:szCs w:val="22"/>
+          <w:sz w:val="24"/>
+          <w:szCs w:val="24"/>
         </w:rPr>
         <w:tab/>
       </w:r>
@@ -4203,13 +4049,13 @@
         <w:fldChar w:fldCharType="begin"/>
       </w:r>
       <w:r>
-        <w:instrText xml:space="preserve"> PAGEREF _Toc157413375 \h </w:instrText>
+        <w:instrText xml:space="preserve"> PAGEREF _Toc189561489 \h </w:instrText>
       </w:r>
       <w:r>
         <w:fldChar w:fldCharType="separate"/>
       </w:r>
       <w:r>
-        <w:t>8</w:t>
+        <w:t>9</w:t>
       </w:r>
       <w:r>
         <w:fldChar w:fldCharType="end"/>
@@ -4225,8 +4071,8 @@
           <w:b w:val="0"/>
           <w:spacing w:val="0"/>
           <w:kern w:val="2"/>
-          <w:sz w:val="22"/>
-          <w:szCs w:val="22"/>
+          <w:sz w:val="24"/>
+          <w:szCs w:val="24"/>
         </w:rPr>
       </w:pPr>
       <w:r>
@@ -4237,8 +4083,8 @@
           <w:b w:val="0"/>
           <w:spacing w:val="0"/>
           <w:kern w:val="2"/>
-          <w:sz w:val="22"/>
-          <w:szCs w:val="22"/>
+          <w:sz w:val="24"/>
+          <w:szCs w:val="24"/>
         </w:rPr>
         <w:tab/>
       </w:r>
@@ -4252,13 +4098,13 @@
         <w:fldChar w:fldCharType="begin"/>
       </w:r>
       <w:r>
-        <w:instrText xml:space="preserve"> PAGEREF _Toc157413376 \h </w:instrText>
+        <w:instrText xml:space="preserve"> PAGEREF _Toc189561490 \h </w:instrText>
       </w:r>
       <w:r>
         <w:fldChar w:fldCharType="separate"/>
       </w:r>
       <w:r>
-        <w:t>9</w:t>
+        <w:t>10</w:t>
       </w:r>
       <w:r>
         <w:fldChar w:fldCharType="end"/>
@@ -4274,8 +4120,8 @@
           <w:b w:val="0"/>
           <w:spacing w:val="0"/>
           <w:kern w:val="2"/>
-          <w:sz w:val="22"/>
-          <w:szCs w:val="22"/>
+          <w:sz w:val="24"/>
+          <w:szCs w:val="24"/>
         </w:rPr>
       </w:pPr>
       <w:r>
@@ -4286,8 +4132,8 @@
           <w:b w:val="0"/>
           <w:spacing w:val="0"/>
           <w:kern w:val="2"/>
-          <w:sz w:val="22"/>
-          <w:szCs w:val="22"/>
+          <w:sz w:val="24"/>
+          <w:szCs w:val="24"/>
         </w:rPr>
         <w:tab/>
       </w:r>
@@ -4301,13 +4147,13 @@
         <w:fldChar w:fldCharType="begin"/>
       </w:r>
       <w:r>
-        <w:instrText xml:space="preserve"> PAGEREF _Toc157413377 \h </w:instrText>
+        <w:instrText xml:space="preserve"> PAGEREF _Toc189561491 \h </w:instrText>
       </w:r>
       <w:r>
         <w:fldChar w:fldCharType="separate"/>
       </w:r>
       <w:r>
-        <w:t>10</w:t>
+        <w:t>11</w:t>
       </w:r>
       <w:r>
         <w:fldChar w:fldCharType="end"/>
@@ -4323,8 +4169,8 @@
           <w:b w:val="0"/>
           <w:spacing w:val="0"/>
           <w:kern w:val="2"/>
-          <w:sz w:val="22"/>
-          <w:szCs w:val="22"/>
+          <w:sz w:val="24"/>
+          <w:szCs w:val="24"/>
         </w:rPr>
       </w:pPr>
       <w:r>
@@ -4335,8 +4181,8 @@
           <w:b w:val="0"/>
           <w:spacing w:val="0"/>
           <w:kern w:val="2"/>
-          <w:sz w:val="22"/>
-          <w:szCs w:val="22"/>
+          <w:sz w:val="24"/>
+          <w:szCs w:val="24"/>
         </w:rPr>
         <w:tab/>
       </w:r>
@@ -4350,13 +4196,13 @@
         <w:fldChar w:fldCharType="begin"/>
       </w:r>
       <w:r>
-        <w:instrText xml:space="preserve"> PAGEREF _Toc157413378 \h </w:instrText>
+        <w:instrText xml:space="preserve"> PAGEREF _Toc189561492 \h </w:instrText>
       </w:r>
       <w:r>
         <w:fldChar w:fldCharType="separate"/>
       </w:r>
       <w:r>
-        <w:t>11</w:t>
+        <w:t>12</w:t>
       </w:r>
       <w:r>
         <w:fldChar w:fldCharType="end"/>
@@ -4372,8 +4218,8 @@
           <w:b w:val="0"/>
           <w:spacing w:val="0"/>
           <w:kern w:val="2"/>
-          <w:sz w:val="22"/>
-          <w:szCs w:val="22"/>
+          <w:sz w:val="24"/>
+          <w:szCs w:val="24"/>
         </w:rPr>
       </w:pPr>
       <w:r>
@@ -4384,8 +4230,8 @@
           <w:b w:val="0"/>
           <w:spacing w:val="0"/>
           <w:kern w:val="2"/>
-          <w:sz w:val="22"/>
-          <w:szCs w:val="22"/>
+          <w:sz w:val="24"/>
+          <w:szCs w:val="24"/>
         </w:rPr>
         <w:tab/>
       </w:r>
@@ -4399,13 +4245,13 @@
         <w:fldChar w:fldCharType="begin"/>
       </w:r>
       <w:r>
-        <w:instrText xml:space="preserve"> PAGEREF _Toc157413379 \h </w:instrText>
+        <w:instrText xml:space="preserve"> PAGEREF _Toc189561493 \h </w:instrText>
       </w:r>
       <w:r>
         <w:fldChar w:fldCharType="separate"/>
       </w:r>
       <w:r>
-        <w:t>12</w:t>
+        <w:t>13</w:t>
       </w:r>
       <w:r>
         <w:fldChar w:fldCharType="end"/>
@@ -4421,8 +4267,8 @@
           <w:b w:val="0"/>
           <w:spacing w:val="0"/>
           <w:kern w:val="2"/>
-          <w:sz w:val="22"/>
-          <w:szCs w:val="22"/>
+          <w:sz w:val="24"/>
+          <w:szCs w:val="24"/>
         </w:rPr>
       </w:pPr>
       <w:r>
@@ -4433,8 +4279,8 @@
           <w:b w:val="0"/>
           <w:spacing w:val="0"/>
           <w:kern w:val="2"/>
-          <w:sz w:val="22"/>
-          <w:szCs w:val="22"/>
+          <w:sz w:val="24"/>
+          <w:szCs w:val="24"/>
         </w:rPr>
         <w:tab/>
       </w:r>
@@ -4448,13 +4294,13 @@
         <w:fldChar w:fldCharType="begin"/>
       </w:r>
       <w:r>
-        <w:instrText xml:space="preserve"> PAGEREF _Toc157413380 \h </w:instrText>
+        <w:instrText xml:space="preserve"> PAGEREF _Toc189561494 \h </w:instrText>
       </w:r>
       <w:r>
         <w:fldChar w:fldCharType="separate"/>
       </w:r>
       <w:r>
-        <w:t>13</w:t>
+        <w:t>14</w:t>
       </w:r>
       <w:r>
         <w:fldChar w:fldCharType="end"/>
@@ -4469,8 +4315,8 @@
         <w:rPr>
           <w:spacing w:val="0"/>
           <w:kern w:val="2"/>
-          <w:sz w:val="22"/>
-          <w:szCs w:val="22"/>
+          <w:sz w:val="24"/>
+          <w:szCs w:val="24"/>
         </w:rPr>
       </w:pPr>
       <w:r>
@@ -4480,13 +4326,16 @@
         <w:rPr>
           <w:spacing w:val="0"/>
           <w:kern w:val="2"/>
-          <w:sz w:val="22"/>
-          <w:szCs w:val="22"/>
+          <w:sz w:val="24"/>
+          <w:szCs w:val="24"/>
         </w:rPr>
         <w:tab/>
       </w:r>
       <w:r>
-        <w:t>Integr@ 2.2.4_000</w:t>
+        <w:rPr>
+          <w:highlight w:val="yellow"/>
+        </w:rPr>
+        <w:t>Integr@ 2.4.0_000</w:t>
       </w:r>
       <w:r>
         <w:tab/>
@@ -4495,13 +4344,13 @@
         <w:fldChar w:fldCharType="begin"/>
       </w:r>
       <w:r>
-        <w:instrText xml:space="preserve"> PAGEREF _Toc157413381 \h </w:instrText>
+        <w:instrText xml:space="preserve"> PAGEREF _Toc189561495 \h </w:instrText>
       </w:r>
       <w:r>
         <w:fldChar w:fldCharType="separate"/>
       </w:r>
       <w:r>
-        <w:t>13</w:t>
+        <w:t>14</w:t>
       </w:r>
       <w:r>
         <w:fldChar w:fldCharType="end"/>
@@ -4513,8 +4362,8 @@
         <w:rPr>
           <w:spacing w:val="0"/>
           <w:kern w:val="2"/>
-          <w:sz w:val="22"/>
-          <w:szCs w:val="22"/>
+          <w:sz w:val="24"/>
+          <w:szCs w:val="24"/>
         </w:rPr>
       </w:pPr>
       <w:r>
@@ -4524,8 +4373,8 @@
         <w:rPr>
           <w:spacing w:val="0"/>
           <w:kern w:val="2"/>
-          <w:sz w:val="22"/>
-          <w:szCs w:val="22"/>
+          <w:sz w:val="24"/>
+          <w:szCs w:val="24"/>
         </w:rPr>
         <w:tab/>
       </w:r>
@@ -4539,57 +4388,13 @@
         <w:fldChar w:fldCharType="begin"/>
       </w:r>
       <w:r>
-        <w:instrText xml:space="preserve"> PAGEREF _Toc157413382 \h </w:instrText>
+        <w:instrText xml:space="preserve"> PAGEREF _Toc189561496 \h </w:instrText>
       </w:r>
       <w:r>
         <w:fldChar w:fldCharType="separate"/>
       </w:r>
       <w:r>
-        <w:t>13</w:t>
-      </w:r>
-      <w:r>
-        <w:fldChar w:fldCharType="end"/>
-      </w:r>
-    </w:p>
-    <w:p>
-      <w:pPr>
-        <w:pStyle w:val="TDC3"/>
-        <w:rPr>
-          <w:spacing w:val="0"/>
-          <w:kern w:val="2"/>
-          <w:sz w:val="22"/>
-          <w:szCs w:val="22"/>
-        </w:rPr>
-      </w:pPr>
-      <w:r>
-        <w:t>7.1.2</w:t>
-      </w:r>
-      <w:r>
-        <w:rPr>
-          <w:spacing w:val="0"/>
-          <w:kern w:val="2"/>
-          <w:sz w:val="22"/>
-          <w:szCs w:val="22"/>
-        </w:rPr>
-        <w:tab/>
-      </w:r>
-      <w:r>
-        <w:t>Errores Resueltos</w:t>
-      </w:r>
-      <w:r>
-        <w:tab/>
-      </w:r>
-      <w:r>
-        <w:fldChar w:fldCharType="begin"/>
-      </w:r>
-      <w:r>
-        <w:instrText xml:space="preserve"> PAGEREF _Toc157413383 \h </w:instrText>
-      </w:r>
-      <w:r>
-        <w:fldChar w:fldCharType="separate"/>
-      </w:r>
-      <w:r>
-        <w:t>13</w:t>
+        <w:t>14</w:t>
       </w:r>
       <w:r>
         <w:fldChar w:fldCharType="end"/>
@@ -4604,8 +4409,8 @@
         <w:rPr>
           <w:spacing w:val="0"/>
           <w:kern w:val="2"/>
-          <w:sz w:val="22"/>
-          <w:szCs w:val="22"/>
+          <w:sz w:val="24"/>
+          <w:szCs w:val="24"/>
         </w:rPr>
       </w:pPr>
       <w:r>
@@ -4615,13 +4420,16 @@
         <w:rPr>
           <w:spacing w:val="0"/>
           <w:kern w:val="2"/>
-          <w:sz w:val="22"/>
-          <w:szCs w:val="22"/>
+          <w:sz w:val="24"/>
+          <w:szCs w:val="24"/>
         </w:rPr>
         <w:tab/>
       </w:r>
       <w:r>
-        <w:t>Integr@ 2.2.3_001</w:t>
+        <w:rPr>
+          <w:highlight w:val="yellow"/>
+        </w:rPr>
+        <w:t>Integr@ 2.3.0_000</w:t>
       </w:r>
       <w:r>
         <w:tab/>
@@ -4630,13 +4438,13 @@
         <w:fldChar w:fldCharType="begin"/>
       </w:r>
       <w:r>
-        <w:instrText xml:space="preserve"> PAGEREF _Toc157413384 \h </w:instrText>
+        <w:instrText xml:space="preserve"> PAGEREF _Toc189561497 \h </w:instrText>
       </w:r>
       <w:r>
         <w:fldChar w:fldCharType="separate"/>
       </w:r>
       <w:r>
-        <w:t>13</w:t>
+        <w:t>14</w:t>
       </w:r>
       <w:r>
         <w:fldChar w:fldCharType="end"/>
@@ -4648,8 +4456,8 @@
         <w:rPr>
           <w:spacing w:val="0"/>
           <w:kern w:val="2"/>
-          <w:sz w:val="22"/>
-          <w:szCs w:val="22"/>
+          <w:sz w:val="24"/>
+          <w:szCs w:val="24"/>
         </w:rPr>
       </w:pPr>
       <w:r>
@@ -4659,8 +4467,8 @@
         <w:rPr>
           <w:spacing w:val="0"/>
           <w:kern w:val="2"/>
-          <w:sz w:val="22"/>
-          <w:szCs w:val="22"/>
+          <w:sz w:val="24"/>
+          <w:szCs w:val="24"/>
         </w:rPr>
         <w:tab/>
       </w:r>
@@ -4674,57 +4482,13 @@
         <w:fldChar w:fldCharType="begin"/>
       </w:r>
       <w:r>
-        <w:instrText xml:space="preserve"> PAGEREF _Toc157413385 \h </w:instrText>
+        <w:instrText xml:space="preserve"> PAGEREF _Toc189561498 \h </w:instrText>
       </w:r>
       <w:r>
         <w:fldChar w:fldCharType="separate"/>
       </w:r>
       <w:r>
-        <w:t>13</w:t>
-      </w:r>
-      <w:r>
-        <w:fldChar w:fldCharType="end"/>
-      </w:r>
-    </w:p>
-    <w:p>
-      <w:pPr>
-        <w:pStyle w:val="TDC3"/>
-        <w:rPr>
-          <w:spacing w:val="0"/>
-          <w:kern w:val="2"/>
-          <w:sz w:val="22"/>
-          <w:szCs w:val="22"/>
-        </w:rPr>
-      </w:pPr>
-      <w:r>
-        <w:t>7.2.2</w:t>
-      </w:r>
-      <w:r>
-        <w:rPr>
-          <w:spacing w:val="0"/>
-          <w:kern w:val="2"/>
-          <w:sz w:val="22"/>
-          <w:szCs w:val="22"/>
-        </w:rPr>
-        <w:tab/>
-      </w:r>
-      <w:r>
-        <w:t>Errores Resueltos</w:t>
-      </w:r>
-      <w:r>
-        <w:tab/>
-      </w:r>
-      <w:r>
-        <w:fldChar w:fldCharType="begin"/>
-      </w:r>
-      <w:r>
-        <w:instrText xml:space="preserve"> PAGEREF _Toc157413386 \h </w:instrText>
-      </w:r>
-      <w:r>
-        <w:fldChar w:fldCharType="separate"/>
-      </w:r>
-      <w:r>
-        <w:t>13</w:t>
+        <w:t>14</w:t>
       </w:r>
       <w:r>
         <w:fldChar w:fldCharType="end"/>
@@ -4739,8 +4503,8 @@
         <w:rPr>
           <w:spacing w:val="0"/>
           <w:kern w:val="2"/>
-          <w:sz w:val="22"/>
-          <w:szCs w:val="22"/>
+          <w:sz w:val="24"/>
+          <w:szCs w:val="24"/>
         </w:rPr>
       </w:pPr>
       <w:r>
@@ -4750,13 +4514,13 @@
         <w:rPr>
           <w:spacing w:val="0"/>
           <w:kern w:val="2"/>
-          <w:sz w:val="22"/>
-          <w:szCs w:val="22"/>
+          <w:sz w:val="24"/>
+          <w:szCs w:val="24"/>
         </w:rPr>
         <w:tab/>
       </w:r>
       <w:r>
-        <w:t>Integr@ 2.2.3_000</w:t>
+        <w:t>Integr@ 2.2.4_001</w:t>
       </w:r>
       <w:r>
         <w:tab/>
@@ -4765,13 +4529,13 @@
         <w:fldChar w:fldCharType="begin"/>
       </w:r>
       <w:r>
-        <w:instrText xml:space="preserve"> PAGEREF _Toc157413387 \h </w:instrText>
+        <w:instrText xml:space="preserve"> PAGEREF _Toc189561499 \h </w:instrText>
       </w:r>
       <w:r>
         <w:fldChar w:fldCharType="separate"/>
       </w:r>
       <w:r>
-        <w:t>13</w:t>
+        <w:t>14</w:t>
       </w:r>
       <w:r>
         <w:fldChar w:fldCharType="end"/>
@@ -4783,8 +4547,8 @@
         <w:rPr>
           <w:spacing w:val="0"/>
           <w:kern w:val="2"/>
-          <w:sz w:val="22"/>
-          <w:szCs w:val="22"/>
+          <w:sz w:val="24"/>
+          <w:szCs w:val="24"/>
         </w:rPr>
       </w:pPr>
       <w:r>
@@ -4794,8 +4558,8 @@
         <w:rPr>
           <w:spacing w:val="0"/>
           <w:kern w:val="2"/>
-          <w:sz w:val="22"/>
-          <w:szCs w:val="22"/>
+          <w:sz w:val="24"/>
+          <w:szCs w:val="24"/>
         </w:rPr>
         <w:tab/>
       </w:r>
@@ -4809,13 +4573,13 @@
         <w:fldChar w:fldCharType="begin"/>
       </w:r>
       <w:r>
-        <w:instrText xml:space="preserve"> PAGEREF _Toc157413388 \h </w:instrText>
+        <w:instrText xml:space="preserve"> PAGEREF _Toc189561500 \h </w:instrText>
       </w:r>
       <w:r>
         <w:fldChar w:fldCharType="separate"/>
       </w:r>
       <w:r>
-        <w:t>13</w:t>
+        <w:t>14</w:t>
       </w:r>
       <w:r>
         <w:fldChar w:fldCharType="end"/>
@@ -4827,8 +4591,8 @@
         <w:rPr>
           <w:spacing w:val="0"/>
           <w:kern w:val="2"/>
-          <w:sz w:val="22"/>
-          <w:szCs w:val="22"/>
+          <w:sz w:val="24"/>
+          <w:szCs w:val="24"/>
         </w:rPr>
       </w:pPr>
       <w:r>
@@ -4838,8 +4602,8 @@
         <w:rPr>
           <w:spacing w:val="0"/>
           <w:kern w:val="2"/>
-          <w:sz w:val="22"/>
-          <w:szCs w:val="22"/>
+          <w:sz w:val="24"/>
+          <w:szCs w:val="24"/>
         </w:rPr>
         <w:tab/>
       </w:r>
@@ -4853,7 +4617,7 @@
         <w:fldChar w:fldCharType="begin"/>
       </w:r>
       <w:r>
-        <w:instrText xml:space="preserve"> PAGEREF _Toc157413389 \h </w:instrText>
+        <w:instrText xml:space="preserve"> PAGEREF _Toc189561501 \h </w:instrText>
       </w:r>
       <w:r>
         <w:fldChar w:fldCharType="separate"/>
@@ -4874,8 +4638,8 @@
         <w:rPr>
           <w:spacing w:val="0"/>
           <w:kern w:val="2"/>
-          <w:sz w:val="22"/>
-          <w:szCs w:val="22"/>
+          <w:sz w:val="24"/>
+          <w:szCs w:val="24"/>
         </w:rPr>
       </w:pPr>
       <w:r>
@@ -4885,13 +4649,13 @@
         <w:rPr>
           <w:spacing w:val="0"/>
           <w:kern w:val="2"/>
-          <w:sz w:val="22"/>
-          <w:szCs w:val="22"/>
+          <w:sz w:val="24"/>
+          <w:szCs w:val="24"/>
         </w:rPr>
         <w:tab/>
       </w:r>
       <w:r>
-        <w:t>Integr@ 2.2.2_002</w:t>
+        <w:t>Integr@ 2.2.4_000</w:t>
       </w:r>
       <w:r>
         <w:tab/>
@@ -4900,7 +4664,7 @@
         <w:fldChar w:fldCharType="begin"/>
       </w:r>
       <w:r>
-        <w:instrText xml:space="preserve"> PAGEREF _Toc157413390 \h </w:instrText>
+        <w:instrText xml:space="preserve"> PAGEREF _Toc189561502 \h </w:instrText>
       </w:r>
       <w:r>
         <w:fldChar w:fldCharType="separate"/>
@@ -4918,8 +4682,8 @@
         <w:rPr>
           <w:spacing w:val="0"/>
           <w:kern w:val="2"/>
-          <w:sz w:val="22"/>
-          <w:szCs w:val="22"/>
+          <w:sz w:val="24"/>
+          <w:szCs w:val="24"/>
         </w:rPr>
       </w:pPr>
       <w:r>
@@ -4929,8 +4693,8 @@
         <w:rPr>
           <w:spacing w:val="0"/>
           <w:kern w:val="2"/>
-          <w:sz w:val="22"/>
-          <w:szCs w:val="22"/>
+          <w:sz w:val="24"/>
+          <w:szCs w:val="24"/>
         </w:rPr>
         <w:tab/>
       </w:r>
@@ -4944,7 +4708,7 @@
         <w:fldChar w:fldCharType="begin"/>
       </w:r>
       <w:r>
-        <w:instrText xml:space="preserve"> PAGEREF _Toc157413391 \h </w:instrText>
+        <w:instrText xml:space="preserve"> PAGEREF _Toc189561503 \h </w:instrText>
       </w:r>
       <w:r>
         <w:fldChar w:fldCharType="separate"/>
@@ -4962,8 +4726,8 @@
         <w:rPr>
           <w:spacing w:val="0"/>
           <w:kern w:val="2"/>
-          <w:sz w:val="22"/>
-          <w:szCs w:val="22"/>
+          <w:sz w:val="24"/>
+          <w:szCs w:val="24"/>
         </w:rPr>
       </w:pPr>
       <w:r>
@@ -4973,8 +4737,8 @@
         <w:rPr>
           <w:spacing w:val="0"/>
           <w:kern w:val="2"/>
-          <w:sz w:val="22"/>
-          <w:szCs w:val="22"/>
+          <w:sz w:val="24"/>
+          <w:szCs w:val="24"/>
         </w:rPr>
         <w:tab/>
       </w:r>
@@ -4988,7 +4752,7 @@
         <w:fldChar w:fldCharType="begin"/>
       </w:r>
       <w:r>
-        <w:instrText xml:space="preserve"> PAGEREF _Toc157413392 \h </w:instrText>
+        <w:instrText xml:space="preserve"> PAGEREF _Toc189561504 \h </w:instrText>
       </w:r>
       <w:r>
         <w:fldChar w:fldCharType="separate"/>
@@ -5009,8 +4773,8 @@
         <w:rPr>
           <w:spacing w:val="0"/>
           <w:kern w:val="2"/>
-          <w:sz w:val="22"/>
-          <w:szCs w:val="22"/>
+          <w:sz w:val="24"/>
+          <w:szCs w:val="24"/>
         </w:rPr>
       </w:pPr>
       <w:r>
@@ -5020,13 +4784,13 @@
         <w:rPr>
           <w:spacing w:val="0"/>
           <w:kern w:val="2"/>
-          <w:sz w:val="22"/>
-          <w:szCs w:val="22"/>
+          <w:sz w:val="24"/>
+          <w:szCs w:val="24"/>
         </w:rPr>
         <w:tab/>
       </w:r>
       <w:r>
-        <w:t>Integr@ 2.2.2_001</w:t>
+        <w:t>Integr@ 2.2.3_001</w:t>
       </w:r>
       <w:r>
         <w:tab/>
@@ -5035,13 +4799,13 @@
         <w:fldChar w:fldCharType="begin"/>
       </w:r>
       <w:r>
-        <w:instrText xml:space="preserve"> PAGEREF _Toc157413393 \h </w:instrText>
+        <w:instrText xml:space="preserve"> PAGEREF _Toc189561505 \h </w:instrText>
       </w:r>
       <w:r>
         <w:fldChar w:fldCharType="separate"/>
       </w:r>
       <w:r>
-        <w:t>14</w:t>
+        <w:t>15</w:t>
       </w:r>
       <w:r>
         <w:fldChar w:fldCharType="end"/>
@@ -5053,8 +4817,8 @@
         <w:rPr>
           <w:spacing w:val="0"/>
           <w:kern w:val="2"/>
-          <w:sz w:val="22"/>
-          <w:szCs w:val="22"/>
+          <w:sz w:val="24"/>
+          <w:szCs w:val="24"/>
         </w:rPr>
       </w:pPr>
       <w:r>
@@ -5064,8 +4828,8 @@
         <w:rPr>
           <w:spacing w:val="0"/>
           <w:kern w:val="2"/>
-          <w:sz w:val="22"/>
-          <w:szCs w:val="22"/>
+          <w:sz w:val="24"/>
+          <w:szCs w:val="24"/>
         </w:rPr>
         <w:tab/>
       </w:r>
@@ -5079,13 +4843,13 @@
         <w:fldChar w:fldCharType="begin"/>
       </w:r>
       <w:r>
-        <w:instrText xml:space="preserve"> PAGEREF _Toc157413394 \h </w:instrText>
+        <w:instrText xml:space="preserve"> PAGEREF _Toc189561506 \h </w:instrText>
       </w:r>
       <w:r>
         <w:fldChar w:fldCharType="separate"/>
       </w:r>
       <w:r>
-        <w:t>14</w:t>
+        <w:t>15</w:t>
       </w:r>
       <w:r>
         <w:fldChar w:fldCharType="end"/>
@@ -5097,8 +4861,8 @@
         <w:rPr>
           <w:spacing w:val="0"/>
           <w:kern w:val="2"/>
-          <w:sz w:val="22"/>
-          <w:szCs w:val="22"/>
+          <w:sz w:val="24"/>
+          <w:szCs w:val="24"/>
         </w:rPr>
       </w:pPr>
       <w:r>
@@ -5108,8 +4872,8 @@
         <w:rPr>
           <w:spacing w:val="0"/>
           <w:kern w:val="2"/>
-          <w:sz w:val="22"/>
-          <w:szCs w:val="22"/>
+          <w:sz w:val="24"/>
+          <w:szCs w:val="24"/>
         </w:rPr>
         <w:tab/>
       </w:r>
@@ -5123,13 +4887,13 @@
         <w:fldChar w:fldCharType="begin"/>
       </w:r>
       <w:r>
-        <w:instrText xml:space="preserve"> PAGEREF _Toc157413395 \h </w:instrText>
+        <w:instrText xml:space="preserve"> PAGEREF _Toc189561507 \h </w:instrText>
       </w:r>
       <w:r>
         <w:fldChar w:fldCharType="separate"/>
       </w:r>
       <w:r>
-        <w:t>14</w:t>
+        <w:t>15</w:t>
       </w:r>
       <w:r>
         <w:fldChar w:fldCharType="end"/>
@@ -5144,8 +4908,8 @@
         <w:rPr>
           <w:spacing w:val="0"/>
           <w:kern w:val="2"/>
-          <w:sz w:val="22"/>
-          <w:szCs w:val="22"/>
+          <w:sz w:val="24"/>
+          <w:szCs w:val="24"/>
         </w:rPr>
       </w:pPr>
       <w:r>
@@ -5155,13 +4919,13 @@
         <w:rPr>
           <w:spacing w:val="0"/>
           <w:kern w:val="2"/>
-          <w:sz w:val="22"/>
-          <w:szCs w:val="22"/>
+          <w:sz w:val="24"/>
+          <w:szCs w:val="24"/>
         </w:rPr>
         <w:tab/>
       </w:r>
       <w:r>
-        <w:t>Integr@ 2.2.2_000</w:t>
+        <w:t>Integr@ 2.2.3_000</w:t>
       </w:r>
       <w:r>
         <w:tab/>
@@ -5170,13 +4934,13 @@
         <w:fldChar w:fldCharType="begin"/>
       </w:r>
       <w:r>
-        <w:instrText xml:space="preserve"> PAGEREF _Toc157413396 \h </w:instrText>
+        <w:instrText xml:space="preserve"> PAGEREF _Toc189561508 \h </w:instrText>
       </w:r>
       <w:r>
         <w:fldChar w:fldCharType="separate"/>
       </w:r>
       <w:r>
-        <w:t>14</w:t>
+        <w:t>15</w:t>
       </w:r>
       <w:r>
         <w:fldChar w:fldCharType="end"/>
@@ -5188,8 +4952,8 @@
         <w:rPr>
           <w:spacing w:val="0"/>
           <w:kern w:val="2"/>
-          <w:sz w:val="22"/>
-          <w:szCs w:val="22"/>
+          <w:sz w:val="24"/>
+          <w:szCs w:val="24"/>
         </w:rPr>
       </w:pPr>
       <w:r>
@@ -5199,8 +4963,8 @@
         <w:rPr>
           <w:spacing w:val="0"/>
           <w:kern w:val="2"/>
-          <w:sz w:val="22"/>
-          <w:szCs w:val="22"/>
+          <w:sz w:val="24"/>
+          <w:szCs w:val="24"/>
         </w:rPr>
         <w:tab/>
       </w:r>
@@ -5214,13 +4978,13 @@
         <w:fldChar w:fldCharType="begin"/>
       </w:r>
       <w:r>
-        <w:instrText xml:space="preserve"> PAGEREF _Toc157413397 \h </w:instrText>
+        <w:instrText xml:space="preserve"> PAGEREF _Toc189561509 \h </w:instrText>
       </w:r>
       <w:r>
         <w:fldChar w:fldCharType="separate"/>
       </w:r>
       <w:r>
-        <w:t>14</w:t>
+        <w:t>15</w:t>
       </w:r>
       <w:r>
         <w:fldChar w:fldCharType="end"/>
@@ -5232,8 +4996,8 @@
         <w:rPr>
           <w:spacing w:val="0"/>
           <w:kern w:val="2"/>
-          <w:sz w:val="22"/>
-          <w:szCs w:val="22"/>
+          <w:sz w:val="24"/>
+          <w:szCs w:val="24"/>
         </w:rPr>
       </w:pPr>
       <w:r>
@@ -5243,8 +5007,8 @@
         <w:rPr>
           <w:spacing w:val="0"/>
           <w:kern w:val="2"/>
-          <w:sz w:val="22"/>
-          <w:szCs w:val="22"/>
+          <w:sz w:val="24"/>
+          <w:szCs w:val="24"/>
         </w:rPr>
         <w:tab/>
       </w:r>
@@ -5258,7 +5022,7 @@
         <w:fldChar w:fldCharType="begin"/>
       </w:r>
       <w:r>
-        <w:instrText xml:space="preserve"> PAGEREF _Toc157413398 \h </w:instrText>
+        <w:instrText xml:space="preserve"> PAGEREF _Toc189561510 \h </w:instrText>
       </w:r>
       <w:r>
         <w:fldChar w:fldCharType="separate"/>
@@ -5279,8 +5043,8 @@
         <w:rPr>
           <w:spacing w:val="0"/>
           <w:kern w:val="2"/>
-          <w:sz w:val="22"/>
-          <w:szCs w:val="22"/>
+          <w:sz w:val="24"/>
+          <w:szCs w:val="24"/>
         </w:rPr>
       </w:pPr>
       <w:r>
@@ -5290,13 +5054,13 @@
         <w:rPr>
           <w:spacing w:val="0"/>
           <w:kern w:val="2"/>
-          <w:sz w:val="22"/>
-          <w:szCs w:val="22"/>
+          <w:sz w:val="24"/>
+          <w:szCs w:val="24"/>
         </w:rPr>
         <w:tab/>
       </w:r>
       <w:r>
-        <w:t>Integr@ 2.2.1_000</w:t>
+        <w:t>Integr@ 2.2.2_002</w:t>
       </w:r>
       <w:r>
         <w:tab/>
@@ -5305,7 +5069,7 @@
         <w:fldChar w:fldCharType="begin"/>
       </w:r>
       <w:r>
-        <w:instrText xml:space="preserve"> PAGEREF _Toc157413399 \h </w:instrText>
+        <w:instrText xml:space="preserve"> PAGEREF _Toc189561511 \h </w:instrText>
       </w:r>
       <w:r>
         <w:fldChar w:fldCharType="separate"/>
@@ -5323,8 +5087,8 @@
         <w:rPr>
           <w:spacing w:val="0"/>
           <w:kern w:val="2"/>
-          <w:sz w:val="22"/>
-          <w:szCs w:val="22"/>
+          <w:sz w:val="24"/>
+          <w:szCs w:val="24"/>
         </w:rPr>
       </w:pPr>
       <w:r>
@@ -5334,8 +5098,8 @@
         <w:rPr>
           <w:spacing w:val="0"/>
           <w:kern w:val="2"/>
-          <w:sz w:val="22"/>
-          <w:szCs w:val="22"/>
+          <w:sz w:val="24"/>
+          <w:szCs w:val="24"/>
         </w:rPr>
         <w:tab/>
       </w:r>
@@ -5349,7 +5113,7 @@
         <w:fldChar w:fldCharType="begin"/>
       </w:r>
       <w:r>
-        <w:instrText xml:space="preserve"> PAGEREF _Toc157413400 \h </w:instrText>
+        <w:instrText xml:space="preserve"> PAGEREF _Toc189561512 \h </w:instrText>
       </w:r>
       <w:r>
         <w:fldChar w:fldCharType="separate"/>
@@ -5367,8 +5131,8 @@
         <w:rPr>
           <w:spacing w:val="0"/>
           <w:kern w:val="2"/>
-          <w:sz w:val="22"/>
-          <w:szCs w:val="22"/>
+          <w:sz w:val="24"/>
+          <w:szCs w:val="24"/>
         </w:rPr>
       </w:pPr>
       <w:r>
@@ -5378,8 +5142,8 @@
         <w:rPr>
           <w:spacing w:val="0"/>
           <w:kern w:val="2"/>
-          <w:sz w:val="22"/>
-          <w:szCs w:val="22"/>
+          <w:sz w:val="24"/>
+          <w:szCs w:val="24"/>
         </w:rPr>
         <w:tab/>
       </w:r>
@@ -5393,13 +5157,418 @@
         <w:fldChar w:fldCharType="begin"/>
       </w:r>
       <w:r>
-        <w:instrText xml:space="preserve"> PAGEREF _Toc157413401 \h </w:instrText>
+        <w:instrText xml:space="preserve"> PAGEREF _Toc189561513 \h </w:instrText>
       </w:r>
       <w:r>
         <w:fldChar w:fldCharType="separate"/>
       </w:r>
       <w:r>
-        <w:t>20</w:t>
+        <w:t>15</w:t>
+      </w:r>
+      <w:r>
+        <w:fldChar w:fldCharType="end"/>
+      </w:r>
+    </w:p>
+    <w:p>
+      <w:pPr>
+        <w:pStyle w:val="TDC2"/>
+        <w:tabs>
+          <w:tab w:val="left" w:pos="1644"/>
+        </w:tabs>
+        <w:rPr>
+          <w:spacing w:val="0"/>
+          <w:kern w:val="2"/>
+          <w:sz w:val="24"/>
+          <w:szCs w:val="24"/>
+        </w:rPr>
+      </w:pPr>
+      <w:r>
+        <w:t>7.8</w:t>
+      </w:r>
+      <w:r>
+        <w:rPr>
+          <w:spacing w:val="0"/>
+          <w:kern w:val="2"/>
+          <w:sz w:val="24"/>
+          <w:szCs w:val="24"/>
+        </w:rPr>
+        <w:tab/>
+      </w:r>
+      <w:r>
+        <w:t>Integr@ 2.2.2_001</w:t>
+      </w:r>
+      <w:r>
+        <w:tab/>
+      </w:r>
+      <w:r>
+        <w:fldChar w:fldCharType="begin"/>
+      </w:r>
+      <w:r>
+        <w:instrText xml:space="preserve"> PAGEREF _Toc189561514 \h </w:instrText>
+      </w:r>
+      <w:r>
+        <w:fldChar w:fldCharType="separate"/>
+      </w:r>
+      <w:r>
+        <w:t>16</w:t>
+      </w:r>
+      <w:r>
+        <w:fldChar w:fldCharType="end"/>
+      </w:r>
+    </w:p>
+    <w:p>
+      <w:pPr>
+        <w:pStyle w:val="TDC3"/>
+        <w:rPr>
+          <w:spacing w:val="0"/>
+          <w:kern w:val="2"/>
+          <w:sz w:val="24"/>
+          <w:szCs w:val="24"/>
+        </w:rPr>
+      </w:pPr>
+      <w:r>
+        <w:t>7.8.1</w:t>
+      </w:r>
+      <w:r>
+        <w:rPr>
+          <w:spacing w:val="0"/>
+          <w:kern w:val="2"/>
+          <w:sz w:val="24"/>
+          <w:szCs w:val="24"/>
+        </w:rPr>
+        <w:tab/>
+      </w:r>
+      <w:r>
+        <w:t>Características</w:t>
+      </w:r>
+      <w:r>
+        <w:tab/>
+      </w:r>
+      <w:r>
+        <w:fldChar w:fldCharType="begin"/>
+      </w:r>
+      <w:r>
+        <w:instrText xml:space="preserve"> PAGEREF _Toc189561515 \h </w:instrText>
+      </w:r>
+      <w:r>
+        <w:fldChar w:fldCharType="separate"/>
+      </w:r>
+      <w:r>
+        <w:t>16</w:t>
+      </w:r>
+      <w:r>
+        <w:fldChar w:fldCharType="end"/>
+      </w:r>
+    </w:p>
+    <w:p>
+      <w:pPr>
+        <w:pStyle w:val="TDC3"/>
+        <w:rPr>
+          <w:spacing w:val="0"/>
+          <w:kern w:val="2"/>
+          <w:sz w:val="24"/>
+          <w:szCs w:val="24"/>
+        </w:rPr>
+      </w:pPr>
+      <w:r>
+        <w:t>7.8.2</w:t>
+      </w:r>
+      <w:r>
+        <w:rPr>
+          <w:spacing w:val="0"/>
+          <w:kern w:val="2"/>
+          <w:sz w:val="24"/>
+          <w:szCs w:val="24"/>
+        </w:rPr>
+        <w:tab/>
+      </w:r>
+      <w:r>
+        <w:t>Errores Resueltos</w:t>
+      </w:r>
+      <w:r>
+        <w:tab/>
+      </w:r>
+      <w:r>
+        <w:fldChar w:fldCharType="begin"/>
+      </w:r>
+      <w:r>
+        <w:instrText xml:space="preserve"> PAGEREF _Toc189561516 \h </w:instrText>
+      </w:r>
+      <w:r>
+        <w:fldChar w:fldCharType="separate"/>
+      </w:r>
+      <w:r>
+        <w:t>16</w:t>
+      </w:r>
+      <w:r>
+        <w:fldChar w:fldCharType="end"/>
+      </w:r>
+    </w:p>
+    <w:p>
+      <w:pPr>
+        <w:pStyle w:val="TDC2"/>
+        <w:tabs>
+          <w:tab w:val="left" w:pos="1644"/>
+        </w:tabs>
+        <w:rPr>
+          <w:spacing w:val="0"/>
+          <w:kern w:val="2"/>
+          <w:sz w:val="24"/>
+          <w:szCs w:val="24"/>
+        </w:rPr>
+      </w:pPr>
+      <w:r>
+        <w:t>7.9</w:t>
+      </w:r>
+      <w:r>
+        <w:rPr>
+          <w:spacing w:val="0"/>
+          <w:kern w:val="2"/>
+          <w:sz w:val="24"/>
+          <w:szCs w:val="24"/>
+        </w:rPr>
+        <w:tab/>
+      </w:r>
+      <w:r>
+        <w:t>Integr@ 2.2.2_000</w:t>
+      </w:r>
+      <w:r>
+        <w:tab/>
+      </w:r>
+      <w:r>
+        <w:fldChar w:fldCharType="begin"/>
+      </w:r>
+      <w:r>
+        <w:instrText xml:space="preserve"> PAGEREF _Toc189561517 \h </w:instrText>
+      </w:r>
+      <w:r>
+        <w:fldChar w:fldCharType="separate"/>
+      </w:r>
+      <w:r>
+        <w:t>16</w:t>
+      </w:r>
+      <w:r>
+        <w:fldChar w:fldCharType="end"/>
+      </w:r>
+    </w:p>
+    <w:p>
+      <w:pPr>
+        <w:pStyle w:val="TDC3"/>
+        <w:rPr>
+          <w:spacing w:val="0"/>
+          <w:kern w:val="2"/>
+          <w:sz w:val="24"/>
+          <w:szCs w:val="24"/>
+        </w:rPr>
+      </w:pPr>
+      <w:r>
+        <w:t>7.9.1</w:t>
+      </w:r>
+      <w:r>
+        <w:rPr>
+          <w:spacing w:val="0"/>
+          <w:kern w:val="2"/>
+          <w:sz w:val="24"/>
+          <w:szCs w:val="24"/>
+        </w:rPr>
+        <w:tab/>
+      </w:r>
+      <w:r>
+        <w:t>Características</w:t>
+      </w:r>
+      <w:r>
+        <w:tab/>
+      </w:r>
+      <w:r>
+        <w:fldChar w:fldCharType="begin"/>
+      </w:r>
+      <w:r>
+        <w:instrText xml:space="preserve"> PAGEREF _Toc189561518 \h </w:instrText>
+      </w:r>
+      <w:r>
+        <w:fldChar w:fldCharType="separate"/>
+      </w:r>
+      <w:r>
+        <w:t>16</w:t>
+      </w:r>
+      <w:r>
+        <w:fldChar w:fldCharType="end"/>
+      </w:r>
+    </w:p>
+    <w:p>
+      <w:pPr>
+        <w:pStyle w:val="TDC3"/>
+        <w:rPr>
+          <w:spacing w:val="0"/>
+          <w:kern w:val="2"/>
+          <w:sz w:val="24"/>
+          <w:szCs w:val="24"/>
+        </w:rPr>
+      </w:pPr>
+      <w:r>
+        <w:t>7.9.2</w:t>
+      </w:r>
+      <w:r>
+        <w:rPr>
+          <w:spacing w:val="0"/>
+          <w:kern w:val="2"/>
+          <w:sz w:val="24"/>
+          <w:szCs w:val="24"/>
+        </w:rPr>
+        <w:tab/>
+      </w:r>
+      <w:r>
+        <w:t>Errores Resueltos</w:t>
+      </w:r>
+      <w:r>
+        <w:tab/>
+      </w:r>
+      <w:r>
+        <w:fldChar w:fldCharType="begin"/>
+      </w:r>
+      <w:r>
+        <w:instrText xml:space="preserve"> PAGEREF _Toc189561519 \h </w:instrText>
+      </w:r>
+      <w:r>
+        <w:fldChar w:fldCharType="separate"/>
+      </w:r>
+      <w:r>
+        <w:t>16</w:t>
+      </w:r>
+      <w:r>
+        <w:fldChar w:fldCharType="end"/>
+      </w:r>
+    </w:p>
+    <w:p>
+      <w:pPr>
+        <w:pStyle w:val="TDC2"/>
+        <w:tabs>
+          <w:tab w:val="left" w:pos="2268"/>
+        </w:tabs>
+        <w:rPr>
+          <w:spacing w:val="0"/>
+          <w:kern w:val="2"/>
+          <w:sz w:val="24"/>
+          <w:szCs w:val="24"/>
+        </w:rPr>
+      </w:pPr>
+      <w:r>
+        <w:t>7.10</w:t>
+      </w:r>
+      <w:r>
+        <w:rPr>
+          <w:spacing w:val="0"/>
+          <w:kern w:val="2"/>
+          <w:sz w:val="24"/>
+          <w:szCs w:val="24"/>
+        </w:rPr>
+        <w:tab/>
+      </w:r>
+      <w:r>
+        <w:t>Integr@ 2.2.1_000</w:t>
+      </w:r>
+      <w:r>
+        <w:tab/>
+      </w:r>
+      <w:r>
+        <w:fldChar w:fldCharType="begin"/>
+      </w:r>
+      <w:r>
+        <w:instrText xml:space="preserve"> PAGEREF _Toc189561520 \h </w:instrText>
+      </w:r>
+      <w:r>
+        <w:fldChar w:fldCharType="separate"/>
+      </w:r>
+      <w:r>
+        <w:t>17</w:t>
+      </w:r>
+      <w:r>
+        <w:fldChar w:fldCharType="end"/>
+      </w:r>
+    </w:p>
+    <w:p>
+      <w:pPr>
+        <w:pStyle w:val="TDC3"/>
+        <w:rPr>
+          <w:spacing w:val="0"/>
+          <w:kern w:val="2"/>
+          <w:sz w:val="24"/>
+          <w:szCs w:val="24"/>
+        </w:rPr>
+      </w:pPr>
+      <w:r>
+        <w:t>7.10.1</w:t>
+      </w:r>
+      <w:r>
+        <w:rPr>
+          <w:spacing w:val="0"/>
+          <w:kern w:val="2"/>
+          <w:sz w:val="24"/>
+          <w:szCs w:val="24"/>
+        </w:rPr>
+        <w:tab/>
+      </w:r>
+      <w:r>
+        <w:t>Características</w:t>
+      </w:r>
+      <w:r>
+        <w:tab/>
+      </w:r>
+      <w:r>
+        <w:fldChar w:fldCharType="begin"/>
+      </w:r>
+      <w:r>
+        <w:instrText xml:space="preserve"> PAGEREF _Toc189561521 \h </w:instrText>
+      </w:r>
+      <w:r>
+        <w:fldChar w:fldCharType="separate"/>
+      </w:r>
+      <w:r>
+        <w:t>17</w:t>
+      </w:r>
+      <w:r>
+        <w:fldChar w:fldCharType="end"/>
+      </w:r>
+    </w:p>
+    <w:p>
+      <w:pPr>
+        <w:pStyle w:val="TDC3"/>
+        <w:rPr>
+          <w:spacing w:val="0"/>
+          <w:kern w:val="2"/>
+          <w:sz w:val="24"/>
+          <w:szCs w:val="24"/>
+        </w:rPr>
+      </w:pPr>
+      <w:r>
+        <w:t>7.10.2</w:t>
+      </w:r>
+      <w:r>
+        <w:rPr>
+          <w:spacing w:val="0"/>
+          <w:kern w:val="2"/>
+          <w:sz w:val="24"/>
+          <w:szCs w:val="24"/>
+        </w:rPr>
+        <w:tab/>
+      </w:r>
+      <w:r>
+        <w:t>Errores Resueltos</w:t>
+      </w:r>
+      <w:r>
+        <w:tab/>
+      </w:r>
+      <w:r>
+        <w:fldChar w:fldCharType="begin"/>
+      </w:r>
+      <w:r>
+        <w:instrText xml:space="preserve"> PAGEREF _Toc189561522 \h </w:instrText>
+      </w:r>
+      <w:r>
+        <w:fldChar w:fldCharType="separate"/>
+      </w:r>
+      <w:r>
+        <w:t>22</w:t>
       </w:r>
       <w:r>
         <w:fldChar w:fldCharType="end"/>
@@ -5451,7 +5620,7 @@
         <w:br w:type="page"/>
       </w:r>
       <w:bookmarkStart w:id="17" w:name="_Toc116024915"/>
-      <w:bookmarkStart w:id="18" w:name="_Toc157413374"/>
+      <w:bookmarkStart w:id="18" w:name="_Toc189561488"/>
       <w:r>
         <w:lastRenderedPageBreak/>
         <w:t>Objeto</w:t>
@@ -5475,7 +5644,7 @@
         <w:br w:type="page"/>
       </w:r>
       <w:bookmarkStart w:id="19" w:name="_Toc116024916"/>
-      <w:bookmarkStart w:id="20" w:name="_Toc157413375"/>
+      <w:bookmarkStart w:id="20" w:name="_Toc189561489"/>
       <w:r>
         <w:lastRenderedPageBreak/>
         <w:t>Alcance</w:t>
@@ -5572,7 +5741,7 @@
         <w:pStyle w:val="Ttulo1"/>
       </w:pPr>
       <w:bookmarkStart w:id="25" w:name="_Toc116024917"/>
-      <w:bookmarkStart w:id="26" w:name="_Toc157413376"/>
+      <w:bookmarkStart w:id="26" w:name="_Toc189561490"/>
       <w:r>
         <w:lastRenderedPageBreak/>
         <w:t>Siglas</w:t>
@@ -5605,12 +5774,6 @@
         <w:gridCol w:w="7863"/>
       </w:tblGrid>
       <w:tr>
-        <w:tblPrEx>
-          <w:tblCellMar>
-            <w:top w:w="0" w:type="dxa"/>
-            <w:bottom w:w="0" w:type="dxa"/>
-          </w:tblCellMar>
-        </w:tblPrEx>
         <w:tc>
           <w:tcPr>
             <w:tcW w:w="1913" w:type="dxa"/>
@@ -5668,12 +5831,6 @@
         </w:tc>
       </w:tr>
       <w:tr>
-        <w:tblPrEx>
-          <w:tblCellMar>
-            <w:top w:w="0" w:type="dxa"/>
-            <w:bottom w:w="0" w:type="dxa"/>
-          </w:tblCellMar>
-        </w:tblPrEx>
         <w:tc>
           <w:tcPr>
             <w:tcW w:w="1913" w:type="dxa"/>
@@ -5728,12 +5885,6 @@
         </w:tc>
       </w:tr>
       <w:tr>
-        <w:tblPrEx>
-          <w:tblCellMar>
-            <w:top w:w="0" w:type="dxa"/>
-            <w:bottom w:w="0" w:type="dxa"/>
-          </w:tblCellMar>
-        </w:tblPrEx>
         <w:tc>
           <w:tcPr>
             <w:tcW w:w="1913" w:type="dxa"/>
@@ -5788,12 +5939,6 @@
         </w:tc>
       </w:tr>
       <w:tr>
-        <w:tblPrEx>
-          <w:tblCellMar>
-            <w:top w:w="0" w:type="dxa"/>
-            <w:bottom w:w="0" w:type="dxa"/>
-          </w:tblCellMar>
-        </w:tblPrEx>
         <w:tc>
           <w:tcPr>
             <w:tcW w:w="1913" w:type="dxa"/>
@@ -5848,12 +5993,6 @@
         </w:tc>
       </w:tr>
       <w:tr>
-        <w:tblPrEx>
-          <w:tblCellMar>
-            <w:top w:w="0" w:type="dxa"/>
-            <w:bottom w:w="0" w:type="dxa"/>
-          </w:tblCellMar>
-        </w:tblPrEx>
         <w:tc>
           <w:tcPr>
             <w:tcW w:w="1913" w:type="dxa"/>
@@ -5908,12 +6047,6 @@
         </w:tc>
       </w:tr>
       <w:tr>
-        <w:tblPrEx>
-          <w:tblCellMar>
-            <w:top w:w="0" w:type="dxa"/>
-            <w:bottom w:w="0" w:type="dxa"/>
-          </w:tblCellMar>
-        </w:tblPrEx>
         <w:tc>
           <w:tcPr>
             <w:tcW w:w="1913" w:type="dxa"/>
@@ -5968,12 +6101,6 @@
         </w:tc>
       </w:tr>
       <w:tr>
-        <w:tblPrEx>
-          <w:tblCellMar>
-            <w:top w:w="0" w:type="dxa"/>
-            <w:bottom w:w="0" w:type="dxa"/>
-          </w:tblCellMar>
-        </w:tblPrEx>
         <w:tc>
           <w:tcPr>
             <w:tcW w:w="1913" w:type="dxa"/>
@@ -6028,12 +6155,6 @@
         </w:tc>
       </w:tr>
       <w:tr>
-        <w:tblPrEx>
-          <w:tblCellMar>
-            <w:top w:w="0" w:type="dxa"/>
-            <w:bottom w:w="0" w:type="dxa"/>
-          </w:tblCellMar>
-        </w:tblPrEx>
         <w:tc>
           <w:tcPr>
             <w:tcW w:w="1913" w:type="dxa"/>
@@ -6088,12 +6209,6 @@
         </w:tc>
       </w:tr>
       <w:tr>
-        <w:tblPrEx>
-          <w:tblCellMar>
-            <w:top w:w="0" w:type="dxa"/>
-            <w:bottom w:w="0" w:type="dxa"/>
-          </w:tblCellMar>
-        </w:tblPrEx>
         <w:tc>
           <w:tcPr>
             <w:tcW w:w="1913" w:type="dxa"/>
@@ -6148,12 +6263,6 @@
         </w:tc>
       </w:tr>
       <w:tr>
-        <w:tblPrEx>
-          <w:tblCellMar>
-            <w:top w:w="0" w:type="dxa"/>
-            <w:bottom w:w="0" w:type="dxa"/>
-          </w:tblCellMar>
-        </w:tblPrEx>
         <w:tc>
           <w:tcPr>
             <w:tcW w:w="1913" w:type="dxa"/>
@@ -6208,12 +6317,6 @@
         </w:tc>
       </w:tr>
       <w:tr>
-        <w:tblPrEx>
-          <w:tblCellMar>
-            <w:top w:w="0" w:type="dxa"/>
-            <w:bottom w:w="0" w:type="dxa"/>
-          </w:tblCellMar>
-        </w:tblPrEx>
         <w:tc>
           <w:tcPr>
             <w:tcW w:w="1913" w:type="dxa"/>
@@ -6268,12 +6371,6 @@
         </w:tc>
       </w:tr>
       <w:tr>
-        <w:tblPrEx>
-          <w:tblCellMar>
-            <w:top w:w="0" w:type="dxa"/>
-            <w:bottom w:w="0" w:type="dxa"/>
-          </w:tblCellMar>
-        </w:tblPrEx>
         <w:tc>
           <w:tcPr>
             <w:tcW w:w="1913" w:type="dxa"/>
@@ -6324,12 +6421,6 @@
         </w:tc>
       </w:tr>
       <w:tr>
-        <w:tblPrEx>
-          <w:tblCellMar>
-            <w:top w:w="0" w:type="dxa"/>
-            <w:bottom w:w="0" w:type="dxa"/>
-          </w:tblCellMar>
-        </w:tblPrEx>
         <w:tc>
           <w:tcPr>
             <w:tcW w:w="1913" w:type="dxa"/>
@@ -6376,12 +6467,6 @@
         </w:tc>
       </w:tr>
       <w:tr>
-        <w:tblPrEx>
-          <w:tblCellMar>
-            <w:top w:w="0" w:type="dxa"/>
-            <w:bottom w:w="0" w:type="dxa"/>
-          </w:tblCellMar>
-        </w:tblPrEx>
         <w:tc>
           <w:tcPr>
             <w:tcW w:w="1913" w:type="dxa"/>
@@ -6434,12 +6519,6 @@
         </w:tc>
       </w:tr>
       <w:tr>
-        <w:tblPrEx>
-          <w:tblCellMar>
-            <w:top w:w="0" w:type="dxa"/>
-            <w:bottom w:w="0" w:type="dxa"/>
-          </w:tblCellMar>
-        </w:tblPrEx>
         <w:tc>
           <w:tcPr>
             <w:tcW w:w="1913" w:type="dxa"/>
@@ -6494,12 +6573,6 @@
         </w:tc>
       </w:tr>
       <w:tr>
-        <w:tblPrEx>
-          <w:tblCellMar>
-            <w:top w:w="0" w:type="dxa"/>
-            <w:bottom w:w="0" w:type="dxa"/>
-          </w:tblCellMar>
-        </w:tblPrEx>
         <w:tc>
           <w:tcPr>
             <w:tcW w:w="1913" w:type="dxa"/>
@@ -6554,12 +6627,6 @@
         </w:tc>
       </w:tr>
       <w:tr>
-        <w:tblPrEx>
-          <w:tblCellMar>
-            <w:top w:w="0" w:type="dxa"/>
-            <w:bottom w:w="0" w:type="dxa"/>
-          </w:tblCellMar>
-        </w:tblPrEx>
         <w:tc>
           <w:tcPr>
             <w:tcW w:w="1913" w:type="dxa"/>
@@ -6614,12 +6681,6 @@
         </w:tc>
       </w:tr>
       <w:tr>
-        <w:tblPrEx>
-          <w:tblCellMar>
-            <w:top w:w="0" w:type="dxa"/>
-            <w:bottom w:w="0" w:type="dxa"/>
-          </w:tblCellMar>
-        </w:tblPrEx>
         <w:tc>
           <w:tcPr>
             <w:tcW w:w="1913" w:type="dxa"/>
@@ -6674,12 +6735,6 @@
         </w:tc>
       </w:tr>
       <w:tr>
-        <w:tblPrEx>
-          <w:tblCellMar>
-            <w:top w:w="0" w:type="dxa"/>
-            <w:bottom w:w="0" w:type="dxa"/>
-          </w:tblCellMar>
-        </w:tblPrEx>
         <w:tc>
           <w:tcPr>
             <w:tcW w:w="1913" w:type="dxa"/>
@@ -6734,12 +6789,6 @@
         </w:tc>
       </w:tr>
       <w:tr>
-        <w:tblPrEx>
-          <w:tblCellMar>
-            <w:top w:w="0" w:type="dxa"/>
-            <w:bottom w:w="0" w:type="dxa"/>
-          </w:tblCellMar>
-        </w:tblPrEx>
         <w:tc>
           <w:tcPr>
             <w:tcW w:w="1913" w:type="dxa"/>
@@ -6794,12 +6843,6 @@
         </w:tc>
       </w:tr>
       <w:tr>
-        <w:tblPrEx>
-          <w:tblCellMar>
-            <w:top w:w="0" w:type="dxa"/>
-            <w:bottom w:w="0" w:type="dxa"/>
-          </w:tblCellMar>
-        </w:tblPrEx>
         <w:tc>
           <w:tcPr>
             <w:tcW w:w="1913" w:type="dxa"/>
@@ -6854,12 +6897,6 @@
         </w:tc>
       </w:tr>
       <w:tr>
-        <w:tblPrEx>
-          <w:tblCellMar>
-            <w:top w:w="0" w:type="dxa"/>
-            <w:bottom w:w="0" w:type="dxa"/>
-          </w:tblCellMar>
-        </w:tblPrEx>
         <w:tc>
           <w:tcPr>
             <w:tcW w:w="1913" w:type="dxa"/>
@@ -6914,12 +6951,6 @@
         </w:tc>
       </w:tr>
       <w:tr>
-        <w:tblPrEx>
-          <w:tblCellMar>
-            <w:top w:w="0" w:type="dxa"/>
-            <w:bottom w:w="0" w:type="dxa"/>
-          </w:tblCellMar>
-        </w:tblPrEx>
         <w:tc>
           <w:tcPr>
             <w:tcW w:w="1913" w:type="dxa"/>
@@ -6974,12 +7005,6 @@
         </w:tc>
       </w:tr>
       <w:tr>
-        <w:tblPrEx>
-          <w:tblCellMar>
-            <w:top w:w="0" w:type="dxa"/>
-            <w:bottom w:w="0" w:type="dxa"/>
-          </w:tblCellMar>
-        </w:tblPrEx>
         <w:tc>
           <w:tcPr>
             <w:tcW w:w="1913" w:type="dxa"/>
@@ -7034,12 +7059,6 @@
         </w:tc>
       </w:tr>
       <w:tr>
-        <w:tblPrEx>
-          <w:tblCellMar>
-            <w:top w:w="0" w:type="dxa"/>
-            <w:bottom w:w="0" w:type="dxa"/>
-          </w:tblCellMar>
-        </w:tblPrEx>
         <w:tc>
           <w:tcPr>
             <w:tcW w:w="1913" w:type="dxa"/>
@@ -7086,12 +7105,6 @@
         </w:tc>
       </w:tr>
       <w:tr>
-        <w:tblPrEx>
-          <w:tblCellMar>
-            <w:top w:w="0" w:type="dxa"/>
-            <w:bottom w:w="0" w:type="dxa"/>
-          </w:tblCellMar>
-        </w:tblPrEx>
         <w:tc>
           <w:tcPr>
             <w:tcW w:w="1913" w:type="dxa"/>
@@ -7146,12 +7159,6 @@
         </w:tc>
       </w:tr>
       <w:tr>
-        <w:tblPrEx>
-          <w:tblCellMar>
-            <w:top w:w="0" w:type="dxa"/>
-            <w:bottom w:w="0" w:type="dxa"/>
-          </w:tblCellMar>
-        </w:tblPrEx>
         <w:tc>
           <w:tcPr>
             <w:tcW w:w="1913" w:type="dxa"/>
@@ -7206,12 +7213,6 @@
         </w:tc>
       </w:tr>
       <w:tr>
-        <w:tblPrEx>
-          <w:tblCellMar>
-            <w:top w:w="0" w:type="dxa"/>
-            <w:bottom w:w="0" w:type="dxa"/>
-          </w:tblCellMar>
-        </w:tblPrEx>
         <w:tc>
           <w:tcPr>
             <w:tcW w:w="1913" w:type="dxa"/>
@@ -7266,12 +7267,6 @@
         </w:tc>
       </w:tr>
       <w:tr>
-        <w:tblPrEx>
-          <w:tblCellMar>
-            <w:top w:w="0" w:type="dxa"/>
-            <w:bottom w:w="0" w:type="dxa"/>
-          </w:tblCellMar>
-        </w:tblPrEx>
         <w:tc>
           <w:tcPr>
             <w:tcW w:w="1913" w:type="dxa"/>
@@ -7326,12 +7321,6 @@
         </w:tc>
       </w:tr>
       <w:tr>
-        <w:tblPrEx>
-          <w:tblCellMar>
-            <w:top w:w="0" w:type="dxa"/>
-            <w:bottom w:w="0" w:type="dxa"/>
-          </w:tblCellMar>
-        </w:tblPrEx>
         <w:tc>
           <w:tcPr>
             <w:tcW w:w="1913" w:type="dxa"/>
@@ -7386,12 +7375,6 @@
         </w:tc>
       </w:tr>
       <w:tr>
-        <w:tblPrEx>
-          <w:tblCellMar>
-            <w:top w:w="0" w:type="dxa"/>
-            <w:bottom w:w="0" w:type="dxa"/>
-          </w:tblCellMar>
-        </w:tblPrEx>
         <w:tc>
           <w:tcPr>
             <w:tcW w:w="1913" w:type="dxa"/>
@@ -7446,12 +7429,6 @@
         </w:tc>
       </w:tr>
       <w:tr>
-        <w:tblPrEx>
-          <w:tblCellMar>
-            <w:top w:w="0" w:type="dxa"/>
-            <w:bottom w:w="0" w:type="dxa"/>
-          </w:tblCellMar>
-        </w:tblPrEx>
         <w:tc>
           <w:tcPr>
             <w:tcW w:w="1913" w:type="dxa"/>
@@ -7515,12 +7492,6 @@
         </w:tc>
       </w:tr>
       <w:tr>
-        <w:tblPrEx>
-          <w:tblCellMar>
-            <w:top w:w="0" w:type="dxa"/>
-            <w:bottom w:w="0" w:type="dxa"/>
-          </w:tblCellMar>
-        </w:tblPrEx>
         <w:tc>
           <w:tcPr>
             <w:tcW w:w="1913" w:type="dxa"/>
@@ -7576,7 +7547,7 @@
         <w:pStyle w:val="Ttulo1"/>
       </w:pPr>
       <w:bookmarkStart w:id="30" w:name="_Toc116024918"/>
-      <w:bookmarkStart w:id="31" w:name="_Toc157413377"/>
+      <w:bookmarkStart w:id="31" w:name="_Toc189561491"/>
       <w:r>
         <w:lastRenderedPageBreak/>
         <w:t>Glosario de T</w:t>
@@ -7614,12 +7585,6 @@
         <w:gridCol w:w="7863"/>
       </w:tblGrid>
       <w:tr>
-        <w:tblPrEx>
-          <w:tblCellMar>
-            <w:top w:w="0" w:type="dxa"/>
-            <w:bottom w:w="0" w:type="dxa"/>
-          </w:tblCellMar>
-        </w:tblPrEx>
         <w:tc>
           <w:tcPr>
             <w:tcW w:w="1913" w:type="dxa"/>
@@ -7666,12 +7631,6 @@
         </w:tc>
       </w:tr>
       <w:tr>
-        <w:tblPrEx>
-          <w:tblCellMar>
-            <w:top w:w="0" w:type="dxa"/>
-            <w:bottom w:w="0" w:type="dxa"/>
-          </w:tblCellMar>
-        </w:tblPrEx>
         <w:tc>
           <w:tcPr>
             <w:tcW w:w="1913" w:type="dxa"/>
@@ -7738,7 +7697,7 @@
       </w:pPr>
       <w:bookmarkStart w:id="35" w:name="_Referencias"/>
       <w:bookmarkStart w:id="36" w:name="_Toc116024919"/>
-      <w:bookmarkStart w:id="37" w:name="_Toc157413378"/>
+      <w:bookmarkStart w:id="37" w:name="_Toc189561492"/>
       <w:bookmarkEnd w:id="32"/>
       <w:bookmarkEnd w:id="33"/>
       <w:bookmarkEnd w:id="34"/>
@@ -7790,7 +7749,7 @@
         <w:pStyle w:val="Ttulo1"/>
       </w:pPr>
       <w:bookmarkStart w:id="41" w:name="_Toc116024920"/>
-      <w:bookmarkStart w:id="42" w:name="_Toc157413379"/>
+      <w:bookmarkStart w:id="42" w:name="_Toc189561493"/>
       <w:bookmarkEnd w:id="38"/>
       <w:bookmarkEnd w:id="39"/>
       <w:bookmarkEnd w:id="40"/>
@@ -7804,9 +7763,6 @@
     <w:p>
       <w:pPr>
         <w:jc w:val="left"/>
-        <w:rPr>
-          <w:lang w:val="es-ES_tradnl"/>
-        </w:rPr>
         <w:sectPr>
           <w:pgSz w:w="11906" w:h="16838" w:code="9"/>
           <w:pgMar w:top="1559" w:right="851" w:bottom="1418" w:left="1418" w:header="851" w:footer="851" w:gutter="0"/>
@@ -7815,75 +7771,39 @@
         </w:sectPr>
       </w:pPr>
       <w:r>
-        <w:rPr>
-          <w:lang w:val="es-ES_tradnl"/>
-        </w:rPr>
         <w:t>El presente documento recoge la lista de cambios y novedades que se han producido desde la versión</w:t>
       </w:r>
       <w:r>
-        <w:rPr>
-          <w:lang w:val="es-ES_tradnl"/>
-        </w:rPr>
         <w:t xml:space="preserve"> </w:t>
       </w:r>
       <w:r>
-        <w:rPr>
-          <w:lang w:val="es-ES_tradnl"/>
-        </w:rPr>
         <w:t>1.2.0_002 de In</w:t>
       </w:r>
       <w:r>
-        <w:rPr>
-          <w:lang w:val="es-ES_tradnl"/>
-        </w:rPr>
         <w:t xml:space="preserve">tegr@ hasta la versión </w:t>
       </w:r>
       <w:r>
-        <w:rPr>
-          <w:lang w:val="es-ES_tradnl"/>
-        </w:rPr>
         <w:t>2</w:t>
       </w:r>
       <w:r>
-        <w:rPr>
-          <w:lang w:val="es-ES_tradnl"/>
-        </w:rPr>
         <w:t>.</w:t>
       </w:r>
       <w:r>
-        <w:rPr>
-          <w:lang w:val="es-ES_tradnl"/>
-        </w:rPr>
         <w:t>2</w:t>
       </w:r>
       <w:r>
-        <w:rPr>
-          <w:lang w:val="es-ES_tradnl"/>
-        </w:rPr>
         <w:t>.</w:t>
       </w:r>
       <w:r>
-        <w:rPr>
-          <w:lang w:val="es-ES_tradnl"/>
-        </w:rPr>
         <w:t>4</w:t>
       </w:r>
       <w:r>
-        <w:rPr>
-          <w:lang w:val="es-ES_tradnl"/>
-        </w:rPr>
         <w:t>_00</w:t>
       </w:r>
       <w:r>
-        <w:rPr>
-          <w:lang w:val="es-ES_tradnl"/>
-        </w:rPr>
-        <w:t>0</w:t>
-      </w:r>
-      <w:r>
-        <w:rPr>
-          <w:lang w:val="es-ES_tradnl"/>
-        </w:rPr>
+        <w:t>1</w:t>
+      </w:r>
+      <w:r>
         <w:t>.</w:t>
       </w:r>
     </w:p>
@@ -7893,7 +7813,7 @@
       </w:pPr>
       <w:bookmarkStart w:id="43" w:name="_Requisitos_Software"/>
       <w:bookmarkStart w:id="44" w:name="_Toc116024921"/>
-      <w:bookmarkStart w:id="45" w:name="_Toc157413380"/>
+      <w:bookmarkStart w:id="45" w:name="_Toc189561494"/>
       <w:bookmarkEnd w:id="43"/>
       <w:r>
         <w:lastRenderedPageBreak/>
@@ -7909,11 +7829,11 @@
           <w:lang w:val="es-ES"/>
         </w:rPr>
       </w:pPr>
-      <w:bookmarkStart w:id="46" w:name="_Toc116024922"/>
-      <w:bookmarkStart w:id="47" w:name="_Toc157413381"/>
+      <w:bookmarkStart w:id="46" w:name="_Toc189561495"/>
       <w:proofErr w:type="spellStart"/>
       <w:r>
         <w:rPr>
+          <w:highlight w:val="yellow"/>
           <w:lang w:val="es-ES"/>
         </w:rPr>
         <w:t>Integr</w:t>
@@ -7921,39 +7841,50 @@
       <w:proofErr w:type="spellEnd"/>
       <w:r>
         <w:rPr>
+          <w:highlight w:val="yellow"/>
           <w:lang w:val="es-ES"/>
         </w:rPr>
-        <w:t>@ 2.2.</w:t>
-      </w:r>
-      <w:r>
-        <w:rPr>
+        <w:t>@ 2.</w:t>
+      </w:r>
+      <w:r>
+        <w:rPr>
+          <w:highlight w:val="yellow"/>
           <w:lang w:val="es-ES"/>
         </w:rPr>
         <w:t>4</w:t>
       </w:r>
       <w:r>
         <w:rPr>
+          <w:highlight w:val="yellow"/>
           <w:lang w:val="es-ES"/>
         </w:rPr>
-        <w:t>_00</w:t>
-      </w:r>
-      <w:r>
-        <w:rPr>
+        <w:t>.</w:t>
+      </w:r>
+      <w:r>
+        <w:rPr>
+          <w:highlight w:val="yellow"/>
           <w:lang w:val="es-ES"/>
         </w:rPr>
         <w:t>0</w:t>
       </w:r>
+      <w:r>
+        <w:rPr>
+          <w:highlight w:val="yellow"/>
+          <w:lang w:val="es-ES"/>
+        </w:rPr>
+        <w:t>_000</w:t>
+      </w:r>
+      <w:bookmarkEnd w:id="46"/>
+    </w:p>
+    <w:p>
+      <w:pPr>
+        <w:pStyle w:val="Ttulo3"/>
+      </w:pPr>
+      <w:bookmarkStart w:id="47" w:name="_Toc189561496"/>
+      <w:r>
+        <w:t>Características</w:t>
+      </w:r>
       <w:bookmarkEnd w:id="47"/>
-    </w:p>
-    <w:p>
-      <w:pPr>
-        <w:pStyle w:val="Ttulo3"/>
-      </w:pPr>
-      <w:bookmarkStart w:id="48" w:name="_Toc157413382"/>
-      <w:r>
-        <w:t>Características</w:t>
-      </w:r>
-      <w:bookmarkEnd w:id="48"/>
     </w:p>
     <w:p>
       <w:pPr>
@@ -7961,10 +7892,102 @@
           <w:ilvl w:val="0"/>
           <w:numId w:val="42"/>
         </w:numPr>
-      </w:pPr>
-      <w:r>
-        <w:t>Actualización de dependencias.</w:t>
-      </w:r>
+        <w:spacing w:line="259" w:lineRule="auto"/>
+        <w:rPr>
+          <w:szCs w:val="24"/>
+        </w:rPr>
+      </w:pPr>
+      <w:r>
+        <w:rPr>
+          <w:szCs w:val="24"/>
+        </w:rPr>
+        <w:t xml:space="preserve">Compilación con </w:t>
+      </w:r>
+      <w:proofErr w:type="spellStart"/>
+      <w:r>
+        <w:rPr>
+          <w:szCs w:val="24"/>
+        </w:rPr>
+        <w:t>jdk</w:t>
+      </w:r>
+      <w:proofErr w:type="spellEnd"/>
+      <w:r>
+        <w:rPr>
+          <w:szCs w:val="24"/>
+        </w:rPr>
+        <w:t xml:space="preserve"> 1</w:t>
+      </w:r>
+      <w:r>
+        <w:rPr>
+          <w:szCs w:val="24"/>
+        </w:rPr>
+        <w:t>7</w:t>
+      </w:r>
+    </w:p>
+    <w:p>
+      <w:pPr>
+        <w:pStyle w:val="Ttulo2"/>
+        <w:rPr>
+          <w:lang w:val="es-ES"/>
+        </w:rPr>
+      </w:pPr>
+      <w:bookmarkStart w:id="48" w:name="_Toc116024922"/>
+      <w:bookmarkStart w:id="49" w:name="_Toc189561497"/>
+      <w:proofErr w:type="spellStart"/>
+      <w:r>
+        <w:rPr>
+          <w:highlight w:val="yellow"/>
+          <w:lang w:val="es-ES"/>
+        </w:rPr>
+        <w:t>Integr</w:t>
+      </w:r>
+      <w:proofErr w:type="spellEnd"/>
+      <w:r>
+        <w:rPr>
+          <w:highlight w:val="yellow"/>
+          <w:lang w:val="es-ES"/>
+        </w:rPr>
+        <w:t>@ 2.</w:t>
+      </w:r>
+      <w:r>
+        <w:rPr>
+          <w:highlight w:val="yellow"/>
+          <w:lang w:val="es-ES"/>
+        </w:rPr>
+        <w:t>3</w:t>
+      </w:r>
+      <w:r>
+        <w:rPr>
+          <w:highlight w:val="yellow"/>
+          <w:lang w:val="es-ES"/>
+        </w:rPr>
+        <w:t>.</w:t>
+      </w:r>
+      <w:r>
+        <w:rPr>
+          <w:highlight w:val="yellow"/>
+          <w:lang w:val="es-ES"/>
+        </w:rPr>
+        <w:t>0</w:t>
+      </w:r>
+      <w:r>
+        <w:rPr>
+          <w:highlight w:val="yellow"/>
+          <w:lang w:val="es-ES"/>
+        </w:rPr>
+        <w:t>_000</w:t>
+      </w:r>
+      <w:bookmarkEnd w:id="49"/>
+    </w:p>
+    <w:p>
+      <w:pPr>
+        <w:pStyle w:val="Ttulo3"/>
+      </w:pPr>
+      <w:bookmarkStart w:id="50" w:name="_Toc189561498"/>
+      <w:r>
+        <w:t>Características</w:t>
+      </w:r>
+      <w:bookmarkEnd w:id="50"/>
     </w:p>
     <w:p>
       <w:pPr>
@@ -7974,18 +7997,8 @@
         </w:numPr>
       </w:pPr>
       <w:r>
-        <w:t>Nuevas comprobaciones de seguridad.</w:t>
-      </w:r>
-    </w:p>
-    <w:p>
-      <w:pPr>
-        <w:pStyle w:val="Ttulo3"/>
-      </w:pPr>
-      <w:bookmarkStart w:id="49" w:name="_Toc157413383"/>
-      <w:r>
-        <w:t>Errores Resueltos</w:t>
-      </w:r>
-      <w:bookmarkEnd w:id="49"/>
+        <w:t>Se agrega la compatibilidad con certificado de curva elíptica.</w:t>
+      </w:r>
     </w:p>
     <w:p>
       <w:pPr>
@@ -7993,26 +8006,16 @@
           <w:ilvl w:val="0"/>
           <w:numId w:val="42"/>
         </w:numPr>
-      </w:pPr>
-      <w:r>
-        <w:t xml:space="preserve">Se corrige </w:t>
-      </w:r>
-      <w:r>
-        <w:t xml:space="preserve">el error del </w:t>
-      </w:r>
-      <w:proofErr w:type="spellStart"/>
-      <w:r>
-        <w:t>WebService</w:t>
-      </w:r>
-      <w:proofErr w:type="spellEnd"/>
-      <w:r>
-        <w:t xml:space="preserve"> por el que </w:t>
-      </w:r>
-      <w:r>
-        <w:t>se extendía sin límite el tamaño de la caché con los resultados de validación</w:t>
-      </w:r>
-      <w:r>
-        <w:t>.</w:t>
+        <w:spacing w:line="259" w:lineRule="auto"/>
+        <w:rPr>
+          <w:szCs w:val="24"/>
+        </w:rPr>
+      </w:pPr>
+      <w:r>
+        <w:rPr>
+          <w:szCs w:val="24"/>
+        </w:rPr>
+        <w:t>Actualización de dependencias.</w:t>
       </w:r>
     </w:p>
     <w:p>
@@ -8021,9 +8024,30 @@
           <w:ilvl w:val="0"/>
           <w:numId w:val="42"/>
         </w:numPr>
-      </w:pPr>
-      <w:r>
-        <w:t>Ya se liberan las conexiones con Axis2.</w:t>
+        <w:spacing w:line="259" w:lineRule="auto"/>
+        <w:rPr>
+          <w:szCs w:val="24"/>
+        </w:rPr>
+      </w:pPr>
+      <w:r>
+        <w:rPr>
+          <w:szCs w:val="24"/>
+        </w:rPr>
+        <w:t xml:space="preserve">Compilación con </w:t>
+      </w:r>
+      <w:proofErr w:type="spellStart"/>
+      <w:r>
+        <w:rPr>
+          <w:szCs w:val="24"/>
+        </w:rPr>
+        <w:t>jdk</w:t>
+      </w:r>
+      <w:proofErr w:type="spellEnd"/>
+      <w:r>
+        <w:rPr>
+          <w:szCs w:val="24"/>
+        </w:rPr>
+        <w:t xml:space="preserve"> 11</w:t>
       </w:r>
     </w:p>
     <w:p>
@@ -8033,7 +8057,7 @@
           <w:lang w:val="es-ES"/>
         </w:rPr>
       </w:pPr>
-      <w:bookmarkStart w:id="50" w:name="_Toc157413384"/>
+      <w:bookmarkStart w:id="51" w:name="_Toc189561499"/>
       <w:proofErr w:type="spellStart"/>
       <w:r>
         <w:rPr>
@@ -8046,27 +8070,36 @@
         <w:rPr>
           <w:lang w:val="es-ES"/>
         </w:rPr>
-        <w:t>@ 2.2.3_00</w:t>
+        <w:t>@ 2.2.</w:t>
       </w:r>
       <w:r>
         <w:rPr>
           <w:lang w:val="es-ES"/>
         </w:rPr>
+        <w:t>4</w:t>
+      </w:r>
+      <w:r>
+        <w:rPr>
+          <w:lang w:val="es-ES"/>
+        </w:rPr>
+        <w:t>_00</w:t>
+      </w:r>
+      <w:r>
+        <w:rPr>
+          <w:lang w:val="es-ES"/>
+        </w:rPr>
         <w:t>1</w:t>
       </w:r>
-      <w:bookmarkEnd w:id="46"/>
-      <w:bookmarkEnd w:id="50"/>
+      <w:bookmarkEnd w:id="51"/>
     </w:p>
     <w:p>
       <w:pPr>
         <w:pStyle w:val="Ttulo3"/>
       </w:pPr>
-      <w:bookmarkStart w:id="51" w:name="_Toc116024923"/>
-      <w:bookmarkStart w:id="52" w:name="_Toc157413385"/>
+      <w:bookmarkStart w:id="52" w:name="_Toc189561500"/>
       <w:r>
         <w:t>Características</w:t>
       </w:r>
-      <w:bookmarkEnd w:id="51"/>
       <w:bookmarkEnd w:id="52"/>
     </w:p>
     <w:p>
@@ -8077,20 +8110,14 @@
         </w:numPr>
       </w:pPr>
       <w:r>
-        <w:t>Actualización y homogeneización de dependencias.</w:t>
-      </w:r>
-    </w:p>
-    <w:p>
-      <w:pPr>
-        <w:pStyle w:val="Ttulo3"/>
-      </w:pPr>
-      <w:bookmarkStart w:id="53" w:name="_Toc116024924"/>
-      <w:bookmarkStart w:id="54" w:name="_Toc157413386"/>
-      <w:r>
-        <w:t>Errores Resueltos</w:t>
-      </w:r>
-      <w:bookmarkEnd w:id="53"/>
-      <w:bookmarkEnd w:id="54"/>
+        <w:t xml:space="preserve">Se actualiza la versión de iText para soportar documentos PDF cifrados con AES-256 y </w:t>
+      </w:r>
+      <w:r>
+        <w:t>corregir vulnerabilidades</w:t>
+      </w:r>
+      <w:r>
+        <w:t>.</w:t>
+      </w:r>
     </w:p>
     <w:p>
       <w:pPr>
@@ -8098,10 +8125,27 @@
           <w:ilvl w:val="0"/>
           <w:numId w:val="42"/>
         </w:numPr>
-      </w:pPr>
-      <w:r>
-        <w:t>Se corrige el paquete de despliegue y la documentación incluyendo las dependencias reales de cada una de las librerías de integra.</w:t>
-      </w:r>
+        <w:spacing w:line="259" w:lineRule="auto"/>
+        <w:rPr>
+          <w:szCs w:val="24"/>
+        </w:rPr>
+      </w:pPr>
+      <w:r>
+        <w:rPr>
+          <w:szCs w:val="24"/>
+        </w:rPr>
+        <w:t>Actualización de dependencias a versiones no vulnerables.</w:t>
+      </w:r>
+    </w:p>
+    <w:p>
+      <w:pPr>
+        <w:pStyle w:val="Ttulo3"/>
+      </w:pPr>
+      <w:bookmarkStart w:id="53" w:name="_Toc189561501"/>
+      <w:r>
+        <w:t>Errores Resueltos</w:t>
+      </w:r>
+      <w:bookmarkEnd w:id="53"/>
     </w:p>
     <w:p>
       <w:pPr>
@@ -8109,17 +8153,16 @@
           <w:ilvl w:val="0"/>
           <w:numId w:val="42"/>
         </w:numPr>
-      </w:pPr>
-      <w:r>
-        <w:t>Se incluye una serie de propiedades en el fichero “</w:t>
-      </w:r>
-      <w:proofErr w:type="spellStart"/>
-      <w:r>
-        <w:t>tsaApp.properties</w:t>
-      </w:r>
-      <w:proofErr w:type="spellEnd"/>
-      <w:r>
-        <w:t>” que eran requeridas para la integración WS con TS@.</w:t>
+        <w:spacing w:line="259" w:lineRule="auto"/>
+        <w:rPr>
+          <w:szCs w:val="24"/>
+        </w:rPr>
+      </w:pPr>
+      <w:r>
+        <w:rPr>
+          <w:szCs w:val="24"/>
+        </w:rPr>
+        <w:t>Se corrige un error que impedía la generación y validación de firmas con sello de tiempo.</w:t>
       </w:r>
     </w:p>
     <w:p>
@@ -8129,8 +8172,7 @@
           <w:lang w:val="es-ES"/>
         </w:rPr>
       </w:pPr>
-      <w:bookmarkStart w:id="55" w:name="_Toc116024925"/>
-      <w:bookmarkStart w:id="56" w:name="_Toc157413387"/>
+      <w:bookmarkStart w:id="54" w:name="_Toc189561502"/>
       <w:r>
         <w:rPr>
           <w:lang w:val="es-ES"/>
@@ -8141,7 +8183,7 @@
         <w:rPr>
           <w:lang w:val="es-ES"/>
         </w:rPr>
-        <w:t>3</w:t>
+        <w:t>4</w:t>
       </w:r>
       <w:r>
         <w:rPr>
@@ -8155,20 +8197,17 @@
         </w:rPr>
         <w:t>0</w:t>
       </w:r>
+      <w:bookmarkEnd w:id="54"/>
+    </w:p>
+    <w:p>
+      <w:pPr>
+        <w:pStyle w:val="Ttulo3"/>
+      </w:pPr>
+      <w:bookmarkStart w:id="55" w:name="_Toc189561503"/>
+      <w:r>
+        <w:t>Características</w:t>
+      </w:r>
       <w:bookmarkEnd w:id="55"/>
-      <w:bookmarkEnd w:id="56"/>
-    </w:p>
-    <w:p>
-      <w:pPr>
-        <w:pStyle w:val="Ttulo3"/>
-      </w:pPr>
-      <w:bookmarkStart w:id="57" w:name="_Toc116024926"/>
-      <w:bookmarkStart w:id="58" w:name="_Toc157413388"/>
-      <w:r>
-        <w:t>Características</w:t>
-      </w:r>
-      <w:bookmarkEnd w:id="57"/>
-      <w:bookmarkEnd w:id="58"/>
     </w:p>
     <w:p>
       <w:pPr>
@@ -8178,7 +8217,7 @@
         </w:numPr>
       </w:pPr>
       <w:r>
-        <w:t>Cuando se indica el método de canonización de la firma XAdES, se utiliza este mismo método para la transformación de los datos XML. Si no se indica nada, se mantiene el comportamiento anterior.</w:t>
+        <w:t>Actualización de dependencias.</w:t>
       </w:r>
     </w:p>
     <w:p>
@@ -8189,11 +8228,18 @@
         </w:numPr>
       </w:pPr>
       <w:r>
-        <w:t xml:space="preserve">Se adapta el desarrollo para la compatibilidad con las RFC </w:t>
-      </w:r>
-      <w:r>
-        <w:t>5035 y 5816.</w:t>
-      </w:r>
+        <w:t>Nuevas comprobaciones de seguridad.</w:t>
+      </w:r>
+    </w:p>
+    <w:p>
+      <w:pPr>
+        <w:pStyle w:val="Ttulo3"/>
+      </w:pPr>
+      <w:bookmarkStart w:id="56" w:name="_Toc189561504"/>
+      <w:r>
+        <w:t>Errores Resueltos</w:t>
+      </w:r>
+      <w:bookmarkEnd w:id="56"/>
     </w:p>
     <w:p>
       <w:pPr>
@@ -8203,21 +8249,14 @@
         </w:numPr>
       </w:pPr>
       <w:r>
-        <w:t>Se sustituye la utilización de la dependencia JCE de IAIK por la JCE de BouncyCastle.</w:t>
-      </w:r>
-    </w:p>
-    <w:p>
-      <w:pPr>
-        <w:pStyle w:val="Ttulo3"/>
-      </w:pPr>
-      <w:bookmarkStart w:id="59" w:name="_Toc116024927"/>
-      <w:bookmarkStart w:id="60" w:name="_Toc157413389"/>
-      <w:r>
-        <w:lastRenderedPageBreak/>
-        <w:t>Errores Resueltos</w:t>
-      </w:r>
-      <w:bookmarkEnd w:id="59"/>
-      <w:bookmarkEnd w:id="60"/>
+        <w:t xml:space="preserve">Se corrige </w:t>
+      </w:r>
+      <w:r>
+        <w:t>el error del WebService por el que se extendía sin límite el tamaño de la caché con los resultados de validación</w:t>
+      </w:r>
+      <w:r>
+        <w:t>.</w:t>
+      </w:r>
     </w:p>
     <w:p>
       <w:pPr>
@@ -8227,7 +8266,7 @@
         </w:numPr>
       </w:pPr>
       <w:r>
-        <w:t>Se corrige que en las firmas baseline se utilizase una transformación XML en lugar de la Base 64 cuando los datos son binarios.</w:t>
+        <w:t>Ya se liberan las conexiones con Axis2.</w:t>
       </w:r>
     </w:p>
     <w:p>
@@ -8237,28 +8276,34 @@
           <w:lang w:val="es-ES"/>
         </w:rPr>
       </w:pPr>
-      <w:bookmarkStart w:id="61" w:name="_Toc116024928"/>
-      <w:bookmarkStart w:id="62" w:name="_Toc157413390"/>
+      <w:bookmarkStart w:id="57" w:name="_Toc189561505"/>
       <w:r>
         <w:rPr>
           <w:lang w:val="es-ES"/>
         </w:rPr>
-        <w:t>Integr@ 2.2.2_002</w:t>
-      </w:r>
-      <w:bookmarkEnd w:id="61"/>
-      <w:bookmarkEnd w:id="62"/>
+        <w:lastRenderedPageBreak/>
+        <w:t>Integr@ 2.2.3_00</w:t>
+      </w:r>
+      <w:r>
+        <w:rPr>
+          <w:lang w:val="es-ES"/>
+        </w:rPr>
+        <w:t>1</w:t>
+      </w:r>
+      <w:bookmarkEnd w:id="48"/>
+      <w:bookmarkEnd w:id="57"/>
     </w:p>
     <w:p>
       <w:pPr>
         <w:pStyle w:val="Ttulo3"/>
       </w:pPr>
-      <w:bookmarkStart w:id="63" w:name="_Toc116024929"/>
-      <w:bookmarkStart w:id="64" w:name="_Toc157413391"/>
+      <w:bookmarkStart w:id="58" w:name="_Toc116024923"/>
+      <w:bookmarkStart w:id="59" w:name="_Toc189561506"/>
       <w:r>
         <w:t>Características</w:t>
       </w:r>
-      <w:bookmarkEnd w:id="63"/>
-      <w:bookmarkEnd w:id="64"/>
+      <w:bookmarkEnd w:id="58"/>
+      <w:bookmarkEnd w:id="59"/>
     </w:p>
     <w:p>
       <w:pPr>
@@ -8268,8 +8313,20 @@
         </w:numPr>
       </w:pPr>
       <w:r>
-        <w:t>Evolución de la versión de la librería de gestión de logs a Log4j2.</w:t>
-      </w:r>
+        <w:t>Actualización y homogeneización de dependencias.</w:t>
+      </w:r>
+    </w:p>
+    <w:p>
+      <w:pPr>
+        <w:pStyle w:val="Ttulo3"/>
+      </w:pPr>
+      <w:bookmarkStart w:id="60" w:name="_Toc116024924"/>
+      <w:bookmarkStart w:id="61" w:name="_Toc189561507"/>
+      <w:r>
+        <w:t>Errores Resueltos</w:t>
+      </w:r>
+      <w:bookmarkEnd w:id="60"/>
+      <w:bookmarkEnd w:id="61"/>
     </w:p>
     <w:p>
       <w:pPr>
@@ -8279,7 +8336,7 @@
         </w:numPr>
       </w:pPr>
       <w:r>
-        <w:t>Adaptación de la configuración para el uso de Log4j2.</w:t>
+        <w:t>Se corrige el paquete de despliegue y la documentación incluyendo las dependencias reales de cada una de las librerías de integra.</w:t>
       </w:r>
     </w:p>
     <w:p>
@@ -8290,20 +8347,56 @@
         </w:numPr>
       </w:pPr>
       <w:r>
-        <w:t>Eliminar referencias a la librería slf4j.</w:t>
-      </w:r>
+        <w:t>Se incluye una serie de propiedades en el fichero “tsaApp.properties” que eran requeridas para la integración WS con TS@.</w:t>
+      </w:r>
+    </w:p>
+    <w:p>
+      <w:pPr>
+        <w:pStyle w:val="Ttulo2"/>
+        <w:rPr>
+          <w:lang w:val="es-ES"/>
+        </w:rPr>
+      </w:pPr>
+      <w:bookmarkStart w:id="62" w:name="_Toc116024925"/>
+      <w:bookmarkStart w:id="63" w:name="_Toc189561508"/>
+      <w:r>
+        <w:rPr>
+          <w:lang w:val="es-ES"/>
+        </w:rPr>
+        <w:t>Integr@ 2.2.</w:t>
+      </w:r>
+      <w:r>
+        <w:rPr>
+          <w:lang w:val="es-ES"/>
+        </w:rPr>
+        <w:t>3</w:t>
+      </w:r>
+      <w:r>
+        <w:rPr>
+          <w:lang w:val="es-ES"/>
+        </w:rPr>
+        <w:t>_00</w:t>
+      </w:r>
+      <w:r>
+        <w:rPr>
+          <w:lang w:val="es-ES"/>
+        </w:rPr>
+        <w:t>0</w:t>
+      </w:r>
+      <w:bookmarkEnd w:id="62"/>
+      <w:bookmarkEnd w:id="63"/>
     </w:p>
     <w:p>
       <w:pPr>
         <w:pStyle w:val="Ttulo3"/>
       </w:pPr>
-      <w:bookmarkStart w:id="65" w:name="_Toc116024930"/>
-      <w:bookmarkStart w:id="66" w:name="_Toc157413392"/>
-      <w:r>
-        <w:t>Errores Resueltos</w:t>
-      </w:r>
+      <w:bookmarkStart w:id="64" w:name="_Toc116024926"/>
+      <w:bookmarkStart w:id="65" w:name="_Toc189561509"/>
+      <w:r>
+        <w:t>Características</w:t>
+      </w:r>
+      <w:bookmarkEnd w:id="64"/>
       <w:bookmarkEnd w:id="65"/>
-      <w:bookmarkEnd w:id="66"/>
     </w:p>
     <w:p>
       <w:pPr>
@@ -8313,52 +8406,8 @@
         </w:numPr>
       </w:pPr>
       <w:r>
-        <w:t>Se corrige discrepancia en el nombre de la variable de configuración que indica la c</w:t>
-      </w:r>
-      <w:r>
-        <w:t>ontraseña del almacén de confianza (JKS) para conexiones seguras.</w:t>
-      </w:r>
-      <w:r>
-        <w:t xml:space="preserve"> Esta variable, presentaba una variación en una letra mayúscula entre el nombre indicado en el fichero “</w:t>
-      </w:r>
-      <w:proofErr w:type="gramStart"/>
-      <w:r>
-        <w:t>integra.properties</w:t>
-      </w:r>
-      <w:proofErr w:type="gramEnd"/>
-      <w:r>
-        <w:t>” y el valor esperado dentro del código.</w:t>
-      </w:r>
-    </w:p>
-    <w:p>
-      <w:pPr>
-        <w:pStyle w:val="Ttulo2"/>
-        <w:rPr>
-          <w:lang w:val="es-ES"/>
-        </w:rPr>
-      </w:pPr>
-      <w:bookmarkStart w:id="67" w:name="_Toc116024931"/>
-      <w:bookmarkStart w:id="68" w:name="_Toc157413393"/>
-      <w:r>
-        <w:rPr>
-          <w:lang w:val="es-ES"/>
-        </w:rPr>
-        <w:t>Integr@ 2.2.2_001</w:t>
-      </w:r>
-      <w:bookmarkEnd w:id="67"/>
-      <w:bookmarkEnd w:id="68"/>
-    </w:p>
-    <w:p>
-      <w:pPr>
-        <w:pStyle w:val="Ttulo3"/>
-      </w:pPr>
-      <w:bookmarkStart w:id="69" w:name="_Toc116024932"/>
-      <w:bookmarkStart w:id="70" w:name="_Toc157413394"/>
-      <w:r>
-        <w:t>Características</w:t>
-      </w:r>
-      <w:bookmarkEnd w:id="69"/>
-      <w:bookmarkEnd w:id="70"/>
+        <w:t>Cuando se indica el método de canonización de la firma XAdES, se utiliza este mismo método para la transformación de los datos XML. Si no se indica nada, se mantiene el comportamiento anterior.</w:t>
+      </w:r>
     </w:p>
     <w:p>
       <w:pPr>
@@ -8368,7 +8417,10 @@
         </w:numPr>
       </w:pPr>
       <w:r>
-        <w:t xml:space="preserve">Adaptación de la librería integra-tsl.jar para su integración con @firma. </w:t>
+        <w:t xml:space="preserve">Se adapta el desarrollo para la compatibilidad con las RFC </w:t>
+      </w:r>
+      <w:r>
+        <w:t>5035 y 5816.</w:t>
       </w:r>
     </w:p>
     <w:p>
@@ -8379,8 +8431,20 @@
         </w:numPr>
       </w:pPr>
       <w:r>
-        <w:t>Se modifica la lógica para que en los casos en los que no tenga definida la extensión AdditionalServiceInformation, se compruebe la cualificación del certificado en base al contenido del certificado.</w:t>
-      </w:r>
+        <w:t>Se sustituye la utilización de la dependencia JCE de IAIK por la JCE de BouncyCastle.</w:t>
+      </w:r>
+    </w:p>
+    <w:p>
+      <w:pPr>
+        <w:pStyle w:val="Ttulo3"/>
+      </w:pPr>
+      <w:bookmarkStart w:id="66" w:name="_Toc116024927"/>
+      <w:bookmarkStart w:id="67" w:name="_Toc189561510"/>
+      <w:r>
+        <w:t>Errores Resueltos</w:t>
+      </w:r>
+      <w:bookmarkEnd w:id="66"/>
+      <w:bookmarkEnd w:id="67"/>
     </w:p>
     <w:p>
       <w:pPr>
@@ -8390,6 +8454,164 @@
         </w:numPr>
       </w:pPr>
       <w:r>
+        <w:t>Se corrige que en las firmas baseline se utilizase una transformación XML en lugar de la Base 64 cuando los datos son binarios.</w:t>
+      </w:r>
+    </w:p>
+    <w:p>
+      <w:pPr>
+        <w:pStyle w:val="Ttulo2"/>
+        <w:rPr>
+          <w:lang w:val="es-ES"/>
+        </w:rPr>
+      </w:pPr>
+      <w:bookmarkStart w:id="68" w:name="_Toc116024928"/>
+      <w:bookmarkStart w:id="69" w:name="_Toc189561511"/>
+      <w:r>
+        <w:rPr>
+          <w:lang w:val="es-ES"/>
+        </w:rPr>
+        <w:t>Integr@ 2.2.2_002</w:t>
+      </w:r>
+      <w:bookmarkEnd w:id="68"/>
+      <w:bookmarkEnd w:id="69"/>
+    </w:p>
+    <w:p>
+      <w:pPr>
+        <w:pStyle w:val="Ttulo3"/>
+      </w:pPr>
+      <w:bookmarkStart w:id="70" w:name="_Toc116024929"/>
+      <w:bookmarkStart w:id="71" w:name="_Toc189561512"/>
+      <w:r>
+        <w:t>Características</w:t>
+      </w:r>
+      <w:bookmarkEnd w:id="70"/>
+      <w:bookmarkEnd w:id="71"/>
+    </w:p>
+    <w:p>
+      <w:pPr>
+        <w:numPr>
+          <w:ilvl w:val="0"/>
+          <w:numId w:val="42"/>
+        </w:numPr>
+      </w:pPr>
+      <w:r>
+        <w:t>Evolución de la versión de la librería de gestión de logs a Log4j2.</w:t>
+      </w:r>
+    </w:p>
+    <w:p>
+      <w:pPr>
+        <w:numPr>
+          <w:ilvl w:val="0"/>
+          <w:numId w:val="42"/>
+        </w:numPr>
+      </w:pPr>
+      <w:r>
+        <w:t>Adaptación de la configuración para el uso de Log4j2.</w:t>
+      </w:r>
+    </w:p>
+    <w:p>
+      <w:pPr>
+        <w:numPr>
+          <w:ilvl w:val="0"/>
+          <w:numId w:val="42"/>
+        </w:numPr>
+      </w:pPr>
+      <w:r>
+        <w:t>Eliminar referencias a la librería slf4j.</w:t>
+      </w:r>
+    </w:p>
+    <w:p>
+      <w:pPr>
+        <w:pStyle w:val="Ttulo3"/>
+      </w:pPr>
+      <w:bookmarkStart w:id="72" w:name="_Toc116024930"/>
+      <w:bookmarkStart w:id="73" w:name="_Toc189561513"/>
+      <w:r>
+        <w:t>Errores Resueltos</w:t>
+      </w:r>
+      <w:bookmarkEnd w:id="72"/>
+      <w:bookmarkEnd w:id="73"/>
+    </w:p>
+    <w:p>
+      <w:pPr>
+        <w:numPr>
+          <w:ilvl w:val="0"/>
+          <w:numId w:val="42"/>
+        </w:numPr>
+      </w:pPr>
+      <w:r>
+        <w:t>Se corrige discrepancia en el nombre de la variable de configuración que indica la contraseña del almacén de confianza (JKS) para conexiones seguras. Esta variable, presentaba una variación en una letra mayúscula entre el nombre indicado en el fichero “</w:t>
+      </w:r>
+      <w:proofErr w:type="gramStart"/>
+      <w:r>
+        <w:t>integra.properties</w:t>
+      </w:r>
+      <w:proofErr w:type="gramEnd"/>
+      <w:r>
+        <w:t>” y el valor esperado dentro del código.</w:t>
+      </w:r>
+    </w:p>
+    <w:p>
+      <w:pPr>
+        <w:pStyle w:val="Ttulo2"/>
+        <w:rPr>
+          <w:lang w:val="es-ES"/>
+        </w:rPr>
+      </w:pPr>
+      <w:bookmarkStart w:id="74" w:name="_Toc116024931"/>
+      <w:bookmarkStart w:id="75" w:name="_Toc189561514"/>
+      <w:r>
+        <w:rPr>
+          <w:lang w:val="es-ES"/>
+        </w:rPr>
+        <w:lastRenderedPageBreak/>
+        <w:t>Integr@ 2.2.2_001</w:t>
+      </w:r>
+      <w:bookmarkEnd w:id="74"/>
+      <w:bookmarkEnd w:id="75"/>
+    </w:p>
+    <w:p>
+      <w:pPr>
+        <w:pStyle w:val="Ttulo3"/>
+      </w:pPr>
+      <w:bookmarkStart w:id="76" w:name="_Toc116024932"/>
+      <w:bookmarkStart w:id="77" w:name="_Toc189561515"/>
+      <w:r>
+        <w:t>Características</w:t>
+      </w:r>
+      <w:bookmarkEnd w:id="76"/>
+      <w:bookmarkEnd w:id="77"/>
+    </w:p>
+    <w:p>
+      <w:pPr>
+        <w:numPr>
+          <w:ilvl w:val="0"/>
+          <w:numId w:val="42"/>
+        </w:numPr>
+      </w:pPr>
+      <w:r>
+        <w:t xml:space="preserve">Adaptación de la librería integra-tsl.jar para su integración con @firma. </w:t>
+      </w:r>
+    </w:p>
+    <w:p>
+      <w:pPr>
+        <w:numPr>
+          <w:ilvl w:val="0"/>
+          <w:numId w:val="42"/>
+        </w:numPr>
+      </w:pPr>
+      <w:r>
+        <w:t>Se modifica la lógica para que en los casos en los que no tenga definida la extensión AdditionalServiceInformation, se compruebe la cualificación del certificado en base al contenido del certificado.</w:t>
+      </w:r>
+    </w:p>
+    <w:p>
+      <w:pPr>
+        <w:numPr>
+          <w:ilvl w:val="0"/>
+          <w:numId w:val="42"/>
+        </w:numPr>
+      </w:pPr>
+      <w:r>
         <w:t>Se añaden nuevas trazas de logs en el procesado de validación de un certificado frente una TSL.</w:t>
       </w:r>
     </w:p>
@@ -8397,13 +8619,13 @@
       <w:pPr>
         <w:pStyle w:val="Ttulo3"/>
       </w:pPr>
-      <w:bookmarkStart w:id="71" w:name="_Toc116024933"/>
-      <w:bookmarkStart w:id="72" w:name="_Toc157413395"/>
+      <w:bookmarkStart w:id="78" w:name="_Toc116024933"/>
+      <w:bookmarkStart w:id="79" w:name="_Toc189561516"/>
       <w:r>
         <w:t>Errores Resueltos</w:t>
       </w:r>
-      <w:bookmarkEnd w:id="71"/>
-      <w:bookmarkEnd w:id="72"/>
+      <w:bookmarkEnd w:id="78"/>
+      <w:bookmarkEnd w:id="79"/>
     </w:p>
     <w:p>
       <w:pPr>
@@ -8426,28 +8648,28 @@
           <w:lang w:val="es-ES"/>
         </w:rPr>
       </w:pPr>
-      <w:bookmarkStart w:id="73" w:name="_Toc116024934"/>
-      <w:bookmarkStart w:id="74" w:name="_Toc157413396"/>
+      <w:bookmarkStart w:id="80" w:name="_Toc116024934"/>
+      <w:bookmarkStart w:id="81" w:name="_Toc189561517"/>
       <w:r>
         <w:rPr>
           <w:lang w:val="es-ES"/>
         </w:rPr>
         <w:t>Integr@ 2.2.2_000</w:t>
       </w:r>
-      <w:bookmarkEnd w:id="73"/>
-      <w:bookmarkEnd w:id="74"/>
+      <w:bookmarkEnd w:id="80"/>
+      <w:bookmarkEnd w:id="81"/>
     </w:p>
     <w:p>
       <w:pPr>
         <w:pStyle w:val="Ttulo3"/>
       </w:pPr>
-      <w:bookmarkStart w:id="75" w:name="_Toc116024935"/>
-      <w:bookmarkStart w:id="76" w:name="_Toc157413397"/>
+      <w:bookmarkStart w:id="82" w:name="_Toc116024935"/>
+      <w:bookmarkStart w:id="83" w:name="_Toc189561518"/>
       <w:r>
         <w:t>Características</w:t>
       </w:r>
-      <w:bookmarkEnd w:id="75"/>
-      <w:bookmarkEnd w:id="76"/>
+      <w:bookmarkEnd w:id="82"/>
+      <w:bookmarkEnd w:id="83"/>
     </w:p>
     <w:p>
       <w:pPr>
@@ -8485,7 +8707,6 @@
         </w:numPr>
       </w:pPr>
       <w:r>
-        <w:lastRenderedPageBreak/>
         <w:t>Se añade una nueva funcionalidad que permite el cálculo de la fecha de expiración de las firmas en las operaciones de validación en Integr@</w:t>
       </w:r>
       <w:r>
@@ -8539,19 +8760,7 @@
         <w:t xml:space="preserve">validación de certificados </w:t>
       </w:r>
       <w:r>
-        <w:t>frente a las l</w:t>
-      </w:r>
-      <w:r>
-        <w:t>ista</w:t>
-      </w:r>
-      <w:r>
-        <w:t>s</w:t>
-      </w:r>
-      <w:r>
-        <w:t xml:space="preserve"> de confianza de prestadores de servicios electrónicos de confianza (TSL)</w:t>
-      </w:r>
-      <w:r>
-        <w:t>.</w:t>
+        <w:t>frente a las listas de confianza de prestadores de servicios electrónicos de confianza (TSL).</w:t>
       </w:r>
     </w:p>
     <w:p>
@@ -8563,13 +8772,13 @@
       <w:pPr>
         <w:pStyle w:val="Ttulo3"/>
       </w:pPr>
-      <w:bookmarkStart w:id="77" w:name="_Toc116024936"/>
-      <w:bookmarkStart w:id="78" w:name="_Toc157413398"/>
+      <w:bookmarkStart w:id="84" w:name="_Toc116024936"/>
+      <w:bookmarkStart w:id="85" w:name="_Toc189561519"/>
       <w:r>
         <w:t>Errores Resueltos</w:t>
       </w:r>
-      <w:bookmarkEnd w:id="77"/>
-      <w:bookmarkEnd w:id="78"/>
+      <w:bookmarkEnd w:id="84"/>
+      <w:bookmarkEnd w:id="85"/>
     </w:p>
     <w:p>
       <w:pPr>
@@ -8601,6 +8810,7 @@
         </w:numPr>
       </w:pPr>
       <w:r>
+        <w:lastRenderedPageBreak/>
         <w:t>Se corrige error en la gestión de los providers de seguridad de Java durante la detección de formatos de firma en peticiones a través de web services.</w:t>
       </w:r>
     </w:p>
@@ -8668,28 +8878,28 @@
           <w:lang w:val="es-ES"/>
         </w:rPr>
       </w:pPr>
-      <w:bookmarkStart w:id="79" w:name="_Toc116024937"/>
-      <w:bookmarkStart w:id="80" w:name="_Toc157413399"/>
+      <w:bookmarkStart w:id="86" w:name="_Toc116024937"/>
+      <w:bookmarkStart w:id="87" w:name="_Toc189561520"/>
       <w:r>
         <w:rPr>
           <w:lang w:val="es-ES"/>
         </w:rPr>
         <w:t>Integr@ 2.2.1_000</w:t>
       </w:r>
-      <w:bookmarkEnd w:id="79"/>
-      <w:bookmarkEnd w:id="80"/>
+      <w:bookmarkEnd w:id="86"/>
+      <w:bookmarkEnd w:id="87"/>
     </w:p>
     <w:p>
       <w:pPr>
         <w:pStyle w:val="Ttulo3"/>
       </w:pPr>
-      <w:bookmarkStart w:id="81" w:name="_Toc116024938"/>
-      <w:bookmarkStart w:id="82" w:name="_Toc157413400"/>
+      <w:bookmarkStart w:id="88" w:name="_Toc116024938"/>
+      <w:bookmarkStart w:id="89" w:name="_Toc189561521"/>
       <w:r>
         <w:t>Características</w:t>
       </w:r>
-      <w:bookmarkEnd w:id="81"/>
-      <w:bookmarkEnd w:id="82"/>
+      <w:bookmarkEnd w:id="88"/>
+      <w:bookmarkEnd w:id="89"/>
     </w:p>
     <w:p>
       <w:pPr>
@@ -8710,7 +8920,6 @@
         </w:numPr>
       </w:pPr>
       <w:r>
-        <w:lastRenderedPageBreak/>
         <w:t>Se añade una utilidad que permite detectar el formato de firmas XML, ASN.1 y PDF.</w:t>
       </w:r>
     </w:p>
@@ -8788,6 +8997,7 @@
         </w:numPr>
       </w:pPr>
       <w:r>
+        <w:lastRenderedPageBreak/>
         <w:t>Se incorpora la posibilidad de validar el certificado firmante de los sellos de tiempo para los procesos de generación, actualización y validación de firmas mediante comunicación con un servidor OCSP.</w:t>
       </w:r>
     </w:p>
@@ -8876,7 +9086,6 @@
         </w:numPr>
       </w:pPr>
       <w:r>
-        <w:lastRenderedPageBreak/>
         <w:t xml:space="preserve">Se ha añadido una propiedad al fichero </w:t>
       </w:r>
       <w:proofErr w:type="gramStart"/>
@@ -8975,7 +9184,11 @@
         <w:t>que,</w:t>
       </w:r>
       <w:r>
-        <w:t xml:space="preserve"> si el nivel indicado es 0 o 1 se hará la validación siempre, y si el nivel indicado es 2 se hará la validación completa.</w:t>
+        <w:t xml:space="preserve"> si </w:t>
+      </w:r>
+      <w:r>
+        <w:lastRenderedPageBreak/>
+        <w:t>el nivel indicado es 0 o 1 se hará la validación siempre, y si el nivel indicado es 2 se hará la validación completa.</w:t>
       </w:r>
     </w:p>
     <w:p>
@@ -9185,7 +9398,6 @@
         </w:numPr>
       </w:pPr>
       <w:r>
-        <w:lastRenderedPageBreak/>
         <w:t>Se divide</w:t>
       </w:r>
       <w:r>
@@ -9280,6 +9492,7 @@
         </w:numPr>
       </w:pPr>
       <w:r>
+        <w:lastRenderedPageBreak/>
         <w:t xml:space="preserve">Se añade la actualización de firmantes de una firma CAdES Baseline añadiéndoles un sello de tiempo a cada uno de ellos, siempre que no lo tuviera anteriormente, mediante la interfaz </w:t>
       </w:r>
       <w:r>
@@ -9475,7 +9688,6 @@
         </w:numPr>
       </w:pPr>
       <w:r>
-        <w:lastRenderedPageBreak/>
         <w:t>Se añade al detector de formatos una funcionalidad para determinar si una firma es ASiC-S.</w:t>
       </w:r>
     </w:p>
@@ -9556,6 +9768,7 @@
         </w:numPr>
       </w:pPr>
       <w:r>
+        <w:lastRenderedPageBreak/>
         <w:t>Servicio de Validación (VerifyTimestamp).</w:t>
       </w:r>
     </w:p>
@@ -9740,7 +9953,6 @@
         </w:numPr>
       </w:pPr>
       <w:r>
-        <w:lastRenderedPageBreak/>
         <w:t>Se actualizan los procesos de validación de firmas para que ofrezcan una información más detallada de las validaciones llevadas a cabo, así como de los firmantes y sellos de tiempo que componen cada firma.</w:t>
       </w:r>
     </w:p>
@@ -9846,6 +10058,7 @@
         </w:numPr>
       </w:pPr>
       <w:r>
+        <w:lastRenderedPageBreak/>
         <w:t xml:space="preserve">Se ha modificado la validación y actualización de firmas para que se permita incorporar un nuevo elemento </w:t>
       </w:r>
       <w:r>
@@ -9867,13 +10080,13 @@
       <w:pPr>
         <w:pStyle w:val="Ttulo3"/>
       </w:pPr>
-      <w:bookmarkStart w:id="83" w:name="_Toc116024939"/>
-      <w:bookmarkStart w:id="84" w:name="_Toc157413401"/>
+      <w:bookmarkStart w:id="90" w:name="_Toc116024939"/>
+      <w:bookmarkStart w:id="91" w:name="_Toc189561522"/>
       <w:r>
         <w:t>Errores Resueltos</w:t>
       </w:r>
-      <w:bookmarkEnd w:id="83"/>
-      <w:bookmarkEnd w:id="84"/>
+      <w:bookmarkEnd w:id="90"/>
+      <w:bookmarkEnd w:id="91"/>
     </w:p>
     <w:p>
       <w:pPr>
@@ -9941,7 +10154,6 @@
         </w:numPr>
       </w:pPr>
       <w:r>
-        <w:lastRenderedPageBreak/>
         <w:t xml:space="preserve">Se soluciona </w:t>
       </w:r>
       <w:r>
@@ -10046,6 +10258,7 @@
         </w:numPr>
       </w:pPr>
       <w:r>
+        <w:lastRenderedPageBreak/>
         <w:t xml:space="preserve">Se resuelve la incidencia #131729, la cual indicaba que se producía un error si el proveedor de seguridad de BouncyCastle no había sido inicializado antes de utilizar el cliente OCSP para validación de certificados. Se ha añadido una inicialización estática del proveedor de manera que en la clase </w:t>
       </w:r>
       <w:proofErr w:type="gramStart"/>
@@ -10189,7 +10402,6 @@
         </w:numPr>
       </w:pPr>
       <w:r>
-        <w:lastRenderedPageBreak/>
         <w:t xml:space="preserve">Se soluciona la incidencia #150530 según la cual, el método </w:t>
       </w:r>
       <w:proofErr w:type="gramStart"/>
@@ -10335,7 +10547,11 @@
         <w:t>integraFacade.properties</w:t>
       </w:r>
       <w:r>
-        <w:t>, ya que no se indicaba correctamente el nombre del fichero de propiedades que se estaba procesando respecto a la propiedad que falta o que tiene un valor incorrecto.</w:t>
+        <w:t xml:space="preserve">, ya que no se </w:t>
+      </w:r>
+      <w:r>
+        <w:lastRenderedPageBreak/>
+        <w:t>indicaba correctamente el nombre del fichero de propiedades que se estaba procesando respecto a la propiedad que falta o que tiene un valor incorrecto.</w:t>
       </w:r>
     </w:p>
     <w:p>
@@ -10514,7 +10730,6 @@
         </w:numPr>
       </w:pPr>
       <w:r>
-        <w:lastRenderedPageBreak/>
         <w:t xml:space="preserve">Se modifica la manera de capturar excepciones en la clase </w:t>
       </w:r>
       <w:r>
@@ -10633,7 +10848,11 @@
         <w:t>Bouncycastle</w:t>
       </w:r>
       <w:r>
-        <w:t xml:space="preserve"> 1.46 respecto a identificadores de tipo OID ha sido necesario modificar el modo de validación del núcleo de firma ASN.1 para las firmas contenidas en diccionarios de firma de manera que ahora, para firmas PAdES, la validación del núcleo de la firma ASN.1 contenida no se delega a iText</w:t>
+        <w:t xml:space="preserve"> 1.46 respecto a identificadores de tipo OID ha sido necesario modificar el modo de validación del núcleo de firma ASN.1 para las firmas contenidas en diccionarios de firma de manera que </w:t>
+      </w:r>
+      <w:r>
+        <w:lastRenderedPageBreak/>
+        <w:t>ahora, para firmas PAdES, la validación del núcleo de la firma ASN.1 contenida no se delega a iText</w:t>
       </w:r>
       <w:r>
         <w:t>.</w:t>
@@ -10774,7 +10993,6 @@
         </w:numPr>
       </w:pPr>
       <w:r>
-        <w:lastRenderedPageBreak/>
         <w:t xml:space="preserve">Se soluciona un problema asociado a la validación de firma en la clase </w:t>
       </w:r>
       <w:proofErr w:type="gramStart"/>
@@ -10935,6 +11153,7 @@
         </w:numPr>
       </w:pPr>
       <w:r>
+        <w:lastRenderedPageBreak/>
         <w:t>Se corrige un mal funcionamiento de la fachada de servicios de @firma y es que cuando se llevaba a cabo una petición al servicio de validación de certificados por lote no se recuperaban las respuestas individuales de validación para cada certificado.</w:t>
       </w:r>
     </w:p>
@@ -11217,17 +11436,27 @@
     <w:r>
       <w:tab/>
     </w:r>
-    <w:fldSimple w:instr=" REF  TITULO_DOCUMENTO ">
-      <w:r>
-        <w:t>@Firma</w:t>
-      </w:r>
-      <w:r>
-        <w:t>-</w:t>
-      </w:r>
-      <w:r>
-        <w:t>Integr@-CambiosYNovedades-MAN</w:t>
-      </w:r>
-    </w:fldSimple>
+    <w:r>
+      <w:fldChar w:fldCharType="begin"/>
+    </w:r>
+    <w:r>
+      <w:instrText xml:space="preserve"> REF  TITULO_DOCUMENTO </w:instrText>
+    </w:r>
+    <w:r>
+      <w:fldChar w:fldCharType="separate"/>
+    </w:r>
+    <w:r>
+      <w:t>@Firma</w:t>
+    </w:r>
+    <w:r>
+      <w:t>-</w:t>
+    </w:r>
+    <w:r>
+      <w:t>Integr@-CambiosYNovedades-MAN</w:t>
+    </w:r>
+    <w:r>
+      <w:fldChar w:fldCharType="end"/>
+    </w:r>
     <w:r>
       <w:rPr>
         <w:sz w:val="16"/>
@@ -11235,11 +11464,21 @@
       </w:rPr>
       <w:t>-</w:t>
     </w:r>
-    <w:fldSimple w:instr=" REF  VERSION ">
-      <w:r>
-        <w:t>021</w:t>
-      </w:r>
-    </w:fldSimple>
+    <w:r>
+      <w:fldChar w:fldCharType="begin"/>
+    </w:r>
+    <w:r>
+      <w:instrText xml:space="preserve"> REF  VERSION </w:instrText>
+    </w:r>
+    <w:r>
+      <w:fldChar w:fldCharType="separate"/>
+    </w:r>
+    <w:r>
+      <w:t>024</w:t>
+    </w:r>
+    <w:r>
+      <w:fldChar w:fldCharType="end"/>
+    </w:r>
     <w:r>
       <w:rPr>
         <w:sz w:val="16"/>
@@ -14923,7 +15162,6 @@
     <w:lvl w:ilvl="1">
       <w:start w:val="1"/>
       <w:numFmt w:val="decimal"/>
-      <w:pStyle w:val="Encabezado"/>
       <w:lvlText w:val="%1.%2"/>
       <w:lvlJc w:val="left"/>
       <w:pPr>
@@ -14936,7 +15174,6 @@
     <w:lvl w:ilvl="2">
       <w:start w:val="1"/>
       <w:numFmt w:val="decimal"/>
-      <w:pStyle w:val="Piedepgina"/>
       <w:lvlText w:val="%1.%2.%3"/>
       <w:lvlJc w:val="left"/>
       <w:pPr>
@@ -15805,11 +16042,15 @@
   </w:style>
   <w:style w:type="character" w:default="1" w:styleId="Fuentedeprrafopredeter">
     <w:name w:val="Default Paragraph Font"/>
+    <w:uiPriority w:val="1"/>
     <w:semiHidden/>
+    <w:unhideWhenUsed/>
   </w:style>
   <w:style w:type="table" w:default="1" w:styleId="Tablanormal">
     <w:name w:val="Normal Table"/>
+    <w:uiPriority w:val="99"/>
     <w:semiHidden/>
+    <w:unhideWhenUsed/>
     <w:tblPr>
       <w:tblInd w:w="0" w:type="dxa"/>
       <w:tblCellMar>
@@ -15822,7 +16063,9 @@
   </w:style>
   <w:style w:type="numbering" w:default="1" w:styleId="Sinlista">
     <w:name w:val="No List"/>
+    <w:uiPriority w:val="99"/>
     <w:semiHidden/>
+    <w:unhideWhenUsed/>
   </w:style>
   <w:style w:type="paragraph" w:customStyle="1" w:styleId="Texto">
     <w:name w:val="Texto"/>
@@ -17551,7 +17794,7 @@
     </w:tblStylePr>
   </w:style>
   <w:style w:type="paragraph" w:customStyle="1" w:styleId="CarCarCar">
-    <w:name w:val=" Car Car Car"/>
+    <w:name w:val="Car Car Car"/>
     <w:basedOn w:val="Normal"/>
     <w:semiHidden/>
     <w:rsid w:val="00693EA7"/>
@@ -18217,19 +18460,6 @@
 </file>
 
 <file path=customXml/item1.xml><?xml version="1.0" encoding="utf-8"?>
-<b:Sources xmlns:b="http://schemas.openxmlformats.org/officeDocument/2006/bibliography" xmlns="http://schemas.openxmlformats.org/officeDocument/2006/bibliography" SelectedStyle="\APA.XSL" StyleName="APA"/>
-</file>
-
-<file path=customXml/item2.xml><?xml version="1.0" encoding="utf-8"?>
-<?mso-contentType ?>
-<FormTemplates xmlns="http://schemas.microsoft.com/sharepoint/v3/contenttype/forms">
-  <Display>DocumentLibraryForm</Display>
-  <Edit>DocumentLibraryForm</Edit>
-  <New>DocumentLibraryForm</New>
-</FormTemplates>
-</file>
-
-<file path=customXml/item3.xml><?xml version="1.0" encoding="utf-8"?>
 <ct:contentTypeSchema xmlns:ct="http://schemas.microsoft.com/office/2006/metadata/contentType" xmlns:ma="http://schemas.microsoft.com/office/2006/metadata/properties/metaAttributes" ct:_="" ma:_="" ma:contentTypeName="Document" ma:contentTypeID="0x010100F37872BBB1B48948A69B496DD8700896" ma:contentTypeVersion="30" ma:contentTypeDescription="Create a new document." ma:contentTypeScope="" ma:versionID="db6ec5eae62717a2112663bfc8d11fc5">
   <xsd:schema xmlns:xsd="http://www.w3.org/2001/XMLSchema" xmlns:xs="http://www.w3.org/2001/XMLSchema" xmlns:p="http://schemas.microsoft.com/office/2006/metadata/properties" xmlns:ns2="e3c6f3b3-f88f-4e57-8294-d53de8f54b2b" xmlns:ns3="0e9fbc54-175b-41a1-a915-0ab6c7e45301" xmlns:ns4="30c688ba-d7e6-407b-8c35-f2a020af6bce" targetNamespace="http://schemas.microsoft.com/office/2006/metadata/properties" ma:root="true" ma:fieldsID="b607cbe47cf360e8877db2581acfff36" ns2:_="" ns3:_="" ns4:_="">
     <xsd:import namespace="e3c6f3b3-f88f-4e57-8294-d53de8f54b2b"/>
@@ -18539,6 +18769,19 @@
 </ct:contentTypeSchema>
 </file>
 
+<file path=customXml/item2.xml><?xml version="1.0" encoding="utf-8"?>
+<?mso-contentType ?>
+<FormTemplates xmlns="http://schemas.microsoft.com/sharepoint/v3/contenttype/forms">
+  <Display>DocumentLibraryForm</Display>
+  <Edit>DocumentLibraryForm</Edit>
+  <New>DocumentLibraryForm</New>
+</FormTemplates>
+</file>
+
+<file path=customXml/item3.xml><?xml version="1.0" encoding="utf-8"?>
+<b:Sources xmlns:b="http://schemas.openxmlformats.org/officeDocument/2006/bibliography" xmlns="http://schemas.openxmlformats.org/officeDocument/2006/bibliography" SelectedStyle="\APA.XSL" StyleName="APA"/>
+</file>
+
 <file path=customXml/item4.xml><?xml version="1.0" encoding="utf-8"?>
 <p:properties xmlns:p="http://schemas.microsoft.com/office/2006/metadata/properties" xmlns:xsi="http://www.w3.org/2001/XMLSchema-instance" xmlns:pc="http://schemas.microsoft.com/office/infopath/2007/PartnerControls">
   <documentManagement>
@@ -18553,22 +18796,6 @@
 </file>
 
 <file path=customXml/itemProps1.xml><?xml version="1.0" encoding="utf-8"?>
-<ds:datastoreItem xmlns:ds="http://schemas.openxmlformats.org/officeDocument/2006/customXml" ds:itemID="{4110D91B-91E1-4550-9E50-01A84BFD4971}">
-  <ds:schemaRefs>
-    <ds:schemaRef ds:uri="http://schemas.openxmlformats.org/officeDocument/2006/bibliography"/>
-  </ds:schemaRefs>
-</ds:datastoreItem>
-</file>
-
-<file path=customXml/itemProps2.xml><?xml version="1.0" encoding="utf-8"?>
-<ds:datastoreItem xmlns:ds="http://schemas.openxmlformats.org/officeDocument/2006/customXml" ds:itemID="{0451645F-3C5A-474B-A40F-CFD3520369E6}">
-  <ds:schemaRefs>
-    <ds:schemaRef ds:uri="http://schemas.microsoft.com/sharepoint/v3/contenttype/forms"/>
-  </ds:schemaRefs>
-</ds:datastoreItem>
-</file>
-
-<file path=customXml/itemProps3.xml><?xml version="1.0" encoding="utf-8"?>
 <ds:datastoreItem xmlns:ds="http://schemas.openxmlformats.org/officeDocument/2006/customXml" ds:itemID="{282AF7F2-DF68-46D6-8930-79C19E84952F}">
   <ds:schemaRefs>
     <ds:schemaRef ds:uri="http://schemas.microsoft.com/office/2006/metadata/contentType"/>
@@ -18588,6 +18815,22 @@
 </ds:datastoreItem>
 </file>
 
+<file path=customXml/itemProps2.xml><?xml version="1.0" encoding="utf-8"?>
+<ds:datastoreItem xmlns:ds="http://schemas.openxmlformats.org/officeDocument/2006/customXml" ds:itemID="{0451645F-3C5A-474B-A40F-CFD3520369E6}">
+  <ds:schemaRefs>
+    <ds:schemaRef ds:uri="http://schemas.microsoft.com/sharepoint/v3/contenttype/forms"/>
+  </ds:schemaRefs>
+</ds:datastoreItem>
+</file>
+
+<file path=customXml/itemProps3.xml><?xml version="1.0" encoding="utf-8"?>
+<ds:datastoreItem xmlns:ds="http://schemas.openxmlformats.org/officeDocument/2006/customXml" ds:itemID="{4110D91B-91E1-4550-9E50-01A84BFD4971}">
+  <ds:schemaRefs>
+    <ds:schemaRef ds:uri="http://schemas.openxmlformats.org/officeDocument/2006/bibliography"/>
+  </ds:schemaRefs>
+</ds:datastoreItem>
+</file>
+
 <file path=customXml/itemProps4.xml><?xml version="1.0" encoding="utf-8"?>
 <ds:datastoreItem xmlns:ds="http://schemas.openxmlformats.org/officeDocument/2006/customXml" ds:itemID="{A1A52B7D-C25A-4266-A71F-3882DC9463C4}">
   <ds:schemaRefs>

--- a/Integra-parent/documentacion/@Firma-Integr@-CambiosYNovedades-MAN.docx
+++ b/Integra-parent/documentacion/@Firma-Integr@-CambiosYNovedades-MAN.docx
@@ -72,7 +72,7 @@
           <w:sz w:val="36"/>
           <w:szCs w:val="36"/>
         </w:rPr>
-        <w:t>1.2.2_002 - 2.2.4_000</w:t>
+        <w:t>1.2.2_002 - 2.3.0_000</w:t>
       </w:r>
       <w:r>
         <w:rPr>
@@ -116,12 +116,6 @@
         <w:gridCol w:w="6804"/>
       </w:tblGrid>
       <w:tr>
-        <w:tblPrEx>
-          <w:tblCellMar>
-            <w:top w:w="0" w:type="dxa"/>
-            <w:bottom w:w="0" w:type="dxa"/>
-          </w:tblCellMar>
-        </w:tblPrEx>
         <w:tc>
           <w:tcPr>
             <w:tcW w:w="2552" w:type="dxa"/>
@@ -169,12 +163,6 @@
         </w:tc>
       </w:tr>
       <w:tr>
-        <w:tblPrEx>
-          <w:tblCellMar>
-            <w:top w:w="0" w:type="dxa"/>
-            <w:bottom w:w="0" w:type="dxa"/>
-          </w:tblCellMar>
-        </w:tblPrEx>
         <w:tc>
           <w:tcPr>
             <w:tcW w:w="2552" w:type="dxa"/>
@@ -206,19 +194,13 @@
               <w:t>2</w:t>
             </w:r>
             <w:r>
-              <w:t>1</w:t>
+              <w:t>3</w:t>
             </w:r>
             <w:bookmarkEnd w:id="1"/>
           </w:p>
         </w:tc>
       </w:tr>
       <w:tr>
-        <w:tblPrEx>
-          <w:tblCellMar>
-            <w:top w:w="0" w:type="dxa"/>
-            <w:bottom w:w="0" w:type="dxa"/>
-          </w:tblCellMar>
-        </w:tblPrEx>
         <w:tc>
           <w:tcPr>
             <w:tcW w:w="2552" w:type="dxa"/>
@@ -244,7 +226,10 @@
             </w:pPr>
             <w:bookmarkStart w:id="2" w:name="FECHA_MODIFICACION"/>
             <w:r>
-              <w:t>29</w:t>
+              <w:t>0</w:t>
+            </w:r>
+            <w:r>
+              <w:t>3</w:t>
             </w:r>
             <w:r>
               <w:t>-</w:t>
@@ -253,25 +238,19 @@
               <w:t>0</w:t>
             </w:r>
             <w:r>
-              <w:t>1</w:t>
+              <w:t>2</w:t>
             </w:r>
             <w:r>
               <w:t>-202</w:t>
             </w:r>
             <w:r>
-              <w:t>4</w:t>
+              <w:t>5</w:t>
             </w:r>
             <w:bookmarkEnd w:id="2"/>
           </w:p>
         </w:tc>
       </w:tr>
       <w:tr>
-        <w:tblPrEx>
-          <w:tblCellMar>
-            <w:top w:w="0" w:type="dxa"/>
-            <w:bottom w:w="0" w:type="dxa"/>
-          </w:tblCellMar>
-        </w:tblPrEx>
         <w:tc>
           <w:tcPr>
             <w:tcW w:w="2552" w:type="dxa"/>
@@ -360,12 +339,6 @@
         <w:gridCol w:w="6152"/>
       </w:tblGrid>
       <w:tr>
-        <w:tblPrEx>
-          <w:tblCellMar>
-            <w:top w:w="0" w:type="dxa"/>
-            <w:bottom w:w="0" w:type="dxa"/>
-          </w:tblCellMar>
-        </w:tblPrEx>
         <w:trPr>
           <w:trHeight w:val="279"/>
         </w:trPr>
@@ -392,27 +365,17 @@
               <w:pStyle w:val="Tabla"/>
               <w:jc w:val="both"/>
             </w:pPr>
-            <w:r>
-              <w:fldChar w:fldCharType="begin"/>
-            </w:r>
-            <w:r>
-              <w:instrText xml:space="preserve"> REF TITULO_DOCUMENTO  \* MERGEFORMAT </w:instrText>
-            </w:r>
-            <w:r>
-              <w:fldChar w:fldCharType="separate"/>
-            </w:r>
-            <w:r>
-              <w:t>@Firma</w:t>
-            </w:r>
-            <w:r>
-              <w:t>-</w:t>
-            </w:r>
-            <w:r>
-              <w:t>Integr@-CambiosYNovedades-MAN</w:t>
-            </w:r>
-            <w:r>
-              <w:fldChar w:fldCharType="end"/>
-            </w:r>
+            <w:fldSimple w:instr="REF TITULO_DOCUMENTO  \* MERGEFORMAT">
+              <w:r>
+                <w:t>@Firma</w:t>
+              </w:r>
+              <w:r>
+                <w:t>-</w:t>
+              </w:r>
+              <w:r>
+                <w:t>Integr@-CambiosYNovedades-MAN</w:t>
+              </w:r>
+            </w:fldSimple>
             <w:r>
               <w:t xml:space="preserve"> </w:t>
             </w:r>
@@ -420,12 +383,6 @@
         </w:tc>
       </w:tr>
       <w:tr>
-        <w:tblPrEx>
-          <w:tblCellMar>
-            <w:top w:w="0" w:type="dxa"/>
-            <w:bottom w:w="0" w:type="dxa"/>
-          </w:tblCellMar>
-        </w:tblPrEx>
         <w:trPr>
           <w:trHeight w:val="153"/>
         </w:trPr>
@@ -465,7 +422,7 @@
               <w:fldChar w:fldCharType="separate"/>
             </w:r>
             <w:r>
-              <w:t>021</w:t>
+              <w:t>023</w:t>
             </w:r>
             <w:r>
               <w:fldChar w:fldCharType="end"/>
@@ -474,12 +431,6 @@
         </w:tc>
       </w:tr>
       <w:tr>
-        <w:tblPrEx>
-          <w:tblCellMar>
-            <w:top w:w="0" w:type="dxa"/>
-            <w:bottom w:w="0" w:type="dxa"/>
-          </w:tblCellMar>
-        </w:tblPrEx>
         <w:trPr>
           <w:trHeight w:val="153"/>
         </w:trPr>
@@ -519,7 +470,7 @@
               <w:fldChar w:fldCharType="separate"/>
             </w:r>
             <w:r>
-              <w:t>29-01-2024</w:t>
+              <w:t>03-02-2025</w:t>
             </w:r>
             <w:r>
               <w:fldChar w:fldCharType="end"/>
@@ -545,12 +496,6 @@
         <w:gridCol w:w="8080"/>
       </w:tblGrid>
       <w:tr>
-        <w:tblPrEx>
-          <w:tblCellMar>
-            <w:top w:w="0" w:type="dxa"/>
-            <w:bottom w:w="0" w:type="dxa"/>
-          </w:tblCellMar>
-        </w:tblPrEx>
         <w:tc>
           <w:tcPr>
             <w:tcW w:w="1488" w:type="dxa"/>
@@ -584,12 +529,6 @@
         </w:tc>
       </w:tr>
       <w:tr>
-        <w:tblPrEx>
-          <w:tblCellMar>
-            <w:top w:w="0" w:type="dxa"/>
-            <w:bottom w:w="0" w:type="dxa"/>
-          </w:tblCellMar>
-        </w:tblPrEx>
         <w:tc>
           <w:tcPr>
             <w:tcW w:w="1488" w:type="dxa"/>
@@ -635,12 +574,6 @@
         </w:tc>
       </w:tr>
       <w:tr>
-        <w:tblPrEx>
-          <w:tblCellMar>
-            <w:top w:w="0" w:type="dxa"/>
-            <w:bottom w:w="0" w:type="dxa"/>
-          </w:tblCellMar>
-        </w:tblPrEx>
         <w:tc>
           <w:tcPr>
             <w:tcW w:w="1488" w:type="dxa"/>
@@ -697,12 +630,6 @@
         <w:gridCol w:w="8080"/>
       </w:tblGrid>
       <w:tr>
-        <w:tblPrEx>
-          <w:tblCellMar>
-            <w:top w:w="0" w:type="dxa"/>
-            <w:bottom w:w="0" w:type="dxa"/>
-          </w:tblCellMar>
-        </w:tblPrEx>
         <w:tc>
           <w:tcPr>
             <w:tcW w:w="1488" w:type="dxa"/>
@@ -736,12 +663,6 @@
         </w:tc>
       </w:tr>
       <w:tr>
-        <w:tblPrEx>
-          <w:tblCellMar>
-            <w:top w:w="0" w:type="dxa"/>
-            <w:bottom w:w="0" w:type="dxa"/>
-          </w:tblCellMar>
-        </w:tblPrEx>
         <w:tc>
           <w:tcPr>
             <w:tcW w:w="1488" w:type="dxa"/>
@@ -772,12 +693,6 @@
         </w:tc>
       </w:tr>
       <w:tr>
-        <w:tblPrEx>
-          <w:tblCellMar>
-            <w:top w:w="0" w:type="dxa"/>
-            <w:bottom w:w="0" w:type="dxa"/>
-          </w:tblCellMar>
-        </w:tblPrEx>
         <w:tc>
           <w:tcPr>
             <w:tcW w:w="1488" w:type="dxa"/>
@@ -828,12 +743,6 @@
         <w:gridCol w:w="8080"/>
       </w:tblGrid>
       <w:tr>
-        <w:tblPrEx>
-          <w:tblCellMar>
-            <w:top w:w="0" w:type="dxa"/>
-            <w:bottom w:w="0" w:type="dxa"/>
-          </w:tblCellMar>
-        </w:tblPrEx>
         <w:tc>
           <w:tcPr>
             <w:tcW w:w="1488" w:type="dxa"/>
@@ -867,12 +776,6 @@
         </w:tc>
       </w:tr>
       <w:tr>
-        <w:tblPrEx>
-          <w:tblCellMar>
-            <w:top w:w="0" w:type="dxa"/>
-            <w:bottom w:w="0" w:type="dxa"/>
-          </w:tblCellMar>
-        </w:tblPrEx>
         <w:tc>
           <w:tcPr>
             <w:tcW w:w="1488" w:type="dxa"/>
@@ -903,12 +806,6 @@
         </w:tc>
       </w:tr>
       <w:tr>
-        <w:tblPrEx>
-          <w:tblCellMar>
-            <w:top w:w="0" w:type="dxa"/>
-            <w:bottom w:w="0" w:type="dxa"/>
-          </w:tblCellMar>
-        </w:tblPrEx>
         <w:tc>
           <w:tcPr>
             <w:tcW w:w="1488" w:type="dxa"/>
@@ -959,12 +856,6 @@
         <w:gridCol w:w="8080"/>
       </w:tblGrid>
       <w:tr>
-        <w:tblPrEx>
-          <w:tblCellMar>
-            <w:top w:w="0" w:type="dxa"/>
-            <w:bottom w:w="0" w:type="dxa"/>
-          </w:tblCellMar>
-        </w:tblPrEx>
         <w:tc>
           <w:tcPr>
             <w:tcW w:w="1488" w:type="dxa"/>
@@ -998,12 +889,6 @@
         </w:tc>
       </w:tr>
       <w:tr>
-        <w:tblPrEx>
-          <w:tblCellMar>
-            <w:top w:w="0" w:type="dxa"/>
-            <w:bottom w:w="0" w:type="dxa"/>
-          </w:tblCellMar>
-        </w:tblPrEx>
         <w:tc>
           <w:tcPr>
             <w:tcW w:w="1488" w:type="dxa"/>
@@ -1034,12 +919,6 @@
         </w:tc>
       </w:tr>
       <w:tr>
-        <w:tblPrEx>
-          <w:tblCellMar>
-            <w:top w:w="0" w:type="dxa"/>
-            <w:bottom w:w="0" w:type="dxa"/>
-          </w:tblCellMar>
-        </w:tblPrEx>
         <w:tc>
           <w:tcPr>
             <w:tcW w:w="1488" w:type="dxa"/>
@@ -1102,12 +981,6 @@
         <w:gridCol w:w="8080"/>
       </w:tblGrid>
       <w:tr>
-        <w:tblPrEx>
-          <w:tblCellMar>
-            <w:top w:w="0" w:type="dxa"/>
-            <w:bottom w:w="0" w:type="dxa"/>
-          </w:tblCellMar>
-        </w:tblPrEx>
         <w:tc>
           <w:tcPr>
             <w:tcW w:w="1488" w:type="dxa"/>
@@ -1141,12 +1014,6 @@
         </w:tc>
       </w:tr>
       <w:tr>
-        <w:tblPrEx>
-          <w:tblCellMar>
-            <w:top w:w="0" w:type="dxa"/>
-            <w:bottom w:w="0" w:type="dxa"/>
-          </w:tblCellMar>
-        </w:tblPrEx>
         <w:tc>
           <w:tcPr>
             <w:tcW w:w="1488" w:type="dxa"/>
@@ -1177,12 +1044,6 @@
         </w:tc>
       </w:tr>
       <w:tr>
-        <w:tblPrEx>
-          <w:tblCellMar>
-            <w:top w:w="0" w:type="dxa"/>
-            <w:bottom w:w="0" w:type="dxa"/>
-          </w:tblCellMar>
-        </w:tblPrEx>
         <w:tc>
           <w:tcPr>
             <w:tcW w:w="1488" w:type="dxa"/>
@@ -1236,12 +1097,6 @@
         <w:gridCol w:w="8080"/>
       </w:tblGrid>
       <w:tr>
-        <w:tblPrEx>
-          <w:tblCellMar>
-            <w:top w:w="0" w:type="dxa"/>
-            <w:bottom w:w="0" w:type="dxa"/>
-          </w:tblCellMar>
-        </w:tblPrEx>
         <w:tc>
           <w:tcPr>
             <w:tcW w:w="1488" w:type="dxa"/>
@@ -1275,12 +1130,6 @@
         </w:tc>
       </w:tr>
       <w:tr>
-        <w:tblPrEx>
-          <w:tblCellMar>
-            <w:top w:w="0" w:type="dxa"/>
-            <w:bottom w:w="0" w:type="dxa"/>
-          </w:tblCellMar>
-        </w:tblPrEx>
         <w:tc>
           <w:tcPr>
             <w:tcW w:w="1488" w:type="dxa"/>
@@ -1311,12 +1160,6 @@
         </w:tc>
       </w:tr>
       <w:tr>
-        <w:tblPrEx>
-          <w:tblCellMar>
-            <w:top w:w="0" w:type="dxa"/>
-            <w:bottom w:w="0" w:type="dxa"/>
-          </w:tblCellMar>
-        </w:tblPrEx>
         <w:tc>
           <w:tcPr>
             <w:tcW w:w="1488" w:type="dxa"/>
@@ -1370,12 +1213,6 @@
         <w:gridCol w:w="8080"/>
       </w:tblGrid>
       <w:tr>
-        <w:tblPrEx>
-          <w:tblCellMar>
-            <w:top w:w="0" w:type="dxa"/>
-            <w:bottom w:w="0" w:type="dxa"/>
-          </w:tblCellMar>
-        </w:tblPrEx>
         <w:tc>
           <w:tcPr>
             <w:tcW w:w="1488" w:type="dxa"/>
@@ -1409,12 +1246,6 @@
         </w:tc>
       </w:tr>
       <w:tr>
-        <w:tblPrEx>
-          <w:tblCellMar>
-            <w:top w:w="0" w:type="dxa"/>
-            <w:bottom w:w="0" w:type="dxa"/>
-          </w:tblCellMar>
-        </w:tblPrEx>
         <w:tc>
           <w:tcPr>
             <w:tcW w:w="1488" w:type="dxa"/>
@@ -1445,12 +1276,6 @@
         </w:tc>
       </w:tr>
       <w:tr>
-        <w:tblPrEx>
-          <w:tblCellMar>
-            <w:top w:w="0" w:type="dxa"/>
-            <w:bottom w:w="0" w:type="dxa"/>
-          </w:tblCellMar>
-        </w:tblPrEx>
         <w:tc>
           <w:tcPr>
             <w:tcW w:w="1488" w:type="dxa"/>
@@ -1515,12 +1340,6 @@
         <w:gridCol w:w="8080"/>
       </w:tblGrid>
       <w:tr>
-        <w:tblPrEx>
-          <w:tblCellMar>
-            <w:top w:w="0" w:type="dxa"/>
-            <w:bottom w:w="0" w:type="dxa"/>
-          </w:tblCellMar>
-        </w:tblPrEx>
         <w:tc>
           <w:tcPr>
             <w:tcW w:w="1488" w:type="dxa"/>
@@ -1555,12 +1374,6 @@
         </w:tc>
       </w:tr>
       <w:tr>
-        <w:tblPrEx>
-          <w:tblCellMar>
-            <w:top w:w="0" w:type="dxa"/>
-            <w:bottom w:w="0" w:type="dxa"/>
-          </w:tblCellMar>
-        </w:tblPrEx>
         <w:tc>
           <w:tcPr>
             <w:tcW w:w="1488" w:type="dxa"/>
@@ -1591,12 +1404,6 @@
         </w:tc>
       </w:tr>
       <w:tr>
-        <w:tblPrEx>
-          <w:tblCellMar>
-            <w:top w:w="0" w:type="dxa"/>
-            <w:bottom w:w="0" w:type="dxa"/>
-          </w:tblCellMar>
-        </w:tblPrEx>
         <w:tc>
           <w:tcPr>
             <w:tcW w:w="1488" w:type="dxa"/>
@@ -1651,12 +1458,6 @@
         <w:gridCol w:w="8080"/>
       </w:tblGrid>
       <w:tr>
-        <w:tblPrEx>
-          <w:tblCellMar>
-            <w:top w:w="0" w:type="dxa"/>
-            <w:bottom w:w="0" w:type="dxa"/>
-          </w:tblCellMar>
-        </w:tblPrEx>
         <w:tc>
           <w:tcPr>
             <w:tcW w:w="1488" w:type="dxa"/>
@@ -1690,12 +1491,6 @@
         </w:tc>
       </w:tr>
       <w:tr>
-        <w:tblPrEx>
-          <w:tblCellMar>
-            <w:top w:w="0" w:type="dxa"/>
-            <w:bottom w:w="0" w:type="dxa"/>
-          </w:tblCellMar>
-        </w:tblPrEx>
         <w:tc>
           <w:tcPr>
             <w:tcW w:w="1488" w:type="dxa"/>
@@ -1726,12 +1521,6 @@
         </w:tc>
       </w:tr>
       <w:tr>
-        <w:tblPrEx>
-          <w:tblCellMar>
-            <w:top w:w="0" w:type="dxa"/>
-            <w:bottom w:w="0" w:type="dxa"/>
-          </w:tblCellMar>
-        </w:tblPrEx>
         <w:tc>
           <w:tcPr>
             <w:tcW w:w="1488" w:type="dxa"/>
@@ -1786,12 +1575,6 @@
         <w:gridCol w:w="8080"/>
       </w:tblGrid>
       <w:tr>
-        <w:tblPrEx>
-          <w:tblCellMar>
-            <w:top w:w="0" w:type="dxa"/>
-            <w:bottom w:w="0" w:type="dxa"/>
-          </w:tblCellMar>
-        </w:tblPrEx>
         <w:tc>
           <w:tcPr>
             <w:tcW w:w="1488" w:type="dxa"/>
@@ -1825,12 +1608,6 @@
         </w:tc>
       </w:tr>
       <w:tr>
-        <w:tblPrEx>
-          <w:tblCellMar>
-            <w:top w:w="0" w:type="dxa"/>
-            <w:bottom w:w="0" w:type="dxa"/>
-          </w:tblCellMar>
-        </w:tblPrEx>
         <w:tc>
           <w:tcPr>
             <w:tcW w:w="1488" w:type="dxa"/>
@@ -1861,12 +1638,6 @@
         </w:tc>
       </w:tr>
       <w:tr>
-        <w:tblPrEx>
-          <w:tblCellMar>
-            <w:top w:w="0" w:type="dxa"/>
-            <w:bottom w:w="0" w:type="dxa"/>
-          </w:tblCellMar>
-        </w:tblPrEx>
         <w:tc>
           <w:tcPr>
             <w:tcW w:w="1488" w:type="dxa"/>
@@ -1921,12 +1692,6 @@
         <w:gridCol w:w="8080"/>
       </w:tblGrid>
       <w:tr>
-        <w:tblPrEx>
-          <w:tblCellMar>
-            <w:top w:w="0" w:type="dxa"/>
-            <w:bottom w:w="0" w:type="dxa"/>
-          </w:tblCellMar>
-        </w:tblPrEx>
         <w:tc>
           <w:tcPr>
             <w:tcW w:w="1488" w:type="dxa"/>
@@ -1960,12 +1725,6 @@
         </w:tc>
       </w:tr>
       <w:tr>
-        <w:tblPrEx>
-          <w:tblCellMar>
-            <w:top w:w="0" w:type="dxa"/>
-            <w:bottom w:w="0" w:type="dxa"/>
-          </w:tblCellMar>
-        </w:tblPrEx>
         <w:tc>
           <w:tcPr>
             <w:tcW w:w="1488" w:type="dxa"/>
@@ -1996,12 +1755,6 @@
         </w:tc>
       </w:tr>
       <w:tr>
-        <w:tblPrEx>
-          <w:tblCellMar>
-            <w:top w:w="0" w:type="dxa"/>
-            <w:bottom w:w="0" w:type="dxa"/>
-          </w:tblCellMar>
-        </w:tblPrEx>
         <w:tc>
           <w:tcPr>
             <w:tcW w:w="1488" w:type="dxa"/>
@@ -2056,12 +1809,6 @@
         <w:gridCol w:w="8080"/>
       </w:tblGrid>
       <w:tr>
-        <w:tblPrEx>
-          <w:tblCellMar>
-            <w:top w:w="0" w:type="dxa"/>
-            <w:bottom w:w="0" w:type="dxa"/>
-          </w:tblCellMar>
-        </w:tblPrEx>
         <w:tc>
           <w:tcPr>
             <w:tcW w:w="1488" w:type="dxa"/>
@@ -2095,12 +1842,6 @@
         </w:tc>
       </w:tr>
       <w:tr>
-        <w:tblPrEx>
-          <w:tblCellMar>
-            <w:top w:w="0" w:type="dxa"/>
-            <w:bottom w:w="0" w:type="dxa"/>
-          </w:tblCellMar>
-        </w:tblPrEx>
         <w:tc>
           <w:tcPr>
             <w:tcW w:w="1488" w:type="dxa"/>
@@ -2131,12 +1872,6 @@
         </w:tc>
       </w:tr>
       <w:tr>
-        <w:tblPrEx>
-          <w:tblCellMar>
-            <w:top w:w="0" w:type="dxa"/>
-            <w:bottom w:w="0" w:type="dxa"/>
-          </w:tblCellMar>
-        </w:tblPrEx>
         <w:tc>
           <w:tcPr>
             <w:tcW w:w="1488" w:type="dxa"/>
@@ -2187,12 +1922,6 @@
         <w:gridCol w:w="8080"/>
       </w:tblGrid>
       <w:tr>
-        <w:tblPrEx>
-          <w:tblCellMar>
-            <w:top w:w="0" w:type="dxa"/>
-            <w:bottom w:w="0" w:type="dxa"/>
-          </w:tblCellMar>
-        </w:tblPrEx>
         <w:tc>
           <w:tcPr>
             <w:tcW w:w="1488" w:type="dxa"/>
@@ -2226,12 +1955,6 @@
         </w:tc>
       </w:tr>
       <w:tr>
-        <w:tblPrEx>
-          <w:tblCellMar>
-            <w:top w:w="0" w:type="dxa"/>
-            <w:bottom w:w="0" w:type="dxa"/>
-          </w:tblCellMar>
-        </w:tblPrEx>
         <w:tc>
           <w:tcPr>
             <w:tcW w:w="1488" w:type="dxa"/>
@@ -2262,12 +1985,6 @@
         </w:tc>
       </w:tr>
       <w:tr>
-        <w:tblPrEx>
-          <w:tblCellMar>
-            <w:top w:w="0" w:type="dxa"/>
-            <w:bottom w:w="0" w:type="dxa"/>
-          </w:tblCellMar>
-        </w:tblPrEx>
         <w:tc>
           <w:tcPr>
             <w:tcW w:w="1488" w:type="dxa"/>
@@ -2324,12 +2041,6 @@
         <w:gridCol w:w="8080"/>
       </w:tblGrid>
       <w:tr>
-        <w:tblPrEx>
-          <w:tblCellMar>
-            <w:top w:w="0" w:type="dxa"/>
-            <w:bottom w:w="0" w:type="dxa"/>
-          </w:tblCellMar>
-        </w:tblPrEx>
         <w:tc>
           <w:tcPr>
             <w:tcW w:w="1488" w:type="dxa"/>
@@ -2363,12 +2074,6 @@
         </w:tc>
       </w:tr>
       <w:tr>
-        <w:tblPrEx>
-          <w:tblCellMar>
-            <w:top w:w="0" w:type="dxa"/>
-            <w:bottom w:w="0" w:type="dxa"/>
-          </w:tblCellMar>
-        </w:tblPrEx>
         <w:tc>
           <w:tcPr>
             <w:tcW w:w="1488" w:type="dxa"/>
@@ -2399,12 +2104,6 @@
         </w:tc>
       </w:tr>
       <w:tr>
-        <w:tblPrEx>
-          <w:tblCellMar>
-            <w:top w:w="0" w:type="dxa"/>
-            <w:bottom w:w="0" w:type="dxa"/>
-          </w:tblCellMar>
-        </w:tblPrEx>
         <w:tc>
           <w:tcPr>
             <w:tcW w:w="1488" w:type="dxa"/>
@@ -2455,12 +2154,6 @@
         <w:gridCol w:w="8080"/>
       </w:tblGrid>
       <w:tr>
-        <w:tblPrEx>
-          <w:tblCellMar>
-            <w:top w:w="0" w:type="dxa"/>
-            <w:bottom w:w="0" w:type="dxa"/>
-          </w:tblCellMar>
-        </w:tblPrEx>
         <w:tc>
           <w:tcPr>
             <w:tcW w:w="1488" w:type="dxa"/>
@@ -2494,12 +2187,6 @@
         </w:tc>
       </w:tr>
       <w:tr>
-        <w:tblPrEx>
-          <w:tblCellMar>
-            <w:top w:w="0" w:type="dxa"/>
-            <w:bottom w:w="0" w:type="dxa"/>
-          </w:tblCellMar>
-        </w:tblPrEx>
         <w:tc>
           <w:tcPr>
             <w:tcW w:w="1488" w:type="dxa"/>
@@ -2530,12 +2217,6 @@
         </w:tc>
       </w:tr>
       <w:tr>
-        <w:tblPrEx>
-          <w:tblCellMar>
-            <w:top w:w="0" w:type="dxa"/>
-            <w:bottom w:w="0" w:type="dxa"/>
-          </w:tblCellMar>
-        </w:tblPrEx>
         <w:tc>
           <w:tcPr>
             <w:tcW w:w="1488" w:type="dxa"/>
@@ -2596,12 +2277,6 @@
         <w:gridCol w:w="8080"/>
       </w:tblGrid>
       <w:tr>
-        <w:tblPrEx>
-          <w:tblCellMar>
-            <w:top w:w="0" w:type="dxa"/>
-            <w:bottom w:w="0" w:type="dxa"/>
-          </w:tblCellMar>
-        </w:tblPrEx>
         <w:tc>
           <w:tcPr>
             <w:tcW w:w="1488" w:type="dxa"/>
@@ -2632,12 +2307,6 @@
         </w:tc>
       </w:tr>
       <w:tr>
-        <w:tblPrEx>
-          <w:tblCellMar>
-            <w:top w:w="0" w:type="dxa"/>
-            <w:bottom w:w="0" w:type="dxa"/>
-          </w:tblCellMar>
-        </w:tblPrEx>
         <w:tc>
           <w:tcPr>
             <w:tcW w:w="1488" w:type="dxa"/>
@@ -2668,12 +2337,6 @@
         </w:tc>
       </w:tr>
       <w:tr>
-        <w:tblPrEx>
-          <w:tblCellMar>
-            <w:top w:w="0" w:type="dxa"/>
-            <w:bottom w:w="0" w:type="dxa"/>
-          </w:tblCellMar>
-        </w:tblPrEx>
         <w:tc>
           <w:tcPr>
             <w:tcW w:w="1488" w:type="dxa"/>
@@ -2734,12 +2397,6 @@
         <w:gridCol w:w="8080"/>
       </w:tblGrid>
       <w:tr>
-        <w:tblPrEx>
-          <w:tblCellMar>
-            <w:top w:w="0" w:type="dxa"/>
-            <w:bottom w:w="0" w:type="dxa"/>
-          </w:tblCellMar>
-        </w:tblPrEx>
         <w:tc>
           <w:tcPr>
             <w:tcW w:w="1488" w:type="dxa"/>
@@ -2772,12 +2429,6 @@
         </w:tc>
       </w:tr>
       <w:tr>
-        <w:tblPrEx>
-          <w:tblCellMar>
-            <w:top w:w="0" w:type="dxa"/>
-            <w:bottom w:w="0" w:type="dxa"/>
-          </w:tblCellMar>
-        </w:tblPrEx>
         <w:tc>
           <w:tcPr>
             <w:tcW w:w="1488" w:type="dxa"/>
@@ -2808,12 +2459,6 @@
         </w:tc>
       </w:tr>
       <w:tr>
-        <w:tblPrEx>
-          <w:tblCellMar>
-            <w:top w:w="0" w:type="dxa"/>
-            <w:bottom w:w="0" w:type="dxa"/>
-          </w:tblCellMar>
-        </w:tblPrEx>
         <w:tc>
           <w:tcPr>
             <w:tcW w:w="1488" w:type="dxa"/>
@@ -2868,12 +2513,6 @@
         <w:gridCol w:w="8080"/>
       </w:tblGrid>
       <w:tr>
-        <w:tblPrEx>
-          <w:tblCellMar>
-            <w:top w:w="0" w:type="dxa"/>
-            <w:bottom w:w="0" w:type="dxa"/>
-          </w:tblCellMar>
-        </w:tblPrEx>
         <w:tc>
           <w:tcPr>
             <w:tcW w:w="1488" w:type="dxa"/>
@@ -2904,12 +2543,6 @@
         </w:tc>
       </w:tr>
       <w:tr>
-        <w:tblPrEx>
-          <w:tblCellMar>
-            <w:top w:w="0" w:type="dxa"/>
-            <w:bottom w:w="0" w:type="dxa"/>
-          </w:tblCellMar>
-        </w:tblPrEx>
         <w:tc>
           <w:tcPr>
             <w:tcW w:w="1488" w:type="dxa"/>
@@ -2943,12 +2576,6 @@
         </w:tc>
       </w:tr>
       <w:tr>
-        <w:tblPrEx>
-          <w:tblCellMar>
-            <w:top w:w="0" w:type="dxa"/>
-            <w:bottom w:w="0" w:type="dxa"/>
-          </w:tblCellMar>
-        </w:tblPrEx>
         <w:tc>
           <w:tcPr>
             <w:tcW w:w="1488" w:type="dxa"/>
@@ -3005,12 +2632,6 @@
         <w:gridCol w:w="8080"/>
       </w:tblGrid>
       <w:tr>
-        <w:tblPrEx>
-          <w:tblCellMar>
-            <w:top w:w="0" w:type="dxa"/>
-            <w:bottom w:w="0" w:type="dxa"/>
-          </w:tblCellMar>
-        </w:tblPrEx>
         <w:tc>
           <w:tcPr>
             <w:tcW w:w="1488" w:type="dxa"/>
@@ -3041,12 +2662,6 @@
         </w:tc>
       </w:tr>
       <w:tr>
-        <w:tblPrEx>
-          <w:tblCellMar>
-            <w:top w:w="0" w:type="dxa"/>
-            <w:bottom w:w="0" w:type="dxa"/>
-          </w:tblCellMar>
-        </w:tblPrEx>
         <w:tc>
           <w:tcPr>
             <w:tcW w:w="1488" w:type="dxa"/>
@@ -3080,12 +2695,6 @@
         </w:tc>
       </w:tr>
       <w:tr>
-        <w:tblPrEx>
-          <w:tblCellMar>
-            <w:top w:w="0" w:type="dxa"/>
-            <w:bottom w:w="0" w:type="dxa"/>
-          </w:tblCellMar>
-        </w:tblPrEx>
         <w:tc>
           <w:tcPr>
             <w:tcW w:w="1488" w:type="dxa"/>
@@ -3136,12 +2745,6 @@
         <w:gridCol w:w="8080"/>
       </w:tblGrid>
       <w:tr>
-        <w:tblPrEx>
-          <w:tblCellMar>
-            <w:top w:w="0" w:type="dxa"/>
-            <w:bottom w:w="0" w:type="dxa"/>
-          </w:tblCellMar>
-        </w:tblPrEx>
         <w:tc>
           <w:tcPr>
             <w:tcW w:w="1488" w:type="dxa"/>
@@ -3172,12 +2775,6 @@
         </w:tc>
       </w:tr>
       <w:tr>
-        <w:tblPrEx>
-          <w:tblCellMar>
-            <w:top w:w="0" w:type="dxa"/>
-            <w:bottom w:w="0" w:type="dxa"/>
-          </w:tblCellMar>
-        </w:tblPrEx>
         <w:tc>
           <w:tcPr>
             <w:tcW w:w="1488" w:type="dxa"/>
@@ -3208,12 +2805,6 @@
         </w:tc>
       </w:tr>
       <w:tr>
-        <w:tblPrEx>
-          <w:tblCellMar>
-            <w:top w:w="0" w:type="dxa"/>
-            <w:bottom w:w="0" w:type="dxa"/>
-          </w:tblCellMar>
-        </w:tblPrEx>
         <w:tc>
           <w:tcPr>
             <w:tcW w:w="1488" w:type="dxa"/>
@@ -3267,12 +2858,6 @@
         <w:gridCol w:w="8080"/>
       </w:tblGrid>
       <w:tr>
-        <w:tblPrEx>
-          <w:tblCellMar>
-            <w:top w:w="0" w:type="dxa"/>
-            <w:bottom w:w="0" w:type="dxa"/>
-          </w:tblCellMar>
-        </w:tblPrEx>
         <w:tc>
           <w:tcPr>
             <w:tcW w:w="1488" w:type="dxa"/>
@@ -3297,21 +2882,12 @@
               <w:jc w:val="both"/>
             </w:pPr>
             <w:r>
-              <w:t>02</w:t>
-            </w:r>
-            <w:r>
-              <w:t>1</w:t>
+              <w:t>021</w:t>
             </w:r>
           </w:p>
         </w:tc>
       </w:tr>
       <w:tr>
-        <w:tblPrEx>
-          <w:tblCellMar>
-            <w:top w:w="0" w:type="dxa"/>
-            <w:bottom w:w="0" w:type="dxa"/>
-          </w:tblCellMar>
-        </w:tblPrEx>
         <w:tc>
           <w:tcPr>
             <w:tcW w:w="1488" w:type="dxa"/>
@@ -3336,30 +2912,12 @@
               <w:jc w:val="both"/>
             </w:pPr>
             <w:r>
-              <w:t>29</w:t>
-            </w:r>
-            <w:r>
-              <w:t>-</w:t>
-            </w:r>
-            <w:r>
-              <w:t>01</w:t>
-            </w:r>
-            <w:r>
-              <w:t>-202</w:t>
-            </w:r>
-            <w:r>
-              <w:t>4</w:t>
+              <w:t>29-01-2024</w:t>
             </w:r>
           </w:p>
         </w:tc>
       </w:tr>
       <w:tr>
-        <w:tblPrEx>
-          <w:tblCellMar>
-            <w:top w:w="0" w:type="dxa"/>
-            <w:bottom w:w="0" w:type="dxa"/>
-          </w:tblCellMar>
-        </w:tblPrEx>
         <w:tc>
           <w:tcPr>
             <w:tcW w:w="1488" w:type="dxa"/>
@@ -3388,19 +2946,263 @@
               </w:rPr>
             </w:pPr>
             <w:r>
-              <w:t>Actualizado cambios incluidos en la versión 2.2.</w:t>
-            </w:r>
-            <w:r>
-              <w:t>4</w:t>
+              <w:t>Actualizado cambios incluidos en la versión 2.2.4_000</w:t>
+            </w:r>
+            <w:r>
+              <w:t xml:space="preserve"> y ordenación de las siglas y acrónimos</w:t>
+            </w:r>
+            <w:r>
+              <w:t>.</w:t>
+            </w:r>
+          </w:p>
+        </w:tc>
+      </w:tr>
+    </w:tbl>
+    <w:p/>
+    <w:tbl>
+      <w:tblPr>
+        <w:tblW w:w="0" w:type="auto"/>
+        <w:tblLayout w:type="fixed"/>
+        <w:tblCellMar>
+          <w:left w:w="70" w:type="dxa"/>
+          <w:right w:w="70" w:type="dxa"/>
+        </w:tblCellMar>
+        <w:tblLook w:val="0000" w:firstRow="0" w:lastRow="0" w:firstColumn="0" w:lastColumn="0" w:noHBand="0" w:noVBand="0"/>
+      </w:tblPr>
+      <w:tblGrid>
+        <w:gridCol w:w="1488"/>
+        <w:gridCol w:w="8080"/>
+      </w:tblGrid>
+      <w:tr>
+        <w:tc>
+          <w:tcPr>
+            <w:tcW w:w="1488" w:type="dxa"/>
+          </w:tcPr>
+          <w:p>
+            <w:pPr>
+              <w:pStyle w:val="Tabla"/>
+              <w:jc w:val="both"/>
+            </w:pPr>
+            <w:r>
+              <w:t>Rev.</w:t>
+            </w:r>
+          </w:p>
+        </w:tc>
+        <w:tc>
+          <w:tcPr>
+            <w:tcW w:w="8080" w:type="dxa"/>
+          </w:tcPr>
+          <w:p>
+            <w:pPr>
+              <w:pStyle w:val="Tabla"/>
+              <w:jc w:val="both"/>
+            </w:pPr>
+            <w:r>
+              <w:t>022</w:t>
+            </w:r>
+          </w:p>
+        </w:tc>
+      </w:tr>
+      <w:tr>
+        <w:tc>
+          <w:tcPr>
+            <w:tcW w:w="1488" w:type="dxa"/>
+          </w:tcPr>
+          <w:p>
+            <w:pPr>
+              <w:pStyle w:val="Tabla"/>
+              <w:jc w:val="both"/>
+            </w:pPr>
+            <w:r>
+              <w:t>Fecha</w:t>
+            </w:r>
+          </w:p>
+        </w:tc>
+        <w:tc>
+          <w:tcPr>
+            <w:tcW w:w="8080" w:type="dxa"/>
+          </w:tcPr>
+          <w:p>
+            <w:pPr>
+              <w:pStyle w:val="Tabla"/>
+              <w:jc w:val="both"/>
+            </w:pPr>
+            <w:r>
+              <w:t>16-05-2024</w:t>
+            </w:r>
+          </w:p>
+        </w:tc>
+      </w:tr>
+      <w:tr>
+        <w:tc>
+          <w:tcPr>
+            <w:tcW w:w="1488" w:type="dxa"/>
+          </w:tcPr>
+          <w:p>
+            <w:pPr>
+              <w:pStyle w:val="Tabla"/>
+              <w:jc w:val="both"/>
+            </w:pPr>
+            <w:r>
+              <w:t>Descripción</w:t>
+            </w:r>
+          </w:p>
+        </w:tc>
+        <w:tc>
+          <w:tcPr>
+            <w:tcW w:w="8080" w:type="dxa"/>
+          </w:tcPr>
+          <w:p>
+            <w:pPr>
+              <w:pStyle w:val="Tabla"/>
+              <w:jc w:val="both"/>
+              <w:rPr>
+                <w:rStyle w:val="Textoennegrita"/>
+                <w:u w:val="single"/>
+              </w:rPr>
+            </w:pPr>
+            <w:r>
+              <w:t>Actualizado cambios incluidos en la versión 2.2.4_001.</w:t>
+            </w:r>
+          </w:p>
+        </w:tc>
+      </w:tr>
+    </w:tbl>
+    <w:p/>
+    <w:tbl>
+      <w:tblPr>
+        <w:tblW w:w="0" w:type="auto"/>
+        <w:tblLayout w:type="fixed"/>
+        <w:tblCellMar>
+          <w:left w:w="70" w:type="dxa"/>
+          <w:right w:w="70" w:type="dxa"/>
+        </w:tblCellMar>
+        <w:tblLook w:val="0000" w:firstRow="0" w:lastRow="0" w:firstColumn="0" w:lastColumn="0" w:noHBand="0" w:noVBand="0"/>
+      </w:tblPr>
+      <w:tblGrid>
+        <w:gridCol w:w="1488"/>
+        <w:gridCol w:w="8080"/>
+      </w:tblGrid>
+      <w:tr>
+        <w:tc>
+          <w:tcPr>
+            <w:tcW w:w="1488" w:type="dxa"/>
+          </w:tcPr>
+          <w:p>
+            <w:pPr>
+              <w:pStyle w:val="Tabla"/>
+              <w:jc w:val="both"/>
+            </w:pPr>
+            <w:r>
+              <w:t>Rev.</w:t>
+            </w:r>
+          </w:p>
+        </w:tc>
+        <w:tc>
+          <w:tcPr>
+            <w:tcW w:w="8080" w:type="dxa"/>
+          </w:tcPr>
+          <w:p>
+            <w:pPr>
+              <w:pStyle w:val="Tabla"/>
+              <w:jc w:val="both"/>
+            </w:pPr>
+            <w:r>
+              <w:t>02</w:t>
+            </w:r>
+            <w:r>
+              <w:t>3</w:t>
+            </w:r>
+          </w:p>
+        </w:tc>
+      </w:tr>
+      <w:tr>
+        <w:tc>
+          <w:tcPr>
+            <w:tcW w:w="1488" w:type="dxa"/>
+          </w:tcPr>
+          <w:p>
+            <w:pPr>
+              <w:pStyle w:val="Tabla"/>
+              <w:jc w:val="both"/>
+            </w:pPr>
+            <w:r>
+              <w:t>Fecha</w:t>
+            </w:r>
+          </w:p>
+        </w:tc>
+        <w:tc>
+          <w:tcPr>
+            <w:tcW w:w="8080" w:type="dxa"/>
+          </w:tcPr>
+          <w:p>
+            <w:pPr>
+              <w:pStyle w:val="Tabla"/>
+              <w:jc w:val="both"/>
+            </w:pPr>
+            <w:r>
+              <w:t>03</w:t>
+            </w:r>
+            <w:r>
+              <w:t>-0</w:t>
+            </w:r>
+            <w:r>
+              <w:t>2</w:t>
+            </w:r>
+            <w:r>
+              <w:t>-202</w:t>
+            </w:r>
+            <w:r>
+              <w:t>5</w:t>
+            </w:r>
+          </w:p>
+        </w:tc>
+      </w:tr>
+      <w:tr>
+        <w:tc>
+          <w:tcPr>
+            <w:tcW w:w="1488" w:type="dxa"/>
+          </w:tcPr>
+          <w:p>
+            <w:pPr>
+              <w:pStyle w:val="Tabla"/>
+              <w:jc w:val="both"/>
+            </w:pPr>
+            <w:r>
+              <w:t>Descripción</w:t>
+            </w:r>
+          </w:p>
+        </w:tc>
+        <w:tc>
+          <w:tcPr>
+            <w:tcW w:w="8080" w:type="dxa"/>
+          </w:tcPr>
+          <w:p>
+            <w:pPr>
+              <w:pStyle w:val="Tabla"/>
+              <w:jc w:val="both"/>
+              <w:rPr>
+                <w:rStyle w:val="Textoennegrita"/>
+                <w:u w:val="single"/>
+              </w:rPr>
+            </w:pPr>
+            <w:r>
+              <w:t>Actualizado cambios incluidos en la versión 2.</w:t>
+            </w:r>
+            <w:r>
+              <w:t>3</w:t>
+            </w:r>
+            <w:r>
+              <w:t>.</w:t>
+            </w:r>
+            <w:r>
+              <w:t>0</w:t>
             </w:r>
             <w:r>
               <w:t>_00</w:t>
             </w:r>
             <w:r>
               <w:t>0</w:t>
-            </w:r>
-            <w:r>
-              <w:t xml:space="preserve"> y ordenación de las siglas y acrónimos</w:t>
             </w:r>
             <w:r>
               <w:t>.</w:t>
@@ -3441,12 +3243,6 @@
         <w:gridCol w:w="6121"/>
       </w:tblGrid>
       <w:tr>
-        <w:tblPrEx>
-          <w:tblCellMar>
-            <w:top w:w="0" w:type="dxa"/>
-            <w:bottom w:w="0" w:type="dxa"/>
-          </w:tblCellMar>
-        </w:tblPrEx>
         <w:trPr>
           <w:trHeight w:val="329"/>
         </w:trPr>
@@ -3518,12 +3314,6 @@
         </w:tc>
       </w:tr>
       <w:tr>
-        <w:tblPrEx>
-          <w:tblCellMar>
-            <w:top w:w="0" w:type="dxa"/>
-            <w:bottom w:w="0" w:type="dxa"/>
-          </w:tblCellMar>
-        </w:tblPrEx>
         <w:trPr>
           <w:trHeight w:val="182"/>
         </w:trPr>
@@ -3563,7 +3353,7 @@
               <w:fldChar w:fldCharType="separate"/>
             </w:r>
             <w:r>
-              <w:t>021</w:t>
+              <w:t>023</w:t>
             </w:r>
             <w:r>
               <w:fldChar w:fldCharType="end"/>
@@ -3572,12 +3362,6 @@
         </w:tc>
       </w:tr>
       <w:tr>
-        <w:tblPrEx>
-          <w:tblCellMar>
-            <w:top w:w="0" w:type="dxa"/>
-            <w:bottom w:w="0" w:type="dxa"/>
-          </w:tblCellMar>
-        </w:tblPrEx>
         <w:trPr>
           <w:trHeight w:val="182"/>
         </w:trPr>
@@ -3617,7 +3401,7 @@
               <w:fldChar w:fldCharType="separate"/>
             </w:r>
             <w:r>
-              <w:t>29-01-2024</w:t>
+              <w:t>03-02-2025</w:t>
             </w:r>
             <w:r>
               <w:fldChar w:fldCharType="end"/>
@@ -3744,12 +3528,6 @@
         <w:gridCol w:w="3055"/>
       </w:tblGrid>
       <w:tr>
-        <w:tblPrEx>
-          <w:tblCellMar>
-            <w:top w:w="0" w:type="dxa"/>
-            <w:bottom w:w="0" w:type="dxa"/>
-          </w:tblCellMar>
-        </w:tblPrEx>
         <w:tc>
           <w:tcPr>
             <w:tcW w:w="3055" w:type="dxa"/>
@@ -3827,12 +3605,6 @@
         </w:tc>
       </w:tr>
       <w:tr>
-        <w:tblPrEx>
-          <w:tblCellMar>
-            <w:top w:w="0" w:type="dxa"/>
-            <w:bottom w:w="0" w:type="dxa"/>
-          </w:tblCellMar>
-        </w:tblPrEx>
         <w:tc>
           <w:tcPr>
             <w:tcW w:w="3055" w:type="dxa"/>
@@ -3880,12 +3652,6 @@
         </w:tc>
       </w:tr>
       <w:tr>
-        <w:tblPrEx>
-          <w:tblCellMar>
-            <w:top w:w="0" w:type="dxa"/>
-            <w:bottom w:w="0" w:type="dxa"/>
-          </w:tblCellMar>
-        </w:tblPrEx>
         <w:tc>
           <w:tcPr>
             <w:tcW w:w="3055" w:type="dxa"/>
@@ -3933,12 +3699,6 @@
         </w:tc>
       </w:tr>
       <w:tr>
-        <w:tblPrEx>
-          <w:tblCellMar>
-            <w:top w:w="0" w:type="dxa"/>
-            <w:bottom w:w="0" w:type="dxa"/>
-          </w:tblCellMar>
-        </w:tblPrEx>
         <w:tc>
           <w:tcPr>
             <w:tcW w:w="3055" w:type="dxa"/>
@@ -3986,12 +3746,6 @@
         </w:tc>
       </w:tr>
       <w:tr>
-        <w:tblPrEx>
-          <w:tblCellMar>
-            <w:top w:w="0" w:type="dxa"/>
-            <w:bottom w:w="0" w:type="dxa"/>
-          </w:tblCellMar>
-        </w:tblPrEx>
         <w:tc>
           <w:tcPr>
             <w:tcW w:w="3055" w:type="dxa"/>
@@ -4106,8 +3860,8 @@
           <w:b w:val="0"/>
           <w:spacing w:val="0"/>
           <w:kern w:val="2"/>
-          <w:sz w:val="22"/>
-          <w:szCs w:val="22"/>
+          <w:sz w:val="24"/>
+          <w:szCs w:val="24"/>
         </w:rPr>
       </w:pPr>
       <w:r>
@@ -4139,8 +3893,8 @@
           <w:b w:val="0"/>
           <w:spacing w:val="0"/>
           <w:kern w:val="2"/>
-          <w:sz w:val="22"/>
-          <w:szCs w:val="22"/>
+          <w:sz w:val="24"/>
+          <w:szCs w:val="24"/>
         </w:rPr>
         <w:tab/>
       </w:r>
@@ -4154,13 +3908,13 @@
         <w:fldChar w:fldCharType="begin"/>
       </w:r>
       <w:r>
-        <w:instrText xml:space="preserve"> PAGEREF _Toc157413374 \h </w:instrText>
+        <w:instrText xml:space="preserve"> PAGEREF _Toc189498211 \h </w:instrText>
       </w:r>
       <w:r>
         <w:fldChar w:fldCharType="separate"/>
       </w:r>
       <w:r>
-        <w:t>7</w:t>
+        <w:t>8</w:t>
       </w:r>
       <w:r>
         <w:fldChar w:fldCharType="end"/>
@@ -4176,8 +3930,8 @@
           <w:b w:val="0"/>
           <w:spacing w:val="0"/>
           <w:kern w:val="2"/>
-          <w:sz w:val="22"/>
-          <w:szCs w:val="22"/>
+          <w:sz w:val="24"/>
+          <w:szCs w:val="24"/>
         </w:rPr>
       </w:pPr>
       <w:r>
@@ -4188,8 +3942,8 @@
           <w:b w:val="0"/>
           <w:spacing w:val="0"/>
           <w:kern w:val="2"/>
-          <w:sz w:val="22"/>
-          <w:szCs w:val="22"/>
+          <w:sz w:val="24"/>
+          <w:szCs w:val="24"/>
         </w:rPr>
         <w:tab/>
       </w:r>
@@ -4203,13 +3957,13 @@
         <w:fldChar w:fldCharType="begin"/>
       </w:r>
       <w:r>
-        <w:instrText xml:space="preserve"> PAGEREF _Toc157413375 \h </w:instrText>
+        <w:instrText xml:space="preserve"> PAGEREF _Toc189498212 \h </w:instrText>
       </w:r>
       <w:r>
         <w:fldChar w:fldCharType="separate"/>
       </w:r>
       <w:r>
-        <w:t>8</w:t>
+        <w:t>9</w:t>
       </w:r>
       <w:r>
         <w:fldChar w:fldCharType="end"/>
@@ -4225,8 +3979,8 @@
           <w:b w:val="0"/>
           <w:spacing w:val="0"/>
           <w:kern w:val="2"/>
-          <w:sz w:val="22"/>
-          <w:szCs w:val="22"/>
+          <w:sz w:val="24"/>
+          <w:szCs w:val="24"/>
         </w:rPr>
       </w:pPr>
       <w:r>
@@ -4237,8 +3991,8 @@
           <w:b w:val="0"/>
           <w:spacing w:val="0"/>
           <w:kern w:val="2"/>
-          <w:sz w:val="22"/>
-          <w:szCs w:val="22"/>
+          <w:sz w:val="24"/>
+          <w:szCs w:val="24"/>
         </w:rPr>
         <w:tab/>
       </w:r>
@@ -4252,13 +4006,13 @@
         <w:fldChar w:fldCharType="begin"/>
       </w:r>
       <w:r>
-        <w:instrText xml:space="preserve"> PAGEREF _Toc157413376 \h </w:instrText>
+        <w:instrText xml:space="preserve"> PAGEREF _Toc189498213 \h </w:instrText>
       </w:r>
       <w:r>
         <w:fldChar w:fldCharType="separate"/>
       </w:r>
       <w:r>
-        <w:t>9</w:t>
+        <w:t>10</w:t>
       </w:r>
       <w:r>
         <w:fldChar w:fldCharType="end"/>
@@ -4274,8 +4028,8 @@
           <w:b w:val="0"/>
           <w:spacing w:val="0"/>
           <w:kern w:val="2"/>
-          <w:sz w:val="22"/>
-          <w:szCs w:val="22"/>
+          <w:sz w:val="24"/>
+          <w:szCs w:val="24"/>
         </w:rPr>
       </w:pPr>
       <w:r>
@@ -4286,8 +4040,8 @@
           <w:b w:val="0"/>
           <w:spacing w:val="0"/>
           <w:kern w:val="2"/>
-          <w:sz w:val="22"/>
-          <w:szCs w:val="22"/>
+          <w:sz w:val="24"/>
+          <w:szCs w:val="24"/>
         </w:rPr>
         <w:tab/>
       </w:r>
@@ -4301,13 +4055,13 @@
         <w:fldChar w:fldCharType="begin"/>
       </w:r>
       <w:r>
-        <w:instrText xml:space="preserve"> PAGEREF _Toc157413377 \h </w:instrText>
+        <w:instrText xml:space="preserve"> PAGEREF _Toc189498214 \h </w:instrText>
       </w:r>
       <w:r>
         <w:fldChar w:fldCharType="separate"/>
       </w:r>
       <w:r>
-        <w:t>10</w:t>
+        <w:t>11</w:t>
       </w:r>
       <w:r>
         <w:fldChar w:fldCharType="end"/>
@@ -4323,8 +4077,8 @@
           <w:b w:val="0"/>
           <w:spacing w:val="0"/>
           <w:kern w:val="2"/>
-          <w:sz w:val="22"/>
-          <w:szCs w:val="22"/>
+          <w:sz w:val="24"/>
+          <w:szCs w:val="24"/>
         </w:rPr>
       </w:pPr>
       <w:r>
@@ -4335,8 +4089,8 @@
           <w:b w:val="0"/>
           <w:spacing w:val="0"/>
           <w:kern w:val="2"/>
-          <w:sz w:val="22"/>
-          <w:szCs w:val="22"/>
+          <w:sz w:val="24"/>
+          <w:szCs w:val="24"/>
         </w:rPr>
         <w:tab/>
       </w:r>
@@ -4350,13 +4104,13 @@
         <w:fldChar w:fldCharType="begin"/>
       </w:r>
       <w:r>
-        <w:instrText xml:space="preserve"> PAGEREF _Toc157413378 \h </w:instrText>
+        <w:instrText xml:space="preserve"> PAGEREF _Toc189498215 \h </w:instrText>
       </w:r>
       <w:r>
         <w:fldChar w:fldCharType="separate"/>
       </w:r>
       <w:r>
-        <w:t>11</w:t>
+        <w:t>12</w:t>
       </w:r>
       <w:r>
         <w:fldChar w:fldCharType="end"/>
@@ -4372,8 +4126,8 @@
           <w:b w:val="0"/>
           <w:spacing w:val="0"/>
           <w:kern w:val="2"/>
-          <w:sz w:val="22"/>
-          <w:szCs w:val="22"/>
+          <w:sz w:val="24"/>
+          <w:szCs w:val="24"/>
         </w:rPr>
       </w:pPr>
       <w:r>
@@ -4384,8 +4138,8 @@
           <w:b w:val="0"/>
           <w:spacing w:val="0"/>
           <w:kern w:val="2"/>
-          <w:sz w:val="22"/>
-          <w:szCs w:val="22"/>
+          <w:sz w:val="24"/>
+          <w:szCs w:val="24"/>
         </w:rPr>
         <w:tab/>
       </w:r>
@@ -4399,13 +4153,13 @@
         <w:fldChar w:fldCharType="begin"/>
       </w:r>
       <w:r>
-        <w:instrText xml:space="preserve"> PAGEREF _Toc157413379 \h </w:instrText>
+        <w:instrText xml:space="preserve"> PAGEREF _Toc189498216 \h </w:instrText>
       </w:r>
       <w:r>
         <w:fldChar w:fldCharType="separate"/>
       </w:r>
       <w:r>
-        <w:t>12</w:t>
+        <w:t>13</w:t>
       </w:r>
       <w:r>
         <w:fldChar w:fldCharType="end"/>
@@ -4421,8 +4175,8 @@
           <w:b w:val="0"/>
           <w:spacing w:val="0"/>
           <w:kern w:val="2"/>
-          <w:sz w:val="22"/>
-          <w:szCs w:val="22"/>
+          <w:sz w:val="24"/>
+          <w:szCs w:val="24"/>
         </w:rPr>
       </w:pPr>
       <w:r>
@@ -4433,8 +4187,8 @@
           <w:b w:val="0"/>
           <w:spacing w:val="0"/>
           <w:kern w:val="2"/>
-          <w:sz w:val="22"/>
-          <w:szCs w:val="22"/>
+          <w:sz w:val="24"/>
+          <w:szCs w:val="24"/>
         </w:rPr>
         <w:tab/>
       </w:r>
@@ -4448,13 +4202,13 @@
         <w:fldChar w:fldCharType="begin"/>
       </w:r>
       <w:r>
-        <w:instrText xml:space="preserve"> PAGEREF _Toc157413380 \h </w:instrText>
+        <w:instrText xml:space="preserve"> PAGEREF _Toc189498217 \h </w:instrText>
       </w:r>
       <w:r>
         <w:fldChar w:fldCharType="separate"/>
       </w:r>
       <w:r>
-        <w:t>13</w:t>
+        <w:t>14</w:t>
       </w:r>
       <w:r>
         <w:fldChar w:fldCharType="end"/>
@@ -4469,8 +4223,8 @@
         <w:rPr>
           <w:spacing w:val="0"/>
           <w:kern w:val="2"/>
-          <w:sz w:val="22"/>
-          <w:szCs w:val="22"/>
+          <w:sz w:val="24"/>
+          <w:szCs w:val="24"/>
         </w:rPr>
       </w:pPr>
       <w:r>
@@ -4480,13 +4234,16 @@
         <w:rPr>
           <w:spacing w:val="0"/>
           <w:kern w:val="2"/>
-          <w:sz w:val="22"/>
-          <w:szCs w:val="22"/>
+          <w:sz w:val="24"/>
+          <w:szCs w:val="24"/>
         </w:rPr>
         <w:tab/>
       </w:r>
       <w:r>
-        <w:t>Integr@ 2.2.4_000</w:t>
+        <w:rPr>
+          <w:highlight w:val="yellow"/>
+        </w:rPr>
+        <w:t>Integr@ 2.3.0_000</w:t>
       </w:r>
       <w:r>
         <w:tab/>
@@ -4495,13 +4252,13 @@
         <w:fldChar w:fldCharType="begin"/>
       </w:r>
       <w:r>
-        <w:instrText xml:space="preserve"> PAGEREF _Toc157413381 \h </w:instrText>
+        <w:instrText xml:space="preserve"> PAGEREF _Toc189498218 \h </w:instrText>
       </w:r>
       <w:r>
         <w:fldChar w:fldCharType="separate"/>
       </w:r>
       <w:r>
-        <w:t>13</w:t>
+        <w:t>14</w:t>
       </w:r>
       <w:r>
         <w:fldChar w:fldCharType="end"/>
@@ -4513,8 +4270,8 @@
         <w:rPr>
           <w:spacing w:val="0"/>
           <w:kern w:val="2"/>
-          <w:sz w:val="22"/>
-          <w:szCs w:val="22"/>
+          <w:sz w:val="24"/>
+          <w:szCs w:val="24"/>
         </w:rPr>
       </w:pPr>
       <w:r>
@@ -4524,8 +4281,8 @@
         <w:rPr>
           <w:spacing w:val="0"/>
           <w:kern w:val="2"/>
-          <w:sz w:val="22"/>
-          <w:szCs w:val="22"/>
+          <w:sz w:val="24"/>
+          <w:szCs w:val="24"/>
         </w:rPr>
         <w:tab/>
       </w:r>
@@ -4539,57 +4296,13 @@
         <w:fldChar w:fldCharType="begin"/>
       </w:r>
       <w:r>
-        <w:instrText xml:space="preserve"> PAGEREF _Toc157413382 \h </w:instrText>
+        <w:instrText xml:space="preserve"> PAGEREF _Toc189498219 \h </w:instrText>
       </w:r>
       <w:r>
         <w:fldChar w:fldCharType="separate"/>
       </w:r>
       <w:r>
-        <w:t>13</w:t>
-      </w:r>
-      <w:r>
-        <w:fldChar w:fldCharType="end"/>
-      </w:r>
-    </w:p>
-    <w:p>
-      <w:pPr>
-        <w:pStyle w:val="TDC3"/>
-        <w:rPr>
-          <w:spacing w:val="0"/>
-          <w:kern w:val="2"/>
-          <w:sz w:val="22"/>
-          <w:szCs w:val="22"/>
-        </w:rPr>
-      </w:pPr>
-      <w:r>
-        <w:t>7.1.2</w:t>
-      </w:r>
-      <w:r>
-        <w:rPr>
-          <w:spacing w:val="0"/>
-          <w:kern w:val="2"/>
-          <w:sz w:val="22"/>
-          <w:szCs w:val="22"/>
-        </w:rPr>
-        <w:tab/>
-      </w:r>
-      <w:r>
-        <w:t>Errores Resueltos</w:t>
-      </w:r>
-      <w:r>
-        <w:tab/>
-      </w:r>
-      <w:r>
-        <w:fldChar w:fldCharType="begin"/>
-      </w:r>
-      <w:r>
-        <w:instrText xml:space="preserve"> PAGEREF _Toc157413383 \h </w:instrText>
-      </w:r>
-      <w:r>
-        <w:fldChar w:fldCharType="separate"/>
-      </w:r>
-      <w:r>
-        <w:t>13</w:t>
+        <w:t>14</w:t>
       </w:r>
       <w:r>
         <w:fldChar w:fldCharType="end"/>
@@ -4604,8 +4317,8 @@
         <w:rPr>
           <w:spacing w:val="0"/>
           <w:kern w:val="2"/>
-          <w:sz w:val="22"/>
-          <w:szCs w:val="22"/>
+          <w:sz w:val="24"/>
+          <w:szCs w:val="24"/>
         </w:rPr>
       </w:pPr>
       <w:r>
@@ -4615,13 +4328,13 @@
         <w:rPr>
           <w:spacing w:val="0"/>
           <w:kern w:val="2"/>
-          <w:sz w:val="22"/>
-          <w:szCs w:val="22"/>
+          <w:sz w:val="24"/>
+          <w:szCs w:val="24"/>
         </w:rPr>
         <w:tab/>
       </w:r>
       <w:r>
-        <w:t>Integr@ 2.2.3_001</w:t>
+        <w:t>Integr@ 2.2.4_001</w:t>
       </w:r>
       <w:r>
         <w:tab/>
@@ -4630,13 +4343,13 @@
         <w:fldChar w:fldCharType="begin"/>
       </w:r>
       <w:r>
-        <w:instrText xml:space="preserve"> PAGEREF _Toc157413384 \h </w:instrText>
+        <w:instrText xml:space="preserve"> PAGEREF _Toc189498220 \h </w:instrText>
       </w:r>
       <w:r>
         <w:fldChar w:fldCharType="separate"/>
       </w:r>
       <w:r>
-        <w:t>13</w:t>
+        <w:t>14</w:t>
       </w:r>
       <w:r>
         <w:fldChar w:fldCharType="end"/>
@@ -4648,8 +4361,8 @@
         <w:rPr>
           <w:spacing w:val="0"/>
           <w:kern w:val="2"/>
-          <w:sz w:val="22"/>
-          <w:szCs w:val="22"/>
+          <w:sz w:val="24"/>
+          <w:szCs w:val="24"/>
         </w:rPr>
       </w:pPr>
       <w:r>
@@ -4659,8 +4372,8 @@
         <w:rPr>
           <w:spacing w:val="0"/>
           <w:kern w:val="2"/>
-          <w:sz w:val="22"/>
-          <w:szCs w:val="22"/>
+          <w:sz w:val="24"/>
+          <w:szCs w:val="24"/>
         </w:rPr>
         <w:tab/>
       </w:r>
@@ -4674,13 +4387,13 @@
         <w:fldChar w:fldCharType="begin"/>
       </w:r>
       <w:r>
-        <w:instrText xml:space="preserve"> PAGEREF _Toc157413385 \h </w:instrText>
+        <w:instrText xml:space="preserve"> PAGEREF _Toc189498221 \h </w:instrText>
       </w:r>
       <w:r>
         <w:fldChar w:fldCharType="separate"/>
       </w:r>
       <w:r>
-        <w:t>13</w:t>
+        <w:t>14</w:t>
       </w:r>
       <w:r>
         <w:fldChar w:fldCharType="end"/>
@@ -4692,8 +4405,8 @@
         <w:rPr>
           <w:spacing w:val="0"/>
           <w:kern w:val="2"/>
-          <w:sz w:val="22"/>
-          <w:szCs w:val="22"/>
+          <w:sz w:val="24"/>
+          <w:szCs w:val="24"/>
         </w:rPr>
       </w:pPr>
       <w:r>
@@ -4703,8 +4416,8 @@
         <w:rPr>
           <w:spacing w:val="0"/>
           <w:kern w:val="2"/>
-          <w:sz w:val="22"/>
-          <w:szCs w:val="22"/>
+          <w:sz w:val="24"/>
+          <w:szCs w:val="24"/>
         </w:rPr>
         <w:tab/>
       </w:r>
@@ -4718,13 +4431,13 @@
         <w:fldChar w:fldCharType="begin"/>
       </w:r>
       <w:r>
-        <w:instrText xml:space="preserve"> PAGEREF _Toc157413386 \h </w:instrText>
+        <w:instrText xml:space="preserve"> PAGEREF _Toc189498222 \h </w:instrText>
       </w:r>
       <w:r>
         <w:fldChar w:fldCharType="separate"/>
       </w:r>
       <w:r>
-        <w:t>13</w:t>
+        <w:t>14</w:t>
       </w:r>
       <w:r>
         <w:fldChar w:fldCharType="end"/>
@@ -4739,8 +4452,8 @@
         <w:rPr>
           <w:spacing w:val="0"/>
           <w:kern w:val="2"/>
-          <w:sz w:val="22"/>
-          <w:szCs w:val="22"/>
+          <w:sz w:val="24"/>
+          <w:szCs w:val="24"/>
         </w:rPr>
       </w:pPr>
       <w:r>
@@ -4750,13 +4463,13 @@
         <w:rPr>
           <w:spacing w:val="0"/>
           <w:kern w:val="2"/>
-          <w:sz w:val="22"/>
-          <w:szCs w:val="22"/>
+          <w:sz w:val="24"/>
+          <w:szCs w:val="24"/>
         </w:rPr>
         <w:tab/>
       </w:r>
       <w:r>
-        <w:t>Integr@ 2.2.3_000</w:t>
+        <w:t>Integr@ 2.2.4_000</w:t>
       </w:r>
       <w:r>
         <w:tab/>
@@ -4765,13 +4478,13 @@
         <w:fldChar w:fldCharType="begin"/>
       </w:r>
       <w:r>
-        <w:instrText xml:space="preserve"> PAGEREF _Toc157413387 \h </w:instrText>
+        <w:instrText xml:space="preserve"> PAGEREF _Toc189498223 \h </w:instrText>
       </w:r>
       <w:r>
         <w:fldChar w:fldCharType="separate"/>
       </w:r>
       <w:r>
-        <w:t>13</w:t>
+        <w:t>14</w:t>
       </w:r>
       <w:r>
         <w:fldChar w:fldCharType="end"/>
@@ -4783,8 +4496,8 @@
         <w:rPr>
           <w:spacing w:val="0"/>
           <w:kern w:val="2"/>
-          <w:sz w:val="22"/>
-          <w:szCs w:val="22"/>
+          <w:sz w:val="24"/>
+          <w:szCs w:val="24"/>
         </w:rPr>
       </w:pPr>
       <w:r>
@@ -4794,8 +4507,8 @@
         <w:rPr>
           <w:spacing w:val="0"/>
           <w:kern w:val="2"/>
-          <w:sz w:val="22"/>
-          <w:szCs w:val="22"/>
+          <w:sz w:val="24"/>
+          <w:szCs w:val="24"/>
         </w:rPr>
         <w:tab/>
       </w:r>
@@ -4809,13 +4522,13 @@
         <w:fldChar w:fldCharType="begin"/>
       </w:r>
       <w:r>
-        <w:instrText xml:space="preserve"> PAGEREF _Toc157413388 \h </w:instrText>
+        <w:instrText xml:space="preserve"> PAGEREF _Toc189498224 \h </w:instrText>
       </w:r>
       <w:r>
         <w:fldChar w:fldCharType="separate"/>
       </w:r>
       <w:r>
-        <w:t>13</w:t>
+        <w:t>14</w:t>
       </w:r>
       <w:r>
         <w:fldChar w:fldCharType="end"/>
@@ -4827,8 +4540,8 @@
         <w:rPr>
           <w:spacing w:val="0"/>
           <w:kern w:val="2"/>
-          <w:sz w:val="22"/>
-          <w:szCs w:val="22"/>
+          <w:sz w:val="24"/>
+          <w:szCs w:val="24"/>
         </w:rPr>
       </w:pPr>
       <w:r>
@@ -4838,8 +4551,8 @@
         <w:rPr>
           <w:spacing w:val="0"/>
           <w:kern w:val="2"/>
-          <w:sz w:val="22"/>
-          <w:szCs w:val="22"/>
+          <w:sz w:val="24"/>
+          <w:szCs w:val="24"/>
         </w:rPr>
         <w:tab/>
       </w:r>
@@ -4853,7 +4566,7 @@
         <w:fldChar w:fldCharType="begin"/>
       </w:r>
       <w:r>
-        <w:instrText xml:space="preserve"> PAGEREF _Toc157413389 \h </w:instrText>
+        <w:instrText xml:space="preserve"> PAGEREF _Toc189498225 \h </w:instrText>
       </w:r>
       <w:r>
         <w:fldChar w:fldCharType="separate"/>
@@ -4874,8 +4587,8 @@
         <w:rPr>
           <w:spacing w:val="0"/>
           <w:kern w:val="2"/>
-          <w:sz w:val="22"/>
-          <w:szCs w:val="22"/>
+          <w:sz w:val="24"/>
+          <w:szCs w:val="24"/>
         </w:rPr>
       </w:pPr>
       <w:r>
@@ -4885,13 +4598,13 @@
         <w:rPr>
           <w:spacing w:val="0"/>
           <w:kern w:val="2"/>
-          <w:sz w:val="22"/>
-          <w:szCs w:val="22"/>
+          <w:sz w:val="24"/>
+          <w:szCs w:val="24"/>
         </w:rPr>
         <w:tab/>
       </w:r>
       <w:r>
-        <w:t>Integr@ 2.2.2_002</w:t>
+        <w:t>Integr@ 2.2.3_001</w:t>
       </w:r>
       <w:r>
         <w:tab/>
@@ -4900,7 +4613,7 @@
         <w:fldChar w:fldCharType="begin"/>
       </w:r>
       <w:r>
-        <w:instrText xml:space="preserve"> PAGEREF _Toc157413390 \h </w:instrText>
+        <w:instrText xml:space="preserve"> PAGEREF _Toc189498226 \h </w:instrText>
       </w:r>
       <w:r>
         <w:fldChar w:fldCharType="separate"/>
@@ -4918,8 +4631,8 @@
         <w:rPr>
           <w:spacing w:val="0"/>
           <w:kern w:val="2"/>
-          <w:sz w:val="22"/>
-          <w:szCs w:val="22"/>
+          <w:sz w:val="24"/>
+          <w:szCs w:val="24"/>
         </w:rPr>
       </w:pPr>
       <w:r>
@@ -4929,8 +4642,8 @@
         <w:rPr>
           <w:spacing w:val="0"/>
           <w:kern w:val="2"/>
-          <w:sz w:val="22"/>
-          <w:szCs w:val="22"/>
+          <w:sz w:val="24"/>
+          <w:szCs w:val="24"/>
         </w:rPr>
         <w:tab/>
       </w:r>
@@ -4944,7 +4657,7 @@
         <w:fldChar w:fldCharType="begin"/>
       </w:r>
       <w:r>
-        <w:instrText xml:space="preserve"> PAGEREF _Toc157413391 \h </w:instrText>
+        <w:instrText xml:space="preserve"> PAGEREF _Toc189498227 \h </w:instrText>
       </w:r>
       <w:r>
         <w:fldChar w:fldCharType="separate"/>
@@ -4962,8 +4675,8 @@
         <w:rPr>
           <w:spacing w:val="0"/>
           <w:kern w:val="2"/>
-          <w:sz w:val="22"/>
-          <w:szCs w:val="22"/>
+          <w:sz w:val="24"/>
+          <w:szCs w:val="24"/>
         </w:rPr>
       </w:pPr>
       <w:r>
@@ -4973,8 +4686,8 @@
         <w:rPr>
           <w:spacing w:val="0"/>
           <w:kern w:val="2"/>
-          <w:sz w:val="22"/>
-          <w:szCs w:val="22"/>
+          <w:sz w:val="24"/>
+          <w:szCs w:val="24"/>
         </w:rPr>
         <w:tab/>
       </w:r>
@@ -4988,13 +4701,13 @@
         <w:fldChar w:fldCharType="begin"/>
       </w:r>
       <w:r>
-        <w:instrText xml:space="preserve"> PAGEREF _Toc157413392 \h </w:instrText>
+        <w:instrText xml:space="preserve"> PAGEREF _Toc189498228 \h </w:instrText>
       </w:r>
       <w:r>
         <w:fldChar w:fldCharType="separate"/>
       </w:r>
       <w:r>
-        <w:t>14</w:t>
+        <w:t>15</w:t>
       </w:r>
       <w:r>
         <w:fldChar w:fldCharType="end"/>
@@ -5009,8 +4722,8 @@
         <w:rPr>
           <w:spacing w:val="0"/>
           <w:kern w:val="2"/>
-          <w:sz w:val="22"/>
-          <w:szCs w:val="22"/>
+          <w:sz w:val="24"/>
+          <w:szCs w:val="24"/>
         </w:rPr>
       </w:pPr>
       <w:r>
@@ -5020,13 +4733,13 @@
         <w:rPr>
           <w:spacing w:val="0"/>
           <w:kern w:val="2"/>
-          <w:sz w:val="22"/>
-          <w:szCs w:val="22"/>
+          <w:sz w:val="24"/>
+          <w:szCs w:val="24"/>
         </w:rPr>
         <w:tab/>
       </w:r>
       <w:r>
-        <w:t>Integr@ 2.2.2_001</w:t>
+        <w:t>Integr@ 2.2.3_000</w:t>
       </w:r>
       <w:r>
         <w:tab/>
@@ -5035,13 +4748,13 @@
         <w:fldChar w:fldCharType="begin"/>
       </w:r>
       <w:r>
-        <w:instrText xml:space="preserve"> PAGEREF _Toc157413393 \h </w:instrText>
+        <w:instrText xml:space="preserve"> PAGEREF _Toc189498229 \h </w:instrText>
       </w:r>
       <w:r>
         <w:fldChar w:fldCharType="separate"/>
       </w:r>
       <w:r>
-        <w:t>14</w:t>
+        <w:t>15</w:t>
       </w:r>
       <w:r>
         <w:fldChar w:fldCharType="end"/>
@@ -5053,8 +4766,8 @@
         <w:rPr>
           <w:spacing w:val="0"/>
           <w:kern w:val="2"/>
-          <w:sz w:val="22"/>
-          <w:szCs w:val="22"/>
+          <w:sz w:val="24"/>
+          <w:szCs w:val="24"/>
         </w:rPr>
       </w:pPr>
       <w:r>
@@ -5064,8 +4777,8 @@
         <w:rPr>
           <w:spacing w:val="0"/>
           <w:kern w:val="2"/>
-          <w:sz w:val="22"/>
-          <w:szCs w:val="22"/>
+          <w:sz w:val="24"/>
+          <w:szCs w:val="24"/>
         </w:rPr>
         <w:tab/>
       </w:r>
@@ -5079,13 +4792,13 @@
         <w:fldChar w:fldCharType="begin"/>
       </w:r>
       <w:r>
-        <w:instrText xml:space="preserve"> PAGEREF _Toc157413394 \h </w:instrText>
+        <w:instrText xml:space="preserve"> PAGEREF _Toc189498230 \h </w:instrText>
       </w:r>
       <w:r>
         <w:fldChar w:fldCharType="separate"/>
       </w:r>
       <w:r>
-        <w:t>14</w:t>
+        <w:t>15</w:t>
       </w:r>
       <w:r>
         <w:fldChar w:fldCharType="end"/>
@@ -5097,8 +4810,8 @@
         <w:rPr>
           <w:spacing w:val="0"/>
           <w:kern w:val="2"/>
-          <w:sz w:val="22"/>
-          <w:szCs w:val="22"/>
+          <w:sz w:val="24"/>
+          <w:szCs w:val="24"/>
         </w:rPr>
       </w:pPr>
       <w:r>
@@ -5108,8 +4821,8 @@
         <w:rPr>
           <w:spacing w:val="0"/>
           <w:kern w:val="2"/>
-          <w:sz w:val="22"/>
-          <w:szCs w:val="22"/>
+          <w:sz w:val="24"/>
+          <w:szCs w:val="24"/>
         </w:rPr>
         <w:tab/>
       </w:r>
@@ -5123,13 +4836,13 @@
         <w:fldChar w:fldCharType="begin"/>
       </w:r>
       <w:r>
-        <w:instrText xml:space="preserve"> PAGEREF _Toc157413395 \h </w:instrText>
+        <w:instrText xml:space="preserve"> PAGEREF _Toc189498231 \h </w:instrText>
       </w:r>
       <w:r>
         <w:fldChar w:fldCharType="separate"/>
       </w:r>
       <w:r>
-        <w:t>14</w:t>
+        <w:t>15</w:t>
       </w:r>
       <w:r>
         <w:fldChar w:fldCharType="end"/>
@@ -5144,8 +4857,8 @@
         <w:rPr>
           <w:spacing w:val="0"/>
           <w:kern w:val="2"/>
-          <w:sz w:val="22"/>
-          <w:szCs w:val="22"/>
+          <w:sz w:val="24"/>
+          <w:szCs w:val="24"/>
         </w:rPr>
       </w:pPr>
       <w:r>
@@ -5155,13 +4868,13 @@
         <w:rPr>
           <w:spacing w:val="0"/>
           <w:kern w:val="2"/>
-          <w:sz w:val="22"/>
-          <w:szCs w:val="22"/>
+          <w:sz w:val="24"/>
+          <w:szCs w:val="24"/>
         </w:rPr>
         <w:tab/>
       </w:r>
       <w:r>
-        <w:t>Integr@ 2.2.2_000</w:t>
+        <w:t>Integr@ 2.2.2_002</w:t>
       </w:r>
       <w:r>
         <w:tab/>
@@ -5170,13 +4883,13 @@
         <w:fldChar w:fldCharType="begin"/>
       </w:r>
       <w:r>
-        <w:instrText xml:space="preserve"> PAGEREF _Toc157413396 \h </w:instrText>
+        <w:instrText xml:space="preserve"> PAGEREF _Toc189498232 \h </w:instrText>
       </w:r>
       <w:r>
         <w:fldChar w:fldCharType="separate"/>
       </w:r>
       <w:r>
-        <w:t>14</w:t>
+        <w:t>15</w:t>
       </w:r>
       <w:r>
         <w:fldChar w:fldCharType="end"/>
@@ -5188,8 +4901,8 @@
         <w:rPr>
           <w:spacing w:val="0"/>
           <w:kern w:val="2"/>
-          <w:sz w:val="22"/>
-          <w:szCs w:val="22"/>
+          <w:sz w:val="24"/>
+          <w:szCs w:val="24"/>
         </w:rPr>
       </w:pPr>
       <w:r>
@@ -5199,8 +4912,8 @@
         <w:rPr>
           <w:spacing w:val="0"/>
           <w:kern w:val="2"/>
-          <w:sz w:val="22"/>
-          <w:szCs w:val="22"/>
+          <w:sz w:val="24"/>
+          <w:szCs w:val="24"/>
         </w:rPr>
         <w:tab/>
       </w:r>
@@ -5214,13 +4927,13 @@
         <w:fldChar w:fldCharType="begin"/>
       </w:r>
       <w:r>
-        <w:instrText xml:space="preserve"> PAGEREF _Toc157413397 \h </w:instrText>
+        <w:instrText xml:space="preserve"> PAGEREF _Toc189498233 \h </w:instrText>
       </w:r>
       <w:r>
         <w:fldChar w:fldCharType="separate"/>
       </w:r>
       <w:r>
-        <w:t>14</w:t>
+        <w:t>15</w:t>
       </w:r>
       <w:r>
         <w:fldChar w:fldCharType="end"/>
@@ -5232,8 +4945,8 @@
         <w:rPr>
           <w:spacing w:val="0"/>
           <w:kern w:val="2"/>
-          <w:sz w:val="22"/>
-          <w:szCs w:val="22"/>
+          <w:sz w:val="24"/>
+          <w:szCs w:val="24"/>
         </w:rPr>
       </w:pPr>
       <w:r>
@@ -5243,8 +4956,8 @@
         <w:rPr>
           <w:spacing w:val="0"/>
           <w:kern w:val="2"/>
-          <w:sz w:val="22"/>
-          <w:szCs w:val="22"/>
+          <w:sz w:val="24"/>
+          <w:szCs w:val="24"/>
         </w:rPr>
         <w:tab/>
       </w:r>
@@ -5258,7 +4971,7 @@
         <w:fldChar w:fldCharType="begin"/>
       </w:r>
       <w:r>
-        <w:instrText xml:space="preserve"> PAGEREF _Toc157413398 \h </w:instrText>
+        <w:instrText xml:space="preserve"> PAGEREF _Toc189498234 \h </w:instrText>
       </w:r>
       <w:r>
         <w:fldChar w:fldCharType="separate"/>
@@ -5279,8 +4992,8 @@
         <w:rPr>
           <w:spacing w:val="0"/>
           <w:kern w:val="2"/>
-          <w:sz w:val="22"/>
-          <w:szCs w:val="22"/>
+          <w:sz w:val="24"/>
+          <w:szCs w:val="24"/>
         </w:rPr>
       </w:pPr>
       <w:r>
@@ -5290,13 +5003,13 @@
         <w:rPr>
           <w:spacing w:val="0"/>
           <w:kern w:val="2"/>
-          <w:sz w:val="22"/>
-          <w:szCs w:val="22"/>
+          <w:sz w:val="24"/>
+          <w:szCs w:val="24"/>
         </w:rPr>
         <w:tab/>
       </w:r>
       <w:r>
-        <w:t>Integr@ 2.2.1_000</w:t>
+        <w:t>Integr@ 2.2.2_001</w:t>
       </w:r>
       <w:r>
         <w:tab/>
@@ -5305,7 +5018,7 @@
         <w:fldChar w:fldCharType="begin"/>
       </w:r>
       <w:r>
-        <w:instrText xml:space="preserve"> PAGEREF _Toc157413399 \h </w:instrText>
+        <w:instrText xml:space="preserve"> PAGEREF _Toc189498235 \h </w:instrText>
       </w:r>
       <w:r>
         <w:fldChar w:fldCharType="separate"/>
@@ -5323,8 +5036,8 @@
         <w:rPr>
           <w:spacing w:val="0"/>
           <w:kern w:val="2"/>
-          <w:sz w:val="22"/>
-          <w:szCs w:val="22"/>
+          <w:sz w:val="24"/>
+          <w:szCs w:val="24"/>
         </w:rPr>
       </w:pPr>
       <w:r>
@@ -5334,8 +5047,8 @@
         <w:rPr>
           <w:spacing w:val="0"/>
           <w:kern w:val="2"/>
-          <w:sz w:val="22"/>
-          <w:szCs w:val="22"/>
+          <w:sz w:val="24"/>
+          <w:szCs w:val="24"/>
         </w:rPr>
         <w:tab/>
       </w:r>
@@ -5349,7 +5062,7 @@
         <w:fldChar w:fldCharType="begin"/>
       </w:r>
       <w:r>
-        <w:instrText xml:space="preserve"> PAGEREF _Toc157413400 \h </w:instrText>
+        <w:instrText xml:space="preserve"> PAGEREF _Toc189498236 \h </w:instrText>
       </w:r>
       <w:r>
         <w:fldChar w:fldCharType="separate"/>
@@ -5367,8 +5080,8 @@
         <w:rPr>
           <w:spacing w:val="0"/>
           <w:kern w:val="2"/>
-          <w:sz w:val="22"/>
-          <w:szCs w:val="22"/>
+          <w:sz w:val="24"/>
+          <w:szCs w:val="24"/>
         </w:rPr>
       </w:pPr>
       <w:r>
@@ -5378,8 +5091,8 @@
         <w:rPr>
           <w:spacing w:val="0"/>
           <w:kern w:val="2"/>
-          <w:sz w:val="22"/>
-          <w:szCs w:val="22"/>
+          <w:sz w:val="24"/>
+          <w:szCs w:val="24"/>
         </w:rPr>
         <w:tab/>
       </w:r>
@@ -5393,13 +5106,283 @@
         <w:fldChar w:fldCharType="begin"/>
       </w:r>
       <w:r>
-        <w:instrText xml:space="preserve"> PAGEREF _Toc157413401 \h </w:instrText>
+        <w:instrText xml:space="preserve"> PAGEREF _Toc189498237 \h </w:instrText>
       </w:r>
       <w:r>
         <w:fldChar w:fldCharType="separate"/>
       </w:r>
       <w:r>
-        <w:t>20</w:t>
+        <w:t>16</w:t>
+      </w:r>
+      <w:r>
+        <w:fldChar w:fldCharType="end"/>
+      </w:r>
+    </w:p>
+    <w:p>
+      <w:pPr>
+        <w:pStyle w:val="TDC2"/>
+        <w:tabs>
+          <w:tab w:val="left" w:pos="1644"/>
+        </w:tabs>
+        <w:rPr>
+          <w:spacing w:val="0"/>
+          <w:kern w:val="2"/>
+          <w:sz w:val="24"/>
+          <w:szCs w:val="24"/>
+        </w:rPr>
+      </w:pPr>
+      <w:r>
+        <w:t>7.8</w:t>
+      </w:r>
+      <w:r>
+        <w:rPr>
+          <w:spacing w:val="0"/>
+          <w:kern w:val="2"/>
+          <w:sz w:val="24"/>
+          <w:szCs w:val="24"/>
+        </w:rPr>
+        <w:tab/>
+      </w:r>
+      <w:r>
+        <w:t>Integr@ 2.2.2_000</w:t>
+      </w:r>
+      <w:r>
+        <w:tab/>
+      </w:r>
+      <w:r>
+        <w:fldChar w:fldCharType="begin"/>
+      </w:r>
+      <w:r>
+        <w:instrText xml:space="preserve"> PAGEREF _Toc189498238 \h </w:instrText>
+      </w:r>
+      <w:r>
+        <w:fldChar w:fldCharType="separate"/>
+      </w:r>
+      <w:r>
+        <w:t>16</w:t>
+      </w:r>
+      <w:r>
+        <w:fldChar w:fldCharType="end"/>
+      </w:r>
+    </w:p>
+    <w:p>
+      <w:pPr>
+        <w:pStyle w:val="TDC3"/>
+        <w:rPr>
+          <w:spacing w:val="0"/>
+          <w:kern w:val="2"/>
+          <w:sz w:val="24"/>
+          <w:szCs w:val="24"/>
+        </w:rPr>
+      </w:pPr>
+      <w:r>
+        <w:t>7.8.1</w:t>
+      </w:r>
+      <w:r>
+        <w:rPr>
+          <w:spacing w:val="0"/>
+          <w:kern w:val="2"/>
+          <w:sz w:val="24"/>
+          <w:szCs w:val="24"/>
+        </w:rPr>
+        <w:tab/>
+      </w:r>
+      <w:r>
+        <w:t>Características</w:t>
+      </w:r>
+      <w:r>
+        <w:tab/>
+      </w:r>
+      <w:r>
+        <w:fldChar w:fldCharType="begin"/>
+      </w:r>
+      <w:r>
+        <w:instrText xml:space="preserve"> PAGEREF _Toc189498239 \h </w:instrText>
+      </w:r>
+      <w:r>
+        <w:fldChar w:fldCharType="separate"/>
+      </w:r>
+      <w:r>
+        <w:t>16</w:t>
+      </w:r>
+      <w:r>
+        <w:fldChar w:fldCharType="end"/>
+      </w:r>
+    </w:p>
+    <w:p>
+      <w:pPr>
+        <w:pStyle w:val="TDC3"/>
+        <w:rPr>
+          <w:spacing w:val="0"/>
+          <w:kern w:val="2"/>
+          <w:sz w:val="24"/>
+          <w:szCs w:val="24"/>
+        </w:rPr>
+      </w:pPr>
+      <w:r>
+        <w:t>7.8.2</w:t>
+      </w:r>
+      <w:r>
+        <w:rPr>
+          <w:spacing w:val="0"/>
+          <w:kern w:val="2"/>
+          <w:sz w:val="24"/>
+          <w:szCs w:val="24"/>
+        </w:rPr>
+        <w:tab/>
+      </w:r>
+      <w:r>
+        <w:t>Errores Resueltos</w:t>
+      </w:r>
+      <w:r>
+        <w:tab/>
+      </w:r>
+      <w:r>
+        <w:fldChar w:fldCharType="begin"/>
+      </w:r>
+      <w:r>
+        <w:instrText xml:space="preserve"> PAGEREF _Toc189498240 \h </w:instrText>
+      </w:r>
+      <w:r>
+        <w:fldChar w:fldCharType="separate"/>
+      </w:r>
+      <w:r>
+        <w:t>16</w:t>
+      </w:r>
+      <w:r>
+        <w:fldChar w:fldCharType="end"/>
+      </w:r>
+    </w:p>
+    <w:p>
+      <w:pPr>
+        <w:pStyle w:val="TDC2"/>
+        <w:tabs>
+          <w:tab w:val="left" w:pos="1644"/>
+        </w:tabs>
+        <w:rPr>
+          <w:spacing w:val="0"/>
+          <w:kern w:val="2"/>
+          <w:sz w:val="24"/>
+          <w:szCs w:val="24"/>
+        </w:rPr>
+      </w:pPr>
+      <w:r>
+        <w:t>7.9</w:t>
+      </w:r>
+      <w:r>
+        <w:rPr>
+          <w:spacing w:val="0"/>
+          <w:kern w:val="2"/>
+          <w:sz w:val="24"/>
+          <w:szCs w:val="24"/>
+        </w:rPr>
+        <w:tab/>
+      </w:r>
+      <w:r>
+        <w:t>Integr@ 2.2.1_000</w:t>
+      </w:r>
+      <w:r>
+        <w:tab/>
+      </w:r>
+      <w:r>
+        <w:fldChar w:fldCharType="begin"/>
+      </w:r>
+      <w:r>
+        <w:instrText xml:space="preserve"> PAGEREF _Toc189498241 \h </w:instrText>
+      </w:r>
+      <w:r>
+        <w:fldChar w:fldCharType="separate"/>
+      </w:r>
+      <w:r>
+        <w:t>17</w:t>
+      </w:r>
+      <w:r>
+        <w:fldChar w:fldCharType="end"/>
+      </w:r>
+    </w:p>
+    <w:p>
+      <w:pPr>
+        <w:pStyle w:val="TDC3"/>
+        <w:rPr>
+          <w:spacing w:val="0"/>
+          <w:kern w:val="2"/>
+          <w:sz w:val="24"/>
+          <w:szCs w:val="24"/>
+        </w:rPr>
+      </w:pPr>
+      <w:r>
+        <w:t>7.9.1</w:t>
+      </w:r>
+      <w:r>
+        <w:rPr>
+          <w:spacing w:val="0"/>
+          <w:kern w:val="2"/>
+          <w:sz w:val="24"/>
+          <w:szCs w:val="24"/>
+        </w:rPr>
+        <w:tab/>
+      </w:r>
+      <w:r>
+        <w:t>Características</w:t>
+      </w:r>
+      <w:r>
+        <w:tab/>
+      </w:r>
+      <w:r>
+        <w:fldChar w:fldCharType="begin"/>
+      </w:r>
+      <w:r>
+        <w:instrText xml:space="preserve"> PAGEREF _Toc189498242 \h </w:instrText>
+      </w:r>
+      <w:r>
+        <w:fldChar w:fldCharType="separate"/>
+      </w:r>
+      <w:r>
+        <w:t>17</w:t>
+      </w:r>
+      <w:r>
+        <w:fldChar w:fldCharType="end"/>
+      </w:r>
+    </w:p>
+    <w:p>
+      <w:pPr>
+        <w:pStyle w:val="TDC3"/>
+        <w:rPr>
+          <w:spacing w:val="0"/>
+          <w:kern w:val="2"/>
+          <w:sz w:val="24"/>
+          <w:szCs w:val="24"/>
+        </w:rPr>
+      </w:pPr>
+      <w:r>
+        <w:t>7.9.2</w:t>
+      </w:r>
+      <w:r>
+        <w:rPr>
+          <w:spacing w:val="0"/>
+          <w:kern w:val="2"/>
+          <w:sz w:val="24"/>
+          <w:szCs w:val="24"/>
+        </w:rPr>
+        <w:tab/>
+      </w:r>
+      <w:r>
+        <w:t>Errores Resueltos</w:t>
+      </w:r>
+      <w:r>
+        <w:tab/>
+      </w:r>
+      <w:r>
+        <w:fldChar w:fldCharType="begin"/>
+      </w:r>
+      <w:r>
+        <w:instrText xml:space="preserve"> PAGEREF _Toc189498243 \h </w:instrText>
+      </w:r>
+      <w:r>
+        <w:fldChar w:fldCharType="separate"/>
+      </w:r>
+      <w:r>
+        <w:t>22</w:t>
       </w:r>
       <w:r>
         <w:fldChar w:fldCharType="end"/>
@@ -5451,7 +5434,7 @@
         <w:br w:type="page"/>
       </w:r>
       <w:bookmarkStart w:id="17" w:name="_Toc116024915"/>
-      <w:bookmarkStart w:id="18" w:name="_Toc157413374"/>
+      <w:bookmarkStart w:id="18" w:name="_Toc189498211"/>
       <w:r>
         <w:lastRenderedPageBreak/>
         <w:t>Objeto</w:t>
@@ -5475,7 +5458,7 @@
         <w:br w:type="page"/>
       </w:r>
       <w:bookmarkStart w:id="19" w:name="_Toc116024916"/>
-      <w:bookmarkStart w:id="20" w:name="_Toc157413375"/>
+      <w:bookmarkStart w:id="20" w:name="_Toc189498212"/>
       <w:r>
         <w:lastRenderedPageBreak/>
         <w:t>Alcance</w:t>
@@ -5572,7 +5555,7 @@
         <w:pStyle w:val="Ttulo1"/>
       </w:pPr>
       <w:bookmarkStart w:id="25" w:name="_Toc116024917"/>
-      <w:bookmarkStart w:id="26" w:name="_Toc157413376"/>
+      <w:bookmarkStart w:id="26" w:name="_Toc189498213"/>
       <w:r>
         <w:lastRenderedPageBreak/>
         <w:t>Siglas</w:t>
@@ -5605,12 +5588,6 @@
         <w:gridCol w:w="7863"/>
       </w:tblGrid>
       <w:tr>
-        <w:tblPrEx>
-          <w:tblCellMar>
-            <w:top w:w="0" w:type="dxa"/>
-            <w:bottom w:w="0" w:type="dxa"/>
-          </w:tblCellMar>
-        </w:tblPrEx>
         <w:tc>
           <w:tcPr>
             <w:tcW w:w="1913" w:type="dxa"/>
@@ -5668,12 +5645,6 @@
         </w:tc>
       </w:tr>
       <w:tr>
-        <w:tblPrEx>
-          <w:tblCellMar>
-            <w:top w:w="0" w:type="dxa"/>
-            <w:bottom w:w="0" w:type="dxa"/>
-          </w:tblCellMar>
-        </w:tblPrEx>
         <w:tc>
           <w:tcPr>
             <w:tcW w:w="1913" w:type="dxa"/>
@@ -5728,12 +5699,6 @@
         </w:tc>
       </w:tr>
       <w:tr>
-        <w:tblPrEx>
-          <w:tblCellMar>
-            <w:top w:w="0" w:type="dxa"/>
-            <w:bottom w:w="0" w:type="dxa"/>
-          </w:tblCellMar>
-        </w:tblPrEx>
         <w:tc>
           <w:tcPr>
             <w:tcW w:w="1913" w:type="dxa"/>
@@ -5788,12 +5753,6 @@
         </w:tc>
       </w:tr>
       <w:tr>
-        <w:tblPrEx>
-          <w:tblCellMar>
-            <w:top w:w="0" w:type="dxa"/>
-            <w:bottom w:w="0" w:type="dxa"/>
-          </w:tblCellMar>
-        </w:tblPrEx>
         <w:tc>
           <w:tcPr>
             <w:tcW w:w="1913" w:type="dxa"/>
@@ -5848,12 +5807,6 @@
         </w:tc>
       </w:tr>
       <w:tr>
-        <w:tblPrEx>
-          <w:tblCellMar>
-            <w:top w:w="0" w:type="dxa"/>
-            <w:bottom w:w="0" w:type="dxa"/>
-          </w:tblCellMar>
-        </w:tblPrEx>
         <w:tc>
           <w:tcPr>
             <w:tcW w:w="1913" w:type="dxa"/>
@@ -5908,12 +5861,6 @@
         </w:tc>
       </w:tr>
       <w:tr>
-        <w:tblPrEx>
-          <w:tblCellMar>
-            <w:top w:w="0" w:type="dxa"/>
-            <w:bottom w:w="0" w:type="dxa"/>
-          </w:tblCellMar>
-        </w:tblPrEx>
         <w:tc>
           <w:tcPr>
             <w:tcW w:w="1913" w:type="dxa"/>
@@ -5968,12 +5915,6 @@
         </w:tc>
       </w:tr>
       <w:tr>
-        <w:tblPrEx>
-          <w:tblCellMar>
-            <w:top w:w="0" w:type="dxa"/>
-            <w:bottom w:w="0" w:type="dxa"/>
-          </w:tblCellMar>
-        </w:tblPrEx>
         <w:tc>
           <w:tcPr>
             <w:tcW w:w="1913" w:type="dxa"/>
@@ -6028,12 +5969,6 @@
         </w:tc>
       </w:tr>
       <w:tr>
-        <w:tblPrEx>
-          <w:tblCellMar>
-            <w:top w:w="0" w:type="dxa"/>
-            <w:bottom w:w="0" w:type="dxa"/>
-          </w:tblCellMar>
-        </w:tblPrEx>
         <w:tc>
           <w:tcPr>
             <w:tcW w:w="1913" w:type="dxa"/>
@@ -6088,12 +6023,6 @@
         </w:tc>
       </w:tr>
       <w:tr>
-        <w:tblPrEx>
-          <w:tblCellMar>
-            <w:top w:w="0" w:type="dxa"/>
-            <w:bottom w:w="0" w:type="dxa"/>
-          </w:tblCellMar>
-        </w:tblPrEx>
         <w:tc>
           <w:tcPr>
             <w:tcW w:w="1913" w:type="dxa"/>
@@ -6148,12 +6077,6 @@
         </w:tc>
       </w:tr>
       <w:tr>
-        <w:tblPrEx>
-          <w:tblCellMar>
-            <w:top w:w="0" w:type="dxa"/>
-            <w:bottom w:w="0" w:type="dxa"/>
-          </w:tblCellMar>
-        </w:tblPrEx>
         <w:tc>
           <w:tcPr>
             <w:tcW w:w="1913" w:type="dxa"/>
@@ -6208,12 +6131,6 @@
         </w:tc>
       </w:tr>
       <w:tr>
-        <w:tblPrEx>
-          <w:tblCellMar>
-            <w:top w:w="0" w:type="dxa"/>
-            <w:bottom w:w="0" w:type="dxa"/>
-          </w:tblCellMar>
-        </w:tblPrEx>
         <w:tc>
           <w:tcPr>
             <w:tcW w:w="1913" w:type="dxa"/>
@@ -6268,12 +6185,6 @@
         </w:tc>
       </w:tr>
       <w:tr>
-        <w:tblPrEx>
-          <w:tblCellMar>
-            <w:top w:w="0" w:type="dxa"/>
-            <w:bottom w:w="0" w:type="dxa"/>
-          </w:tblCellMar>
-        </w:tblPrEx>
         <w:tc>
           <w:tcPr>
             <w:tcW w:w="1913" w:type="dxa"/>
@@ -6324,12 +6235,6 @@
         </w:tc>
       </w:tr>
       <w:tr>
-        <w:tblPrEx>
-          <w:tblCellMar>
-            <w:top w:w="0" w:type="dxa"/>
-            <w:bottom w:w="0" w:type="dxa"/>
-          </w:tblCellMar>
-        </w:tblPrEx>
         <w:tc>
           <w:tcPr>
             <w:tcW w:w="1913" w:type="dxa"/>
@@ -6376,12 +6281,6 @@
         </w:tc>
       </w:tr>
       <w:tr>
-        <w:tblPrEx>
-          <w:tblCellMar>
-            <w:top w:w="0" w:type="dxa"/>
-            <w:bottom w:w="0" w:type="dxa"/>
-          </w:tblCellMar>
-        </w:tblPrEx>
         <w:tc>
           <w:tcPr>
             <w:tcW w:w="1913" w:type="dxa"/>
@@ -6434,12 +6333,6 @@
         </w:tc>
       </w:tr>
       <w:tr>
-        <w:tblPrEx>
-          <w:tblCellMar>
-            <w:top w:w="0" w:type="dxa"/>
-            <w:bottom w:w="0" w:type="dxa"/>
-          </w:tblCellMar>
-        </w:tblPrEx>
         <w:tc>
           <w:tcPr>
             <w:tcW w:w="1913" w:type="dxa"/>
@@ -6494,12 +6387,6 @@
         </w:tc>
       </w:tr>
       <w:tr>
-        <w:tblPrEx>
-          <w:tblCellMar>
-            <w:top w:w="0" w:type="dxa"/>
-            <w:bottom w:w="0" w:type="dxa"/>
-          </w:tblCellMar>
-        </w:tblPrEx>
         <w:tc>
           <w:tcPr>
             <w:tcW w:w="1913" w:type="dxa"/>
@@ -6554,12 +6441,6 @@
         </w:tc>
       </w:tr>
       <w:tr>
-        <w:tblPrEx>
-          <w:tblCellMar>
-            <w:top w:w="0" w:type="dxa"/>
-            <w:bottom w:w="0" w:type="dxa"/>
-          </w:tblCellMar>
-        </w:tblPrEx>
         <w:tc>
           <w:tcPr>
             <w:tcW w:w="1913" w:type="dxa"/>
@@ -6614,12 +6495,6 @@
         </w:tc>
       </w:tr>
       <w:tr>
-        <w:tblPrEx>
-          <w:tblCellMar>
-            <w:top w:w="0" w:type="dxa"/>
-            <w:bottom w:w="0" w:type="dxa"/>
-          </w:tblCellMar>
-        </w:tblPrEx>
         <w:tc>
           <w:tcPr>
             <w:tcW w:w="1913" w:type="dxa"/>
@@ -6674,12 +6549,6 @@
         </w:tc>
       </w:tr>
       <w:tr>
-        <w:tblPrEx>
-          <w:tblCellMar>
-            <w:top w:w="0" w:type="dxa"/>
-            <w:bottom w:w="0" w:type="dxa"/>
-          </w:tblCellMar>
-        </w:tblPrEx>
         <w:tc>
           <w:tcPr>
             <w:tcW w:w="1913" w:type="dxa"/>
@@ -6734,12 +6603,6 @@
         </w:tc>
       </w:tr>
       <w:tr>
-        <w:tblPrEx>
-          <w:tblCellMar>
-            <w:top w:w="0" w:type="dxa"/>
-            <w:bottom w:w="0" w:type="dxa"/>
-          </w:tblCellMar>
-        </w:tblPrEx>
         <w:tc>
           <w:tcPr>
             <w:tcW w:w="1913" w:type="dxa"/>
@@ -6794,12 +6657,6 @@
         </w:tc>
       </w:tr>
       <w:tr>
-        <w:tblPrEx>
-          <w:tblCellMar>
-            <w:top w:w="0" w:type="dxa"/>
-            <w:bottom w:w="0" w:type="dxa"/>
-          </w:tblCellMar>
-        </w:tblPrEx>
         <w:tc>
           <w:tcPr>
             <w:tcW w:w="1913" w:type="dxa"/>
@@ -6854,12 +6711,6 @@
         </w:tc>
       </w:tr>
       <w:tr>
-        <w:tblPrEx>
-          <w:tblCellMar>
-            <w:top w:w="0" w:type="dxa"/>
-            <w:bottom w:w="0" w:type="dxa"/>
-          </w:tblCellMar>
-        </w:tblPrEx>
         <w:tc>
           <w:tcPr>
             <w:tcW w:w="1913" w:type="dxa"/>
@@ -6914,12 +6765,6 @@
         </w:tc>
       </w:tr>
       <w:tr>
-        <w:tblPrEx>
-          <w:tblCellMar>
-            <w:top w:w="0" w:type="dxa"/>
-            <w:bottom w:w="0" w:type="dxa"/>
-          </w:tblCellMar>
-        </w:tblPrEx>
         <w:tc>
           <w:tcPr>
             <w:tcW w:w="1913" w:type="dxa"/>
@@ -6974,12 +6819,6 @@
         </w:tc>
       </w:tr>
       <w:tr>
-        <w:tblPrEx>
-          <w:tblCellMar>
-            <w:top w:w="0" w:type="dxa"/>
-            <w:bottom w:w="0" w:type="dxa"/>
-          </w:tblCellMar>
-        </w:tblPrEx>
         <w:tc>
           <w:tcPr>
             <w:tcW w:w="1913" w:type="dxa"/>
@@ -7034,12 +6873,6 @@
         </w:tc>
       </w:tr>
       <w:tr>
-        <w:tblPrEx>
-          <w:tblCellMar>
-            <w:top w:w="0" w:type="dxa"/>
-            <w:bottom w:w="0" w:type="dxa"/>
-          </w:tblCellMar>
-        </w:tblPrEx>
         <w:tc>
           <w:tcPr>
             <w:tcW w:w="1913" w:type="dxa"/>
@@ -7086,12 +6919,6 @@
         </w:tc>
       </w:tr>
       <w:tr>
-        <w:tblPrEx>
-          <w:tblCellMar>
-            <w:top w:w="0" w:type="dxa"/>
-            <w:bottom w:w="0" w:type="dxa"/>
-          </w:tblCellMar>
-        </w:tblPrEx>
         <w:tc>
           <w:tcPr>
             <w:tcW w:w="1913" w:type="dxa"/>
@@ -7146,12 +6973,6 @@
         </w:tc>
       </w:tr>
       <w:tr>
-        <w:tblPrEx>
-          <w:tblCellMar>
-            <w:top w:w="0" w:type="dxa"/>
-            <w:bottom w:w="0" w:type="dxa"/>
-          </w:tblCellMar>
-        </w:tblPrEx>
         <w:tc>
           <w:tcPr>
             <w:tcW w:w="1913" w:type="dxa"/>
@@ -7206,12 +7027,6 @@
         </w:tc>
       </w:tr>
       <w:tr>
-        <w:tblPrEx>
-          <w:tblCellMar>
-            <w:top w:w="0" w:type="dxa"/>
-            <w:bottom w:w="0" w:type="dxa"/>
-          </w:tblCellMar>
-        </w:tblPrEx>
         <w:tc>
           <w:tcPr>
             <w:tcW w:w="1913" w:type="dxa"/>
@@ -7266,12 +7081,6 @@
         </w:tc>
       </w:tr>
       <w:tr>
-        <w:tblPrEx>
-          <w:tblCellMar>
-            <w:top w:w="0" w:type="dxa"/>
-            <w:bottom w:w="0" w:type="dxa"/>
-          </w:tblCellMar>
-        </w:tblPrEx>
         <w:tc>
           <w:tcPr>
             <w:tcW w:w="1913" w:type="dxa"/>
@@ -7326,12 +7135,6 @@
         </w:tc>
       </w:tr>
       <w:tr>
-        <w:tblPrEx>
-          <w:tblCellMar>
-            <w:top w:w="0" w:type="dxa"/>
-            <w:bottom w:w="0" w:type="dxa"/>
-          </w:tblCellMar>
-        </w:tblPrEx>
         <w:tc>
           <w:tcPr>
             <w:tcW w:w="1913" w:type="dxa"/>
@@ -7386,12 +7189,6 @@
         </w:tc>
       </w:tr>
       <w:tr>
-        <w:tblPrEx>
-          <w:tblCellMar>
-            <w:top w:w="0" w:type="dxa"/>
-            <w:bottom w:w="0" w:type="dxa"/>
-          </w:tblCellMar>
-        </w:tblPrEx>
         <w:tc>
           <w:tcPr>
             <w:tcW w:w="1913" w:type="dxa"/>
@@ -7446,12 +7243,6 @@
         </w:tc>
       </w:tr>
       <w:tr>
-        <w:tblPrEx>
-          <w:tblCellMar>
-            <w:top w:w="0" w:type="dxa"/>
-            <w:bottom w:w="0" w:type="dxa"/>
-          </w:tblCellMar>
-        </w:tblPrEx>
         <w:tc>
           <w:tcPr>
             <w:tcW w:w="1913" w:type="dxa"/>
@@ -7515,12 +7306,6 @@
         </w:tc>
       </w:tr>
       <w:tr>
-        <w:tblPrEx>
-          <w:tblCellMar>
-            <w:top w:w="0" w:type="dxa"/>
-            <w:bottom w:w="0" w:type="dxa"/>
-          </w:tblCellMar>
-        </w:tblPrEx>
         <w:tc>
           <w:tcPr>
             <w:tcW w:w="1913" w:type="dxa"/>
@@ -7576,7 +7361,7 @@
         <w:pStyle w:val="Ttulo1"/>
       </w:pPr>
       <w:bookmarkStart w:id="30" w:name="_Toc116024918"/>
-      <w:bookmarkStart w:id="31" w:name="_Toc157413377"/>
+      <w:bookmarkStart w:id="31" w:name="_Toc189498214"/>
       <w:r>
         <w:lastRenderedPageBreak/>
         <w:t>Glosario de T</w:t>
@@ -7614,12 +7399,6 @@
         <w:gridCol w:w="7863"/>
       </w:tblGrid>
       <w:tr>
-        <w:tblPrEx>
-          <w:tblCellMar>
-            <w:top w:w="0" w:type="dxa"/>
-            <w:bottom w:w="0" w:type="dxa"/>
-          </w:tblCellMar>
-        </w:tblPrEx>
         <w:tc>
           <w:tcPr>
             <w:tcW w:w="1913" w:type="dxa"/>
@@ -7666,12 +7445,6 @@
         </w:tc>
       </w:tr>
       <w:tr>
-        <w:tblPrEx>
-          <w:tblCellMar>
-            <w:top w:w="0" w:type="dxa"/>
-            <w:bottom w:w="0" w:type="dxa"/>
-          </w:tblCellMar>
-        </w:tblPrEx>
         <w:tc>
           <w:tcPr>
             <w:tcW w:w="1913" w:type="dxa"/>
@@ -7738,7 +7511,7 @@
       </w:pPr>
       <w:bookmarkStart w:id="35" w:name="_Referencias"/>
       <w:bookmarkStart w:id="36" w:name="_Toc116024919"/>
-      <w:bookmarkStart w:id="37" w:name="_Toc157413378"/>
+      <w:bookmarkStart w:id="37" w:name="_Toc189498215"/>
       <w:bookmarkEnd w:id="32"/>
       <w:bookmarkEnd w:id="33"/>
       <w:bookmarkEnd w:id="34"/>
@@ -7790,7 +7563,7 @@
         <w:pStyle w:val="Ttulo1"/>
       </w:pPr>
       <w:bookmarkStart w:id="41" w:name="_Toc116024920"/>
-      <w:bookmarkStart w:id="42" w:name="_Toc157413379"/>
+      <w:bookmarkStart w:id="42" w:name="_Toc189498216"/>
       <w:bookmarkEnd w:id="38"/>
       <w:bookmarkEnd w:id="39"/>
       <w:bookmarkEnd w:id="40"/>
@@ -7804,9 +7577,6 @@
     <w:p>
       <w:pPr>
         <w:jc w:val="left"/>
-        <w:rPr>
-          <w:lang w:val="es-ES_tradnl"/>
-        </w:rPr>
         <w:sectPr>
           <w:pgSz w:w="11906" w:h="16838" w:code="9"/>
           <w:pgMar w:top="1559" w:right="851" w:bottom="1418" w:left="1418" w:header="851" w:footer="851" w:gutter="0"/>
@@ -7815,75 +7585,39 @@
         </w:sectPr>
       </w:pPr>
       <w:r>
-        <w:rPr>
-          <w:lang w:val="es-ES_tradnl"/>
-        </w:rPr>
         <w:t>El presente documento recoge la lista de cambios y novedades que se han producido desde la versión</w:t>
       </w:r>
       <w:r>
-        <w:rPr>
-          <w:lang w:val="es-ES_tradnl"/>
-        </w:rPr>
         <w:t xml:space="preserve"> </w:t>
       </w:r>
       <w:r>
-        <w:rPr>
-          <w:lang w:val="es-ES_tradnl"/>
-        </w:rPr>
         <w:t>1.2.0_002 de In</w:t>
       </w:r>
       <w:r>
-        <w:rPr>
-          <w:lang w:val="es-ES_tradnl"/>
-        </w:rPr>
         <w:t xml:space="preserve">tegr@ hasta la versión </w:t>
       </w:r>
       <w:r>
-        <w:rPr>
-          <w:lang w:val="es-ES_tradnl"/>
-        </w:rPr>
         <w:t>2</w:t>
       </w:r>
       <w:r>
-        <w:rPr>
-          <w:lang w:val="es-ES_tradnl"/>
-        </w:rPr>
         <w:t>.</w:t>
       </w:r>
       <w:r>
-        <w:rPr>
-          <w:lang w:val="es-ES_tradnl"/>
-        </w:rPr>
         <w:t>2</w:t>
       </w:r>
       <w:r>
-        <w:rPr>
-          <w:lang w:val="es-ES_tradnl"/>
-        </w:rPr>
         <w:t>.</w:t>
       </w:r>
       <w:r>
-        <w:rPr>
-          <w:lang w:val="es-ES_tradnl"/>
-        </w:rPr>
         <w:t>4</w:t>
       </w:r>
       <w:r>
-        <w:rPr>
-          <w:lang w:val="es-ES_tradnl"/>
-        </w:rPr>
         <w:t>_00</w:t>
       </w:r>
       <w:r>
-        <w:rPr>
-          <w:lang w:val="es-ES_tradnl"/>
-        </w:rPr>
-        <w:t>0</w:t>
-      </w:r>
-      <w:r>
-        <w:rPr>
-          <w:lang w:val="es-ES_tradnl"/>
-        </w:rPr>
+        <w:t>1</w:t>
+      </w:r>
+      <w:r>
         <w:t>.</w:t>
       </w:r>
     </w:p>
@@ -7893,7 +7627,7 @@
       </w:pPr>
       <w:bookmarkStart w:id="43" w:name="_Requisitos_Software"/>
       <w:bookmarkStart w:id="44" w:name="_Toc116024921"/>
-      <w:bookmarkStart w:id="45" w:name="_Toc157413380"/>
+      <w:bookmarkStart w:id="45" w:name="_Toc189498217"/>
       <w:bookmarkEnd w:id="43"/>
       <w:r>
         <w:lastRenderedPageBreak/>
@@ -7910,10 +7644,11 @@
         </w:rPr>
       </w:pPr>
       <w:bookmarkStart w:id="46" w:name="_Toc116024922"/>
-      <w:bookmarkStart w:id="47" w:name="_Toc157413381"/>
+      <w:bookmarkStart w:id="47" w:name="_Toc189498218"/>
       <w:proofErr w:type="spellStart"/>
       <w:r>
         <w:rPr>
+          <w:highlight w:val="yellow"/>
           <w:lang w:val="es-ES"/>
         </w:rPr>
         <w:t>Integr</w:t>
@@ -7921,35 +7656,46 @@
       <w:proofErr w:type="spellEnd"/>
       <w:r>
         <w:rPr>
+          <w:highlight w:val="yellow"/>
           <w:lang w:val="es-ES"/>
         </w:rPr>
-        <w:t>@ 2.2.</w:t>
-      </w:r>
-      <w:r>
-        <w:rPr>
+        <w:t>@ 2.</w:t>
+      </w:r>
+      <w:r>
+        <w:rPr>
+          <w:highlight w:val="yellow"/>
           <w:lang w:val="es-ES"/>
         </w:rPr>
-        <w:t>4</w:t>
-      </w:r>
-      <w:r>
-        <w:rPr>
+        <w:t>3</w:t>
+      </w:r>
+      <w:r>
+        <w:rPr>
+          <w:highlight w:val="yellow"/>
           <w:lang w:val="es-ES"/>
         </w:rPr>
-        <w:t>_00</w:t>
-      </w:r>
-      <w:r>
-        <w:rPr>
+        <w:t>.</w:t>
+      </w:r>
+      <w:r>
+        <w:rPr>
+          <w:highlight w:val="yellow"/>
           <w:lang w:val="es-ES"/>
         </w:rPr>
         <w:t>0</w:t>
       </w:r>
+      <w:r>
+        <w:rPr>
+          <w:highlight w:val="yellow"/>
+          <w:lang w:val="es-ES"/>
+        </w:rPr>
+        <w:t>_000</w:t>
+      </w:r>
       <w:bookmarkEnd w:id="47"/>
     </w:p>
     <w:p>
       <w:pPr>
         <w:pStyle w:val="Ttulo3"/>
       </w:pPr>
-      <w:bookmarkStart w:id="48" w:name="_Toc157413382"/>
+      <w:bookmarkStart w:id="48" w:name="_Toc189498219"/>
       <w:r>
         <w:t>Características</w:t>
       </w:r>
@@ -7963,7 +7709,7 @@
         </w:numPr>
       </w:pPr>
       <w:r>
-        <w:t>Actualización de dependencias.</w:t>
+        <w:t>Se agrega la compatibilidad con certificado de curva elíptica.</w:t>
       </w:r>
     </w:p>
     <w:p>
@@ -7972,20 +7718,17 @@
           <w:ilvl w:val="0"/>
           <w:numId w:val="42"/>
         </w:numPr>
-      </w:pPr>
-      <w:r>
-        <w:t>Nuevas comprobaciones de seguridad.</w:t>
-      </w:r>
-    </w:p>
-    <w:p>
-      <w:pPr>
-        <w:pStyle w:val="Ttulo3"/>
-      </w:pPr>
-      <w:bookmarkStart w:id="49" w:name="_Toc157413383"/>
-      <w:r>
-        <w:t>Errores Resueltos</w:t>
-      </w:r>
-      <w:bookmarkEnd w:id="49"/>
+        <w:spacing w:line="259" w:lineRule="auto"/>
+        <w:rPr>
+          <w:szCs w:val="24"/>
+        </w:rPr>
+      </w:pPr>
+      <w:r>
+        <w:rPr>
+          <w:szCs w:val="24"/>
+        </w:rPr>
+        <w:t>Actualización de dependencias.</w:t>
+      </w:r>
     </w:p>
     <w:p>
       <w:pPr>
@@ -7993,27 +7736,83 @@
           <w:ilvl w:val="0"/>
           <w:numId w:val="42"/>
         </w:numPr>
-      </w:pPr>
-      <w:r>
-        <w:t xml:space="preserve">Se corrige </w:t>
-      </w:r>
-      <w:r>
-        <w:t xml:space="preserve">el error del </w:t>
+        <w:spacing w:line="259" w:lineRule="auto"/>
+        <w:rPr>
+          <w:szCs w:val="24"/>
+        </w:rPr>
+      </w:pPr>
+      <w:r>
+        <w:rPr>
+          <w:szCs w:val="24"/>
+        </w:rPr>
+        <w:t xml:space="preserve">Compilación con </w:t>
       </w:r>
       <w:proofErr w:type="spellStart"/>
       <w:r>
-        <w:t>WebService</w:t>
+        <w:rPr>
+          <w:szCs w:val="24"/>
+        </w:rPr>
+        <w:t>jdk</w:t>
       </w:r>
       <w:proofErr w:type="spellEnd"/>
       <w:r>
-        <w:t xml:space="preserve"> por el que </w:t>
-      </w:r>
-      <w:r>
-        <w:t>se extendía sin límite el tamaño de la caché con los resultados de validación</w:t>
-      </w:r>
-      <w:r>
-        <w:t>.</w:t>
-      </w:r>
+        <w:rPr>
+          <w:szCs w:val="24"/>
+        </w:rPr>
+        <w:t xml:space="preserve"> 11</w:t>
+      </w:r>
+    </w:p>
+    <w:p>
+      <w:pPr>
+        <w:pStyle w:val="Ttulo2"/>
+        <w:rPr>
+          <w:lang w:val="es-ES"/>
+        </w:rPr>
+      </w:pPr>
+      <w:bookmarkStart w:id="49" w:name="_Toc189498220"/>
+      <w:proofErr w:type="spellStart"/>
+      <w:r>
+        <w:rPr>
+          <w:lang w:val="es-ES"/>
+        </w:rPr>
+        <w:t>Integr</w:t>
+      </w:r>
+      <w:proofErr w:type="spellEnd"/>
+      <w:r>
+        <w:rPr>
+          <w:lang w:val="es-ES"/>
+        </w:rPr>
+        <w:t>@ 2.2.</w:t>
+      </w:r>
+      <w:r>
+        <w:rPr>
+          <w:lang w:val="es-ES"/>
+        </w:rPr>
+        <w:t>4</w:t>
+      </w:r>
+      <w:r>
+        <w:rPr>
+          <w:lang w:val="es-ES"/>
+        </w:rPr>
+        <w:t>_00</w:t>
+      </w:r>
+      <w:r>
+        <w:rPr>
+          <w:lang w:val="es-ES"/>
+        </w:rPr>
+        <w:t>1</w:t>
+      </w:r>
+      <w:bookmarkEnd w:id="49"/>
+    </w:p>
+    <w:p>
+      <w:pPr>
+        <w:pStyle w:val="Ttulo3"/>
+      </w:pPr>
+      <w:bookmarkStart w:id="50" w:name="_Toc189498221"/>
+      <w:r>
+        <w:t>Características</w:t>
+      </w:r>
+      <w:bookmarkEnd w:id="50"/>
     </w:p>
     <w:p>
       <w:pPr>
@@ -8023,51 +7822,14 @@
         </w:numPr>
       </w:pPr>
       <w:r>
-        <w:t>Ya se liberan las conexiones con Axis2.</w:t>
-      </w:r>
-    </w:p>
-    <w:p>
-      <w:pPr>
-        <w:pStyle w:val="Ttulo2"/>
-        <w:rPr>
-          <w:lang w:val="es-ES"/>
-        </w:rPr>
-      </w:pPr>
-      <w:bookmarkStart w:id="50" w:name="_Toc157413384"/>
-      <w:proofErr w:type="spellStart"/>
-      <w:r>
-        <w:rPr>
-          <w:lang w:val="es-ES"/>
-        </w:rPr>
-        <w:t>Integr</w:t>
-      </w:r>
-      <w:proofErr w:type="spellEnd"/>
-      <w:r>
-        <w:rPr>
-          <w:lang w:val="es-ES"/>
-        </w:rPr>
-        <w:t>@ 2.2.3_00</w:t>
-      </w:r>
-      <w:r>
-        <w:rPr>
-          <w:lang w:val="es-ES"/>
-        </w:rPr>
-        <w:t>1</w:t>
-      </w:r>
-      <w:bookmarkEnd w:id="46"/>
-      <w:bookmarkEnd w:id="50"/>
-    </w:p>
-    <w:p>
-      <w:pPr>
-        <w:pStyle w:val="Ttulo3"/>
-      </w:pPr>
-      <w:bookmarkStart w:id="51" w:name="_Toc116024923"/>
-      <w:bookmarkStart w:id="52" w:name="_Toc157413385"/>
-      <w:r>
-        <w:t>Características</w:t>
-      </w:r>
-      <w:bookmarkEnd w:id="51"/>
-      <w:bookmarkEnd w:id="52"/>
+        <w:t xml:space="preserve">Se actualiza la versión de iText para soportar documentos PDF cifrados con AES-256 y </w:t>
+      </w:r>
+      <w:r>
+        <w:t>corregir vulnerabilidades</w:t>
+      </w:r>
+      <w:r>
+        <w:t>.</w:t>
+      </w:r>
     </w:p>
     <w:p>
       <w:pPr>
@@ -8075,22 +7837,27 @@
           <w:ilvl w:val="0"/>
           <w:numId w:val="42"/>
         </w:numPr>
-      </w:pPr>
-      <w:r>
-        <w:t>Actualización y homogeneización de dependencias.</w:t>
+        <w:spacing w:line="259" w:lineRule="auto"/>
+        <w:rPr>
+          <w:szCs w:val="24"/>
+        </w:rPr>
+      </w:pPr>
+      <w:r>
+        <w:rPr>
+          <w:szCs w:val="24"/>
+        </w:rPr>
+        <w:t>Actualización de dependencias a versiones no vulnerables.</w:t>
       </w:r>
     </w:p>
     <w:p>
       <w:pPr>
         <w:pStyle w:val="Ttulo3"/>
       </w:pPr>
-      <w:bookmarkStart w:id="53" w:name="_Toc116024924"/>
-      <w:bookmarkStart w:id="54" w:name="_Toc157413386"/>
+      <w:bookmarkStart w:id="51" w:name="_Toc189498222"/>
       <w:r>
         <w:t>Errores Resueltos</w:t>
       </w:r>
-      <w:bookmarkEnd w:id="53"/>
-      <w:bookmarkEnd w:id="54"/>
+      <w:bookmarkEnd w:id="51"/>
     </w:p>
     <w:p>
       <w:pPr>
@@ -8098,10 +7865,61 @@
           <w:ilvl w:val="0"/>
           <w:numId w:val="42"/>
         </w:numPr>
-      </w:pPr>
-      <w:r>
-        <w:t>Se corrige el paquete de despliegue y la documentación incluyendo las dependencias reales de cada una de las librerías de integra.</w:t>
-      </w:r>
+        <w:spacing w:line="259" w:lineRule="auto"/>
+        <w:rPr>
+          <w:szCs w:val="24"/>
+        </w:rPr>
+      </w:pPr>
+      <w:r>
+        <w:rPr>
+          <w:szCs w:val="24"/>
+        </w:rPr>
+        <w:t>Se corrige un error que impedía la generación y validación de firmas con sello de tiempo.</w:t>
+      </w:r>
+    </w:p>
+    <w:p>
+      <w:pPr>
+        <w:pStyle w:val="Ttulo2"/>
+        <w:rPr>
+          <w:lang w:val="es-ES"/>
+        </w:rPr>
+      </w:pPr>
+      <w:bookmarkStart w:id="52" w:name="_Toc189498223"/>
+      <w:r>
+        <w:rPr>
+          <w:lang w:val="es-ES"/>
+        </w:rPr>
+        <w:t>Integr@ 2.2.</w:t>
+      </w:r>
+      <w:r>
+        <w:rPr>
+          <w:lang w:val="es-ES"/>
+        </w:rPr>
+        <w:t>4</w:t>
+      </w:r>
+      <w:r>
+        <w:rPr>
+          <w:lang w:val="es-ES"/>
+        </w:rPr>
+        <w:t>_00</w:t>
+      </w:r>
+      <w:r>
+        <w:rPr>
+          <w:lang w:val="es-ES"/>
+        </w:rPr>
+        <w:t>0</w:t>
+      </w:r>
+      <w:bookmarkEnd w:id="52"/>
+    </w:p>
+    <w:p>
+      <w:pPr>
+        <w:pStyle w:val="Ttulo3"/>
+      </w:pPr>
+      <w:bookmarkStart w:id="53" w:name="_Toc189498224"/>
+      <w:r>
+        <w:t>Características</w:t>
+      </w:r>
+      <w:bookmarkEnd w:id="53"/>
     </w:p>
     <w:p>
       <w:pPr>
@@ -8111,64 +7929,8 @@
         </w:numPr>
       </w:pPr>
       <w:r>
-        <w:t>Se incluye una serie de propiedades en el fichero “</w:t>
-      </w:r>
-      <w:proofErr w:type="spellStart"/>
-      <w:r>
-        <w:t>tsaApp.properties</w:t>
-      </w:r>
-      <w:proofErr w:type="spellEnd"/>
-      <w:r>
-        <w:t>” que eran requeridas para la integración WS con TS@.</w:t>
-      </w:r>
-    </w:p>
-    <w:p>
-      <w:pPr>
-        <w:pStyle w:val="Ttulo2"/>
-        <w:rPr>
-          <w:lang w:val="es-ES"/>
-        </w:rPr>
-      </w:pPr>
-      <w:bookmarkStart w:id="55" w:name="_Toc116024925"/>
-      <w:bookmarkStart w:id="56" w:name="_Toc157413387"/>
-      <w:r>
-        <w:rPr>
-          <w:lang w:val="es-ES"/>
-        </w:rPr>
-        <w:t>Integr@ 2.2.</w:t>
-      </w:r>
-      <w:r>
-        <w:rPr>
-          <w:lang w:val="es-ES"/>
-        </w:rPr>
-        <w:t>3</w:t>
-      </w:r>
-      <w:r>
-        <w:rPr>
-          <w:lang w:val="es-ES"/>
-        </w:rPr>
-        <w:t>_00</w:t>
-      </w:r>
-      <w:r>
-        <w:rPr>
-          <w:lang w:val="es-ES"/>
-        </w:rPr>
-        <w:t>0</w:t>
-      </w:r>
-      <w:bookmarkEnd w:id="55"/>
-      <w:bookmarkEnd w:id="56"/>
-    </w:p>
-    <w:p>
-      <w:pPr>
-        <w:pStyle w:val="Ttulo3"/>
-      </w:pPr>
-      <w:bookmarkStart w:id="57" w:name="_Toc116024926"/>
-      <w:bookmarkStart w:id="58" w:name="_Toc157413388"/>
-      <w:r>
-        <w:t>Características</w:t>
-      </w:r>
-      <w:bookmarkEnd w:id="57"/>
-      <w:bookmarkEnd w:id="58"/>
+        <w:t>Actualización de dependencias.</w:t>
+      </w:r>
     </w:p>
     <w:p>
       <w:pPr>
@@ -8178,8 +7940,18 @@
         </w:numPr>
       </w:pPr>
       <w:r>
-        <w:t>Cuando se indica el método de canonización de la firma XAdES, se utiliza este mismo método para la transformación de los datos XML. Si no se indica nada, se mantiene el comportamiento anterior.</w:t>
-      </w:r>
+        <w:t>Nuevas comprobaciones de seguridad.</w:t>
+      </w:r>
+    </w:p>
+    <w:p>
+      <w:pPr>
+        <w:pStyle w:val="Ttulo3"/>
+      </w:pPr>
+      <w:bookmarkStart w:id="54" w:name="_Toc189498225"/>
+      <w:r>
+        <w:t>Errores Resueltos</w:t>
+      </w:r>
+      <w:bookmarkEnd w:id="54"/>
     </w:p>
     <w:p>
       <w:pPr>
@@ -8189,10 +7961,13 @@
         </w:numPr>
       </w:pPr>
       <w:r>
-        <w:t xml:space="preserve">Se adapta el desarrollo para la compatibilidad con las RFC </w:t>
-      </w:r>
-      <w:r>
-        <w:t>5035 y 5816.</w:t>
+        <w:t xml:space="preserve">Se corrige </w:t>
+      </w:r>
+      <w:r>
+        <w:t>el error del WebService por el que se extendía sin límite el tamaño de la caché con los resultados de validación</w:t>
+      </w:r>
+      <w:r>
+        <w:t>.</w:t>
       </w:r>
     </w:p>
     <w:p>
@@ -8203,21 +7978,43 @@
         </w:numPr>
       </w:pPr>
       <w:r>
-        <w:t>Se sustituye la utilización de la dependencia JCE de IAIK por la JCE de BouncyCastle.</w:t>
-      </w:r>
+        <w:t>Ya se liberan las conexiones con Axis2.</w:t>
+      </w:r>
+    </w:p>
+    <w:p>
+      <w:pPr>
+        <w:pStyle w:val="Ttulo2"/>
+        <w:rPr>
+          <w:lang w:val="es-ES"/>
+        </w:rPr>
+      </w:pPr>
+      <w:bookmarkStart w:id="55" w:name="_Toc189498226"/>
+      <w:r>
+        <w:rPr>
+          <w:lang w:val="es-ES"/>
+        </w:rPr>
+        <w:t>Integr@ 2.2.3_00</w:t>
+      </w:r>
+      <w:r>
+        <w:rPr>
+          <w:lang w:val="es-ES"/>
+        </w:rPr>
+        <w:t>1</w:t>
+      </w:r>
+      <w:bookmarkEnd w:id="46"/>
+      <w:bookmarkEnd w:id="55"/>
     </w:p>
     <w:p>
       <w:pPr>
         <w:pStyle w:val="Ttulo3"/>
       </w:pPr>
-      <w:bookmarkStart w:id="59" w:name="_Toc116024927"/>
-      <w:bookmarkStart w:id="60" w:name="_Toc157413389"/>
-      <w:r>
-        <w:lastRenderedPageBreak/>
-        <w:t>Errores Resueltos</w:t>
-      </w:r>
-      <w:bookmarkEnd w:id="59"/>
-      <w:bookmarkEnd w:id="60"/>
+      <w:bookmarkStart w:id="56" w:name="_Toc116024923"/>
+      <w:bookmarkStart w:id="57" w:name="_Toc189498227"/>
+      <w:r>
+        <w:t>Características</w:t>
+      </w:r>
+      <w:bookmarkEnd w:id="56"/>
+      <w:bookmarkEnd w:id="57"/>
     </w:p>
     <w:p>
       <w:pPr>
@@ -8227,38 +8024,21 @@
         </w:numPr>
       </w:pPr>
       <w:r>
-        <w:t>Se corrige que en las firmas baseline se utilizase una transformación XML en lugar de la Base 64 cuando los datos son binarios.</w:t>
-      </w:r>
-    </w:p>
-    <w:p>
-      <w:pPr>
-        <w:pStyle w:val="Ttulo2"/>
-        <w:rPr>
-          <w:lang w:val="es-ES"/>
-        </w:rPr>
-      </w:pPr>
-      <w:bookmarkStart w:id="61" w:name="_Toc116024928"/>
-      <w:bookmarkStart w:id="62" w:name="_Toc157413390"/>
-      <w:r>
-        <w:rPr>
-          <w:lang w:val="es-ES"/>
-        </w:rPr>
-        <w:t>Integr@ 2.2.2_002</w:t>
-      </w:r>
-      <w:bookmarkEnd w:id="61"/>
-      <w:bookmarkEnd w:id="62"/>
+        <w:t>Actualización y homogeneización de dependencias.</w:t>
+      </w:r>
     </w:p>
     <w:p>
       <w:pPr>
         <w:pStyle w:val="Ttulo3"/>
       </w:pPr>
-      <w:bookmarkStart w:id="63" w:name="_Toc116024929"/>
-      <w:bookmarkStart w:id="64" w:name="_Toc157413391"/>
-      <w:r>
-        <w:t>Características</w:t>
-      </w:r>
-      <w:bookmarkEnd w:id="63"/>
-      <w:bookmarkEnd w:id="64"/>
+      <w:bookmarkStart w:id="58" w:name="_Toc116024924"/>
+      <w:bookmarkStart w:id="59" w:name="_Toc189498228"/>
+      <w:r>
+        <w:lastRenderedPageBreak/>
+        <w:t>Errores Resueltos</w:t>
+      </w:r>
+      <w:bookmarkEnd w:id="58"/>
+      <w:bookmarkEnd w:id="59"/>
     </w:p>
     <w:p>
       <w:pPr>
@@ -8268,7 +8048,7 @@
         </w:numPr>
       </w:pPr>
       <w:r>
-        <w:t>Evolución de la versión de la librería de gestión de logs a Log4j2.</w:t>
+        <w:t>Se corrige el paquete de despliegue y la documentación incluyendo las dependencias reales de cada una de las librerías de integra.</w:t>
       </w:r>
     </w:p>
     <w:p>
@@ -8279,8 +8059,56 @@
         </w:numPr>
       </w:pPr>
       <w:r>
-        <w:t>Adaptación de la configuración para el uso de Log4j2.</w:t>
-      </w:r>
+        <w:t>Se incluye una serie de propiedades en el fichero “tsaApp.properties” que eran requeridas para la integración WS con TS@.</w:t>
+      </w:r>
+    </w:p>
+    <w:p>
+      <w:pPr>
+        <w:pStyle w:val="Ttulo2"/>
+        <w:rPr>
+          <w:lang w:val="es-ES"/>
+        </w:rPr>
+      </w:pPr>
+      <w:bookmarkStart w:id="60" w:name="_Toc116024925"/>
+      <w:bookmarkStart w:id="61" w:name="_Toc189498229"/>
+      <w:r>
+        <w:rPr>
+          <w:lang w:val="es-ES"/>
+        </w:rPr>
+        <w:t>Integr@ 2.2.</w:t>
+      </w:r>
+      <w:r>
+        <w:rPr>
+          <w:lang w:val="es-ES"/>
+        </w:rPr>
+        <w:t>3</w:t>
+      </w:r>
+      <w:r>
+        <w:rPr>
+          <w:lang w:val="es-ES"/>
+        </w:rPr>
+        <w:t>_00</w:t>
+      </w:r>
+      <w:r>
+        <w:rPr>
+          <w:lang w:val="es-ES"/>
+        </w:rPr>
+        <w:t>0</w:t>
+      </w:r>
+      <w:bookmarkEnd w:id="60"/>
+      <w:bookmarkEnd w:id="61"/>
+    </w:p>
+    <w:p>
+      <w:pPr>
+        <w:pStyle w:val="Ttulo3"/>
+      </w:pPr>
+      <w:bookmarkStart w:id="62" w:name="_Toc116024926"/>
+      <w:bookmarkStart w:id="63" w:name="_Toc189498230"/>
+      <w:r>
+        <w:t>Características</w:t>
+      </w:r>
+      <w:bookmarkEnd w:id="62"/>
+      <w:bookmarkEnd w:id="63"/>
     </w:p>
     <w:p>
       <w:pPr>
@@ -8290,20 +8118,8 @@
         </w:numPr>
       </w:pPr>
       <w:r>
-        <w:t>Eliminar referencias a la librería slf4j.</w:t>
-      </w:r>
-    </w:p>
-    <w:p>
-      <w:pPr>
-        <w:pStyle w:val="Ttulo3"/>
-      </w:pPr>
-      <w:bookmarkStart w:id="65" w:name="_Toc116024930"/>
-      <w:bookmarkStart w:id="66" w:name="_Toc157413392"/>
-      <w:r>
-        <w:t>Errores Resueltos</w:t>
-      </w:r>
-      <w:bookmarkEnd w:id="65"/>
-      <w:bookmarkEnd w:id="66"/>
+        <w:t>Cuando se indica el método de canonización de la firma XAdES, se utiliza este mismo método para la transformación de los datos XML. Si no se indica nada, se mantiene el comportamiento anterior.</w:t>
+      </w:r>
     </w:p>
     <w:p>
       <w:pPr>
@@ -8313,52 +8129,11 @@
         </w:numPr>
       </w:pPr>
       <w:r>
-        <w:t>Se corrige discrepancia en el nombre de la variable de configuración que indica la c</w:t>
-      </w:r>
-      <w:r>
-        <w:t>ontraseña del almacén de confianza (JKS) para conexiones seguras.</w:t>
-      </w:r>
-      <w:r>
-        <w:t xml:space="preserve"> Esta variable, presentaba una variación en una letra mayúscula entre el nombre indicado en el fichero “</w:t>
-      </w:r>
-      <w:proofErr w:type="gramStart"/>
-      <w:r>
-        <w:t>integra.properties</w:t>
-      </w:r>
-      <w:proofErr w:type="gramEnd"/>
-      <w:r>
-        <w:t>” y el valor esperado dentro del código.</w:t>
-      </w:r>
-    </w:p>
-    <w:p>
-      <w:pPr>
-        <w:pStyle w:val="Ttulo2"/>
-        <w:rPr>
-          <w:lang w:val="es-ES"/>
-        </w:rPr>
-      </w:pPr>
-      <w:bookmarkStart w:id="67" w:name="_Toc116024931"/>
-      <w:bookmarkStart w:id="68" w:name="_Toc157413393"/>
-      <w:r>
-        <w:rPr>
-          <w:lang w:val="es-ES"/>
-        </w:rPr>
-        <w:t>Integr@ 2.2.2_001</w:t>
-      </w:r>
-      <w:bookmarkEnd w:id="67"/>
-      <w:bookmarkEnd w:id="68"/>
-    </w:p>
-    <w:p>
-      <w:pPr>
-        <w:pStyle w:val="Ttulo3"/>
-      </w:pPr>
-      <w:bookmarkStart w:id="69" w:name="_Toc116024932"/>
-      <w:bookmarkStart w:id="70" w:name="_Toc157413394"/>
-      <w:r>
-        <w:t>Características</w:t>
-      </w:r>
-      <w:bookmarkEnd w:id="69"/>
-      <w:bookmarkEnd w:id="70"/>
+        <w:t xml:space="preserve">Se adapta el desarrollo para la compatibilidad con las RFC </w:t>
+      </w:r>
+      <w:r>
+        <w:t>5035 y 5816.</w:t>
+      </w:r>
     </w:p>
     <w:p>
       <w:pPr>
@@ -8368,8 +8143,20 @@
         </w:numPr>
       </w:pPr>
       <w:r>
-        <w:t xml:space="preserve">Adaptación de la librería integra-tsl.jar para su integración con @firma. </w:t>
-      </w:r>
+        <w:t>Se sustituye la utilización de la dependencia JCE de IAIK por la JCE de BouncyCastle.</w:t>
+      </w:r>
+    </w:p>
+    <w:p>
+      <w:pPr>
+        <w:pStyle w:val="Ttulo3"/>
+      </w:pPr>
+      <w:bookmarkStart w:id="64" w:name="_Toc116024927"/>
+      <w:bookmarkStart w:id="65" w:name="_Toc189498231"/>
+      <w:r>
+        <w:t>Errores Resueltos</w:t>
+      </w:r>
+      <w:bookmarkEnd w:id="64"/>
+      <w:bookmarkEnd w:id="65"/>
     </w:p>
     <w:p>
       <w:pPr>
@@ -8379,8 +8166,38 @@
         </w:numPr>
       </w:pPr>
       <w:r>
-        <w:t>Se modifica la lógica para que en los casos en los que no tenga definida la extensión AdditionalServiceInformation, se compruebe la cualificación del certificado en base al contenido del certificado.</w:t>
-      </w:r>
+        <w:t>Se corrige que en las firmas baseline se utilizase una transformación XML en lugar de la Base 64 cuando los datos son binarios.</w:t>
+      </w:r>
+    </w:p>
+    <w:p>
+      <w:pPr>
+        <w:pStyle w:val="Ttulo2"/>
+        <w:rPr>
+          <w:lang w:val="es-ES"/>
+        </w:rPr>
+      </w:pPr>
+      <w:bookmarkStart w:id="66" w:name="_Toc116024928"/>
+      <w:bookmarkStart w:id="67" w:name="_Toc189498232"/>
+      <w:r>
+        <w:rPr>
+          <w:lang w:val="es-ES"/>
+        </w:rPr>
+        <w:t>Integr@ 2.2.2_002</w:t>
+      </w:r>
+      <w:bookmarkEnd w:id="66"/>
+      <w:bookmarkEnd w:id="67"/>
+    </w:p>
+    <w:p>
+      <w:pPr>
+        <w:pStyle w:val="Ttulo3"/>
+      </w:pPr>
+      <w:bookmarkStart w:id="68" w:name="_Toc116024929"/>
+      <w:bookmarkStart w:id="69" w:name="_Toc189498233"/>
+      <w:r>
+        <w:t>Características</w:t>
+      </w:r>
+      <w:bookmarkEnd w:id="68"/>
+      <w:bookmarkEnd w:id="69"/>
     </w:p>
     <w:p>
       <w:pPr>
@@ -8390,6 +8207,123 @@
         </w:numPr>
       </w:pPr>
       <w:r>
+        <w:t>Evolución de la versión de la librería de gestión de logs a Log4j2.</w:t>
+      </w:r>
+    </w:p>
+    <w:p>
+      <w:pPr>
+        <w:numPr>
+          <w:ilvl w:val="0"/>
+          <w:numId w:val="42"/>
+        </w:numPr>
+      </w:pPr>
+      <w:r>
+        <w:t>Adaptación de la configuración para el uso de Log4j2.</w:t>
+      </w:r>
+    </w:p>
+    <w:p>
+      <w:pPr>
+        <w:numPr>
+          <w:ilvl w:val="0"/>
+          <w:numId w:val="42"/>
+        </w:numPr>
+      </w:pPr>
+      <w:r>
+        <w:t>Eliminar referencias a la librería slf4j.</w:t>
+      </w:r>
+    </w:p>
+    <w:p>
+      <w:pPr>
+        <w:pStyle w:val="Ttulo3"/>
+      </w:pPr>
+      <w:bookmarkStart w:id="70" w:name="_Toc116024930"/>
+      <w:bookmarkStart w:id="71" w:name="_Toc189498234"/>
+      <w:r>
+        <w:t>Errores Resueltos</w:t>
+      </w:r>
+      <w:bookmarkEnd w:id="70"/>
+      <w:bookmarkEnd w:id="71"/>
+    </w:p>
+    <w:p>
+      <w:pPr>
+        <w:numPr>
+          <w:ilvl w:val="0"/>
+          <w:numId w:val="42"/>
+        </w:numPr>
+      </w:pPr>
+      <w:r>
+        <w:t>Se corrige discrepancia en el nombre de la variable de configuración que indica la contraseña del almacén de confianza (JKS) para conexiones seguras. Esta variable, presentaba una variación en una letra mayúscula entre el nombre indicado en el fichero “</w:t>
+      </w:r>
+      <w:proofErr w:type="gramStart"/>
+      <w:r>
+        <w:t>integra.properties</w:t>
+      </w:r>
+      <w:proofErr w:type="gramEnd"/>
+      <w:r>
+        <w:t>” y el valor esperado dentro del código.</w:t>
+      </w:r>
+    </w:p>
+    <w:p>
+      <w:pPr>
+        <w:pStyle w:val="Ttulo2"/>
+        <w:rPr>
+          <w:lang w:val="es-ES"/>
+        </w:rPr>
+      </w:pPr>
+      <w:bookmarkStart w:id="72" w:name="_Toc116024931"/>
+      <w:bookmarkStart w:id="73" w:name="_Toc189498235"/>
+      <w:r>
+        <w:rPr>
+          <w:lang w:val="es-ES"/>
+        </w:rPr>
+        <w:t>Integr@ 2.2.2_001</w:t>
+      </w:r>
+      <w:bookmarkEnd w:id="72"/>
+      <w:bookmarkEnd w:id="73"/>
+    </w:p>
+    <w:p>
+      <w:pPr>
+        <w:pStyle w:val="Ttulo3"/>
+      </w:pPr>
+      <w:bookmarkStart w:id="74" w:name="_Toc116024932"/>
+      <w:bookmarkStart w:id="75" w:name="_Toc189498236"/>
+      <w:r>
+        <w:t>Características</w:t>
+      </w:r>
+      <w:bookmarkEnd w:id="74"/>
+      <w:bookmarkEnd w:id="75"/>
+    </w:p>
+    <w:p>
+      <w:pPr>
+        <w:numPr>
+          <w:ilvl w:val="0"/>
+          <w:numId w:val="42"/>
+        </w:numPr>
+      </w:pPr>
+      <w:r>
+        <w:t xml:space="preserve">Adaptación de la librería integra-tsl.jar para su integración con @firma. </w:t>
+      </w:r>
+    </w:p>
+    <w:p>
+      <w:pPr>
+        <w:numPr>
+          <w:ilvl w:val="0"/>
+          <w:numId w:val="42"/>
+        </w:numPr>
+      </w:pPr>
+      <w:r>
+        <w:lastRenderedPageBreak/>
+        <w:t>Se modifica la lógica para que en los casos en los que no tenga definida la extensión AdditionalServiceInformation, se compruebe la cualificación del certificado en base al contenido del certificado.</w:t>
+      </w:r>
+    </w:p>
+    <w:p>
+      <w:pPr>
+        <w:numPr>
+          <w:ilvl w:val="0"/>
+          <w:numId w:val="42"/>
+        </w:numPr>
+      </w:pPr>
+      <w:r>
         <w:t>Se añaden nuevas trazas de logs en el procesado de validación de un certificado frente una TSL.</w:t>
       </w:r>
     </w:p>
@@ -8397,13 +8331,13 @@
       <w:pPr>
         <w:pStyle w:val="Ttulo3"/>
       </w:pPr>
-      <w:bookmarkStart w:id="71" w:name="_Toc116024933"/>
-      <w:bookmarkStart w:id="72" w:name="_Toc157413395"/>
+      <w:bookmarkStart w:id="76" w:name="_Toc116024933"/>
+      <w:bookmarkStart w:id="77" w:name="_Toc189498237"/>
       <w:r>
         <w:t>Errores Resueltos</w:t>
       </w:r>
-      <w:bookmarkEnd w:id="71"/>
-      <w:bookmarkEnd w:id="72"/>
+      <w:bookmarkEnd w:id="76"/>
+      <w:bookmarkEnd w:id="77"/>
     </w:p>
     <w:p>
       <w:pPr>
@@ -8426,28 +8360,28 @@
           <w:lang w:val="es-ES"/>
         </w:rPr>
       </w:pPr>
-      <w:bookmarkStart w:id="73" w:name="_Toc116024934"/>
-      <w:bookmarkStart w:id="74" w:name="_Toc157413396"/>
+      <w:bookmarkStart w:id="78" w:name="_Toc116024934"/>
+      <w:bookmarkStart w:id="79" w:name="_Toc189498238"/>
       <w:r>
         <w:rPr>
           <w:lang w:val="es-ES"/>
         </w:rPr>
         <w:t>Integr@ 2.2.2_000</w:t>
       </w:r>
-      <w:bookmarkEnd w:id="73"/>
-      <w:bookmarkEnd w:id="74"/>
+      <w:bookmarkEnd w:id="78"/>
+      <w:bookmarkEnd w:id="79"/>
     </w:p>
     <w:p>
       <w:pPr>
         <w:pStyle w:val="Ttulo3"/>
       </w:pPr>
-      <w:bookmarkStart w:id="75" w:name="_Toc116024935"/>
-      <w:bookmarkStart w:id="76" w:name="_Toc157413397"/>
+      <w:bookmarkStart w:id="80" w:name="_Toc116024935"/>
+      <w:bookmarkStart w:id="81" w:name="_Toc189498239"/>
       <w:r>
         <w:t>Características</w:t>
       </w:r>
-      <w:bookmarkEnd w:id="75"/>
-      <w:bookmarkEnd w:id="76"/>
+      <w:bookmarkEnd w:id="80"/>
+      <w:bookmarkEnd w:id="81"/>
     </w:p>
     <w:p>
       <w:pPr>
@@ -8485,7 +8419,6 @@
         </w:numPr>
       </w:pPr>
       <w:r>
-        <w:lastRenderedPageBreak/>
         <w:t>Se añade una nueva funcionalidad que permite el cálculo de la fecha de expiración de las firmas en las operaciones de validación en Integr@</w:t>
       </w:r>
       <w:r>
@@ -8539,19 +8472,7 @@
         <w:t xml:space="preserve">validación de certificados </w:t>
       </w:r>
       <w:r>
-        <w:t>frente a las l</w:t>
-      </w:r>
-      <w:r>
-        <w:t>ista</w:t>
-      </w:r>
-      <w:r>
-        <w:t>s</w:t>
-      </w:r>
-      <w:r>
-        <w:t xml:space="preserve"> de confianza de prestadores de servicios electrónicos de confianza (TSL)</w:t>
-      </w:r>
-      <w:r>
-        <w:t>.</w:t>
+        <w:t>frente a las listas de confianza de prestadores de servicios electrónicos de confianza (TSL).</w:t>
       </w:r>
     </w:p>
     <w:p>
@@ -8563,13 +8484,13 @@
       <w:pPr>
         <w:pStyle w:val="Ttulo3"/>
       </w:pPr>
-      <w:bookmarkStart w:id="77" w:name="_Toc116024936"/>
-      <w:bookmarkStart w:id="78" w:name="_Toc157413398"/>
+      <w:bookmarkStart w:id="82" w:name="_Toc116024936"/>
+      <w:bookmarkStart w:id="83" w:name="_Toc189498240"/>
       <w:r>
         <w:t>Errores Resueltos</w:t>
       </w:r>
-      <w:bookmarkEnd w:id="77"/>
-      <w:bookmarkEnd w:id="78"/>
+      <w:bookmarkEnd w:id="82"/>
+      <w:bookmarkEnd w:id="83"/>
     </w:p>
     <w:p>
       <w:pPr>
@@ -8623,6 +8544,7 @@
         </w:numPr>
       </w:pPr>
       <w:r>
+        <w:lastRenderedPageBreak/>
         <w:t>Se soluciona bug que provocaba un error durante la generación de los objetos de respuesta en actualizaciones de firmas XAdES.  El problema estaba en que no se buscaba correctamente el elemento '</w:t>
       </w:r>
       <w:proofErr w:type="gramStart"/>
@@ -8668,28 +8590,28 @@
           <w:lang w:val="es-ES"/>
         </w:rPr>
       </w:pPr>
-      <w:bookmarkStart w:id="79" w:name="_Toc116024937"/>
-      <w:bookmarkStart w:id="80" w:name="_Toc157413399"/>
+      <w:bookmarkStart w:id="84" w:name="_Toc116024937"/>
+      <w:bookmarkStart w:id="85" w:name="_Toc189498241"/>
       <w:r>
         <w:rPr>
           <w:lang w:val="es-ES"/>
         </w:rPr>
         <w:t>Integr@ 2.2.1_000</w:t>
       </w:r>
-      <w:bookmarkEnd w:id="79"/>
-      <w:bookmarkEnd w:id="80"/>
+      <w:bookmarkEnd w:id="84"/>
+      <w:bookmarkEnd w:id="85"/>
     </w:p>
     <w:p>
       <w:pPr>
         <w:pStyle w:val="Ttulo3"/>
       </w:pPr>
-      <w:bookmarkStart w:id="81" w:name="_Toc116024938"/>
-      <w:bookmarkStart w:id="82" w:name="_Toc157413400"/>
+      <w:bookmarkStart w:id="86" w:name="_Toc116024938"/>
+      <w:bookmarkStart w:id="87" w:name="_Toc189498242"/>
       <w:r>
         <w:t>Características</w:t>
       </w:r>
-      <w:bookmarkEnd w:id="81"/>
-      <w:bookmarkEnd w:id="82"/>
+      <w:bookmarkEnd w:id="86"/>
+      <w:bookmarkEnd w:id="87"/>
     </w:p>
     <w:p>
       <w:pPr>
@@ -8710,7 +8632,6 @@
         </w:numPr>
       </w:pPr>
       <w:r>
-        <w:lastRenderedPageBreak/>
         <w:t>Se añade una utilidad que permite detectar el formato de firmas XML, ASN.1 y PDF.</w:t>
       </w:r>
     </w:p>
@@ -8810,6 +8731,7 @@
         </w:numPr>
       </w:pPr>
       <w:r>
+        <w:lastRenderedPageBreak/>
         <w:t>Se incorpora integración con HSM que permite obtener certificados y claves privadas de los mismos.</w:t>
       </w:r>
     </w:p>
@@ -8876,7 +8798,6 @@
         </w:numPr>
       </w:pPr>
       <w:r>
-        <w:lastRenderedPageBreak/>
         <w:t xml:space="preserve">Se ha añadido una propiedad al fichero </w:t>
       </w:r>
       <w:proofErr w:type="gramStart"/>
@@ -9020,6 +8941,7 @@
         <w:rPr>
           <w:szCs w:val="24"/>
         </w:rPr>
+        <w:lastRenderedPageBreak/>
         <w:t>Se ha modificado el mensaje de log que indicaba el modo de la firma a co-firmar por un mensaje donde se expresa que el modo de firma de la co-firma XAdES será el mismo que el de la firma a co-firmar.</w:t>
       </w:r>
     </w:p>
@@ -9185,7 +9107,6 @@
         </w:numPr>
       </w:pPr>
       <w:r>
-        <w:lastRenderedPageBreak/>
         <w:t>Se divide</w:t>
       </w:r>
       <w:r>
@@ -9300,6 +9221,7 @@
         </w:numPr>
       </w:pPr>
       <w:r>
+        <w:lastRenderedPageBreak/>
         <w:t xml:space="preserve">Se añade la actualización de firmantes de una firma XAdES Baseline añadiéndoles un sello de tiempo a cada uno de ellos, siempre que no lo tuviera anteriormente, mediante la interfaz </w:t>
       </w:r>
       <w:r>
@@ -9475,7 +9397,6 @@
         </w:numPr>
       </w:pPr>
       <w:r>
-        <w:lastRenderedPageBreak/>
         <w:t>Se añade al detector de formatos una funcionalidad para determinar si una firma es ASiC-S.</w:t>
       </w:r>
     </w:p>
@@ -9578,6 +9499,7 @@
         </w:numPr>
       </w:pPr>
       <w:r>
+        <w:lastRenderedPageBreak/>
         <w:t xml:space="preserve">Se añade en la interfaz </w:t>
       </w:r>
       <w:r>
@@ -9740,7 +9662,6 @@
         </w:numPr>
       </w:pPr>
       <w:r>
-        <w:lastRenderedPageBreak/>
         <w:t>Se actualizan los procesos de validación de firmas para que ofrezcan una información más detallada de las validaciones llevadas a cabo, así como de los firmantes y sellos de tiempo que componen cada firma.</w:t>
       </w:r>
     </w:p>
@@ -9867,13 +9788,13 @@
       <w:pPr>
         <w:pStyle w:val="Ttulo3"/>
       </w:pPr>
-      <w:bookmarkStart w:id="83" w:name="_Toc116024939"/>
-      <w:bookmarkStart w:id="84" w:name="_Toc157413401"/>
+      <w:bookmarkStart w:id="88" w:name="_Toc116024939"/>
+      <w:bookmarkStart w:id="89" w:name="_Toc189498243"/>
       <w:r>
         <w:t>Errores Resueltos</w:t>
       </w:r>
-      <w:bookmarkEnd w:id="83"/>
-      <w:bookmarkEnd w:id="84"/>
+      <w:bookmarkEnd w:id="88"/>
+      <w:bookmarkEnd w:id="89"/>
     </w:p>
     <w:p>
       <w:pPr>
@@ -9941,7 +9862,6 @@
         </w:numPr>
       </w:pPr>
       <w:r>
-        <w:lastRenderedPageBreak/>
         <w:t xml:space="preserve">Se soluciona </w:t>
       </w:r>
       <w:r>
@@ -10046,7 +9966,11 @@
         </w:numPr>
       </w:pPr>
       <w:r>
-        <w:t xml:space="preserve">Se resuelve la incidencia #131729, la cual indicaba que se producía un error si el proveedor de seguridad de BouncyCastle no había sido inicializado antes de utilizar el cliente OCSP para validación de certificados. Se ha añadido una inicialización estática del proveedor de manera que en la clase </w:t>
+        <w:t xml:space="preserve">Se resuelve la incidencia #131729, la cual indicaba que se producía un error si el proveedor de seguridad de BouncyCastle no había sido inicializado antes de utilizar el cliente OCSP para validación de certificados. Se ha añadido una inicialización estática del proveedor </w:t>
+      </w:r>
+      <w:r>
+        <w:lastRenderedPageBreak/>
+        <w:t xml:space="preserve">de manera que en la clase </w:t>
       </w:r>
       <w:proofErr w:type="gramStart"/>
       <w:r>
@@ -10189,7 +10113,6 @@
         </w:numPr>
       </w:pPr>
       <w:r>
-        <w:lastRenderedPageBreak/>
         <w:t xml:space="preserve">Se soluciona la incidencia #150530 según la cual, el método </w:t>
       </w:r>
       <w:proofErr w:type="gramStart"/>
@@ -10346,6 +10269,7 @@
         </w:numPr>
       </w:pPr>
       <w:r>
+        <w:lastRenderedPageBreak/>
         <w:t>Se corrige un error por el que no se incluía correctamente el resumen del documento legible de la política de firma en la generación de firmas ASN.1 con política de firma.</w:t>
       </w:r>
     </w:p>
@@ -10514,7 +10438,6 @@
         </w:numPr>
       </w:pPr>
       <w:r>
-        <w:lastRenderedPageBreak/>
         <w:t xml:space="preserve">Se modifica la manera de capturar excepciones en la clase </w:t>
       </w:r>
       <w:r>
@@ -10647,6 +10570,7 @@
         </w:numPr>
       </w:pPr>
       <w:r>
+        <w:lastRenderedPageBreak/>
         <w:t xml:space="preserve">Solucionado un bug asociado a la validación de los atributos </w:t>
       </w:r>
       <w:r>
@@ -10774,7 +10698,6 @@
         </w:numPr>
       </w:pPr>
       <w:r>
-        <w:lastRenderedPageBreak/>
         <w:t xml:space="preserve">Se soluciona un problema asociado a la validación de firma en la clase </w:t>
       </w:r>
       <w:proofErr w:type="gramStart"/>
@@ -11217,17 +11140,27 @@
     <w:r>
       <w:tab/>
     </w:r>
-    <w:fldSimple w:instr=" REF  TITULO_DOCUMENTO ">
-      <w:r>
-        <w:t>@Firma</w:t>
-      </w:r>
-      <w:r>
-        <w:t>-</w:t>
-      </w:r>
-      <w:r>
-        <w:t>Integr@-CambiosYNovedades-MAN</w:t>
-      </w:r>
-    </w:fldSimple>
+    <w:r>
+      <w:fldChar w:fldCharType="begin"/>
+    </w:r>
+    <w:r>
+      <w:instrText xml:space="preserve"> REF  TITULO_DOCUMENTO </w:instrText>
+    </w:r>
+    <w:r>
+      <w:fldChar w:fldCharType="separate"/>
+    </w:r>
+    <w:r>
+      <w:t>@Firma</w:t>
+    </w:r>
+    <w:r>
+      <w:t>-</w:t>
+    </w:r>
+    <w:r>
+      <w:t>Integr@-CambiosYNovedades-MAN</w:t>
+    </w:r>
+    <w:r>
+      <w:fldChar w:fldCharType="end"/>
+    </w:r>
     <w:r>
       <w:rPr>
         <w:sz w:val="16"/>
@@ -11235,11 +11168,21 @@
       </w:rPr>
       <w:t>-</w:t>
     </w:r>
-    <w:fldSimple w:instr=" REF  VERSION ">
-      <w:r>
-        <w:t>021</w:t>
-      </w:r>
-    </w:fldSimple>
+    <w:r>
+      <w:fldChar w:fldCharType="begin"/>
+    </w:r>
+    <w:r>
+      <w:instrText xml:space="preserve"> REF  VERSION </w:instrText>
+    </w:r>
+    <w:r>
+      <w:fldChar w:fldCharType="separate"/>
+    </w:r>
+    <w:r>
+      <w:t>023</w:t>
+    </w:r>
+    <w:r>
+      <w:fldChar w:fldCharType="end"/>
+    </w:r>
     <w:r>
       <w:rPr>
         <w:sz w:val="16"/>
@@ -14923,7 +14866,6 @@
     <w:lvl w:ilvl="1">
       <w:start w:val="1"/>
       <w:numFmt w:val="decimal"/>
-      <w:pStyle w:val="Encabezado"/>
       <w:lvlText w:val="%1.%2"/>
       <w:lvlJc w:val="left"/>
       <w:pPr>
@@ -14936,7 +14878,6 @@
     <w:lvl w:ilvl="2">
       <w:start w:val="1"/>
       <w:numFmt w:val="decimal"/>
-      <w:pStyle w:val="Piedepgina"/>
       <w:lvlText w:val="%1.%2.%3"/>
       <w:lvlJc w:val="left"/>
       <w:pPr>
@@ -15805,11 +15746,15 @@
   </w:style>
   <w:style w:type="character" w:default="1" w:styleId="Fuentedeprrafopredeter">
     <w:name w:val="Default Paragraph Font"/>
+    <w:uiPriority w:val="1"/>
     <w:semiHidden/>
+    <w:unhideWhenUsed/>
   </w:style>
   <w:style w:type="table" w:default="1" w:styleId="Tablanormal">
     <w:name w:val="Normal Table"/>
+    <w:uiPriority w:val="99"/>
     <w:semiHidden/>
+    <w:unhideWhenUsed/>
     <w:tblPr>
       <w:tblInd w:w="0" w:type="dxa"/>
       <w:tblCellMar>
@@ -15822,7 +15767,9 @@
   </w:style>
   <w:style w:type="numbering" w:default="1" w:styleId="Sinlista">
     <w:name w:val="No List"/>
+    <w:uiPriority w:val="99"/>
     <w:semiHidden/>
+    <w:unhideWhenUsed/>
   </w:style>
   <w:style w:type="paragraph" w:customStyle="1" w:styleId="Texto">
     <w:name w:val="Texto"/>
@@ -17551,7 +17498,7 @@
     </w:tblStylePr>
   </w:style>
   <w:style w:type="paragraph" w:customStyle="1" w:styleId="CarCarCar">
-    <w:name w:val=" Car Car Car"/>
+    <w:name w:val="Car Car Car"/>
     <w:basedOn w:val="Normal"/>
     <w:semiHidden/>
     <w:rsid w:val="00693EA7"/>
@@ -18217,10 +18164,23 @@
 </file>
 
 <file path=customXml/item1.xml><?xml version="1.0" encoding="utf-8"?>
+<p:properties xmlns:p="http://schemas.microsoft.com/office/2006/metadata/properties" xmlns:xsi="http://www.w3.org/2001/XMLSchema-instance" xmlns:pc="http://schemas.microsoft.com/office/infopath/2007/PartnerControls">
+  <documentManagement>
+    <Location xmlns="e3c6f3b3-f88f-4e57-8294-d53de8f54b2b" xsi:nil="true"/>
+    <TaxCatchAll xmlns="30c688ba-d7e6-407b-8c35-f2a020af6bce" xsi:nil="true"/>
+    <Comentarios xmlns="e3c6f3b3-f88f-4e57-8294-d53de8f54b2b" xsi:nil="true"/>
+    <lcf76f155ced4ddcb4097134ff3c332f xmlns="e3c6f3b3-f88f-4e57-8294-d53de8f54b2b">
+      <Terms xmlns="http://schemas.microsoft.com/office/infopath/2007/PartnerControls"/>
+    </lcf76f155ced4ddcb4097134ff3c332f>
+  </documentManagement>
+</p:properties>
+</file>
+
+<file path=customXml/item2.xml><?xml version="1.0" encoding="utf-8"?>
 <b:Sources xmlns:b="http://schemas.openxmlformats.org/officeDocument/2006/bibliography" xmlns="http://schemas.openxmlformats.org/officeDocument/2006/bibliography" SelectedStyle="\APA.XSL" StyleName="APA"/>
 </file>
 
-<file path=customXml/item2.xml><?xml version="1.0" encoding="utf-8"?>
+<file path=customXml/item3.xml><?xml version="1.0" encoding="utf-8"?>
 <?mso-contentType ?>
 <FormTemplates xmlns="http://schemas.microsoft.com/sharepoint/v3/contenttype/forms">
   <Display>DocumentLibraryForm</Display>
@@ -18229,7 +18189,7 @@
 </FormTemplates>
 </file>
 
-<file path=customXml/item3.xml><?xml version="1.0" encoding="utf-8"?>
+<file path=customXml/item4.xml><?xml version="1.0" encoding="utf-8"?>
 <ct:contentTypeSchema xmlns:ct="http://schemas.microsoft.com/office/2006/metadata/contentType" xmlns:ma="http://schemas.microsoft.com/office/2006/metadata/properties/metaAttributes" ct:_="" ma:_="" ma:contentTypeName="Document" ma:contentTypeID="0x010100F37872BBB1B48948A69B496DD8700896" ma:contentTypeVersion="30" ma:contentTypeDescription="Create a new document." ma:contentTypeScope="" ma:versionID="db6ec5eae62717a2112663bfc8d11fc5">
   <xsd:schema xmlns:xsd="http://www.w3.org/2001/XMLSchema" xmlns:xs="http://www.w3.org/2001/XMLSchema" xmlns:p="http://schemas.microsoft.com/office/2006/metadata/properties" xmlns:ns2="e3c6f3b3-f88f-4e57-8294-d53de8f54b2b" xmlns:ns3="0e9fbc54-175b-41a1-a915-0ab6c7e45301" xmlns:ns4="30c688ba-d7e6-407b-8c35-f2a020af6bce" targetNamespace="http://schemas.microsoft.com/office/2006/metadata/properties" ma:root="true" ma:fieldsID="b607cbe47cf360e8877db2581acfff36" ns2:_="" ns3:_="" ns4:_="">
     <xsd:import namespace="e3c6f3b3-f88f-4e57-8294-d53de8f54b2b"/>
@@ -18539,20 +18499,18 @@
 </ct:contentTypeSchema>
 </file>
 
-<file path=customXml/item4.xml><?xml version="1.0" encoding="utf-8"?>
-<p:properties xmlns:p="http://schemas.microsoft.com/office/2006/metadata/properties" xmlns:xsi="http://www.w3.org/2001/XMLSchema-instance" xmlns:pc="http://schemas.microsoft.com/office/infopath/2007/PartnerControls">
-  <documentManagement>
-    <Location xmlns="e3c6f3b3-f88f-4e57-8294-d53de8f54b2b" xsi:nil="true"/>
-    <TaxCatchAll xmlns="30c688ba-d7e6-407b-8c35-f2a020af6bce" xsi:nil="true"/>
-    <Comentarios xmlns="e3c6f3b3-f88f-4e57-8294-d53de8f54b2b" xsi:nil="true"/>
-    <lcf76f155ced4ddcb4097134ff3c332f xmlns="e3c6f3b3-f88f-4e57-8294-d53de8f54b2b">
-      <Terms xmlns="http://schemas.microsoft.com/office/infopath/2007/PartnerControls"/>
-    </lcf76f155ced4ddcb4097134ff3c332f>
-  </documentManagement>
-</p:properties>
+<file path=customXml/itemProps1.xml><?xml version="1.0" encoding="utf-8"?>
+<ds:datastoreItem xmlns:ds="http://schemas.openxmlformats.org/officeDocument/2006/customXml" ds:itemID="{A1A52B7D-C25A-4266-A71F-3882DC9463C4}">
+  <ds:schemaRefs>
+    <ds:schemaRef ds:uri="http://schemas.microsoft.com/office/2006/metadata/properties"/>
+    <ds:schemaRef ds:uri="http://schemas.microsoft.com/office/infopath/2007/PartnerControls"/>
+    <ds:schemaRef ds:uri="e3c6f3b3-f88f-4e57-8294-d53de8f54b2b"/>
+    <ds:schemaRef ds:uri="30c688ba-d7e6-407b-8c35-f2a020af6bce"/>
+  </ds:schemaRefs>
+</ds:datastoreItem>
 </file>
 
-<file path=customXml/itemProps1.xml><?xml version="1.0" encoding="utf-8"?>
+<file path=customXml/itemProps2.xml><?xml version="1.0" encoding="utf-8"?>
 <ds:datastoreItem xmlns:ds="http://schemas.openxmlformats.org/officeDocument/2006/customXml" ds:itemID="{4110D91B-91E1-4550-9E50-01A84BFD4971}">
   <ds:schemaRefs>
     <ds:schemaRef ds:uri="http://schemas.openxmlformats.org/officeDocument/2006/bibliography"/>
@@ -18560,7 +18518,7 @@
 </ds:datastoreItem>
 </file>
 
-<file path=customXml/itemProps2.xml><?xml version="1.0" encoding="utf-8"?>
+<file path=customXml/itemProps3.xml><?xml version="1.0" encoding="utf-8"?>
 <ds:datastoreItem xmlns:ds="http://schemas.openxmlformats.org/officeDocument/2006/customXml" ds:itemID="{0451645F-3C5A-474B-A40F-CFD3520369E6}">
   <ds:schemaRefs>
     <ds:schemaRef ds:uri="http://schemas.microsoft.com/sharepoint/v3/contenttype/forms"/>
@@ -18568,7 +18526,7 @@
 </ds:datastoreItem>
 </file>
 
-<file path=customXml/itemProps3.xml><?xml version="1.0" encoding="utf-8"?>
+<file path=customXml/itemProps4.xml><?xml version="1.0" encoding="utf-8"?>
 <ds:datastoreItem xmlns:ds="http://schemas.openxmlformats.org/officeDocument/2006/customXml" ds:itemID="{282AF7F2-DF68-46D6-8930-79C19E84952F}">
   <ds:schemaRefs>
     <ds:schemaRef ds:uri="http://schemas.microsoft.com/office/2006/metadata/contentType"/>
@@ -18586,15 +18544,4 @@
     <ds:schemaRef ds:uri="http://schemas.microsoft.com/internal/obd"/>
   </ds:schemaRefs>
 </ds:datastoreItem>
-</file>
-
-<file path=customXml/itemProps4.xml><?xml version="1.0" encoding="utf-8"?>
-<ds:datastoreItem xmlns:ds="http://schemas.openxmlformats.org/officeDocument/2006/customXml" ds:itemID="{A1A52B7D-C25A-4266-A71F-3882DC9463C4}">
-  <ds:schemaRefs>
-    <ds:schemaRef ds:uri="http://schemas.microsoft.com/office/2006/metadata/properties"/>
-    <ds:schemaRef ds:uri="http://schemas.microsoft.com/office/infopath/2007/PartnerControls"/>
-    <ds:schemaRef ds:uri="e3c6f3b3-f88f-4e57-8294-d53de8f54b2b"/>
-    <ds:schemaRef ds:uri="30c688ba-d7e6-407b-8c35-f2a020af6bce"/>
-  </ds:schemaRefs>
-</ds:datastoreItem>
 </file>
--- a/Integra-parent/documentacion/@Firma-Integr@-CambiosYNovedades-MAN.docx
+++ b/Integra-parent/documentacion/@Firma-Integr@-CambiosYNovedades-MAN.docx
@@ -14,29 +14,11 @@
       <w:pPr>
         <w:pStyle w:val="EstiloTtuloAntes24ptoDespus18pto"/>
       </w:pPr>
-      <w:r>
-        <w:fldChar w:fldCharType="begin"/>
-      </w:r>
-      <w:r>
-        <w:instrText xml:space="preserve"> TITLE  \* MERGEFORMAT </w:instrText>
-      </w:r>
-      <w:r>
-        <w:fldChar w:fldCharType="separate"/>
-      </w:r>
-      <w:r>
-        <w:t xml:space="preserve">Cambios y Novedades de </w:t>
-      </w:r>
-      <w:proofErr w:type="spellStart"/>
-      <w:r>
-        <w:t>Integr</w:t>
-      </w:r>
-      <w:proofErr w:type="spellEnd"/>
-      <w:r>
-        <w:t>@</w:t>
-      </w:r>
-      <w:r>
-        <w:fldChar w:fldCharType="end"/>
-      </w:r>
+      <w:fldSimple w:instr=" TITLE  \* MERGEFORMAT ">
+        <w:r>
+          <w:t>Cambios y Novedades de Integr@</w:t>
+        </w:r>
+      </w:fldSimple>
     </w:p>
     <w:p>
       <w:pPr>
@@ -3108,10 +3090,7 @@
               <w:jc w:val="both"/>
             </w:pPr>
             <w:r>
-              <w:t>02</w:t>
-            </w:r>
-            <w:r>
-              <w:t>3</w:t>
+              <w:t>023</w:t>
             </w:r>
           </w:p>
         </w:tc>
@@ -3141,19 +3120,7 @@
               <w:jc w:val="both"/>
             </w:pPr>
             <w:r>
-              <w:t>03</w:t>
-            </w:r>
-            <w:r>
-              <w:t>-0</w:t>
-            </w:r>
-            <w:r>
-              <w:t>2</w:t>
-            </w:r>
-            <w:r>
-              <w:t>-202</w:t>
-            </w:r>
-            <w:r>
-              <w:t>5</w:t>
+              <w:t>03-02-2025</w:t>
             </w:r>
           </w:p>
         </w:tc>
@@ -3187,25 +3154,7 @@
               </w:rPr>
             </w:pPr>
             <w:r>
-              <w:t>Actualizado cambios incluidos en la versión 2.</w:t>
-            </w:r>
-            <w:r>
-              <w:t>3</w:t>
-            </w:r>
-            <w:r>
-              <w:t>.</w:t>
-            </w:r>
-            <w:r>
-              <w:t>0</w:t>
-            </w:r>
-            <w:r>
-              <w:t>_00</w:t>
-            </w:r>
-            <w:r>
-              <w:t>0</w:t>
-            </w:r>
-            <w:r>
-              <w:t>.</w:t>
+              <w:t>Actualizado cambios incluidos en la versión 2.3.0_000.</w:t>
             </w:r>
           </w:p>
         </w:tc>
@@ -7603,19 +7552,19 @@
         <w:t>.</w:t>
       </w:r>
       <w:r>
-        <w:t>2</w:t>
+        <w:t>3</w:t>
       </w:r>
       <w:r>
         <w:t>.</w:t>
       </w:r>
       <w:r>
-        <w:t>4</w:t>
+        <w:t>0</w:t>
       </w:r>
       <w:r>
         <w:t>_00</w:t>
       </w:r>
       <w:r>
-        <w:t>1</w:t>
+        <w:t>0</w:t>
       </w:r>
       <w:r>
         <w:t>.</w:t>
@@ -7643,53 +7592,44 @@
           <w:lang w:val="es-ES"/>
         </w:rPr>
       </w:pPr>
-      <w:bookmarkStart w:id="46" w:name="_Toc116024922"/>
-      <w:bookmarkStart w:id="47" w:name="_Toc189498218"/>
-      <w:proofErr w:type="spellStart"/>
+      <w:bookmarkStart w:id="46" w:name="_Toc189498218"/>
+      <w:bookmarkStart w:id="47" w:name="_Toc116024922"/>
       <w:r>
         <w:rPr>
           <w:highlight w:val="yellow"/>
           <w:lang w:val="es-ES"/>
         </w:rPr>
-        <w:t>Integr</w:t>
-      </w:r>
-      <w:proofErr w:type="spellEnd"/>
+        <w:t>Integr@ 2.</w:t>
+      </w:r>
       <w:r>
         <w:rPr>
           <w:highlight w:val="yellow"/>
           <w:lang w:val="es-ES"/>
         </w:rPr>
-        <w:t>@ 2.</w:t>
+        <w:t>3</w:t>
       </w:r>
       <w:r>
         <w:rPr>
           <w:highlight w:val="yellow"/>
           <w:lang w:val="es-ES"/>
         </w:rPr>
-        <w:t>3</w:t>
+        <w:t>.</w:t>
       </w:r>
       <w:r>
         <w:rPr>
           <w:highlight w:val="yellow"/>
           <w:lang w:val="es-ES"/>
         </w:rPr>
-        <w:t>.</w:t>
+        <w:t>0</w:t>
       </w:r>
       <w:r>
         <w:rPr>
           <w:highlight w:val="yellow"/>
           <w:lang w:val="es-ES"/>
         </w:rPr>
-        <w:t>0</w:t>
-      </w:r>
-      <w:r>
-        <w:rPr>
-          <w:highlight w:val="yellow"/>
-          <w:lang w:val="es-ES"/>
-        </w:rPr>
         <w:t>_000</w:t>
       </w:r>
-      <w:bookmarkEnd w:id="47"/>
+      <w:bookmarkEnd w:id="46"/>
     </w:p>
     <w:p>
       <w:pPr>
@@ -7745,21 +7685,7 @@
         <w:rPr>
           <w:szCs w:val="24"/>
         </w:rPr>
-        <w:t xml:space="preserve">Compilación con </w:t>
-      </w:r>
-      <w:proofErr w:type="spellStart"/>
-      <w:r>
-        <w:rPr>
-          <w:szCs w:val="24"/>
-        </w:rPr>
-        <w:t>jdk</w:t>
-      </w:r>
-      <w:proofErr w:type="spellEnd"/>
-      <w:r>
-        <w:rPr>
-          <w:szCs w:val="24"/>
-        </w:rPr>
-        <w:t xml:space="preserve"> 11</w:t>
+        <w:t>Compilación con jdk 11</w:t>
       </w:r>
     </w:p>
     <w:p>
@@ -7770,19 +7696,11 @@
         </w:rPr>
       </w:pPr>
       <w:bookmarkStart w:id="49" w:name="_Toc189498220"/>
-      <w:proofErr w:type="spellStart"/>
       <w:r>
         <w:rPr>
           <w:lang w:val="es-ES"/>
         </w:rPr>
-        <w:t>Integr</w:t>
-      </w:r>
-      <w:proofErr w:type="spellEnd"/>
-      <w:r>
-        <w:rPr>
-          <w:lang w:val="es-ES"/>
-        </w:rPr>
-        <w:t>@ 2.2.</w:t>
+        <w:t>Integr@ 2.2.</w:t>
       </w:r>
       <w:r>
         <w:rPr>
@@ -8001,7 +7919,7 @@
         </w:rPr>
         <w:t>1</w:t>
       </w:r>
-      <w:bookmarkEnd w:id="46"/>
+      <w:bookmarkEnd w:id="47"/>
       <w:bookmarkEnd w:id="55"/>
     </w:p>
     <w:p>
@@ -8252,15 +8170,7 @@
         </w:numPr>
       </w:pPr>
       <w:r>
-        <w:t>Se corrige discrepancia en el nombre de la variable de configuración que indica la contraseña del almacén de confianza (JKS) para conexiones seguras. Esta variable, presentaba una variación en una letra mayúscula entre el nombre indicado en el fichero “</w:t>
-      </w:r>
-      <w:proofErr w:type="gramStart"/>
-      <w:r>
-        <w:t>integra.properties</w:t>
-      </w:r>
-      <w:proofErr w:type="gramEnd"/>
-      <w:r>
-        <w:t>” y el valor esperado dentro del código.</w:t>
+        <w:t>Se corrige discrepancia en el nombre de la variable de configuración que indica la contraseña del almacén de confianza (JKS) para conexiones seguras. Esta variable, presentaba una variación en una letra mayúscula entre el nombre indicado en el fichero “integra.properties” y el valor esperado dentro del código.</w:t>
       </w:r>
     </w:p>
     <w:p>
@@ -8433,15 +8343,7 @@
         </w:numPr>
       </w:pPr>
       <w:r>
-        <w:t>Se mejora la generación de XAdES Manifest para permitir la inclusión de varios elementos “</w:t>
-      </w:r>
-      <w:proofErr w:type="gramStart"/>
-      <w:r>
-        <w:t>ds:Reference</w:t>
-      </w:r>
-      <w:proofErr w:type="gramEnd"/>
-      <w:r>
-        <w:t>” en una misma estructura “ds:Manifest”.</w:t>
+        <w:t>Se mejora la generación de XAdES Manifest para permitir la inclusión de varios elementos “ds:Reference” en una misma estructura “ds:Manifest”.</w:t>
       </w:r>
     </w:p>
     <w:p>
@@ -8545,15 +8447,7 @@
       </w:pPr>
       <w:r>
         <w:lastRenderedPageBreak/>
-        <w:t>Se soluciona bug que provocaba un error durante la generación de los objetos de respuesta en actualizaciones de firmas XAdES.  El problema estaba en que no se buscaba correctamente el elemento '</w:t>
-      </w:r>
-      <w:proofErr w:type="gramStart"/>
-      <w:r>
-        <w:t>ds:Signature</w:t>
-      </w:r>
-      <w:proofErr w:type="gramEnd"/>
-      <w:r>
-        <w:t>' en la lista de elementos devueltos por la plataforma @firma.</w:t>
+        <w:t>Se soluciona bug que provocaba un error durante la generación de los objetos de respuesta en actualizaciones de firmas XAdES.  El problema estaba en que no se buscaba correctamente el elemento 'ds:Signature' en la lista de elementos devueltos por la plataforma @firma.</w:t>
       </w:r>
     </w:p>
     <w:p>
@@ -8800,14 +8694,12 @@
       <w:r>
         <w:t xml:space="preserve">Se ha añadido una propiedad al fichero </w:t>
       </w:r>
-      <w:proofErr w:type="gramStart"/>
       <w:r>
         <w:rPr>
           <w:b/>
         </w:rPr>
         <w:t>policy.properties</w:t>
       </w:r>
-      <w:proofErr w:type="gramEnd"/>
       <w:r>
         <w:t xml:space="preserve"> para indicar los modos de firma permitidos para cada tipo de firma, sólo aplicable a las firmas ASN.1 y XML.</w:t>
       </w:r>
@@ -8822,14 +8714,12 @@
       <w:r>
         <w:t xml:space="preserve">Se ha definido un nuevo archivo de propiedades, </w:t>
       </w:r>
-      <w:proofErr w:type="gramStart"/>
       <w:r>
         <w:rPr>
           <w:b/>
         </w:rPr>
         <w:t>ocsp.properties</w:t>
       </w:r>
-      <w:proofErr w:type="gramEnd"/>
       <w:r>
         <w:t>, donde ubicar las propiedades de comunicación con el servidor OCSP. Además, se ha generado una clase de tests para el cliente OCSP.</w:t>
       </w:r>
@@ -8844,19 +8734,11 @@
       <w:r>
         <w:t xml:space="preserve">Se ha añadido PAdES-Basic como formato válido en la generación de firmas en documentos PDF, si bien, sólo se permite la generación de dicho formato desde la interfaz </w:t>
       </w:r>
-      <w:proofErr w:type="gramStart"/>
       <w:r>
         <w:rPr>
           <w:b/>
         </w:rPr>
-        <w:t>es.gob.afirma</w:t>
-      </w:r>
-      <w:proofErr w:type="gramEnd"/>
-      <w:r>
-        <w:rPr>
-          <w:b/>
-        </w:rPr>
-        <w:t>.signature.Signer</w:t>
+        <w:t>es.gob.afirma.signature.Signer</w:t>
       </w:r>
       <w:r>
         <w:t xml:space="preserve">, no desde la clase </w:t>
@@ -8909,14 +8791,12 @@
       <w:r>
         <w:t xml:space="preserve">En el fichero </w:t>
       </w:r>
-      <w:proofErr w:type="gramStart"/>
       <w:r>
         <w:rPr>
           <w:b/>
         </w:rPr>
         <w:t>policy.properties</w:t>
       </w:r>
-      <w:proofErr w:type="gramEnd"/>
       <w:r>
         <w:t xml:space="preserve"> se sustituye la propiedad que indicaba la ruta completa al documento legible de la política de firma por </w:t>
       </w:r>
@@ -9017,7 +8897,6 @@
         </w:rPr>
         <w:t xml:space="preserve">, y se crea un nuevo fichero de propiedades </w:t>
       </w:r>
-      <w:proofErr w:type="gramStart"/>
       <w:r>
         <w:rPr>
           <w:b/>
@@ -9025,7 +8904,6 @@
         </w:rPr>
         <w:t>signer.properties</w:t>
       </w:r>
-      <w:proofErr w:type="gramEnd"/>
       <w:r>
         <w:rPr>
           <w:szCs w:val="24"/>
@@ -9972,19 +9850,11 @@
         <w:lastRenderedPageBreak/>
         <w:t xml:space="preserve">de manera que en la clase </w:t>
       </w:r>
-      <w:proofErr w:type="gramStart"/>
       <w:r>
         <w:rPr>
           <w:b/>
         </w:rPr>
-        <w:t>es.gob.afirma</w:t>
-      </w:r>
-      <w:proofErr w:type="gramEnd"/>
-      <w:r>
-        <w:rPr>
-          <w:b/>
-        </w:rPr>
-        <w:t>.ocsp.OCSPClient</w:t>
+        <w:t>es.gob.afirma.ocsp.OCSPClient</w:t>
       </w:r>
       <w:r>
         <w:t xml:space="preserve"> se comprueba si no está ya inicializado, en cuyo caso, se procede a inicializarlo.</w:t>
@@ -10043,19 +9913,11 @@
       <w:r>
         <w:t xml:space="preserve">la interfaz </w:t>
       </w:r>
-      <w:proofErr w:type="gramStart"/>
       <w:r>
         <w:rPr>
           <w:b/>
         </w:rPr>
-        <w:t>es.gob.afirma</w:t>
-      </w:r>
-      <w:proofErr w:type="gramEnd"/>
-      <w:r>
-        <w:rPr>
-          <w:b/>
-        </w:rPr>
-        <w:t>.signature.Signer</w:t>
+        <w:t>es.gob.afirma.signature.Signer</w:t>
       </w:r>
       <w:r>
         <w:t xml:space="preserve">, y de la clase </w:t>
@@ -10115,19 +9977,11 @@
       <w:r>
         <w:t xml:space="preserve">Se soluciona la incidencia #150530 según la cual, el método </w:t>
       </w:r>
-      <w:proofErr w:type="gramStart"/>
       <w:r>
         <w:rPr>
           <w:b/>
         </w:rPr>
-        <w:t>es.gob.afirma</w:t>
-      </w:r>
-      <w:proofErr w:type="gramEnd"/>
-      <w:r>
-        <w:rPr>
-          <w:b/>
-        </w:rPr>
-        <w:t>.utils.Base64Coder.isBase64Encoded(byte[])</w:t>
+        <w:t>es.gob.afirma.utils.Base64Coder.isBase64Encoded(byte[])</w:t>
       </w:r>
       <w:r>
         <w:t>, en ocasiones, determinada que cadenas de bytes que no estaban codificadas en Base64 sí lo estaban.</w:t>
@@ -10231,14 +10085,12 @@
       <w:r>
         <w:t xml:space="preserve">Se modifica el tratamiento de los mensajes de error asociados a propiedades no indicadas en los ficheros </w:t>
       </w:r>
-      <w:proofErr w:type="gramStart"/>
       <w:r>
         <w:rPr>
           <w:b/>
         </w:rPr>
         <w:t>ocsp.properties</w:t>
       </w:r>
-      <w:proofErr w:type="gramEnd"/>
       <w:r>
         <w:t xml:space="preserve">, </w:t>
       </w:r>
@@ -10294,14 +10146,12 @@
       <w:r>
         <w:t xml:space="preserve">Se modifica el código donde a la hora de generar una firma XAdES Baseline se añadía una referencia al elemento </w:t>
       </w:r>
-      <w:proofErr w:type="gramStart"/>
       <w:r>
         <w:rPr>
           <w:b/>
         </w:rPr>
         <w:t>ds:KeyInfo</w:t>
       </w:r>
-      <w:proofErr w:type="gramEnd"/>
       <w:r>
         <w:t xml:space="preserve"> que no debe aparecer.</w:t>
       </w:r>
@@ -10343,15 +10193,7 @@
         </w:numPr>
       </w:pPr>
       <w:r>
-        <w:t xml:space="preserve">Se modifica el código para que al realizar una contrafirma XAdES, si en los </w:t>
-      </w:r>
-      <w:proofErr w:type="gramStart"/>
-      <w:r>
-        <w:t>parámetros  adicionales</w:t>
-      </w:r>
-      <w:proofErr w:type="gramEnd"/>
-      <w:r>
-        <w:t xml:space="preserve"> no viene ninguno de los siguientes valores: </w:t>
+        <w:t xml:space="preserve">Se modifica el código para que al realizar una contrafirma XAdES, si en los parámetros  adicionales no viene ninguno de los siguientes valores: </w:t>
       </w:r>
       <w:r>
         <w:rPr>
@@ -10491,14 +10333,12 @@
       <w:r>
         <w:t xml:space="preserve">Se modifica el modo de validar el núcleo de firma para una firma PAdES ya que se hacía uso de la librería </w:t>
       </w:r>
-      <w:proofErr w:type="gramStart"/>
       <w:r>
         <w:rPr>
           <w:b/>
         </w:rPr>
         <w:t>iText</w:t>
       </w:r>
-      <w:proofErr w:type="gramEnd"/>
       <w:r>
         <w:t xml:space="preserve"> pero internamente resultaba incompatible con la librería </w:t>
       </w:r>
@@ -10700,19 +10540,11 @@
       <w:r>
         <w:t xml:space="preserve">Se soluciona un problema asociado a la validación de firma en la clase </w:t>
       </w:r>
-      <w:proofErr w:type="gramStart"/>
       <w:r>
         <w:rPr>
           <w:b/>
         </w:rPr>
-        <w:t>es.gob.afirma.integraws.ws.impl</w:t>
-      </w:r>
-      <w:proofErr w:type="gramEnd"/>
-      <w:r>
-        <w:rPr>
-          <w:b/>
-        </w:rPr>
-        <w:t>.AfirmaServices</w:t>
+        <w:t>es.gob.afirma.integraws.ws.impl.AfirmaServices</w:t>
       </w:r>
       <w:r>
         <w:t>.</w:t>
@@ -10728,19 +10560,11 @@
       <w:r>
         <w:t xml:space="preserve">Se soluciona un problema asociado al proceso de los parámetros de una firma XML en la clase </w:t>
       </w:r>
-      <w:proofErr w:type="gramStart"/>
       <w:r>
         <w:rPr>
           <w:b/>
         </w:rPr>
-        <w:t>es.gob.afirma</w:t>
-      </w:r>
-      <w:proofErr w:type="gramEnd"/>
-      <w:r>
-        <w:rPr>
-          <w:b/>
-        </w:rPr>
-        <w:t>.integraFacade.GenerateMessageRequest</w:t>
+        <w:t>es.gob.afirma.integraFacade.GenerateMessageRequest</w:t>
       </w:r>
       <w:r>
         <w:t>.</w:t>
@@ -10756,19 +10580,11 @@
       <w:r>
         <w:t xml:space="preserve">Se soluciona un problema asociado al servicio de firma Xades Enveloping en la clase </w:t>
       </w:r>
-      <w:proofErr w:type="gramStart"/>
       <w:r>
         <w:rPr>
           <w:b/>
         </w:rPr>
-        <w:t>es.gob.afirma</w:t>
-      </w:r>
-      <w:proofErr w:type="gramEnd"/>
-      <w:r>
-        <w:rPr>
-          <w:b/>
-        </w:rPr>
-        <w:t>.utils.DSSTagsResponse</w:t>
+        <w:t>es.gob.afirma.utils.DSSTagsResponse</w:t>
       </w:r>
       <w:r>
         <w:t>.</w:t>
@@ -10784,19 +10600,11 @@
       <w:r>
         <w:t xml:space="preserve">Se soluciona un problema asociado a la validación de sello de tiempo en la clase </w:t>
       </w:r>
-      <w:proofErr w:type="gramStart"/>
       <w:r>
         <w:rPr>
           <w:b/>
         </w:rPr>
-        <w:t>es.gob.afirma.integraws.ws.impl</w:t>
-      </w:r>
-      <w:proofErr w:type="gramEnd"/>
-      <w:r>
-        <w:rPr>
-          <w:b/>
-        </w:rPr>
-        <w:t>.TSAServices</w:t>
+        <w:t>es.gob.afirma.integraws.ws.impl.TSAServices</w:t>
       </w:r>
       <w:r>
         <w:t>.</w:t>
@@ -10823,19 +10631,11 @@
       <w:r>
         <w:t xml:space="preserve">Cuando se realiza una petición al servicio de validación de certificados por lote y la plataforma @firma devuelve un mensaje de error, la información de dicho error en lugar de incluirse en el elemento </w:t>
       </w:r>
-      <w:proofErr w:type="gramStart"/>
       <w:r>
         <w:rPr>
           <w:b/>
         </w:rPr>
-        <w:t>es.gob.afirma</w:t>
-      </w:r>
-      <w:proofErr w:type="gramEnd"/>
-      <w:r>
-        <w:rPr>
-          <w:b/>
-        </w:rPr>
-        <w:t>.integraFacade.pojo.AsynchronousResponse.batVerCerRes</w:t>
+        <w:t>es.gob.afirma.integraFacade.pojo.AsynchronousResponse.batVerCerRes</w:t>
       </w:r>
       <w:r>
         <w:t xml:space="preserve"> se incluía en el elemento </w:t>
@@ -18164,6 +17964,19 @@
 </file>
 
 <file path=customXml/item1.xml><?xml version="1.0" encoding="utf-8"?>
+<?mso-contentType ?>
+<FormTemplates xmlns="http://schemas.microsoft.com/sharepoint/v3/contenttype/forms">
+  <Display>DocumentLibraryForm</Display>
+  <Edit>DocumentLibraryForm</Edit>
+  <New>DocumentLibraryForm</New>
+</FormTemplates>
+</file>
+
+<file path=customXml/item2.xml><?xml version="1.0" encoding="utf-8"?>
+<b:Sources xmlns:b="http://schemas.openxmlformats.org/officeDocument/2006/bibliography" xmlns="http://schemas.openxmlformats.org/officeDocument/2006/bibliography" SelectedStyle="\APA.XSL" StyleName="APA"/>
+</file>
+
+<file path=customXml/item3.xml><?xml version="1.0" encoding="utf-8"?>
 <p:properties xmlns:p="http://schemas.microsoft.com/office/2006/metadata/properties" xmlns:xsi="http://www.w3.org/2001/XMLSchema-instance" xmlns:pc="http://schemas.microsoft.com/office/infopath/2007/PartnerControls">
   <documentManagement>
     <Location xmlns="e3c6f3b3-f88f-4e57-8294-d53de8f54b2b" xsi:nil="true"/>
@@ -18174,19 +17987,6 @@
     </lcf76f155ced4ddcb4097134ff3c332f>
   </documentManagement>
 </p:properties>
-</file>
-
-<file path=customXml/item2.xml><?xml version="1.0" encoding="utf-8"?>
-<b:Sources xmlns:b="http://schemas.openxmlformats.org/officeDocument/2006/bibliography" xmlns="http://schemas.openxmlformats.org/officeDocument/2006/bibliography" SelectedStyle="\APA.XSL" StyleName="APA"/>
-</file>
-
-<file path=customXml/item3.xml><?xml version="1.0" encoding="utf-8"?>
-<?mso-contentType ?>
-<FormTemplates xmlns="http://schemas.microsoft.com/sharepoint/v3/contenttype/forms">
-  <Display>DocumentLibraryForm</Display>
-  <Edit>DocumentLibraryForm</Edit>
-  <New>DocumentLibraryForm</New>
-</FormTemplates>
 </file>
 
 <file path=customXml/item4.xml><?xml version="1.0" encoding="utf-8"?>
@@ -18500,12 +18300,9 @@
 </file>
 
 <file path=customXml/itemProps1.xml><?xml version="1.0" encoding="utf-8"?>
-<ds:datastoreItem xmlns:ds="http://schemas.openxmlformats.org/officeDocument/2006/customXml" ds:itemID="{A1A52B7D-C25A-4266-A71F-3882DC9463C4}">
+<ds:datastoreItem xmlns:ds="http://schemas.openxmlformats.org/officeDocument/2006/customXml" ds:itemID="{0451645F-3C5A-474B-A40F-CFD3520369E6}">
   <ds:schemaRefs>
-    <ds:schemaRef ds:uri="http://schemas.microsoft.com/office/2006/metadata/properties"/>
-    <ds:schemaRef ds:uri="http://schemas.microsoft.com/office/infopath/2007/PartnerControls"/>
-    <ds:schemaRef ds:uri="e3c6f3b3-f88f-4e57-8294-d53de8f54b2b"/>
-    <ds:schemaRef ds:uri="30c688ba-d7e6-407b-8c35-f2a020af6bce"/>
+    <ds:schemaRef ds:uri="http://schemas.microsoft.com/sharepoint/v3/contenttype/forms"/>
   </ds:schemaRefs>
 </ds:datastoreItem>
 </file>
@@ -18519,9 +18316,12 @@
 </file>
 
 <file path=customXml/itemProps3.xml><?xml version="1.0" encoding="utf-8"?>
-<ds:datastoreItem xmlns:ds="http://schemas.openxmlformats.org/officeDocument/2006/customXml" ds:itemID="{0451645F-3C5A-474B-A40F-CFD3520369E6}">
+<ds:datastoreItem xmlns:ds="http://schemas.openxmlformats.org/officeDocument/2006/customXml" ds:itemID="{A1A52B7D-C25A-4266-A71F-3882DC9463C4}">
   <ds:schemaRefs>
-    <ds:schemaRef ds:uri="http://schemas.microsoft.com/sharepoint/v3/contenttype/forms"/>
+    <ds:schemaRef ds:uri="http://schemas.microsoft.com/office/2006/metadata/properties"/>
+    <ds:schemaRef ds:uri="http://schemas.microsoft.com/office/infopath/2007/PartnerControls"/>
+    <ds:schemaRef ds:uri="e3c6f3b3-f88f-4e57-8294-d53de8f54b2b"/>
+    <ds:schemaRef ds:uri="30c688ba-d7e6-407b-8c35-f2a020af6bce"/>
   </ds:schemaRefs>
 </ds:datastoreItem>
 </file>

--- a/Integra-parent/documentacion/@Firma-Integr@-CambiosYNovedades-MAN.docx
+++ b/Integra-parent/documentacion/@Firma-Integr@-CambiosYNovedades-MAN.docx
@@ -226,10 +226,7 @@
             </w:pPr>
             <w:bookmarkStart w:id="2" w:name="FECHA_MODIFICACION"/>
             <w:r>
-              <w:t>0</w:t>
-            </w:r>
-            <w:r>
-              <w:t>4</w:t>
+              <w:t>12</w:t>
             </w:r>
             <w:r>
               <w:t>-</w:t>
@@ -470,7 +467,7 @@
               <w:fldChar w:fldCharType="separate"/>
             </w:r>
             <w:r>
-              <w:t>04-02-2025</w:t>
+              <w:t>12-02-2025</w:t>
             </w:r>
             <w:r>
               <w:fldChar w:fldCharType="end"/>
@@ -3251,10 +3248,7 @@
               <w:jc w:val="both"/>
             </w:pPr>
             <w:r>
-              <w:t>0</w:t>
-            </w:r>
-            <w:r>
-              <w:t>4</w:t>
+              <w:t>12</w:t>
             </w:r>
             <w:r>
               <w:t>-02-2025</w:t>
@@ -3493,7 +3487,7 @@
               <w:fldChar w:fldCharType="separate"/>
             </w:r>
             <w:r>
-              <w:t>04-02-2025</w:t>
+              <w:t>12-02-2025</w:t>
             </w:r>
             <w:r>
               <w:fldChar w:fldCharType="end"/>
@@ -4000,7 +3994,7 @@
         <w:fldChar w:fldCharType="begin"/>
       </w:r>
       <w:r>
-        <w:instrText xml:space="preserve"> PAGEREF _Toc189561488 \h </w:instrText>
+        <w:instrText xml:space="preserve"> PAGEREF _Toc190365345 \h </w:instrText>
       </w:r>
       <w:r>
         <w:fldChar w:fldCharType="separate"/>
@@ -4049,7 +4043,7 @@
         <w:fldChar w:fldCharType="begin"/>
       </w:r>
       <w:r>
-        <w:instrText xml:space="preserve"> PAGEREF _Toc189561489 \h </w:instrText>
+        <w:instrText xml:space="preserve"> PAGEREF _Toc190365346 \h </w:instrText>
       </w:r>
       <w:r>
         <w:fldChar w:fldCharType="separate"/>
@@ -4098,7 +4092,7 @@
         <w:fldChar w:fldCharType="begin"/>
       </w:r>
       <w:r>
-        <w:instrText xml:space="preserve"> PAGEREF _Toc189561490 \h </w:instrText>
+        <w:instrText xml:space="preserve"> PAGEREF _Toc190365347 \h </w:instrText>
       </w:r>
       <w:r>
         <w:fldChar w:fldCharType="separate"/>
@@ -4147,7 +4141,7 @@
         <w:fldChar w:fldCharType="begin"/>
       </w:r>
       <w:r>
-        <w:instrText xml:space="preserve"> PAGEREF _Toc189561491 \h </w:instrText>
+        <w:instrText xml:space="preserve"> PAGEREF _Toc190365348 \h </w:instrText>
       </w:r>
       <w:r>
         <w:fldChar w:fldCharType="separate"/>
@@ -4196,7 +4190,7 @@
         <w:fldChar w:fldCharType="begin"/>
       </w:r>
       <w:r>
-        <w:instrText xml:space="preserve"> PAGEREF _Toc189561492 \h </w:instrText>
+        <w:instrText xml:space="preserve"> PAGEREF _Toc190365349 \h </w:instrText>
       </w:r>
       <w:r>
         <w:fldChar w:fldCharType="separate"/>
@@ -4245,7 +4239,7 @@
         <w:fldChar w:fldCharType="begin"/>
       </w:r>
       <w:r>
-        <w:instrText xml:space="preserve"> PAGEREF _Toc189561493 \h </w:instrText>
+        <w:instrText xml:space="preserve"> PAGEREF _Toc190365350 \h </w:instrText>
       </w:r>
       <w:r>
         <w:fldChar w:fldCharType="separate"/>
@@ -4294,7 +4288,7 @@
         <w:fldChar w:fldCharType="begin"/>
       </w:r>
       <w:r>
-        <w:instrText xml:space="preserve"> PAGEREF _Toc189561494 \h </w:instrText>
+        <w:instrText xml:space="preserve"> PAGEREF _Toc190365351 \h </w:instrText>
       </w:r>
       <w:r>
         <w:fldChar w:fldCharType="separate"/>
@@ -4344,7 +4338,7 @@
         <w:fldChar w:fldCharType="begin"/>
       </w:r>
       <w:r>
-        <w:instrText xml:space="preserve"> PAGEREF _Toc189561495 \h </w:instrText>
+        <w:instrText xml:space="preserve"> PAGEREF _Toc190365352 \h </w:instrText>
       </w:r>
       <w:r>
         <w:fldChar w:fldCharType="separate"/>
@@ -4388,7 +4382,7 @@
         <w:fldChar w:fldCharType="begin"/>
       </w:r>
       <w:r>
-        <w:instrText xml:space="preserve"> PAGEREF _Toc189561496 \h </w:instrText>
+        <w:instrText xml:space="preserve"> PAGEREF _Toc190365353 \h </w:instrText>
       </w:r>
       <w:r>
         <w:fldChar w:fldCharType="separate"/>
@@ -4438,7 +4432,7 @@
         <w:fldChar w:fldCharType="begin"/>
       </w:r>
       <w:r>
-        <w:instrText xml:space="preserve"> PAGEREF _Toc189561497 \h </w:instrText>
+        <w:instrText xml:space="preserve"> PAGEREF _Toc190365354 \h </w:instrText>
       </w:r>
       <w:r>
         <w:fldChar w:fldCharType="separate"/>
@@ -4482,7 +4476,7 @@
         <w:fldChar w:fldCharType="begin"/>
       </w:r>
       <w:r>
-        <w:instrText xml:space="preserve"> PAGEREF _Toc189561498 \h </w:instrText>
+        <w:instrText xml:space="preserve"> PAGEREF _Toc190365355 \h </w:instrText>
       </w:r>
       <w:r>
         <w:fldChar w:fldCharType="separate"/>
@@ -4529,7 +4523,7 @@
         <w:fldChar w:fldCharType="begin"/>
       </w:r>
       <w:r>
-        <w:instrText xml:space="preserve"> PAGEREF _Toc189561499 \h </w:instrText>
+        <w:instrText xml:space="preserve"> PAGEREF _Toc190365356 \h </w:instrText>
       </w:r>
       <w:r>
         <w:fldChar w:fldCharType="separate"/>
@@ -4573,7 +4567,7 @@
         <w:fldChar w:fldCharType="begin"/>
       </w:r>
       <w:r>
-        <w:instrText xml:space="preserve"> PAGEREF _Toc189561500 \h </w:instrText>
+        <w:instrText xml:space="preserve"> PAGEREF _Toc190365357 \h </w:instrText>
       </w:r>
       <w:r>
         <w:fldChar w:fldCharType="separate"/>
@@ -4617,7 +4611,7 @@
         <w:fldChar w:fldCharType="begin"/>
       </w:r>
       <w:r>
-        <w:instrText xml:space="preserve"> PAGEREF _Toc189561501 \h </w:instrText>
+        <w:instrText xml:space="preserve"> PAGEREF _Toc190365358 \h </w:instrText>
       </w:r>
       <w:r>
         <w:fldChar w:fldCharType="separate"/>
@@ -4664,7 +4658,7 @@
         <w:fldChar w:fldCharType="begin"/>
       </w:r>
       <w:r>
-        <w:instrText xml:space="preserve"> PAGEREF _Toc189561502 \h </w:instrText>
+        <w:instrText xml:space="preserve"> PAGEREF _Toc190365359 \h </w:instrText>
       </w:r>
       <w:r>
         <w:fldChar w:fldCharType="separate"/>
@@ -4708,7 +4702,7 @@
         <w:fldChar w:fldCharType="begin"/>
       </w:r>
       <w:r>
-        <w:instrText xml:space="preserve"> PAGEREF _Toc189561503 \h </w:instrText>
+        <w:instrText xml:space="preserve"> PAGEREF _Toc190365360 \h </w:instrText>
       </w:r>
       <w:r>
         <w:fldChar w:fldCharType="separate"/>
@@ -4752,7 +4746,7 @@
         <w:fldChar w:fldCharType="begin"/>
       </w:r>
       <w:r>
-        <w:instrText xml:space="preserve"> PAGEREF _Toc189561504 \h </w:instrText>
+        <w:instrText xml:space="preserve"> PAGEREF _Toc190365361 \h </w:instrText>
       </w:r>
       <w:r>
         <w:fldChar w:fldCharType="separate"/>
@@ -4799,7 +4793,7 @@
         <w:fldChar w:fldCharType="begin"/>
       </w:r>
       <w:r>
-        <w:instrText xml:space="preserve"> PAGEREF _Toc189561505 \h </w:instrText>
+        <w:instrText xml:space="preserve"> PAGEREF _Toc190365362 \h </w:instrText>
       </w:r>
       <w:r>
         <w:fldChar w:fldCharType="separate"/>
@@ -4843,7 +4837,7 @@
         <w:fldChar w:fldCharType="begin"/>
       </w:r>
       <w:r>
-        <w:instrText xml:space="preserve"> PAGEREF _Toc189561506 \h </w:instrText>
+        <w:instrText xml:space="preserve"> PAGEREF _Toc190365363 \h </w:instrText>
       </w:r>
       <w:r>
         <w:fldChar w:fldCharType="separate"/>
@@ -4887,7 +4881,7 @@
         <w:fldChar w:fldCharType="begin"/>
       </w:r>
       <w:r>
-        <w:instrText xml:space="preserve"> PAGEREF _Toc189561507 \h </w:instrText>
+        <w:instrText xml:space="preserve"> PAGEREF _Toc190365364 \h </w:instrText>
       </w:r>
       <w:r>
         <w:fldChar w:fldCharType="separate"/>
@@ -4934,7 +4928,7 @@
         <w:fldChar w:fldCharType="begin"/>
       </w:r>
       <w:r>
-        <w:instrText xml:space="preserve"> PAGEREF _Toc189561508 \h </w:instrText>
+        <w:instrText xml:space="preserve"> PAGEREF _Toc190365365 \h </w:instrText>
       </w:r>
       <w:r>
         <w:fldChar w:fldCharType="separate"/>
@@ -4978,7 +4972,7 @@
         <w:fldChar w:fldCharType="begin"/>
       </w:r>
       <w:r>
-        <w:instrText xml:space="preserve"> PAGEREF _Toc189561509 \h </w:instrText>
+        <w:instrText xml:space="preserve"> PAGEREF _Toc190365366 \h </w:instrText>
       </w:r>
       <w:r>
         <w:fldChar w:fldCharType="separate"/>
@@ -5022,7 +5016,7 @@
         <w:fldChar w:fldCharType="begin"/>
       </w:r>
       <w:r>
-        <w:instrText xml:space="preserve"> PAGEREF _Toc189561510 \h </w:instrText>
+        <w:instrText xml:space="preserve"> PAGEREF _Toc190365367 \h </w:instrText>
       </w:r>
       <w:r>
         <w:fldChar w:fldCharType="separate"/>
@@ -5069,7 +5063,7 @@
         <w:fldChar w:fldCharType="begin"/>
       </w:r>
       <w:r>
-        <w:instrText xml:space="preserve"> PAGEREF _Toc189561511 \h </w:instrText>
+        <w:instrText xml:space="preserve"> PAGEREF _Toc190365368 \h </w:instrText>
       </w:r>
       <w:r>
         <w:fldChar w:fldCharType="separate"/>
@@ -5113,7 +5107,7 @@
         <w:fldChar w:fldCharType="begin"/>
       </w:r>
       <w:r>
-        <w:instrText xml:space="preserve"> PAGEREF _Toc189561512 \h </w:instrText>
+        <w:instrText xml:space="preserve"> PAGEREF _Toc190365369 \h </w:instrText>
       </w:r>
       <w:r>
         <w:fldChar w:fldCharType="separate"/>
@@ -5157,7 +5151,7 @@
         <w:fldChar w:fldCharType="begin"/>
       </w:r>
       <w:r>
-        <w:instrText xml:space="preserve"> PAGEREF _Toc189561513 \h </w:instrText>
+        <w:instrText xml:space="preserve"> PAGEREF _Toc190365370 \h </w:instrText>
       </w:r>
       <w:r>
         <w:fldChar w:fldCharType="separate"/>
@@ -5204,7 +5198,7 @@
         <w:fldChar w:fldCharType="begin"/>
       </w:r>
       <w:r>
-        <w:instrText xml:space="preserve"> PAGEREF _Toc189561514 \h </w:instrText>
+        <w:instrText xml:space="preserve"> PAGEREF _Toc190365371 \h </w:instrText>
       </w:r>
       <w:r>
         <w:fldChar w:fldCharType="separate"/>
@@ -5248,7 +5242,7 @@
         <w:fldChar w:fldCharType="begin"/>
       </w:r>
       <w:r>
-        <w:instrText xml:space="preserve"> PAGEREF _Toc189561515 \h </w:instrText>
+        <w:instrText xml:space="preserve"> PAGEREF _Toc190365372 \h </w:instrText>
       </w:r>
       <w:r>
         <w:fldChar w:fldCharType="separate"/>
@@ -5292,7 +5286,7 @@
         <w:fldChar w:fldCharType="begin"/>
       </w:r>
       <w:r>
-        <w:instrText xml:space="preserve"> PAGEREF _Toc189561516 \h </w:instrText>
+        <w:instrText xml:space="preserve"> PAGEREF _Toc190365373 \h </w:instrText>
       </w:r>
       <w:r>
         <w:fldChar w:fldCharType="separate"/>
@@ -5339,7 +5333,7 @@
         <w:fldChar w:fldCharType="begin"/>
       </w:r>
       <w:r>
-        <w:instrText xml:space="preserve"> PAGEREF _Toc189561517 \h </w:instrText>
+        <w:instrText xml:space="preserve"> PAGEREF _Toc190365374 \h </w:instrText>
       </w:r>
       <w:r>
         <w:fldChar w:fldCharType="separate"/>
@@ -5383,7 +5377,7 @@
         <w:fldChar w:fldCharType="begin"/>
       </w:r>
       <w:r>
-        <w:instrText xml:space="preserve"> PAGEREF _Toc189561518 \h </w:instrText>
+        <w:instrText xml:space="preserve"> PAGEREF _Toc190365375 \h </w:instrText>
       </w:r>
       <w:r>
         <w:fldChar w:fldCharType="separate"/>
@@ -5427,7 +5421,7 @@
         <w:fldChar w:fldCharType="begin"/>
       </w:r>
       <w:r>
-        <w:instrText xml:space="preserve"> PAGEREF _Toc189561519 \h </w:instrText>
+        <w:instrText xml:space="preserve"> PAGEREF _Toc190365376 \h </w:instrText>
       </w:r>
       <w:r>
         <w:fldChar w:fldCharType="separate"/>
@@ -5474,7 +5468,7 @@
         <w:fldChar w:fldCharType="begin"/>
       </w:r>
       <w:r>
-        <w:instrText xml:space="preserve"> PAGEREF _Toc189561520 \h </w:instrText>
+        <w:instrText xml:space="preserve"> PAGEREF _Toc190365377 \h </w:instrText>
       </w:r>
       <w:r>
         <w:fldChar w:fldCharType="separate"/>
@@ -5518,7 +5512,7 @@
         <w:fldChar w:fldCharType="begin"/>
       </w:r>
       <w:r>
-        <w:instrText xml:space="preserve"> PAGEREF _Toc189561521 \h </w:instrText>
+        <w:instrText xml:space="preserve"> PAGEREF _Toc190365378 \h </w:instrText>
       </w:r>
       <w:r>
         <w:fldChar w:fldCharType="separate"/>
@@ -5562,7 +5556,7 @@
         <w:fldChar w:fldCharType="begin"/>
       </w:r>
       <w:r>
-        <w:instrText xml:space="preserve"> PAGEREF _Toc189561522 \h </w:instrText>
+        <w:instrText xml:space="preserve"> PAGEREF _Toc190365379 \h </w:instrText>
       </w:r>
       <w:r>
         <w:fldChar w:fldCharType="separate"/>
@@ -5620,7 +5614,7 @@
         <w:br w:type="page"/>
       </w:r>
       <w:bookmarkStart w:id="17" w:name="_Toc116024915"/>
-      <w:bookmarkStart w:id="18" w:name="_Toc189561488"/>
+      <w:bookmarkStart w:id="18" w:name="_Toc190365345"/>
       <w:r>
         <w:lastRenderedPageBreak/>
         <w:t>Objeto</w:t>
@@ -5644,7 +5638,7 @@
         <w:br w:type="page"/>
       </w:r>
       <w:bookmarkStart w:id="19" w:name="_Toc116024916"/>
-      <w:bookmarkStart w:id="20" w:name="_Toc189561489"/>
+      <w:bookmarkStart w:id="20" w:name="_Toc190365346"/>
       <w:r>
         <w:lastRenderedPageBreak/>
         <w:t>Alcance</w:t>
@@ -5741,7 +5735,7 @@
         <w:pStyle w:val="Ttulo1"/>
       </w:pPr>
       <w:bookmarkStart w:id="25" w:name="_Toc116024917"/>
-      <w:bookmarkStart w:id="26" w:name="_Toc189561490"/>
+      <w:bookmarkStart w:id="26" w:name="_Toc190365347"/>
       <w:r>
         <w:lastRenderedPageBreak/>
         <w:t>Siglas</w:t>
@@ -7547,7 +7541,7 @@
         <w:pStyle w:val="Ttulo1"/>
       </w:pPr>
       <w:bookmarkStart w:id="30" w:name="_Toc116024918"/>
-      <w:bookmarkStart w:id="31" w:name="_Toc189561491"/>
+      <w:bookmarkStart w:id="31" w:name="_Toc190365348"/>
       <w:r>
         <w:lastRenderedPageBreak/>
         <w:t>Glosario de T</w:t>
@@ -7697,7 +7691,7 @@
       </w:pPr>
       <w:bookmarkStart w:id="35" w:name="_Referencias"/>
       <w:bookmarkStart w:id="36" w:name="_Toc116024919"/>
-      <w:bookmarkStart w:id="37" w:name="_Toc189561492"/>
+      <w:bookmarkStart w:id="37" w:name="_Toc190365349"/>
       <w:bookmarkEnd w:id="32"/>
       <w:bookmarkEnd w:id="33"/>
       <w:bookmarkEnd w:id="34"/>
@@ -7749,7 +7743,7 @@
         <w:pStyle w:val="Ttulo1"/>
       </w:pPr>
       <w:bookmarkStart w:id="41" w:name="_Toc116024920"/>
-      <w:bookmarkStart w:id="42" w:name="_Toc189561493"/>
+      <w:bookmarkStart w:id="42" w:name="_Toc190365350"/>
       <w:bookmarkEnd w:id="38"/>
       <w:bookmarkEnd w:id="39"/>
       <w:bookmarkEnd w:id="40"/>
@@ -7789,19 +7783,19 @@
         <w:t>.</w:t>
       </w:r>
       <w:r>
-        <w:t>2</w:t>
+        <w:t>4</w:t>
       </w:r>
       <w:r>
         <w:t>.</w:t>
       </w:r>
       <w:r>
-        <w:t>4</w:t>
+        <w:t>0</w:t>
       </w:r>
       <w:r>
         <w:t>_00</w:t>
       </w:r>
       <w:r>
-        <w:t>1</w:t>
+        <w:t>0</w:t>
       </w:r>
       <w:r>
         <w:t>.</w:t>
@@ -7813,7 +7807,7 @@
       </w:pPr>
       <w:bookmarkStart w:id="43" w:name="_Requisitos_Software"/>
       <w:bookmarkStart w:id="44" w:name="_Toc116024921"/>
-      <w:bookmarkStart w:id="45" w:name="_Toc189561494"/>
+      <w:bookmarkStart w:id="45" w:name="_Toc190365351"/>
       <w:bookmarkEnd w:id="43"/>
       <w:r>
         <w:lastRenderedPageBreak/>
@@ -7829,7 +7823,7 @@
           <w:lang w:val="es-ES"/>
         </w:rPr>
       </w:pPr>
-      <w:bookmarkStart w:id="46" w:name="_Toc189561495"/>
+      <w:bookmarkStart w:id="46" w:name="_Toc190365352"/>
       <w:proofErr w:type="spellStart"/>
       <w:r>
         <w:rPr>
@@ -7880,7 +7874,7 @@
       <w:pPr>
         <w:pStyle w:val="Ttulo3"/>
       </w:pPr>
-      <w:bookmarkStart w:id="47" w:name="_Toc189561496"/>
+      <w:bookmarkStart w:id="47" w:name="_Toc190365353"/>
       <w:r>
         <w:t>Características</w:t>
       </w:r>
@@ -7932,7 +7926,7 @@
         </w:rPr>
       </w:pPr>
       <w:bookmarkStart w:id="48" w:name="_Toc116024922"/>
-      <w:bookmarkStart w:id="49" w:name="_Toc189561497"/>
+      <w:bookmarkStart w:id="49" w:name="_Toc190365354"/>
       <w:proofErr w:type="spellStart"/>
       <w:r>
         <w:rPr>
@@ -7983,7 +7977,7 @@
       <w:pPr>
         <w:pStyle w:val="Ttulo3"/>
       </w:pPr>
-      <w:bookmarkStart w:id="50" w:name="_Toc189561498"/>
+      <w:bookmarkStart w:id="50" w:name="_Toc190365355"/>
       <w:r>
         <w:t>Características</w:t>
       </w:r>
@@ -8057,7 +8051,7 @@
           <w:lang w:val="es-ES"/>
         </w:rPr>
       </w:pPr>
-      <w:bookmarkStart w:id="51" w:name="_Toc189561499"/>
+      <w:bookmarkStart w:id="51" w:name="_Toc190365356"/>
       <w:proofErr w:type="spellStart"/>
       <w:r>
         <w:rPr>
@@ -8096,7 +8090,7 @@
       <w:pPr>
         <w:pStyle w:val="Ttulo3"/>
       </w:pPr>
-      <w:bookmarkStart w:id="52" w:name="_Toc189561500"/>
+      <w:bookmarkStart w:id="52" w:name="_Toc190365357"/>
       <w:r>
         <w:t>Características</w:t>
       </w:r>
@@ -8141,7 +8135,7 @@
       <w:pPr>
         <w:pStyle w:val="Ttulo3"/>
       </w:pPr>
-      <w:bookmarkStart w:id="53" w:name="_Toc189561501"/>
+      <w:bookmarkStart w:id="53" w:name="_Toc190365358"/>
       <w:r>
         <w:t>Errores Resueltos</w:t>
       </w:r>
@@ -8172,7 +8166,7 @@
           <w:lang w:val="es-ES"/>
         </w:rPr>
       </w:pPr>
-      <w:bookmarkStart w:id="54" w:name="_Toc189561502"/>
+      <w:bookmarkStart w:id="54" w:name="_Toc190365359"/>
       <w:r>
         <w:rPr>
           <w:lang w:val="es-ES"/>
@@ -8203,7 +8197,7 @@
       <w:pPr>
         <w:pStyle w:val="Ttulo3"/>
       </w:pPr>
-      <w:bookmarkStart w:id="55" w:name="_Toc189561503"/>
+      <w:bookmarkStart w:id="55" w:name="_Toc190365360"/>
       <w:r>
         <w:t>Características</w:t>
       </w:r>
@@ -8235,7 +8229,7 @@
       <w:pPr>
         <w:pStyle w:val="Ttulo3"/>
       </w:pPr>
-      <w:bookmarkStart w:id="56" w:name="_Toc189561504"/>
+      <w:bookmarkStart w:id="56" w:name="_Toc190365361"/>
       <w:r>
         <w:t>Errores Resueltos</w:t>
       </w:r>
@@ -8276,7 +8270,7 @@
           <w:lang w:val="es-ES"/>
         </w:rPr>
       </w:pPr>
-      <w:bookmarkStart w:id="57" w:name="_Toc189561505"/>
+      <w:bookmarkStart w:id="57" w:name="_Toc190365362"/>
       <w:r>
         <w:rPr>
           <w:lang w:val="es-ES"/>
@@ -8298,7 +8292,7 @@
         <w:pStyle w:val="Ttulo3"/>
       </w:pPr>
       <w:bookmarkStart w:id="58" w:name="_Toc116024923"/>
-      <w:bookmarkStart w:id="59" w:name="_Toc189561506"/>
+      <w:bookmarkStart w:id="59" w:name="_Toc190365363"/>
       <w:r>
         <w:t>Características</w:t>
       </w:r>
@@ -8321,7 +8315,7 @@
         <w:pStyle w:val="Ttulo3"/>
       </w:pPr>
       <w:bookmarkStart w:id="60" w:name="_Toc116024924"/>
-      <w:bookmarkStart w:id="61" w:name="_Toc189561507"/>
+      <w:bookmarkStart w:id="61" w:name="_Toc190365364"/>
       <w:r>
         <w:t>Errores Resueltos</w:t>
       </w:r>
@@ -8358,7 +8352,7 @@
         </w:rPr>
       </w:pPr>
       <w:bookmarkStart w:id="62" w:name="_Toc116024925"/>
-      <w:bookmarkStart w:id="63" w:name="_Toc189561508"/>
+      <w:bookmarkStart w:id="63" w:name="_Toc190365365"/>
       <w:r>
         <w:rPr>
           <w:lang w:val="es-ES"/>
@@ -8391,7 +8385,7 @@
         <w:pStyle w:val="Ttulo3"/>
       </w:pPr>
       <w:bookmarkStart w:id="64" w:name="_Toc116024926"/>
-      <w:bookmarkStart w:id="65" w:name="_Toc189561509"/>
+      <w:bookmarkStart w:id="65" w:name="_Toc190365366"/>
       <w:r>
         <w:t>Características</w:t>
       </w:r>
@@ -8439,7 +8433,7 @@
         <w:pStyle w:val="Ttulo3"/>
       </w:pPr>
       <w:bookmarkStart w:id="66" w:name="_Toc116024927"/>
-      <w:bookmarkStart w:id="67" w:name="_Toc189561510"/>
+      <w:bookmarkStart w:id="67" w:name="_Toc190365367"/>
       <w:r>
         <w:t>Errores Resueltos</w:t>
       </w:r>
@@ -8465,7 +8459,7 @@
         </w:rPr>
       </w:pPr>
       <w:bookmarkStart w:id="68" w:name="_Toc116024928"/>
-      <w:bookmarkStart w:id="69" w:name="_Toc189561511"/>
+      <w:bookmarkStart w:id="69" w:name="_Toc190365368"/>
       <w:r>
         <w:rPr>
           <w:lang w:val="es-ES"/>
@@ -8480,7 +8474,7 @@
         <w:pStyle w:val="Ttulo3"/>
       </w:pPr>
       <w:bookmarkStart w:id="70" w:name="_Toc116024929"/>
-      <w:bookmarkStart w:id="71" w:name="_Toc189561512"/>
+      <w:bookmarkStart w:id="71" w:name="_Toc190365369"/>
       <w:r>
         <w:t>Características</w:t>
       </w:r>
@@ -8525,7 +8519,7 @@
         <w:pStyle w:val="Ttulo3"/>
       </w:pPr>
       <w:bookmarkStart w:id="72" w:name="_Toc116024930"/>
-      <w:bookmarkStart w:id="73" w:name="_Toc189561513"/>
+      <w:bookmarkStart w:id="73" w:name="_Toc190365370"/>
       <w:r>
         <w:t>Errores Resueltos</w:t>
       </w:r>
@@ -8559,7 +8553,7 @@
         </w:rPr>
       </w:pPr>
       <w:bookmarkStart w:id="74" w:name="_Toc116024931"/>
-      <w:bookmarkStart w:id="75" w:name="_Toc189561514"/>
+      <w:bookmarkStart w:id="75" w:name="_Toc190365371"/>
       <w:r>
         <w:rPr>
           <w:lang w:val="es-ES"/>
@@ -8575,7 +8569,7 @@
         <w:pStyle w:val="Ttulo3"/>
       </w:pPr>
       <w:bookmarkStart w:id="76" w:name="_Toc116024932"/>
-      <w:bookmarkStart w:id="77" w:name="_Toc189561515"/>
+      <w:bookmarkStart w:id="77" w:name="_Toc190365372"/>
       <w:r>
         <w:t>Características</w:t>
       </w:r>
@@ -8620,7 +8614,7 @@
         <w:pStyle w:val="Ttulo3"/>
       </w:pPr>
       <w:bookmarkStart w:id="78" w:name="_Toc116024933"/>
-      <w:bookmarkStart w:id="79" w:name="_Toc189561516"/>
+      <w:bookmarkStart w:id="79" w:name="_Toc190365373"/>
       <w:r>
         <w:t>Errores Resueltos</w:t>
       </w:r>
@@ -8649,7 +8643,7 @@
         </w:rPr>
       </w:pPr>
       <w:bookmarkStart w:id="80" w:name="_Toc116024934"/>
-      <w:bookmarkStart w:id="81" w:name="_Toc189561517"/>
+      <w:bookmarkStart w:id="81" w:name="_Toc190365374"/>
       <w:r>
         <w:rPr>
           <w:lang w:val="es-ES"/>
@@ -8664,7 +8658,7 @@
         <w:pStyle w:val="Ttulo3"/>
       </w:pPr>
       <w:bookmarkStart w:id="82" w:name="_Toc116024935"/>
-      <w:bookmarkStart w:id="83" w:name="_Toc189561518"/>
+      <w:bookmarkStart w:id="83" w:name="_Toc190365375"/>
       <w:r>
         <w:t>Características</w:t>
       </w:r>
@@ -8773,7 +8767,7 @@
         <w:pStyle w:val="Ttulo3"/>
       </w:pPr>
       <w:bookmarkStart w:id="84" w:name="_Toc116024936"/>
-      <w:bookmarkStart w:id="85" w:name="_Toc189561519"/>
+      <w:bookmarkStart w:id="85" w:name="_Toc190365376"/>
       <w:r>
         <w:t>Errores Resueltos</w:t>
       </w:r>
@@ -8879,7 +8873,7 @@
         </w:rPr>
       </w:pPr>
       <w:bookmarkStart w:id="86" w:name="_Toc116024937"/>
-      <w:bookmarkStart w:id="87" w:name="_Toc189561520"/>
+      <w:bookmarkStart w:id="87" w:name="_Toc190365377"/>
       <w:r>
         <w:rPr>
           <w:lang w:val="es-ES"/>
@@ -8894,7 +8888,7 @@
         <w:pStyle w:val="Ttulo3"/>
       </w:pPr>
       <w:bookmarkStart w:id="88" w:name="_Toc116024938"/>
-      <w:bookmarkStart w:id="89" w:name="_Toc189561521"/>
+      <w:bookmarkStart w:id="89" w:name="_Toc190365378"/>
       <w:r>
         <w:t>Características</w:t>
       </w:r>
@@ -10081,7 +10075,7 @@
         <w:pStyle w:val="Ttulo3"/>
       </w:pPr>
       <w:bookmarkStart w:id="90" w:name="_Toc116024939"/>
-      <w:bookmarkStart w:id="91" w:name="_Toc189561522"/>
+      <w:bookmarkStart w:id="91" w:name="_Toc190365379"/>
       <w:r>
         <w:t>Errores Resueltos</w:t>
       </w:r>
@@ -18460,6 +18454,32 @@
 </file>
 
 <file path=customXml/item1.xml><?xml version="1.0" encoding="utf-8"?>
+<?mso-contentType ?>
+<FormTemplates xmlns="http://schemas.microsoft.com/sharepoint/v3/contenttype/forms">
+  <Display>DocumentLibraryForm</Display>
+  <Edit>DocumentLibraryForm</Edit>
+  <New>DocumentLibraryForm</New>
+</FormTemplates>
+</file>
+
+<file path=customXml/item2.xml><?xml version="1.0" encoding="utf-8"?>
+<b:Sources xmlns:b="http://schemas.openxmlformats.org/officeDocument/2006/bibliography" xmlns="http://schemas.openxmlformats.org/officeDocument/2006/bibliography" SelectedStyle="\APA.XSL" StyleName="APA"/>
+</file>
+
+<file path=customXml/item3.xml><?xml version="1.0" encoding="utf-8"?>
+<p:properties xmlns:p="http://schemas.microsoft.com/office/2006/metadata/properties" xmlns:xsi="http://www.w3.org/2001/XMLSchema-instance" xmlns:pc="http://schemas.microsoft.com/office/infopath/2007/PartnerControls">
+  <documentManagement>
+    <Location xmlns="e3c6f3b3-f88f-4e57-8294-d53de8f54b2b" xsi:nil="true"/>
+    <TaxCatchAll xmlns="30c688ba-d7e6-407b-8c35-f2a020af6bce" xsi:nil="true"/>
+    <Comentarios xmlns="e3c6f3b3-f88f-4e57-8294-d53de8f54b2b" xsi:nil="true"/>
+    <lcf76f155ced4ddcb4097134ff3c332f xmlns="e3c6f3b3-f88f-4e57-8294-d53de8f54b2b">
+      <Terms xmlns="http://schemas.microsoft.com/office/infopath/2007/PartnerControls"/>
+    </lcf76f155ced4ddcb4097134ff3c332f>
+  </documentManagement>
+</p:properties>
+</file>
+
+<file path=customXml/item4.xml><?xml version="1.0" encoding="utf-8"?>
 <ct:contentTypeSchema xmlns:ct="http://schemas.microsoft.com/office/2006/metadata/contentType" xmlns:ma="http://schemas.microsoft.com/office/2006/metadata/properties/metaAttributes" ct:_="" ma:_="" ma:contentTypeName="Document" ma:contentTypeID="0x010100F37872BBB1B48948A69B496DD8700896" ma:contentTypeVersion="30" ma:contentTypeDescription="Create a new document." ma:contentTypeScope="" ma:versionID="db6ec5eae62717a2112663bfc8d11fc5">
   <xsd:schema xmlns:xsd="http://www.w3.org/2001/XMLSchema" xmlns:xs="http://www.w3.org/2001/XMLSchema" xmlns:p="http://schemas.microsoft.com/office/2006/metadata/properties" xmlns:ns2="e3c6f3b3-f88f-4e57-8294-d53de8f54b2b" xmlns:ns3="0e9fbc54-175b-41a1-a915-0ab6c7e45301" xmlns:ns4="30c688ba-d7e6-407b-8c35-f2a020af6bce" targetNamespace="http://schemas.microsoft.com/office/2006/metadata/properties" ma:root="true" ma:fieldsID="b607cbe47cf360e8877db2581acfff36" ns2:_="" ns3:_="" ns4:_="">
     <xsd:import namespace="e3c6f3b3-f88f-4e57-8294-d53de8f54b2b"/>
@@ -18769,33 +18789,34 @@
 </ct:contentTypeSchema>
 </file>
 
-<file path=customXml/item2.xml><?xml version="1.0" encoding="utf-8"?>
-<?mso-contentType ?>
-<FormTemplates xmlns="http://schemas.microsoft.com/sharepoint/v3/contenttype/forms">
-  <Display>DocumentLibraryForm</Display>
-  <Edit>DocumentLibraryForm</Edit>
-  <New>DocumentLibraryForm</New>
-</FormTemplates>
+<file path=customXml/itemProps1.xml><?xml version="1.0" encoding="utf-8"?>
+<ds:datastoreItem xmlns:ds="http://schemas.openxmlformats.org/officeDocument/2006/customXml" ds:itemID="{0451645F-3C5A-474B-A40F-CFD3520369E6}">
+  <ds:schemaRefs>
+    <ds:schemaRef ds:uri="http://schemas.microsoft.com/sharepoint/v3/contenttype/forms"/>
+  </ds:schemaRefs>
+</ds:datastoreItem>
 </file>
 
-<file path=customXml/item3.xml><?xml version="1.0" encoding="utf-8"?>
-<b:Sources xmlns:b="http://schemas.openxmlformats.org/officeDocument/2006/bibliography" xmlns="http://schemas.openxmlformats.org/officeDocument/2006/bibliography" SelectedStyle="\APA.XSL" StyleName="APA"/>
+<file path=customXml/itemProps2.xml><?xml version="1.0" encoding="utf-8"?>
+<ds:datastoreItem xmlns:ds="http://schemas.openxmlformats.org/officeDocument/2006/customXml" ds:itemID="{4110D91B-91E1-4550-9E50-01A84BFD4971}">
+  <ds:schemaRefs>
+    <ds:schemaRef ds:uri="http://schemas.openxmlformats.org/officeDocument/2006/bibliography"/>
+  </ds:schemaRefs>
+</ds:datastoreItem>
 </file>
 
-<file path=customXml/item4.xml><?xml version="1.0" encoding="utf-8"?>
-<p:properties xmlns:p="http://schemas.microsoft.com/office/2006/metadata/properties" xmlns:xsi="http://www.w3.org/2001/XMLSchema-instance" xmlns:pc="http://schemas.microsoft.com/office/infopath/2007/PartnerControls">
-  <documentManagement>
-    <Location xmlns="e3c6f3b3-f88f-4e57-8294-d53de8f54b2b" xsi:nil="true"/>
-    <TaxCatchAll xmlns="30c688ba-d7e6-407b-8c35-f2a020af6bce" xsi:nil="true"/>
-    <Comentarios xmlns="e3c6f3b3-f88f-4e57-8294-d53de8f54b2b" xsi:nil="true"/>
-    <lcf76f155ced4ddcb4097134ff3c332f xmlns="e3c6f3b3-f88f-4e57-8294-d53de8f54b2b">
-      <Terms xmlns="http://schemas.microsoft.com/office/infopath/2007/PartnerControls"/>
-    </lcf76f155ced4ddcb4097134ff3c332f>
-  </documentManagement>
-</p:properties>
+<file path=customXml/itemProps3.xml><?xml version="1.0" encoding="utf-8"?>
+<ds:datastoreItem xmlns:ds="http://schemas.openxmlformats.org/officeDocument/2006/customXml" ds:itemID="{A1A52B7D-C25A-4266-A71F-3882DC9463C4}">
+  <ds:schemaRefs>
+    <ds:schemaRef ds:uri="http://schemas.microsoft.com/office/2006/metadata/properties"/>
+    <ds:schemaRef ds:uri="http://schemas.microsoft.com/office/infopath/2007/PartnerControls"/>
+    <ds:schemaRef ds:uri="e3c6f3b3-f88f-4e57-8294-d53de8f54b2b"/>
+    <ds:schemaRef ds:uri="30c688ba-d7e6-407b-8c35-f2a020af6bce"/>
+  </ds:schemaRefs>
+</ds:datastoreItem>
 </file>
 
-<file path=customXml/itemProps1.xml><?xml version="1.0" encoding="utf-8"?>
+<file path=customXml/itemProps4.xml><?xml version="1.0" encoding="utf-8"?>
 <ds:datastoreItem xmlns:ds="http://schemas.openxmlformats.org/officeDocument/2006/customXml" ds:itemID="{282AF7F2-DF68-46D6-8930-79C19E84952F}">
   <ds:schemaRefs>
     <ds:schemaRef ds:uri="http://schemas.microsoft.com/office/2006/metadata/contentType"/>
@@ -18813,31 +18834,4 @@
     <ds:schemaRef ds:uri="http://schemas.microsoft.com/internal/obd"/>
   </ds:schemaRefs>
 </ds:datastoreItem>
-</file>
-
-<file path=customXml/itemProps2.xml><?xml version="1.0" encoding="utf-8"?>
-<ds:datastoreItem xmlns:ds="http://schemas.openxmlformats.org/officeDocument/2006/customXml" ds:itemID="{0451645F-3C5A-474B-A40F-CFD3520369E6}">
-  <ds:schemaRefs>
-    <ds:schemaRef ds:uri="http://schemas.microsoft.com/sharepoint/v3/contenttype/forms"/>
-  </ds:schemaRefs>
-</ds:datastoreItem>
-</file>
-
-<file path=customXml/itemProps3.xml><?xml version="1.0" encoding="utf-8"?>
-<ds:datastoreItem xmlns:ds="http://schemas.openxmlformats.org/officeDocument/2006/customXml" ds:itemID="{4110D91B-91E1-4550-9E50-01A84BFD4971}">
-  <ds:schemaRefs>
-    <ds:schemaRef ds:uri="http://schemas.openxmlformats.org/officeDocument/2006/bibliography"/>
-  </ds:schemaRefs>
-</ds:datastoreItem>
-</file>
-
-<file path=customXml/itemProps4.xml><?xml version="1.0" encoding="utf-8"?>
-<ds:datastoreItem xmlns:ds="http://schemas.openxmlformats.org/officeDocument/2006/customXml" ds:itemID="{A1A52B7D-C25A-4266-A71F-3882DC9463C4}">
-  <ds:schemaRefs>
-    <ds:schemaRef ds:uri="http://schemas.microsoft.com/office/2006/metadata/properties"/>
-    <ds:schemaRef ds:uri="http://schemas.microsoft.com/office/infopath/2007/PartnerControls"/>
-    <ds:schemaRef ds:uri="e3c6f3b3-f88f-4e57-8294-d53de8f54b2b"/>
-    <ds:schemaRef ds:uri="30c688ba-d7e6-407b-8c35-f2a020af6bce"/>
-  </ds:schemaRefs>
-</ds:datastoreItem>
 </file>
--- a/Integra-parent/documentacion/@Firma-Integr@-CambiosYNovedades-MAN.docx
+++ b/Integra-parent/documentacion/@Firma-Integr@-CambiosYNovedades-MAN.docx
@@ -72,14 +72,35 @@
           <w:sz w:val="36"/>
           <w:szCs w:val="36"/>
         </w:rPr>
-        <w:t>1.2.2_002 - 2.2.4_000</w:t>
+        <w:t>1.2.2_002 - 2.2.</w:t>
       </w:r>
       <w:r>
         <w:rPr>
           <w:sz w:val="36"/>
           <w:szCs w:val="36"/>
         </w:rPr>
+        <w:t>5</w:t>
+      </w:r>
+      <w:r>
+        <w:rPr>
+          <w:sz w:val="36"/>
+          <w:szCs w:val="36"/>
+        </w:rPr>
+        <w:t>_00</w:t>
+      </w:r>
+      <w:r>
+        <w:rPr>
+          <w:sz w:val="36"/>
+          <w:szCs w:val="36"/>
+        </w:rPr>
         <w:fldChar w:fldCharType="end"/>
+      </w:r>
+      <w:r>
+        <w:rPr>
+          <w:sz w:val="36"/>
+          <w:szCs w:val="36"/>
+        </w:rPr>
+        <w:t>0</w:t>
       </w:r>
     </w:p>
     <w:p/>
@@ -116,12 +137,6 @@
         <w:gridCol w:w="6804"/>
       </w:tblGrid>
       <w:tr>
-        <w:tblPrEx>
-          <w:tblCellMar>
-            <w:top w:w="0" w:type="dxa"/>
-            <w:bottom w:w="0" w:type="dxa"/>
-          </w:tblCellMar>
-        </w:tblPrEx>
         <w:tc>
           <w:tcPr>
             <w:tcW w:w="2552" w:type="dxa"/>
@@ -169,12 +184,6 @@
         </w:tc>
       </w:tr>
       <w:tr>
-        <w:tblPrEx>
-          <w:tblCellMar>
-            <w:top w:w="0" w:type="dxa"/>
-            <w:bottom w:w="0" w:type="dxa"/>
-          </w:tblCellMar>
-        </w:tblPrEx>
         <w:tc>
           <w:tcPr>
             <w:tcW w:w="2552" w:type="dxa"/>
@@ -205,20 +214,14 @@
             <w:r>
               <w:t>2</w:t>
             </w:r>
-            <w:r>
-              <w:t>1</w:t>
-            </w:r>
             <w:bookmarkEnd w:id="1"/>
+            <w:r>
+              <w:t>3</w:t>
+            </w:r>
           </w:p>
         </w:tc>
       </w:tr>
       <w:tr>
-        <w:tblPrEx>
-          <w:tblCellMar>
-            <w:top w:w="0" w:type="dxa"/>
-            <w:bottom w:w="0" w:type="dxa"/>
-          </w:tblCellMar>
-        </w:tblPrEx>
         <w:tc>
           <w:tcPr>
             <w:tcW w:w="2552" w:type="dxa"/>
@@ -244,7 +247,7 @@
             </w:pPr>
             <w:bookmarkStart w:id="2" w:name="FECHA_MODIFICACION"/>
             <w:r>
-              <w:t>29</w:t>
+              <w:t>27</w:t>
             </w:r>
             <w:r>
               <w:t>-</w:t>
@@ -253,25 +256,19 @@
               <w:t>0</w:t>
             </w:r>
             <w:r>
-              <w:t>1</w:t>
+              <w:t>3</w:t>
             </w:r>
             <w:r>
               <w:t>-202</w:t>
             </w:r>
-            <w:r>
-              <w:t>4</w:t>
-            </w:r>
             <w:bookmarkEnd w:id="2"/>
+            <w:r>
+              <w:t>5</w:t>
+            </w:r>
           </w:p>
         </w:tc>
       </w:tr>
       <w:tr>
-        <w:tblPrEx>
-          <w:tblCellMar>
-            <w:top w:w="0" w:type="dxa"/>
-            <w:bottom w:w="0" w:type="dxa"/>
-          </w:tblCellMar>
-        </w:tblPrEx>
         <w:tc>
           <w:tcPr>
             <w:tcW w:w="2552" w:type="dxa"/>
@@ -360,12 +357,6 @@
         <w:gridCol w:w="6152"/>
       </w:tblGrid>
       <w:tr>
-        <w:tblPrEx>
-          <w:tblCellMar>
-            <w:top w:w="0" w:type="dxa"/>
-            <w:bottom w:w="0" w:type="dxa"/>
-          </w:tblCellMar>
-        </w:tblPrEx>
         <w:trPr>
           <w:trHeight w:val="279"/>
         </w:trPr>
@@ -392,27 +383,17 @@
               <w:pStyle w:val="Tabla"/>
               <w:jc w:val="both"/>
             </w:pPr>
-            <w:r>
-              <w:fldChar w:fldCharType="begin"/>
-            </w:r>
-            <w:r>
-              <w:instrText xml:space="preserve"> REF TITULO_DOCUMENTO  \* MERGEFORMAT </w:instrText>
-            </w:r>
-            <w:r>
-              <w:fldChar w:fldCharType="separate"/>
-            </w:r>
-            <w:r>
-              <w:t>@Firma</w:t>
-            </w:r>
-            <w:r>
-              <w:t>-</w:t>
-            </w:r>
-            <w:r>
-              <w:t>Integr@-CambiosYNovedades-MAN</w:t>
-            </w:r>
-            <w:r>
-              <w:fldChar w:fldCharType="end"/>
-            </w:r>
+            <w:fldSimple w:instr="REF TITULO_DOCUMENTO  \* MERGEFORMAT">
+              <w:r>
+                <w:t>@Firma</w:t>
+              </w:r>
+              <w:r>
+                <w:t>-</w:t>
+              </w:r>
+              <w:r>
+                <w:t>Integr@-CambiosYNovedades-MAN</w:t>
+              </w:r>
+            </w:fldSimple>
             <w:r>
               <w:t xml:space="preserve"> </w:t>
             </w:r>
@@ -420,12 +401,6 @@
         </w:tc>
       </w:tr>
       <w:tr>
-        <w:tblPrEx>
-          <w:tblCellMar>
-            <w:top w:w="0" w:type="dxa"/>
-            <w:bottom w:w="0" w:type="dxa"/>
-          </w:tblCellMar>
-        </w:tblPrEx>
         <w:trPr>
           <w:trHeight w:val="153"/>
         </w:trPr>
@@ -456,30 +431,12 @@
               </w:rPr>
             </w:pPr>
             <w:r>
-              <w:fldChar w:fldCharType="begin"/>
-            </w:r>
-            <w:r>
-              <w:instrText xml:space="preserve"> REF  VERSION </w:instrText>
-            </w:r>
-            <w:r>
-              <w:fldChar w:fldCharType="separate"/>
-            </w:r>
-            <w:r>
-              <w:t>021</w:t>
-            </w:r>
-            <w:r>
-              <w:fldChar w:fldCharType="end"/>
+              <w:t>023</w:t>
             </w:r>
           </w:p>
         </w:tc>
       </w:tr>
       <w:tr>
-        <w:tblPrEx>
-          <w:tblCellMar>
-            <w:top w:w="0" w:type="dxa"/>
-            <w:bottom w:w="0" w:type="dxa"/>
-          </w:tblCellMar>
-        </w:tblPrEx>
         <w:trPr>
           <w:trHeight w:val="153"/>
         </w:trPr>
@@ -507,22 +464,10 @@
               <w:jc w:val="both"/>
             </w:pPr>
             <w:r>
-              <w:fldChar w:fldCharType="begin"/>
-            </w:r>
-            <w:r>
-              <w:instrText xml:space="preserve"> REF FECHA_MODIFICACION </w:instrText>
-            </w:r>
-            <w:r>
-              <w:instrText xml:space="preserve"> \* MERGEFORMAT </w:instrText>
-            </w:r>
-            <w:r>
-              <w:fldChar w:fldCharType="separate"/>
-            </w:r>
-            <w:r>
-              <w:t>29-01-2024</w:t>
-            </w:r>
-            <w:r>
-              <w:fldChar w:fldCharType="end"/>
+              <w:t>27-0</w:t>
+            </w:r>
+            <w:r>
+              <w:t>3-2025</w:t>
             </w:r>
           </w:p>
         </w:tc>
@@ -545,12 +490,6 @@
         <w:gridCol w:w="8080"/>
       </w:tblGrid>
       <w:tr>
-        <w:tblPrEx>
-          <w:tblCellMar>
-            <w:top w:w="0" w:type="dxa"/>
-            <w:bottom w:w="0" w:type="dxa"/>
-          </w:tblCellMar>
-        </w:tblPrEx>
         <w:tc>
           <w:tcPr>
             <w:tcW w:w="1488" w:type="dxa"/>
@@ -584,12 +523,6 @@
         </w:tc>
       </w:tr>
       <w:tr>
-        <w:tblPrEx>
-          <w:tblCellMar>
-            <w:top w:w="0" w:type="dxa"/>
-            <w:bottom w:w="0" w:type="dxa"/>
-          </w:tblCellMar>
-        </w:tblPrEx>
         <w:tc>
           <w:tcPr>
             <w:tcW w:w="1488" w:type="dxa"/>
@@ -635,12 +568,6 @@
         </w:tc>
       </w:tr>
       <w:tr>
-        <w:tblPrEx>
-          <w:tblCellMar>
-            <w:top w:w="0" w:type="dxa"/>
-            <w:bottom w:w="0" w:type="dxa"/>
-          </w:tblCellMar>
-        </w:tblPrEx>
         <w:tc>
           <w:tcPr>
             <w:tcW w:w="1488" w:type="dxa"/>
@@ -697,12 +624,6 @@
         <w:gridCol w:w="8080"/>
       </w:tblGrid>
       <w:tr>
-        <w:tblPrEx>
-          <w:tblCellMar>
-            <w:top w:w="0" w:type="dxa"/>
-            <w:bottom w:w="0" w:type="dxa"/>
-          </w:tblCellMar>
-        </w:tblPrEx>
         <w:tc>
           <w:tcPr>
             <w:tcW w:w="1488" w:type="dxa"/>
@@ -736,12 +657,6 @@
         </w:tc>
       </w:tr>
       <w:tr>
-        <w:tblPrEx>
-          <w:tblCellMar>
-            <w:top w:w="0" w:type="dxa"/>
-            <w:bottom w:w="0" w:type="dxa"/>
-          </w:tblCellMar>
-        </w:tblPrEx>
         <w:tc>
           <w:tcPr>
             <w:tcW w:w="1488" w:type="dxa"/>
@@ -772,12 +687,6 @@
         </w:tc>
       </w:tr>
       <w:tr>
-        <w:tblPrEx>
-          <w:tblCellMar>
-            <w:top w:w="0" w:type="dxa"/>
-            <w:bottom w:w="0" w:type="dxa"/>
-          </w:tblCellMar>
-        </w:tblPrEx>
         <w:tc>
           <w:tcPr>
             <w:tcW w:w="1488" w:type="dxa"/>
@@ -828,12 +737,6 @@
         <w:gridCol w:w="8080"/>
       </w:tblGrid>
       <w:tr>
-        <w:tblPrEx>
-          <w:tblCellMar>
-            <w:top w:w="0" w:type="dxa"/>
-            <w:bottom w:w="0" w:type="dxa"/>
-          </w:tblCellMar>
-        </w:tblPrEx>
         <w:tc>
           <w:tcPr>
             <w:tcW w:w="1488" w:type="dxa"/>
@@ -867,12 +770,6 @@
         </w:tc>
       </w:tr>
       <w:tr>
-        <w:tblPrEx>
-          <w:tblCellMar>
-            <w:top w:w="0" w:type="dxa"/>
-            <w:bottom w:w="0" w:type="dxa"/>
-          </w:tblCellMar>
-        </w:tblPrEx>
         <w:tc>
           <w:tcPr>
             <w:tcW w:w="1488" w:type="dxa"/>
@@ -903,12 +800,6 @@
         </w:tc>
       </w:tr>
       <w:tr>
-        <w:tblPrEx>
-          <w:tblCellMar>
-            <w:top w:w="0" w:type="dxa"/>
-            <w:bottom w:w="0" w:type="dxa"/>
-          </w:tblCellMar>
-        </w:tblPrEx>
         <w:tc>
           <w:tcPr>
             <w:tcW w:w="1488" w:type="dxa"/>
@@ -959,12 +850,6 @@
         <w:gridCol w:w="8080"/>
       </w:tblGrid>
       <w:tr>
-        <w:tblPrEx>
-          <w:tblCellMar>
-            <w:top w:w="0" w:type="dxa"/>
-            <w:bottom w:w="0" w:type="dxa"/>
-          </w:tblCellMar>
-        </w:tblPrEx>
         <w:tc>
           <w:tcPr>
             <w:tcW w:w="1488" w:type="dxa"/>
@@ -998,12 +883,6 @@
         </w:tc>
       </w:tr>
       <w:tr>
-        <w:tblPrEx>
-          <w:tblCellMar>
-            <w:top w:w="0" w:type="dxa"/>
-            <w:bottom w:w="0" w:type="dxa"/>
-          </w:tblCellMar>
-        </w:tblPrEx>
         <w:tc>
           <w:tcPr>
             <w:tcW w:w="1488" w:type="dxa"/>
@@ -1034,12 +913,6 @@
         </w:tc>
       </w:tr>
       <w:tr>
-        <w:tblPrEx>
-          <w:tblCellMar>
-            <w:top w:w="0" w:type="dxa"/>
-            <w:bottom w:w="0" w:type="dxa"/>
-          </w:tblCellMar>
-        </w:tblPrEx>
         <w:tc>
           <w:tcPr>
             <w:tcW w:w="1488" w:type="dxa"/>
@@ -1072,7 +945,7 @@
               <w:pStyle w:val="Tabla"/>
               <w:jc w:val="both"/>
               <w:rPr>
-                <w:rStyle w:val="Textoennegrita"/>
+                <w:rStyle w:val="Strong"/>
               </w:rPr>
             </w:pPr>
             <w:r>
@@ -1102,12 +975,6 @@
         <w:gridCol w:w="8080"/>
       </w:tblGrid>
       <w:tr>
-        <w:tblPrEx>
-          <w:tblCellMar>
-            <w:top w:w="0" w:type="dxa"/>
-            <w:bottom w:w="0" w:type="dxa"/>
-          </w:tblCellMar>
-        </w:tblPrEx>
         <w:tc>
           <w:tcPr>
             <w:tcW w:w="1488" w:type="dxa"/>
@@ -1141,12 +1008,6 @@
         </w:tc>
       </w:tr>
       <w:tr>
-        <w:tblPrEx>
-          <w:tblCellMar>
-            <w:top w:w="0" w:type="dxa"/>
-            <w:bottom w:w="0" w:type="dxa"/>
-          </w:tblCellMar>
-        </w:tblPrEx>
         <w:tc>
           <w:tcPr>
             <w:tcW w:w="1488" w:type="dxa"/>
@@ -1177,12 +1038,6 @@
         </w:tc>
       </w:tr>
       <w:tr>
-        <w:tblPrEx>
-          <w:tblCellMar>
-            <w:top w:w="0" w:type="dxa"/>
-            <w:bottom w:w="0" w:type="dxa"/>
-          </w:tblCellMar>
-        </w:tblPrEx>
         <w:tc>
           <w:tcPr>
             <w:tcW w:w="1488" w:type="dxa"/>
@@ -1206,7 +1061,7 @@
               <w:pStyle w:val="Tabla"/>
               <w:jc w:val="both"/>
               <w:rPr>
-                <w:rStyle w:val="Textoennegrita"/>
+                <w:rStyle w:val="Strong"/>
               </w:rPr>
             </w:pPr>
             <w:r>
@@ -1236,12 +1091,6 @@
         <w:gridCol w:w="8080"/>
       </w:tblGrid>
       <w:tr>
-        <w:tblPrEx>
-          <w:tblCellMar>
-            <w:top w:w="0" w:type="dxa"/>
-            <w:bottom w:w="0" w:type="dxa"/>
-          </w:tblCellMar>
-        </w:tblPrEx>
         <w:tc>
           <w:tcPr>
             <w:tcW w:w="1488" w:type="dxa"/>
@@ -1275,12 +1124,6 @@
         </w:tc>
       </w:tr>
       <w:tr>
-        <w:tblPrEx>
-          <w:tblCellMar>
-            <w:top w:w="0" w:type="dxa"/>
-            <w:bottom w:w="0" w:type="dxa"/>
-          </w:tblCellMar>
-        </w:tblPrEx>
         <w:tc>
           <w:tcPr>
             <w:tcW w:w="1488" w:type="dxa"/>
@@ -1311,12 +1154,6 @@
         </w:tc>
       </w:tr>
       <w:tr>
-        <w:tblPrEx>
-          <w:tblCellMar>
-            <w:top w:w="0" w:type="dxa"/>
-            <w:bottom w:w="0" w:type="dxa"/>
-          </w:tblCellMar>
-        </w:tblPrEx>
         <w:tc>
           <w:tcPr>
             <w:tcW w:w="1488" w:type="dxa"/>
@@ -1340,7 +1177,7 @@
               <w:pStyle w:val="Tabla"/>
               <w:jc w:val="both"/>
               <w:rPr>
-                <w:rStyle w:val="Textoennegrita"/>
+                <w:rStyle w:val="Strong"/>
               </w:rPr>
             </w:pPr>
             <w:r>
@@ -1370,12 +1207,6 @@
         <w:gridCol w:w="8080"/>
       </w:tblGrid>
       <w:tr>
-        <w:tblPrEx>
-          <w:tblCellMar>
-            <w:top w:w="0" w:type="dxa"/>
-            <w:bottom w:w="0" w:type="dxa"/>
-          </w:tblCellMar>
-        </w:tblPrEx>
         <w:tc>
           <w:tcPr>
             <w:tcW w:w="1488" w:type="dxa"/>
@@ -1409,12 +1240,6 @@
         </w:tc>
       </w:tr>
       <w:tr>
-        <w:tblPrEx>
-          <w:tblCellMar>
-            <w:top w:w="0" w:type="dxa"/>
-            <w:bottom w:w="0" w:type="dxa"/>
-          </w:tblCellMar>
-        </w:tblPrEx>
         <w:tc>
           <w:tcPr>
             <w:tcW w:w="1488" w:type="dxa"/>
@@ -1445,12 +1270,6 @@
         </w:tc>
       </w:tr>
       <w:tr>
-        <w:tblPrEx>
-          <w:tblCellMar>
-            <w:top w:w="0" w:type="dxa"/>
-            <w:bottom w:w="0" w:type="dxa"/>
-          </w:tblCellMar>
-        </w:tblPrEx>
         <w:tc>
           <w:tcPr>
             <w:tcW w:w="1488" w:type="dxa"/>
@@ -1474,7 +1293,7 @@
               <w:pStyle w:val="Tabla"/>
               <w:jc w:val="both"/>
               <w:rPr>
-                <w:rStyle w:val="Textoennegrita"/>
+                <w:rStyle w:val="Strong"/>
                 <w:u w:val="single"/>
               </w:rPr>
             </w:pPr>
@@ -1515,12 +1334,6 @@
         <w:gridCol w:w="8080"/>
       </w:tblGrid>
       <w:tr>
-        <w:tblPrEx>
-          <w:tblCellMar>
-            <w:top w:w="0" w:type="dxa"/>
-            <w:bottom w:w="0" w:type="dxa"/>
-          </w:tblCellMar>
-        </w:tblPrEx>
         <w:tc>
           <w:tcPr>
             <w:tcW w:w="1488" w:type="dxa"/>
@@ -1555,12 +1368,6 @@
         </w:tc>
       </w:tr>
       <w:tr>
-        <w:tblPrEx>
-          <w:tblCellMar>
-            <w:top w:w="0" w:type="dxa"/>
-            <w:bottom w:w="0" w:type="dxa"/>
-          </w:tblCellMar>
-        </w:tblPrEx>
         <w:tc>
           <w:tcPr>
             <w:tcW w:w="1488" w:type="dxa"/>
@@ -1591,12 +1398,6 @@
         </w:tc>
       </w:tr>
       <w:tr>
-        <w:tblPrEx>
-          <w:tblCellMar>
-            <w:top w:w="0" w:type="dxa"/>
-            <w:bottom w:w="0" w:type="dxa"/>
-          </w:tblCellMar>
-        </w:tblPrEx>
         <w:tc>
           <w:tcPr>
             <w:tcW w:w="1488" w:type="dxa"/>
@@ -1620,7 +1421,7 @@
               <w:pStyle w:val="Tabla"/>
               <w:jc w:val="both"/>
               <w:rPr>
-                <w:rStyle w:val="Textoennegrita"/>
+                <w:rStyle w:val="Strong"/>
                 <w:u w:val="single"/>
               </w:rPr>
             </w:pPr>
@@ -1651,12 +1452,6 @@
         <w:gridCol w:w="8080"/>
       </w:tblGrid>
       <w:tr>
-        <w:tblPrEx>
-          <w:tblCellMar>
-            <w:top w:w="0" w:type="dxa"/>
-            <w:bottom w:w="0" w:type="dxa"/>
-          </w:tblCellMar>
-        </w:tblPrEx>
         <w:tc>
           <w:tcPr>
             <w:tcW w:w="1488" w:type="dxa"/>
@@ -1690,12 +1485,6 @@
         </w:tc>
       </w:tr>
       <w:tr>
-        <w:tblPrEx>
-          <w:tblCellMar>
-            <w:top w:w="0" w:type="dxa"/>
-            <w:bottom w:w="0" w:type="dxa"/>
-          </w:tblCellMar>
-        </w:tblPrEx>
         <w:tc>
           <w:tcPr>
             <w:tcW w:w="1488" w:type="dxa"/>
@@ -1726,12 +1515,6 @@
         </w:tc>
       </w:tr>
       <w:tr>
-        <w:tblPrEx>
-          <w:tblCellMar>
-            <w:top w:w="0" w:type="dxa"/>
-            <w:bottom w:w="0" w:type="dxa"/>
-          </w:tblCellMar>
-        </w:tblPrEx>
         <w:tc>
           <w:tcPr>
             <w:tcW w:w="1488" w:type="dxa"/>
@@ -1755,7 +1538,7 @@
               <w:pStyle w:val="Tabla"/>
               <w:jc w:val="both"/>
               <w:rPr>
-                <w:rStyle w:val="Textoennegrita"/>
+                <w:rStyle w:val="Strong"/>
                 <w:u w:val="single"/>
               </w:rPr>
             </w:pPr>
@@ -1786,12 +1569,6 @@
         <w:gridCol w:w="8080"/>
       </w:tblGrid>
       <w:tr>
-        <w:tblPrEx>
-          <w:tblCellMar>
-            <w:top w:w="0" w:type="dxa"/>
-            <w:bottom w:w="0" w:type="dxa"/>
-          </w:tblCellMar>
-        </w:tblPrEx>
         <w:tc>
           <w:tcPr>
             <w:tcW w:w="1488" w:type="dxa"/>
@@ -1825,12 +1602,6 @@
         </w:tc>
       </w:tr>
       <w:tr>
-        <w:tblPrEx>
-          <w:tblCellMar>
-            <w:top w:w="0" w:type="dxa"/>
-            <w:bottom w:w="0" w:type="dxa"/>
-          </w:tblCellMar>
-        </w:tblPrEx>
         <w:tc>
           <w:tcPr>
             <w:tcW w:w="1488" w:type="dxa"/>
@@ -1861,12 +1632,6 @@
         </w:tc>
       </w:tr>
       <w:tr>
-        <w:tblPrEx>
-          <w:tblCellMar>
-            <w:top w:w="0" w:type="dxa"/>
-            <w:bottom w:w="0" w:type="dxa"/>
-          </w:tblCellMar>
-        </w:tblPrEx>
         <w:tc>
           <w:tcPr>
             <w:tcW w:w="1488" w:type="dxa"/>
@@ -1890,7 +1655,7 @@
               <w:pStyle w:val="Tabla"/>
               <w:jc w:val="both"/>
               <w:rPr>
-                <w:rStyle w:val="Textoennegrita"/>
+                <w:rStyle w:val="Strong"/>
                 <w:u w:val="single"/>
               </w:rPr>
             </w:pPr>
@@ -1921,12 +1686,6 @@
         <w:gridCol w:w="8080"/>
       </w:tblGrid>
       <w:tr>
-        <w:tblPrEx>
-          <w:tblCellMar>
-            <w:top w:w="0" w:type="dxa"/>
-            <w:bottom w:w="0" w:type="dxa"/>
-          </w:tblCellMar>
-        </w:tblPrEx>
         <w:tc>
           <w:tcPr>
             <w:tcW w:w="1488" w:type="dxa"/>
@@ -1960,12 +1719,6 @@
         </w:tc>
       </w:tr>
       <w:tr>
-        <w:tblPrEx>
-          <w:tblCellMar>
-            <w:top w:w="0" w:type="dxa"/>
-            <w:bottom w:w="0" w:type="dxa"/>
-          </w:tblCellMar>
-        </w:tblPrEx>
         <w:tc>
           <w:tcPr>
             <w:tcW w:w="1488" w:type="dxa"/>
@@ -1996,12 +1749,6 @@
         </w:tc>
       </w:tr>
       <w:tr>
-        <w:tblPrEx>
-          <w:tblCellMar>
-            <w:top w:w="0" w:type="dxa"/>
-            <w:bottom w:w="0" w:type="dxa"/>
-          </w:tblCellMar>
-        </w:tblPrEx>
         <w:tc>
           <w:tcPr>
             <w:tcW w:w="1488" w:type="dxa"/>
@@ -2025,7 +1772,7 @@
               <w:pStyle w:val="Tabla"/>
               <w:jc w:val="both"/>
               <w:rPr>
-                <w:rStyle w:val="Textoennegrita"/>
+                <w:rStyle w:val="Strong"/>
                 <w:u w:val="single"/>
               </w:rPr>
             </w:pPr>
@@ -2056,12 +1803,6 @@
         <w:gridCol w:w="8080"/>
       </w:tblGrid>
       <w:tr>
-        <w:tblPrEx>
-          <w:tblCellMar>
-            <w:top w:w="0" w:type="dxa"/>
-            <w:bottom w:w="0" w:type="dxa"/>
-          </w:tblCellMar>
-        </w:tblPrEx>
         <w:tc>
           <w:tcPr>
             <w:tcW w:w="1488" w:type="dxa"/>
@@ -2095,12 +1836,6 @@
         </w:tc>
       </w:tr>
       <w:tr>
-        <w:tblPrEx>
-          <w:tblCellMar>
-            <w:top w:w="0" w:type="dxa"/>
-            <w:bottom w:w="0" w:type="dxa"/>
-          </w:tblCellMar>
-        </w:tblPrEx>
         <w:tc>
           <w:tcPr>
             <w:tcW w:w="1488" w:type="dxa"/>
@@ -2131,12 +1866,6 @@
         </w:tc>
       </w:tr>
       <w:tr>
-        <w:tblPrEx>
-          <w:tblCellMar>
-            <w:top w:w="0" w:type="dxa"/>
-            <w:bottom w:w="0" w:type="dxa"/>
-          </w:tblCellMar>
-        </w:tblPrEx>
         <w:tc>
           <w:tcPr>
             <w:tcW w:w="1488" w:type="dxa"/>
@@ -2160,7 +1889,7 @@
               <w:pStyle w:val="Tabla"/>
               <w:jc w:val="both"/>
               <w:rPr>
-                <w:rStyle w:val="Textoennegrita"/>
+                <w:rStyle w:val="Strong"/>
                 <w:u w:val="single"/>
               </w:rPr>
             </w:pPr>
@@ -2187,12 +1916,6 @@
         <w:gridCol w:w="8080"/>
       </w:tblGrid>
       <w:tr>
-        <w:tblPrEx>
-          <w:tblCellMar>
-            <w:top w:w="0" w:type="dxa"/>
-            <w:bottom w:w="0" w:type="dxa"/>
-          </w:tblCellMar>
-        </w:tblPrEx>
         <w:tc>
           <w:tcPr>
             <w:tcW w:w="1488" w:type="dxa"/>
@@ -2226,12 +1949,6 @@
         </w:tc>
       </w:tr>
       <w:tr>
-        <w:tblPrEx>
-          <w:tblCellMar>
-            <w:top w:w="0" w:type="dxa"/>
-            <w:bottom w:w="0" w:type="dxa"/>
-          </w:tblCellMar>
-        </w:tblPrEx>
         <w:tc>
           <w:tcPr>
             <w:tcW w:w="1488" w:type="dxa"/>
@@ -2262,12 +1979,6 @@
         </w:tc>
       </w:tr>
       <w:tr>
-        <w:tblPrEx>
-          <w:tblCellMar>
-            <w:top w:w="0" w:type="dxa"/>
-            <w:bottom w:w="0" w:type="dxa"/>
-          </w:tblCellMar>
-        </w:tblPrEx>
         <w:tc>
           <w:tcPr>
             <w:tcW w:w="1488" w:type="dxa"/>
@@ -2291,7 +2002,7 @@
               <w:pStyle w:val="Tabla"/>
               <w:jc w:val="both"/>
               <w:rPr>
-                <w:rStyle w:val="Textoennegrita"/>
+                <w:rStyle w:val="Strong"/>
                 <w:u w:val="single"/>
               </w:rPr>
             </w:pPr>
@@ -2324,12 +2035,6 @@
         <w:gridCol w:w="8080"/>
       </w:tblGrid>
       <w:tr>
-        <w:tblPrEx>
-          <w:tblCellMar>
-            <w:top w:w="0" w:type="dxa"/>
-            <w:bottom w:w="0" w:type="dxa"/>
-          </w:tblCellMar>
-        </w:tblPrEx>
         <w:tc>
           <w:tcPr>
             <w:tcW w:w="1488" w:type="dxa"/>
@@ -2363,12 +2068,6 @@
         </w:tc>
       </w:tr>
       <w:tr>
-        <w:tblPrEx>
-          <w:tblCellMar>
-            <w:top w:w="0" w:type="dxa"/>
-            <w:bottom w:w="0" w:type="dxa"/>
-          </w:tblCellMar>
-        </w:tblPrEx>
         <w:tc>
           <w:tcPr>
             <w:tcW w:w="1488" w:type="dxa"/>
@@ -2399,12 +2098,6 @@
         </w:tc>
       </w:tr>
       <w:tr>
-        <w:tblPrEx>
-          <w:tblCellMar>
-            <w:top w:w="0" w:type="dxa"/>
-            <w:bottom w:w="0" w:type="dxa"/>
-          </w:tblCellMar>
-        </w:tblPrEx>
         <w:tc>
           <w:tcPr>
             <w:tcW w:w="1488" w:type="dxa"/>
@@ -2428,7 +2121,7 @@
               <w:pStyle w:val="Tabla"/>
               <w:jc w:val="both"/>
               <w:rPr>
-                <w:rStyle w:val="Textoennegrita"/>
+                <w:rStyle w:val="Strong"/>
                 <w:u w:val="single"/>
               </w:rPr>
             </w:pPr>
@@ -2455,12 +2148,6 @@
         <w:gridCol w:w="8080"/>
       </w:tblGrid>
       <w:tr>
-        <w:tblPrEx>
-          <w:tblCellMar>
-            <w:top w:w="0" w:type="dxa"/>
-            <w:bottom w:w="0" w:type="dxa"/>
-          </w:tblCellMar>
-        </w:tblPrEx>
         <w:tc>
           <w:tcPr>
             <w:tcW w:w="1488" w:type="dxa"/>
@@ -2494,12 +2181,6 @@
         </w:tc>
       </w:tr>
       <w:tr>
-        <w:tblPrEx>
-          <w:tblCellMar>
-            <w:top w:w="0" w:type="dxa"/>
-            <w:bottom w:w="0" w:type="dxa"/>
-          </w:tblCellMar>
-        </w:tblPrEx>
         <w:tc>
           <w:tcPr>
             <w:tcW w:w="1488" w:type="dxa"/>
@@ -2530,12 +2211,6 @@
         </w:tc>
       </w:tr>
       <w:tr>
-        <w:tblPrEx>
-          <w:tblCellMar>
-            <w:top w:w="0" w:type="dxa"/>
-            <w:bottom w:w="0" w:type="dxa"/>
-          </w:tblCellMar>
-        </w:tblPrEx>
         <w:tc>
           <w:tcPr>
             <w:tcW w:w="1488" w:type="dxa"/>
@@ -2559,7 +2234,7 @@
               <w:pStyle w:val="Tabla"/>
               <w:jc w:val="both"/>
               <w:rPr>
-                <w:rStyle w:val="Textoennegrita"/>
+                <w:rStyle w:val="Strong"/>
                 <w:u w:val="single"/>
               </w:rPr>
             </w:pPr>
@@ -2596,12 +2271,6 @@
         <w:gridCol w:w="8080"/>
       </w:tblGrid>
       <w:tr>
-        <w:tblPrEx>
-          <w:tblCellMar>
-            <w:top w:w="0" w:type="dxa"/>
-            <w:bottom w:w="0" w:type="dxa"/>
-          </w:tblCellMar>
-        </w:tblPrEx>
         <w:tc>
           <w:tcPr>
             <w:tcW w:w="1488" w:type="dxa"/>
@@ -2632,12 +2301,6 @@
         </w:tc>
       </w:tr>
       <w:tr>
-        <w:tblPrEx>
-          <w:tblCellMar>
-            <w:top w:w="0" w:type="dxa"/>
-            <w:bottom w:w="0" w:type="dxa"/>
-          </w:tblCellMar>
-        </w:tblPrEx>
         <w:tc>
           <w:tcPr>
             <w:tcW w:w="1488" w:type="dxa"/>
@@ -2668,12 +2331,6 @@
         </w:tc>
       </w:tr>
       <w:tr>
-        <w:tblPrEx>
-          <w:tblCellMar>
-            <w:top w:w="0" w:type="dxa"/>
-            <w:bottom w:w="0" w:type="dxa"/>
-          </w:tblCellMar>
-        </w:tblPrEx>
         <w:tc>
           <w:tcPr>
             <w:tcW w:w="1488" w:type="dxa"/>
@@ -2697,7 +2354,7 @@
               <w:pStyle w:val="Tabla"/>
               <w:jc w:val="both"/>
               <w:rPr>
-                <w:rStyle w:val="Textoennegrita"/>
+                <w:rStyle w:val="Strong"/>
                 <w:u w:val="single"/>
               </w:rPr>
             </w:pPr>
@@ -2734,12 +2391,6 @@
         <w:gridCol w:w="8080"/>
       </w:tblGrid>
       <w:tr>
-        <w:tblPrEx>
-          <w:tblCellMar>
-            <w:top w:w="0" w:type="dxa"/>
-            <w:bottom w:w="0" w:type="dxa"/>
-          </w:tblCellMar>
-        </w:tblPrEx>
         <w:tc>
           <w:tcPr>
             <w:tcW w:w="1488" w:type="dxa"/>
@@ -2772,12 +2423,6 @@
         </w:tc>
       </w:tr>
       <w:tr>
-        <w:tblPrEx>
-          <w:tblCellMar>
-            <w:top w:w="0" w:type="dxa"/>
-            <w:bottom w:w="0" w:type="dxa"/>
-          </w:tblCellMar>
-        </w:tblPrEx>
         <w:tc>
           <w:tcPr>
             <w:tcW w:w="1488" w:type="dxa"/>
@@ -2808,12 +2453,6 @@
         </w:tc>
       </w:tr>
       <w:tr>
-        <w:tblPrEx>
-          <w:tblCellMar>
-            <w:top w:w="0" w:type="dxa"/>
-            <w:bottom w:w="0" w:type="dxa"/>
-          </w:tblCellMar>
-        </w:tblPrEx>
         <w:tc>
           <w:tcPr>
             <w:tcW w:w="1488" w:type="dxa"/>
@@ -2837,7 +2476,7 @@
               <w:pStyle w:val="Tabla"/>
               <w:jc w:val="both"/>
               <w:rPr>
-                <w:rStyle w:val="Textoennegrita"/>
+                <w:rStyle w:val="Strong"/>
                 <w:u w:val="single"/>
               </w:rPr>
             </w:pPr>
@@ -2868,12 +2507,6 @@
         <w:gridCol w:w="8080"/>
       </w:tblGrid>
       <w:tr>
-        <w:tblPrEx>
-          <w:tblCellMar>
-            <w:top w:w="0" w:type="dxa"/>
-            <w:bottom w:w="0" w:type="dxa"/>
-          </w:tblCellMar>
-        </w:tblPrEx>
         <w:tc>
           <w:tcPr>
             <w:tcW w:w="1488" w:type="dxa"/>
@@ -2904,12 +2537,6 @@
         </w:tc>
       </w:tr>
       <w:tr>
-        <w:tblPrEx>
-          <w:tblCellMar>
-            <w:top w:w="0" w:type="dxa"/>
-            <w:bottom w:w="0" w:type="dxa"/>
-          </w:tblCellMar>
-        </w:tblPrEx>
         <w:tc>
           <w:tcPr>
             <w:tcW w:w="1488" w:type="dxa"/>
@@ -2943,12 +2570,6 @@
         </w:tc>
       </w:tr>
       <w:tr>
-        <w:tblPrEx>
-          <w:tblCellMar>
-            <w:top w:w="0" w:type="dxa"/>
-            <w:bottom w:w="0" w:type="dxa"/>
-          </w:tblCellMar>
-        </w:tblPrEx>
         <w:tc>
           <w:tcPr>
             <w:tcW w:w="1488" w:type="dxa"/>
@@ -2972,7 +2593,7 @@
               <w:pStyle w:val="Tabla"/>
               <w:jc w:val="both"/>
               <w:rPr>
-                <w:rStyle w:val="Textoennegrita"/>
+                <w:rStyle w:val="Strong"/>
                 <w:u w:val="single"/>
               </w:rPr>
             </w:pPr>
@@ -3005,12 +2626,6 @@
         <w:gridCol w:w="8080"/>
       </w:tblGrid>
       <w:tr>
-        <w:tblPrEx>
-          <w:tblCellMar>
-            <w:top w:w="0" w:type="dxa"/>
-            <w:bottom w:w="0" w:type="dxa"/>
-          </w:tblCellMar>
-        </w:tblPrEx>
         <w:tc>
           <w:tcPr>
             <w:tcW w:w="1488" w:type="dxa"/>
@@ -3041,12 +2656,6 @@
         </w:tc>
       </w:tr>
       <w:tr>
-        <w:tblPrEx>
-          <w:tblCellMar>
-            <w:top w:w="0" w:type="dxa"/>
-            <w:bottom w:w="0" w:type="dxa"/>
-          </w:tblCellMar>
-        </w:tblPrEx>
         <w:tc>
           <w:tcPr>
             <w:tcW w:w="1488" w:type="dxa"/>
@@ -3080,12 +2689,6 @@
         </w:tc>
       </w:tr>
       <w:tr>
-        <w:tblPrEx>
-          <w:tblCellMar>
-            <w:top w:w="0" w:type="dxa"/>
-            <w:bottom w:w="0" w:type="dxa"/>
-          </w:tblCellMar>
-        </w:tblPrEx>
         <w:tc>
           <w:tcPr>
             <w:tcW w:w="1488" w:type="dxa"/>
@@ -3109,7 +2712,7 @@
               <w:pStyle w:val="Tabla"/>
               <w:jc w:val="both"/>
               <w:rPr>
-                <w:rStyle w:val="Textoennegrita"/>
+                <w:rStyle w:val="Strong"/>
                 <w:u w:val="single"/>
               </w:rPr>
             </w:pPr>
@@ -3136,12 +2739,6 @@
         <w:gridCol w:w="8080"/>
       </w:tblGrid>
       <w:tr>
-        <w:tblPrEx>
-          <w:tblCellMar>
-            <w:top w:w="0" w:type="dxa"/>
-            <w:bottom w:w="0" w:type="dxa"/>
-          </w:tblCellMar>
-        </w:tblPrEx>
         <w:tc>
           <w:tcPr>
             <w:tcW w:w="1488" w:type="dxa"/>
@@ -3172,12 +2769,6 @@
         </w:tc>
       </w:tr>
       <w:tr>
-        <w:tblPrEx>
-          <w:tblCellMar>
-            <w:top w:w="0" w:type="dxa"/>
-            <w:bottom w:w="0" w:type="dxa"/>
-          </w:tblCellMar>
-        </w:tblPrEx>
         <w:tc>
           <w:tcPr>
             <w:tcW w:w="1488" w:type="dxa"/>
@@ -3208,12 +2799,6 @@
         </w:tc>
       </w:tr>
       <w:tr>
-        <w:tblPrEx>
-          <w:tblCellMar>
-            <w:top w:w="0" w:type="dxa"/>
-            <w:bottom w:w="0" w:type="dxa"/>
-          </w:tblCellMar>
-        </w:tblPrEx>
         <w:tc>
           <w:tcPr>
             <w:tcW w:w="1488" w:type="dxa"/>
@@ -3237,7 +2822,7 @@
               <w:pStyle w:val="Tabla"/>
               <w:jc w:val="both"/>
               <w:rPr>
-                <w:rStyle w:val="Textoennegrita"/>
+                <w:rStyle w:val="Strong"/>
                 <w:u w:val="single"/>
               </w:rPr>
             </w:pPr>
@@ -3267,12 +2852,6 @@
         <w:gridCol w:w="8080"/>
       </w:tblGrid>
       <w:tr>
-        <w:tblPrEx>
-          <w:tblCellMar>
-            <w:top w:w="0" w:type="dxa"/>
-            <w:bottom w:w="0" w:type="dxa"/>
-          </w:tblCellMar>
-        </w:tblPrEx>
         <w:tc>
           <w:tcPr>
             <w:tcW w:w="1488" w:type="dxa"/>
@@ -3297,21 +2876,12 @@
               <w:jc w:val="both"/>
             </w:pPr>
             <w:r>
-              <w:t>02</w:t>
-            </w:r>
-            <w:r>
-              <w:t>1</w:t>
+              <w:t>021</w:t>
             </w:r>
           </w:p>
         </w:tc>
       </w:tr>
       <w:tr>
-        <w:tblPrEx>
-          <w:tblCellMar>
-            <w:top w:w="0" w:type="dxa"/>
-            <w:bottom w:w="0" w:type="dxa"/>
-          </w:tblCellMar>
-        </w:tblPrEx>
         <w:tc>
           <w:tcPr>
             <w:tcW w:w="1488" w:type="dxa"/>
@@ -3336,30 +2906,12 @@
               <w:jc w:val="both"/>
             </w:pPr>
             <w:r>
-              <w:t>29</w:t>
-            </w:r>
-            <w:r>
-              <w:t>-</w:t>
-            </w:r>
-            <w:r>
-              <w:t>01</w:t>
-            </w:r>
-            <w:r>
-              <w:t>-202</w:t>
-            </w:r>
-            <w:r>
-              <w:t>4</w:t>
+              <w:t>29-01-2024</w:t>
             </w:r>
           </w:p>
         </w:tc>
       </w:tr>
       <w:tr>
-        <w:tblPrEx>
-          <w:tblCellMar>
-            <w:top w:w="0" w:type="dxa"/>
-            <w:bottom w:w="0" w:type="dxa"/>
-          </w:tblCellMar>
-        </w:tblPrEx>
         <w:tc>
           <w:tcPr>
             <w:tcW w:w="1488" w:type="dxa"/>
@@ -3383,21 +2935,12 @@
               <w:pStyle w:val="Tabla"/>
               <w:jc w:val="both"/>
               <w:rPr>
-                <w:rStyle w:val="Textoennegrita"/>
+                <w:rStyle w:val="Strong"/>
                 <w:u w:val="single"/>
               </w:rPr>
             </w:pPr>
             <w:r>
-              <w:t>Actualizado cambios incluidos en la versión 2.2.</w:t>
-            </w:r>
-            <w:r>
-              <w:t>4</w:t>
-            </w:r>
-            <w:r>
-              <w:t>_00</w:t>
-            </w:r>
-            <w:r>
-              <w:t>0</w:t>
+              <w:t>Actualizado cambios incluidos en la versión 2.2.4_000</w:t>
             </w:r>
             <w:r>
               <w:t xml:space="preserve"> y ordenación de las siglas y acrónimos</w:t>
@@ -3410,6 +2953,262 @@
       </w:tr>
     </w:tbl>
     <w:p/>
+    <w:tbl>
+      <w:tblPr>
+        <w:tblW w:w="0" w:type="auto"/>
+        <w:tblLayout w:type="fixed"/>
+        <w:tblCellMar>
+          <w:left w:w="70" w:type="dxa"/>
+          <w:right w:w="70" w:type="dxa"/>
+        </w:tblCellMar>
+        <w:tblLook w:val="0000" w:firstRow="0" w:lastRow="0" w:firstColumn="0" w:lastColumn="0" w:noHBand="0" w:noVBand="0"/>
+      </w:tblPr>
+      <w:tblGrid>
+        <w:gridCol w:w="1488"/>
+        <w:gridCol w:w="8080"/>
+      </w:tblGrid>
+      <w:tr>
+        <w:tc>
+          <w:tcPr>
+            <w:tcW w:w="1488" w:type="dxa"/>
+          </w:tcPr>
+          <w:p>
+            <w:pPr>
+              <w:pStyle w:val="Tabla"/>
+              <w:jc w:val="both"/>
+            </w:pPr>
+            <w:r>
+              <w:t>Rev.</w:t>
+            </w:r>
+          </w:p>
+        </w:tc>
+        <w:tc>
+          <w:tcPr>
+            <w:tcW w:w="8080" w:type="dxa"/>
+          </w:tcPr>
+          <w:p>
+            <w:pPr>
+              <w:pStyle w:val="Tabla"/>
+              <w:jc w:val="both"/>
+            </w:pPr>
+            <w:r>
+              <w:t>022</w:t>
+            </w:r>
+          </w:p>
+        </w:tc>
+      </w:tr>
+      <w:tr>
+        <w:tc>
+          <w:tcPr>
+            <w:tcW w:w="1488" w:type="dxa"/>
+          </w:tcPr>
+          <w:p>
+            <w:pPr>
+              <w:pStyle w:val="Tabla"/>
+              <w:jc w:val="both"/>
+            </w:pPr>
+            <w:r>
+              <w:t>Fecha</w:t>
+            </w:r>
+          </w:p>
+        </w:tc>
+        <w:tc>
+          <w:tcPr>
+            <w:tcW w:w="8080" w:type="dxa"/>
+          </w:tcPr>
+          <w:p>
+            <w:pPr>
+              <w:pStyle w:val="Tabla"/>
+              <w:jc w:val="both"/>
+            </w:pPr>
+            <w:r>
+              <w:t>16-05-2024</w:t>
+            </w:r>
+          </w:p>
+        </w:tc>
+      </w:tr>
+      <w:tr>
+        <w:tc>
+          <w:tcPr>
+            <w:tcW w:w="1488" w:type="dxa"/>
+          </w:tcPr>
+          <w:p>
+            <w:pPr>
+              <w:pStyle w:val="Tabla"/>
+              <w:jc w:val="both"/>
+            </w:pPr>
+            <w:r>
+              <w:t>Descripción</w:t>
+            </w:r>
+          </w:p>
+        </w:tc>
+        <w:tc>
+          <w:tcPr>
+            <w:tcW w:w="8080" w:type="dxa"/>
+          </w:tcPr>
+          <w:p>
+            <w:pPr>
+              <w:pStyle w:val="Tabla"/>
+              <w:jc w:val="both"/>
+            </w:pPr>
+            <w:r>
+              <w:t>Actualizado cambios incluidos en la versión 2.2.4_001.</w:t>
+            </w:r>
+          </w:p>
+          <w:p>
+            <w:pPr>
+              <w:pStyle w:val="Tabla"/>
+              <w:jc w:val="both"/>
+              <w:rPr>
+                <w:rStyle w:val="Strong"/>
+              </w:rPr>
+            </w:pPr>
+          </w:p>
+        </w:tc>
+      </w:tr>
+    </w:tbl>
+    <w:p/>
+    <w:tbl>
+      <w:tblPr>
+        <w:tblW w:w="0" w:type="auto"/>
+        <w:tblLayout w:type="fixed"/>
+        <w:tblCellMar>
+          <w:left w:w="70" w:type="dxa"/>
+          <w:right w:w="70" w:type="dxa"/>
+        </w:tblCellMar>
+        <w:tblLook w:val="0000" w:firstRow="0" w:lastRow="0" w:firstColumn="0" w:lastColumn="0" w:noHBand="0" w:noVBand="0"/>
+      </w:tblPr>
+      <w:tblGrid>
+        <w:gridCol w:w="1488"/>
+        <w:gridCol w:w="8080"/>
+      </w:tblGrid>
+      <w:tr>
+        <w:tc>
+          <w:tcPr>
+            <w:tcW w:w="1488" w:type="dxa"/>
+          </w:tcPr>
+          <w:p>
+            <w:pPr>
+              <w:pStyle w:val="Tabla"/>
+              <w:jc w:val="both"/>
+            </w:pPr>
+            <w:r>
+              <w:t>Rev.</w:t>
+            </w:r>
+          </w:p>
+        </w:tc>
+        <w:tc>
+          <w:tcPr>
+            <w:tcW w:w="8080" w:type="dxa"/>
+          </w:tcPr>
+          <w:p>
+            <w:pPr>
+              <w:pStyle w:val="Tabla"/>
+              <w:jc w:val="both"/>
+            </w:pPr>
+            <w:r>
+              <w:t>02</w:t>
+            </w:r>
+            <w:r>
+              <w:t>3</w:t>
+            </w:r>
+          </w:p>
+        </w:tc>
+      </w:tr>
+      <w:tr>
+        <w:tc>
+          <w:tcPr>
+            <w:tcW w:w="1488" w:type="dxa"/>
+          </w:tcPr>
+          <w:p>
+            <w:pPr>
+              <w:pStyle w:val="Tabla"/>
+              <w:jc w:val="both"/>
+            </w:pPr>
+            <w:r>
+              <w:t>Fecha</w:t>
+            </w:r>
+          </w:p>
+        </w:tc>
+        <w:tc>
+          <w:tcPr>
+            <w:tcW w:w="8080" w:type="dxa"/>
+          </w:tcPr>
+          <w:p>
+            <w:pPr>
+              <w:pStyle w:val="Tabla"/>
+              <w:jc w:val="both"/>
+            </w:pPr>
+            <w:r>
+              <w:t>27</w:t>
+            </w:r>
+            <w:r>
+              <w:t>-0</w:t>
+            </w:r>
+            <w:r>
+              <w:t>3</w:t>
+            </w:r>
+            <w:r>
+              <w:t>-202</w:t>
+            </w:r>
+            <w:r>
+              <w:t>5</w:t>
+            </w:r>
+          </w:p>
+        </w:tc>
+      </w:tr>
+      <w:tr>
+        <w:tc>
+          <w:tcPr>
+            <w:tcW w:w="1488" w:type="dxa"/>
+          </w:tcPr>
+          <w:p>
+            <w:pPr>
+              <w:pStyle w:val="Tabla"/>
+              <w:jc w:val="both"/>
+            </w:pPr>
+            <w:r>
+              <w:t>Descripción</w:t>
+            </w:r>
+          </w:p>
+        </w:tc>
+        <w:tc>
+          <w:tcPr>
+            <w:tcW w:w="8080" w:type="dxa"/>
+          </w:tcPr>
+          <w:p>
+            <w:pPr>
+              <w:pStyle w:val="Tabla"/>
+              <w:jc w:val="both"/>
+            </w:pPr>
+            <w:r>
+              <w:t>Actualizado cambios incluidos en la versión 2.2.</w:t>
+            </w:r>
+            <w:r>
+              <w:t>5</w:t>
+            </w:r>
+            <w:r>
+              <w:t>_00</w:t>
+            </w:r>
+            <w:r>
+              <w:t>0</w:t>
+            </w:r>
+            <w:r>
+              <w:t>.</w:t>
+            </w:r>
+          </w:p>
+          <w:p>
+            <w:pPr>
+              <w:pStyle w:val="Tabla"/>
+              <w:jc w:val="both"/>
+              <w:rPr>
+                <w:rStyle w:val="Strong"/>
+              </w:rPr>
+            </w:pPr>
+          </w:p>
+        </w:tc>
+      </w:tr>
+    </w:tbl>
     <w:p>
       <w:r>
         <w:br w:type="page"/>
@@ -3441,12 +3240,6 @@
         <w:gridCol w:w="6121"/>
       </w:tblGrid>
       <w:tr>
-        <w:tblPrEx>
-          <w:tblCellMar>
-            <w:top w:w="0" w:type="dxa"/>
-            <w:bottom w:w="0" w:type="dxa"/>
-          </w:tblCellMar>
-        </w:tblPrEx>
         <w:trPr>
           <w:trHeight w:val="329"/>
         </w:trPr>
@@ -3518,12 +3311,6 @@
         </w:tc>
       </w:tr>
       <w:tr>
-        <w:tblPrEx>
-          <w:tblCellMar>
-            <w:top w:w="0" w:type="dxa"/>
-            <w:bottom w:w="0" w:type="dxa"/>
-          </w:tblCellMar>
-        </w:tblPrEx>
         <w:trPr>
           <w:trHeight w:val="182"/>
         </w:trPr>
@@ -3554,30 +3341,12 @@
               </w:rPr>
             </w:pPr>
             <w:r>
-              <w:fldChar w:fldCharType="begin"/>
-            </w:r>
-            <w:r>
-              <w:instrText xml:space="preserve"> REF  VERSION </w:instrText>
-            </w:r>
-            <w:r>
-              <w:fldChar w:fldCharType="separate"/>
-            </w:r>
-            <w:r>
-              <w:t>021</w:t>
-            </w:r>
-            <w:r>
-              <w:fldChar w:fldCharType="end"/>
+              <w:t>023</w:t>
             </w:r>
           </w:p>
         </w:tc>
       </w:tr>
       <w:tr>
-        <w:tblPrEx>
-          <w:tblCellMar>
-            <w:top w:w="0" w:type="dxa"/>
-            <w:bottom w:w="0" w:type="dxa"/>
-          </w:tblCellMar>
-        </w:tblPrEx>
         <w:trPr>
           <w:trHeight w:val="182"/>
         </w:trPr>
@@ -3605,22 +3374,7 @@
               <w:jc w:val="both"/>
             </w:pPr>
             <w:r>
-              <w:fldChar w:fldCharType="begin"/>
-            </w:r>
-            <w:r>
-              <w:instrText xml:space="preserve"> REF FECHA_MODIFICACION </w:instrText>
-            </w:r>
-            <w:r>
-              <w:instrText xml:space="preserve"> \* MERGEFORMAT </w:instrText>
-            </w:r>
-            <w:r>
-              <w:fldChar w:fldCharType="separate"/>
-            </w:r>
-            <w:r>
-              <w:t>29-01-2024</w:t>
-            </w:r>
-            <w:r>
-              <w:fldChar w:fldCharType="end"/>
+              <w:t>27-03-2025</w:t>
             </w:r>
           </w:p>
         </w:tc>
@@ -3637,7 +3391,7 @@
     </w:p>
     <w:p>
       <w:pPr>
-        <w:pStyle w:val="Encabezadodemensaje"/>
+        <w:pStyle w:val="MessageHeader"/>
         <w:rPr>
           <w:rFonts w:ascii="Frutiger-Light" w:hAnsi="Frutiger-Light"/>
           <w:sz w:val="20"/>
@@ -3662,7 +3416,7 @@
     </w:p>
     <w:p>
       <w:pPr>
-        <w:pStyle w:val="Encabezadodemensaje"/>
+        <w:pStyle w:val="MessageHeader"/>
         <w:rPr>
           <w:rFonts w:ascii="Frutiger-Light" w:hAnsi="Frutiger-Light"/>
           <w:sz w:val="20"/>
@@ -3679,7 +3433,7 @@
     </w:p>
     <w:p>
       <w:pPr>
-        <w:pStyle w:val="Encabezadodemensaje"/>
+        <w:pStyle w:val="MessageHeader"/>
         <w:rPr>
           <w:rFonts w:ascii="Frutiger-Light" w:hAnsi="Frutiger-Light"/>
           <w:sz w:val="20"/>
@@ -3696,7 +3450,7 @@
     </w:p>
     <w:p>
       <w:pPr>
-        <w:pStyle w:val="Encabezadodemensaje"/>
+        <w:pStyle w:val="MessageHeader"/>
         <w:rPr>
           <w:rFonts w:ascii="Frutiger-Light" w:hAnsi="Frutiger-Light"/>
           <w:sz w:val="20"/>
@@ -3744,12 +3498,6 @@
         <w:gridCol w:w="3055"/>
       </w:tblGrid>
       <w:tr>
-        <w:tblPrEx>
-          <w:tblCellMar>
-            <w:top w:w="0" w:type="dxa"/>
-            <w:bottom w:w="0" w:type="dxa"/>
-          </w:tblCellMar>
-        </w:tblPrEx>
         <w:tc>
           <w:tcPr>
             <w:tcW w:w="3055" w:type="dxa"/>
@@ -3827,12 +3575,6 @@
         </w:tc>
       </w:tr>
       <w:tr>
-        <w:tblPrEx>
-          <w:tblCellMar>
-            <w:top w:w="0" w:type="dxa"/>
-            <w:bottom w:w="0" w:type="dxa"/>
-          </w:tblCellMar>
-        </w:tblPrEx>
         <w:tc>
           <w:tcPr>
             <w:tcW w:w="3055" w:type="dxa"/>
@@ -3880,12 +3622,6 @@
         </w:tc>
       </w:tr>
       <w:tr>
-        <w:tblPrEx>
-          <w:tblCellMar>
-            <w:top w:w="0" w:type="dxa"/>
-            <w:bottom w:w="0" w:type="dxa"/>
-          </w:tblCellMar>
-        </w:tblPrEx>
         <w:tc>
           <w:tcPr>
             <w:tcW w:w="3055" w:type="dxa"/>
@@ -3933,12 +3669,6 @@
         </w:tc>
       </w:tr>
       <w:tr>
-        <w:tblPrEx>
-          <w:tblCellMar>
-            <w:top w:w="0" w:type="dxa"/>
-            <w:bottom w:w="0" w:type="dxa"/>
-          </w:tblCellMar>
-        </w:tblPrEx>
         <w:tc>
           <w:tcPr>
             <w:tcW w:w="3055" w:type="dxa"/>
@@ -3986,12 +3716,6 @@
         </w:tc>
       </w:tr>
       <w:tr>
-        <w:tblPrEx>
-          <w:tblCellMar>
-            <w:top w:w="0" w:type="dxa"/>
-            <w:bottom w:w="0" w:type="dxa"/>
-          </w:tblCellMar>
-        </w:tblPrEx>
         <w:tc>
           <w:tcPr>
             <w:tcW w:w="3055" w:type="dxa"/>
@@ -4098,381 +3822,35 @@
     <w:bookmarkStart w:id="12" w:name="_Toc207082713"/>
     <w:p>
       <w:pPr>
-        <w:pStyle w:val="TDC1"/>
-        <w:tabs>
-          <w:tab w:val="left" w:pos="1078"/>
-        </w:tabs>
-        <w:rPr>
-          <w:b w:val="0"/>
-          <w:spacing w:val="0"/>
-          <w:kern w:val="2"/>
-          <w:sz w:val="22"/>
-          <w:szCs w:val="22"/>
-        </w:rPr>
-      </w:pPr>
-      <w:r>
-        <w:rPr>
-          <w:b w:val="0"/>
-          <w:sz w:val="22"/>
-        </w:rPr>
-        <w:fldChar w:fldCharType="begin"/>
-      </w:r>
-      <w:r>
-        <w:rPr>
-          <w:b w:val="0"/>
-          <w:sz w:val="22"/>
-        </w:rPr>
-        <w:instrText xml:space="preserve"> TOC \o "2-3" \t "Título 1;1;H1;1;titulo 1 anexo;1;Titulo Anexo;1;Titulo 2 anexo;2;Titulo 2;2;Titulo 3 Anexo;3" </w:instrText>
-      </w:r>
-      <w:r>
-        <w:rPr>
-          <w:b w:val="0"/>
-          <w:sz w:val="22"/>
-        </w:rPr>
-        <w:fldChar w:fldCharType="separate"/>
-      </w:r>
-      <w:r>
-        <w:t>1</w:t>
-      </w:r>
-      <w:r>
-        <w:rPr>
-          <w:b w:val="0"/>
-          <w:spacing w:val="0"/>
-          <w:kern w:val="2"/>
-          <w:sz w:val="22"/>
-          <w:szCs w:val="22"/>
-        </w:rPr>
-        <w:tab/>
-      </w:r>
-      <w:r>
-        <w:t>Objeto</w:t>
-      </w:r>
-      <w:r>
-        <w:tab/>
-      </w:r>
-      <w:r>
-        <w:fldChar w:fldCharType="begin"/>
-      </w:r>
-      <w:r>
-        <w:instrText xml:space="preserve"> PAGEREF _Toc157413374 \h </w:instrText>
-      </w:r>
-      <w:r>
-        <w:fldChar w:fldCharType="separate"/>
-      </w:r>
-      <w:r>
-        <w:t>7</w:t>
-      </w:r>
-      <w:r>
-        <w:fldChar w:fldCharType="end"/>
-      </w:r>
-    </w:p>
-    <w:p>
-      <w:pPr>
-        <w:pStyle w:val="TDC1"/>
-        <w:tabs>
-          <w:tab w:val="left" w:pos="1078"/>
-        </w:tabs>
-        <w:rPr>
-          <w:b w:val="0"/>
-          <w:spacing w:val="0"/>
-          <w:kern w:val="2"/>
-          <w:sz w:val="22"/>
-          <w:szCs w:val="22"/>
-        </w:rPr>
-      </w:pPr>
-      <w:r>
-        <w:t>2</w:t>
-      </w:r>
-      <w:r>
-        <w:rPr>
-          <w:b w:val="0"/>
-          <w:spacing w:val="0"/>
-          <w:kern w:val="2"/>
-          <w:sz w:val="22"/>
-          <w:szCs w:val="22"/>
-        </w:rPr>
-        <w:tab/>
-      </w:r>
-      <w:r>
-        <w:t>Alcance</w:t>
-      </w:r>
-      <w:r>
-        <w:tab/>
-      </w:r>
-      <w:r>
-        <w:fldChar w:fldCharType="begin"/>
-      </w:r>
-      <w:r>
-        <w:instrText xml:space="preserve"> PAGEREF _Toc157413375 \h </w:instrText>
-      </w:r>
-      <w:r>
-        <w:fldChar w:fldCharType="separate"/>
-      </w:r>
-      <w:r>
-        <w:t>8</w:t>
-      </w:r>
-      <w:r>
-        <w:fldChar w:fldCharType="end"/>
-      </w:r>
-    </w:p>
-    <w:p>
-      <w:pPr>
-        <w:pStyle w:val="TDC1"/>
-        <w:tabs>
-          <w:tab w:val="left" w:pos="1078"/>
-        </w:tabs>
-        <w:rPr>
-          <w:b w:val="0"/>
-          <w:spacing w:val="0"/>
-          <w:kern w:val="2"/>
-          <w:sz w:val="22"/>
-          <w:szCs w:val="22"/>
-        </w:rPr>
-      </w:pPr>
-      <w:r>
-        <w:t>3</w:t>
-      </w:r>
-      <w:r>
-        <w:rPr>
-          <w:b w:val="0"/>
-          <w:spacing w:val="0"/>
-          <w:kern w:val="2"/>
-          <w:sz w:val="22"/>
-          <w:szCs w:val="22"/>
-        </w:rPr>
-        <w:tab/>
-      </w:r>
-      <w:r>
-        <w:t>Siglas y Acrónimos</w:t>
-      </w:r>
-      <w:r>
-        <w:tab/>
-      </w:r>
-      <w:r>
-        <w:fldChar w:fldCharType="begin"/>
-      </w:r>
-      <w:r>
-        <w:instrText xml:space="preserve"> PAGEREF _Toc157413376 \h </w:instrText>
-      </w:r>
-      <w:r>
-        <w:fldChar w:fldCharType="separate"/>
-      </w:r>
-      <w:r>
-        <w:t>9</w:t>
-      </w:r>
-      <w:r>
-        <w:fldChar w:fldCharType="end"/>
-      </w:r>
-    </w:p>
-    <w:p>
-      <w:pPr>
-        <w:pStyle w:val="TDC1"/>
-        <w:tabs>
-          <w:tab w:val="left" w:pos="1078"/>
-        </w:tabs>
-        <w:rPr>
-          <w:b w:val="0"/>
-          <w:spacing w:val="0"/>
-          <w:kern w:val="2"/>
-          <w:sz w:val="22"/>
-          <w:szCs w:val="22"/>
-        </w:rPr>
-      </w:pPr>
-      <w:r>
-        <w:t>4</w:t>
-      </w:r>
-      <w:r>
-        <w:rPr>
-          <w:b w:val="0"/>
-          <w:spacing w:val="0"/>
-          <w:kern w:val="2"/>
-          <w:sz w:val="22"/>
-          <w:szCs w:val="22"/>
-        </w:rPr>
-        <w:tab/>
-      </w:r>
-      <w:r>
-        <w:t>Glosario de Términos y Definiciones</w:t>
-      </w:r>
-      <w:r>
-        <w:tab/>
-      </w:r>
-      <w:r>
-        <w:fldChar w:fldCharType="begin"/>
-      </w:r>
-      <w:r>
-        <w:instrText xml:space="preserve"> PAGEREF _Toc157413377 \h </w:instrText>
-      </w:r>
-      <w:r>
-        <w:fldChar w:fldCharType="separate"/>
-      </w:r>
-      <w:r>
-        <w:t>10</w:t>
-      </w:r>
-      <w:r>
-        <w:fldChar w:fldCharType="end"/>
-      </w:r>
-    </w:p>
-    <w:p>
-      <w:pPr>
-        <w:pStyle w:val="TDC1"/>
-        <w:tabs>
-          <w:tab w:val="left" w:pos="1078"/>
-        </w:tabs>
-        <w:rPr>
-          <w:b w:val="0"/>
-          <w:spacing w:val="0"/>
-          <w:kern w:val="2"/>
-          <w:sz w:val="22"/>
-          <w:szCs w:val="22"/>
-        </w:rPr>
-      </w:pPr>
-      <w:r>
-        <w:t>5</w:t>
-      </w:r>
-      <w:r>
-        <w:rPr>
-          <w:b w:val="0"/>
-          <w:spacing w:val="0"/>
-          <w:kern w:val="2"/>
-          <w:sz w:val="22"/>
-          <w:szCs w:val="22"/>
-        </w:rPr>
-        <w:tab/>
-      </w:r>
-      <w:r>
-        <w:t>Documentos de Referencia</w:t>
-      </w:r>
-      <w:r>
-        <w:tab/>
-      </w:r>
-      <w:r>
-        <w:fldChar w:fldCharType="begin"/>
-      </w:r>
-      <w:r>
-        <w:instrText xml:space="preserve"> PAGEREF _Toc157413378 \h </w:instrText>
-      </w:r>
-      <w:r>
-        <w:fldChar w:fldCharType="separate"/>
-      </w:r>
-      <w:r>
-        <w:t>11</w:t>
-      </w:r>
-      <w:r>
-        <w:fldChar w:fldCharType="end"/>
-      </w:r>
-    </w:p>
-    <w:p>
-      <w:pPr>
-        <w:pStyle w:val="TDC1"/>
-        <w:tabs>
-          <w:tab w:val="left" w:pos="1078"/>
-        </w:tabs>
-        <w:rPr>
-          <w:b w:val="0"/>
-          <w:spacing w:val="0"/>
-          <w:kern w:val="2"/>
-          <w:sz w:val="22"/>
-          <w:szCs w:val="22"/>
-        </w:rPr>
-      </w:pPr>
-      <w:r>
-        <w:t>6</w:t>
-      </w:r>
-      <w:r>
-        <w:rPr>
-          <w:b w:val="0"/>
-          <w:spacing w:val="0"/>
-          <w:kern w:val="2"/>
-          <w:sz w:val="22"/>
-          <w:szCs w:val="22"/>
-        </w:rPr>
-        <w:tab/>
-      </w:r>
-      <w:r>
-        <w:t>Introducción</w:t>
-      </w:r>
-      <w:r>
-        <w:tab/>
-      </w:r>
-      <w:r>
-        <w:fldChar w:fldCharType="begin"/>
-      </w:r>
-      <w:r>
-        <w:instrText xml:space="preserve"> PAGEREF _Toc157413379 \h </w:instrText>
-      </w:r>
-      <w:r>
-        <w:fldChar w:fldCharType="separate"/>
-      </w:r>
-      <w:r>
-        <w:t>12</w:t>
-      </w:r>
-      <w:r>
-        <w:fldChar w:fldCharType="end"/>
-      </w:r>
-    </w:p>
-    <w:p>
-      <w:pPr>
-        <w:pStyle w:val="TDC1"/>
-        <w:tabs>
-          <w:tab w:val="left" w:pos="1078"/>
-        </w:tabs>
-        <w:rPr>
-          <w:b w:val="0"/>
-          <w:spacing w:val="0"/>
-          <w:kern w:val="2"/>
-          <w:sz w:val="22"/>
-          <w:szCs w:val="22"/>
-        </w:rPr>
-      </w:pPr>
-      <w:r>
-        <w:t>7</w:t>
-      </w:r>
-      <w:r>
-        <w:rPr>
-          <w:b w:val="0"/>
-          <w:spacing w:val="0"/>
-          <w:kern w:val="2"/>
-          <w:sz w:val="22"/>
-          <w:szCs w:val="22"/>
-        </w:rPr>
-        <w:tab/>
-      </w:r>
-      <w:r>
-        <w:t>Cambios y Novedades</w:t>
-      </w:r>
-      <w:r>
-        <w:tab/>
-      </w:r>
-      <w:r>
-        <w:fldChar w:fldCharType="begin"/>
-      </w:r>
-      <w:r>
-        <w:instrText xml:space="preserve"> PAGEREF _Toc157413380 \h </w:instrText>
-      </w:r>
-      <w:r>
-        <w:fldChar w:fldCharType="separate"/>
-      </w:r>
-      <w:r>
-        <w:t>13</w:t>
-      </w:r>
-      <w:r>
-        <w:fldChar w:fldCharType="end"/>
-      </w:r>
-    </w:p>
-    <w:p>
-      <w:pPr>
-        <w:pStyle w:val="TDC2"/>
+        <w:pStyle w:val="TOC2"/>
         <w:tabs>
           <w:tab w:val="left" w:pos="1644"/>
         </w:tabs>
         <w:rPr>
           <w:spacing w:val="0"/>
           <w:kern w:val="2"/>
+          <w:sz w:val="24"/>
+          <w:szCs w:val="24"/>
+        </w:rPr>
+      </w:pPr>
+      <w:r>
+        <w:rPr>
           <w:sz w:val="22"/>
-          <w:szCs w:val="22"/>
-        </w:rPr>
-      </w:pPr>
+        </w:rPr>
+        <w:fldChar w:fldCharType="begin"/>
+      </w:r>
+      <w:r>
+        <w:rPr>
+          <w:sz w:val="22"/>
+        </w:rPr>
+        <w:instrText xml:space="preserve"> TOC \o "2-3" \t "Título 1;1;H1;1;titulo 1 anexo;1;Titulo Anexo;1;Titulo 2 anexo;2;Titulo 2;2;Titulo 3 Anexo;3" </w:instrText>
+      </w:r>
+      <w:r>
+        <w:rPr>
+          <w:sz w:val="22"/>
+        </w:rPr>
+        <w:fldChar w:fldCharType="separate"/>
+      </w:r>
       <w:r>
         <w:t>7.1</w:t>
       </w:r>
@@ -4480,13 +3858,13 @@
         <w:rPr>
           <w:spacing w:val="0"/>
           <w:kern w:val="2"/>
-          <w:sz w:val="22"/>
-          <w:szCs w:val="22"/>
+          <w:sz w:val="24"/>
+          <w:szCs w:val="24"/>
         </w:rPr>
         <w:tab/>
       </w:r>
       <w:r>
-        <w:t>Integr@ 2.2.4_000</w:t>
+        <w:t>Integr@ 2.2.5_000</w:t>
       </w:r>
       <w:r>
         <w:tab/>
@@ -4495,7 +3873,7 @@
         <w:fldChar w:fldCharType="begin"/>
       </w:r>
       <w:r>
-        <w:instrText xml:space="preserve"> PAGEREF _Toc157413381 \h </w:instrText>
+        <w:instrText xml:space="preserve"> PAGEREF _Toc193957498 \h </w:instrText>
       </w:r>
       <w:r>
         <w:fldChar w:fldCharType="separate"/>
@@ -4509,12 +3887,12 @@
     </w:p>
     <w:p>
       <w:pPr>
-        <w:pStyle w:val="TDC3"/>
+        <w:pStyle w:val="TOC3"/>
         <w:rPr>
           <w:spacing w:val="0"/>
           <w:kern w:val="2"/>
-          <w:sz w:val="22"/>
-          <w:szCs w:val="22"/>
+          <w:sz w:val="24"/>
+          <w:szCs w:val="24"/>
         </w:rPr>
       </w:pPr>
       <w:r>
@@ -4524,8 +3902,8 @@
         <w:rPr>
           <w:spacing w:val="0"/>
           <w:kern w:val="2"/>
-          <w:sz w:val="22"/>
-          <w:szCs w:val="22"/>
+          <w:sz w:val="24"/>
+          <w:szCs w:val="24"/>
         </w:rPr>
         <w:tab/>
       </w:r>
@@ -4539,7 +3917,7 @@
         <w:fldChar w:fldCharType="begin"/>
       </w:r>
       <w:r>
-        <w:instrText xml:space="preserve"> PAGEREF _Toc157413382 \h </w:instrText>
+        <w:instrText xml:space="preserve"> PAGEREF _Toc193957499 \h </w:instrText>
       </w:r>
       <w:r>
         <w:fldChar w:fldCharType="separate"/>
@@ -4553,12 +3931,12 @@
     </w:p>
     <w:p>
       <w:pPr>
-        <w:pStyle w:val="TDC3"/>
+        <w:pStyle w:val="TOC3"/>
         <w:rPr>
           <w:spacing w:val="0"/>
           <w:kern w:val="2"/>
-          <w:sz w:val="22"/>
-          <w:szCs w:val="22"/>
+          <w:sz w:val="24"/>
+          <w:szCs w:val="24"/>
         </w:rPr>
       </w:pPr>
       <w:r>
@@ -4568,8 +3946,8 @@
         <w:rPr>
           <w:spacing w:val="0"/>
           <w:kern w:val="2"/>
-          <w:sz w:val="22"/>
-          <w:szCs w:val="22"/>
+          <w:sz w:val="24"/>
+          <w:szCs w:val="24"/>
         </w:rPr>
         <w:tab/>
       </w:r>
@@ -4583,7 +3961,7 @@
         <w:fldChar w:fldCharType="begin"/>
       </w:r>
       <w:r>
-        <w:instrText xml:space="preserve"> PAGEREF _Toc157413383 \h </w:instrText>
+        <w:instrText xml:space="preserve"> PAGEREF _Toc193957500 \h </w:instrText>
       </w:r>
       <w:r>
         <w:fldChar w:fldCharType="separate"/>
@@ -4597,15 +3975,15 @@
     </w:p>
     <w:p>
       <w:pPr>
-        <w:pStyle w:val="TDC2"/>
+        <w:pStyle w:val="TOC2"/>
         <w:tabs>
           <w:tab w:val="left" w:pos="1644"/>
         </w:tabs>
         <w:rPr>
           <w:spacing w:val="0"/>
           <w:kern w:val="2"/>
-          <w:sz w:val="22"/>
-          <w:szCs w:val="22"/>
+          <w:sz w:val="24"/>
+          <w:szCs w:val="24"/>
         </w:rPr>
       </w:pPr>
       <w:r>
@@ -4615,13 +3993,13 @@
         <w:rPr>
           <w:spacing w:val="0"/>
           <w:kern w:val="2"/>
-          <w:sz w:val="22"/>
-          <w:szCs w:val="22"/>
+          <w:sz w:val="24"/>
+          <w:szCs w:val="24"/>
         </w:rPr>
         <w:tab/>
       </w:r>
       <w:r>
-        <w:t>Integr@ 2.2.3_001</w:t>
+        <w:t>Integr@ 2.2.4_001</w:t>
       </w:r>
       <w:r>
         <w:tab/>
@@ -4630,7 +4008,7 @@
         <w:fldChar w:fldCharType="begin"/>
       </w:r>
       <w:r>
-        <w:instrText xml:space="preserve"> PAGEREF _Toc157413384 \h </w:instrText>
+        <w:instrText xml:space="preserve"> PAGEREF _Toc193957501 \h </w:instrText>
       </w:r>
       <w:r>
         <w:fldChar w:fldCharType="separate"/>
@@ -4644,12 +4022,12 @@
     </w:p>
     <w:p>
       <w:pPr>
-        <w:pStyle w:val="TDC3"/>
+        <w:pStyle w:val="TOC3"/>
         <w:rPr>
           <w:spacing w:val="0"/>
           <w:kern w:val="2"/>
-          <w:sz w:val="22"/>
-          <w:szCs w:val="22"/>
+          <w:sz w:val="24"/>
+          <w:szCs w:val="24"/>
         </w:rPr>
       </w:pPr>
       <w:r>
@@ -4659,8 +4037,8 @@
         <w:rPr>
           <w:spacing w:val="0"/>
           <w:kern w:val="2"/>
-          <w:sz w:val="22"/>
-          <w:szCs w:val="22"/>
+          <w:sz w:val="24"/>
+          <w:szCs w:val="24"/>
         </w:rPr>
         <w:tab/>
       </w:r>
@@ -4674,7 +4052,7 @@
         <w:fldChar w:fldCharType="begin"/>
       </w:r>
       <w:r>
-        <w:instrText xml:space="preserve"> PAGEREF _Toc157413385 \h </w:instrText>
+        <w:instrText xml:space="preserve"> PAGEREF _Toc193957502 \h </w:instrText>
       </w:r>
       <w:r>
         <w:fldChar w:fldCharType="separate"/>
@@ -4688,12 +4066,12 @@
     </w:p>
     <w:p>
       <w:pPr>
-        <w:pStyle w:val="TDC3"/>
+        <w:pStyle w:val="TOC3"/>
         <w:rPr>
           <w:spacing w:val="0"/>
           <w:kern w:val="2"/>
-          <w:sz w:val="22"/>
-          <w:szCs w:val="22"/>
+          <w:sz w:val="24"/>
+          <w:szCs w:val="24"/>
         </w:rPr>
       </w:pPr>
       <w:r>
@@ -4703,8 +4081,8 @@
         <w:rPr>
           <w:spacing w:val="0"/>
           <w:kern w:val="2"/>
-          <w:sz w:val="22"/>
-          <w:szCs w:val="22"/>
+          <w:sz w:val="24"/>
+          <w:szCs w:val="24"/>
         </w:rPr>
         <w:tab/>
       </w:r>
@@ -4718,7 +4096,7 @@
         <w:fldChar w:fldCharType="begin"/>
       </w:r>
       <w:r>
-        <w:instrText xml:space="preserve"> PAGEREF _Toc157413386 \h </w:instrText>
+        <w:instrText xml:space="preserve"> PAGEREF _Toc193957503 \h </w:instrText>
       </w:r>
       <w:r>
         <w:fldChar w:fldCharType="separate"/>
@@ -4732,15 +4110,15 @@
     </w:p>
     <w:p>
       <w:pPr>
-        <w:pStyle w:val="TDC2"/>
+        <w:pStyle w:val="TOC2"/>
         <w:tabs>
           <w:tab w:val="left" w:pos="1644"/>
         </w:tabs>
         <w:rPr>
           <w:spacing w:val="0"/>
           <w:kern w:val="2"/>
-          <w:sz w:val="22"/>
-          <w:szCs w:val="22"/>
+          <w:sz w:val="24"/>
+          <w:szCs w:val="24"/>
         </w:rPr>
       </w:pPr>
       <w:r>
@@ -4750,13 +4128,13 @@
         <w:rPr>
           <w:spacing w:val="0"/>
           <w:kern w:val="2"/>
-          <w:sz w:val="22"/>
-          <w:szCs w:val="22"/>
+          <w:sz w:val="24"/>
+          <w:szCs w:val="24"/>
         </w:rPr>
         <w:tab/>
       </w:r>
       <w:r>
-        <w:t>Integr@ 2.2.3_000</w:t>
+        <w:t>Integr@ 2.2.4_000</w:t>
       </w:r>
       <w:r>
         <w:tab/>
@@ -4765,7 +4143,7 @@
         <w:fldChar w:fldCharType="begin"/>
       </w:r>
       <w:r>
-        <w:instrText xml:space="preserve"> PAGEREF _Toc157413387 \h </w:instrText>
+        <w:instrText xml:space="preserve"> PAGEREF _Toc193957504 \h </w:instrText>
       </w:r>
       <w:r>
         <w:fldChar w:fldCharType="separate"/>
@@ -4779,12 +4157,12 @@
     </w:p>
     <w:p>
       <w:pPr>
-        <w:pStyle w:val="TDC3"/>
+        <w:pStyle w:val="TOC3"/>
         <w:rPr>
           <w:spacing w:val="0"/>
           <w:kern w:val="2"/>
-          <w:sz w:val="22"/>
-          <w:szCs w:val="22"/>
+          <w:sz w:val="24"/>
+          <w:szCs w:val="24"/>
         </w:rPr>
       </w:pPr>
       <w:r>
@@ -4794,8 +4172,8 @@
         <w:rPr>
           <w:spacing w:val="0"/>
           <w:kern w:val="2"/>
-          <w:sz w:val="22"/>
-          <w:szCs w:val="22"/>
+          <w:sz w:val="24"/>
+          <w:szCs w:val="24"/>
         </w:rPr>
         <w:tab/>
       </w:r>
@@ -4809,7 +4187,7 @@
         <w:fldChar w:fldCharType="begin"/>
       </w:r>
       <w:r>
-        <w:instrText xml:space="preserve"> PAGEREF _Toc157413388 \h </w:instrText>
+        <w:instrText xml:space="preserve"> PAGEREF _Toc193957505 \h </w:instrText>
       </w:r>
       <w:r>
         <w:fldChar w:fldCharType="separate"/>
@@ -4823,12 +4201,12 @@
     </w:p>
     <w:p>
       <w:pPr>
-        <w:pStyle w:val="TDC3"/>
+        <w:pStyle w:val="TOC3"/>
         <w:rPr>
           <w:spacing w:val="0"/>
           <w:kern w:val="2"/>
-          <w:sz w:val="22"/>
-          <w:szCs w:val="22"/>
+          <w:sz w:val="24"/>
+          <w:szCs w:val="24"/>
         </w:rPr>
       </w:pPr>
       <w:r>
@@ -4838,8 +4216,8 @@
         <w:rPr>
           <w:spacing w:val="0"/>
           <w:kern w:val="2"/>
-          <w:sz w:val="22"/>
-          <w:szCs w:val="22"/>
+          <w:sz w:val="24"/>
+          <w:szCs w:val="24"/>
         </w:rPr>
         <w:tab/>
       </w:r>
@@ -4853,13 +4231,13 @@
         <w:fldChar w:fldCharType="begin"/>
       </w:r>
       <w:r>
-        <w:instrText xml:space="preserve"> PAGEREF _Toc157413389 \h </w:instrText>
+        <w:instrText xml:space="preserve"> PAGEREF _Toc193957506 \h </w:instrText>
       </w:r>
       <w:r>
         <w:fldChar w:fldCharType="separate"/>
       </w:r>
       <w:r>
-        <w:t>14</w:t>
+        <w:t>13</w:t>
       </w:r>
       <w:r>
         <w:fldChar w:fldCharType="end"/>
@@ -4867,15 +4245,15 @@
     </w:p>
     <w:p>
       <w:pPr>
-        <w:pStyle w:val="TDC2"/>
+        <w:pStyle w:val="TOC2"/>
         <w:tabs>
           <w:tab w:val="left" w:pos="1644"/>
         </w:tabs>
         <w:rPr>
           <w:spacing w:val="0"/>
           <w:kern w:val="2"/>
-          <w:sz w:val="22"/>
-          <w:szCs w:val="22"/>
+          <w:sz w:val="24"/>
+          <w:szCs w:val="24"/>
         </w:rPr>
       </w:pPr>
       <w:r>
@@ -4885,13 +4263,13 @@
         <w:rPr>
           <w:spacing w:val="0"/>
           <w:kern w:val="2"/>
-          <w:sz w:val="22"/>
-          <w:szCs w:val="22"/>
+          <w:sz w:val="24"/>
+          <w:szCs w:val="24"/>
         </w:rPr>
         <w:tab/>
       </w:r>
       <w:r>
-        <w:t>Integr@ 2.2.2_002</w:t>
+        <w:t>Integr@ 2.2.3_001</w:t>
       </w:r>
       <w:r>
         <w:tab/>
@@ -4900,7 +4278,7 @@
         <w:fldChar w:fldCharType="begin"/>
       </w:r>
       <w:r>
-        <w:instrText xml:space="preserve"> PAGEREF _Toc157413390 \h </w:instrText>
+        <w:instrText xml:space="preserve"> PAGEREF _Toc193957507 \h </w:instrText>
       </w:r>
       <w:r>
         <w:fldChar w:fldCharType="separate"/>
@@ -4914,12 +4292,12 @@
     </w:p>
     <w:p>
       <w:pPr>
-        <w:pStyle w:val="TDC3"/>
+        <w:pStyle w:val="TOC3"/>
         <w:rPr>
           <w:spacing w:val="0"/>
           <w:kern w:val="2"/>
-          <w:sz w:val="22"/>
-          <w:szCs w:val="22"/>
+          <w:sz w:val="24"/>
+          <w:szCs w:val="24"/>
         </w:rPr>
       </w:pPr>
       <w:r>
@@ -4929,8 +4307,8 @@
         <w:rPr>
           <w:spacing w:val="0"/>
           <w:kern w:val="2"/>
-          <w:sz w:val="22"/>
-          <w:szCs w:val="22"/>
+          <w:sz w:val="24"/>
+          <w:szCs w:val="24"/>
         </w:rPr>
         <w:tab/>
       </w:r>
@@ -4944,7 +4322,7 @@
         <w:fldChar w:fldCharType="begin"/>
       </w:r>
       <w:r>
-        <w:instrText xml:space="preserve"> PAGEREF _Toc157413391 \h </w:instrText>
+        <w:instrText xml:space="preserve"> PAGEREF _Toc193957508 \h </w:instrText>
       </w:r>
       <w:r>
         <w:fldChar w:fldCharType="separate"/>
@@ -4958,12 +4336,12 @@
     </w:p>
     <w:p>
       <w:pPr>
-        <w:pStyle w:val="TDC3"/>
+        <w:pStyle w:val="TOC3"/>
         <w:rPr>
           <w:spacing w:val="0"/>
           <w:kern w:val="2"/>
-          <w:sz w:val="22"/>
-          <w:szCs w:val="22"/>
+          <w:sz w:val="24"/>
+          <w:szCs w:val="24"/>
         </w:rPr>
       </w:pPr>
       <w:r>
@@ -4973,8 +4351,8 @@
         <w:rPr>
           <w:spacing w:val="0"/>
           <w:kern w:val="2"/>
-          <w:sz w:val="22"/>
-          <w:szCs w:val="22"/>
+          <w:sz w:val="24"/>
+          <w:szCs w:val="24"/>
         </w:rPr>
         <w:tab/>
       </w:r>
@@ -4988,7 +4366,7 @@
         <w:fldChar w:fldCharType="begin"/>
       </w:r>
       <w:r>
-        <w:instrText xml:space="preserve"> PAGEREF _Toc157413392 \h </w:instrText>
+        <w:instrText xml:space="preserve"> PAGEREF _Toc193957509 \h </w:instrText>
       </w:r>
       <w:r>
         <w:fldChar w:fldCharType="separate"/>
@@ -5002,15 +4380,15 @@
     </w:p>
     <w:p>
       <w:pPr>
-        <w:pStyle w:val="TDC2"/>
+        <w:pStyle w:val="TOC2"/>
         <w:tabs>
           <w:tab w:val="left" w:pos="1644"/>
         </w:tabs>
         <w:rPr>
           <w:spacing w:val="0"/>
           <w:kern w:val="2"/>
-          <w:sz w:val="22"/>
-          <w:szCs w:val="22"/>
+          <w:sz w:val="24"/>
+          <w:szCs w:val="24"/>
         </w:rPr>
       </w:pPr>
       <w:r>
@@ -5020,13 +4398,13 @@
         <w:rPr>
           <w:spacing w:val="0"/>
           <w:kern w:val="2"/>
-          <w:sz w:val="22"/>
-          <w:szCs w:val="22"/>
+          <w:sz w:val="24"/>
+          <w:szCs w:val="24"/>
         </w:rPr>
         <w:tab/>
       </w:r>
       <w:r>
-        <w:t>Integr@ 2.2.2_001</w:t>
+        <w:t>Integr@ 2.2.3_000</w:t>
       </w:r>
       <w:r>
         <w:tab/>
@@ -5035,7 +4413,7 @@
         <w:fldChar w:fldCharType="begin"/>
       </w:r>
       <w:r>
-        <w:instrText xml:space="preserve"> PAGEREF _Toc157413393 \h </w:instrText>
+        <w:instrText xml:space="preserve"> PAGEREF _Toc193957510 \h </w:instrText>
       </w:r>
       <w:r>
         <w:fldChar w:fldCharType="separate"/>
@@ -5049,12 +4427,12 @@
     </w:p>
     <w:p>
       <w:pPr>
-        <w:pStyle w:val="TDC3"/>
+        <w:pStyle w:val="TOC3"/>
         <w:rPr>
           <w:spacing w:val="0"/>
           <w:kern w:val="2"/>
-          <w:sz w:val="22"/>
-          <w:szCs w:val="22"/>
+          <w:sz w:val="24"/>
+          <w:szCs w:val="24"/>
         </w:rPr>
       </w:pPr>
       <w:r>
@@ -5064,8 +4442,8 @@
         <w:rPr>
           <w:spacing w:val="0"/>
           <w:kern w:val="2"/>
-          <w:sz w:val="22"/>
-          <w:szCs w:val="22"/>
+          <w:sz w:val="24"/>
+          <w:szCs w:val="24"/>
         </w:rPr>
         <w:tab/>
       </w:r>
@@ -5079,7 +4457,7 @@
         <w:fldChar w:fldCharType="begin"/>
       </w:r>
       <w:r>
-        <w:instrText xml:space="preserve"> PAGEREF _Toc157413394 \h </w:instrText>
+        <w:instrText xml:space="preserve"> PAGEREF _Toc193957511 \h </w:instrText>
       </w:r>
       <w:r>
         <w:fldChar w:fldCharType="separate"/>
@@ -5093,12 +4471,12 @@
     </w:p>
     <w:p>
       <w:pPr>
-        <w:pStyle w:val="TDC3"/>
+        <w:pStyle w:val="TOC3"/>
         <w:rPr>
           <w:spacing w:val="0"/>
           <w:kern w:val="2"/>
-          <w:sz w:val="22"/>
-          <w:szCs w:val="22"/>
+          <w:sz w:val="24"/>
+          <w:szCs w:val="24"/>
         </w:rPr>
       </w:pPr>
       <w:r>
@@ -5108,8 +4486,8 @@
         <w:rPr>
           <w:spacing w:val="0"/>
           <w:kern w:val="2"/>
-          <w:sz w:val="22"/>
-          <w:szCs w:val="22"/>
+          <w:sz w:val="24"/>
+          <w:szCs w:val="24"/>
         </w:rPr>
         <w:tab/>
       </w:r>
@@ -5123,7 +4501,7 @@
         <w:fldChar w:fldCharType="begin"/>
       </w:r>
       <w:r>
-        <w:instrText xml:space="preserve"> PAGEREF _Toc157413395 \h </w:instrText>
+        <w:instrText xml:space="preserve"> PAGEREF _Toc193957512 \h </w:instrText>
       </w:r>
       <w:r>
         <w:fldChar w:fldCharType="separate"/>
@@ -5137,15 +4515,15 @@
     </w:p>
     <w:p>
       <w:pPr>
-        <w:pStyle w:val="TDC2"/>
+        <w:pStyle w:val="TOC2"/>
         <w:tabs>
           <w:tab w:val="left" w:pos="1644"/>
         </w:tabs>
         <w:rPr>
           <w:spacing w:val="0"/>
           <w:kern w:val="2"/>
-          <w:sz w:val="22"/>
-          <w:szCs w:val="22"/>
+          <w:sz w:val="24"/>
+          <w:szCs w:val="24"/>
         </w:rPr>
       </w:pPr>
       <w:r>
@@ -5155,13 +4533,13 @@
         <w:rPr>
           <w:spacing w:val="0"/>
           <w:kern w:val="2"/>
-          <w:sz w:val="22"/>
-          <w:szCs w:val="22"/>
+          <w:sz w:val="24"/>
+          <w:szCs w:val="24"/>
         </w:rPr>
         <w:tab/>
       </w:r>
       <w:r>
-        <w:t>Integr@ 2.2.2_000</w:t>
+        <w:t>Integr@ 2.2.2_002</w:t>
       </w:r>
       <w:r>
         <w:tab/>
@@ -5170,7 +4548,7 @@
         <w:fldChar w:fldCharType="begin"/>
       </w:r>
       <w:r>
-        <w:instrText xml:space="preserve"> PAGEREF _Toc157413396 \h </w:instrText>
+        <w:instrText xml:space="preserve"> PAGEREF _Toc193957513 \h </w:instrText>
       </w:r>
       <w:r>
         <w:fldChar w:fldCharType="separate"/>
@@ -5184,12 +4562,12 @@
     </w:p>
     <w:p>
       <w:pPr>
-        <w:pStyle w:val="TDC3"/>
+        <w:pStyle w:val="TOC3"/>
         <w:rPr>
           <w:spacing w:val="0"/>
           <w:kern w:val="2"/>
-          <w:sz w:val="22"/>
-          <w:szCs w:val="22"/>
+          <w:sz w:val="24"/>
+          <w:szCs w:val="24"/>
         </w:rPr>
       </w:pPr>
       <w:r>
@@ -5199,8 +4577,8 @@
         <w:rPr>
           <w:spacing w:val="0"/>
           <w:kern w:val="2"/>
-          <w:sz w:val="22"/>
-          <w:szCs w:val="22"/>
+          <w:sz w:val="24"/>
+          <w:szCs w:val="24"/>
         </w:rPr>
         <w:tab/>
       </w:r>
@@ -5214,7 +4592,7 @@
         <w:fldChar w:fldCharType="begin"/>
       </w:r>
       <w:r>
-        <w:instrText xml:space="preserve"> PAGEREF _Toc157413397 \h </w:instrText>
+        <w:instrText xml:space="preserve"> PAGEREF _Toc193957514 \h </w:instrText>
       </w:r>
       <w:r>
         <w:fldChar w:fldCharType="separate"/>
@@ -5228,12 +4606,12 @@
     </w:p>
     <w:p>
       <w:pPr>
-        <w:pStyle w:val="TDC3"/>
+        <w:pStyle w:val="TOC3"/>
         <w:rPr>
           <w:spacing w:val="0"/>
           <w:kern w:val="2"/>
-          <w:sz w:val="22"/>
-          <w:szCs w:val="22"/>
+          <w:sz w:val="24"/>
+          <w:szCs w:val="24"/>
         </w:rPr>
       </w:pPr>
       <w:r>
@@ -5243,8 +4621,8 @@
         <w:rPr>
           <w:spacing w:val="0"/>
           <w:kern w:val="2"/>
-          <w:sz w:val="22"/>
-          <w:szCs w:val="22"/>
+          <w:sz w:val="24"/>
+          <w:szCs w:val="24"/>
         </w:rPr>
         <w:tab/>
       </w:r>
@@ -5258,13 +4636,13 @@
         <w:fldChar w:fldCharType="begin"/>
       </w:r>
       <w:r>
-        <w:instrText xml:space="preserve"> PAGEREF _Toc157413398 \h </w:instrText>
+        <w:instrText xml:space="preserve"> PAGEREF _Toc193957515 \h </w:instrText>
       </w:r>
       <w:r>
         <w:fldChar w:fldCharType="separate"/>
       </w:r>
       <w:r>
-        <w:t>15</w:t>
+        <w:t>14</w:t>
       </w:r>
       <w:r>
         <w:fldChar w:fldCharType="end"/>
@@ -5272,15 +4650,15 @@
     </w:p>
     <w:p>
       <w:pPr>
-        <w:pStyle w:val="TDC2"/>
+        <w:pStyle w:val="TOC2"/>
         <w:tabs>
           <w:tab w:val="left" w:pos="1644"/>
         </w:tabs>
         <w:rPr>
           <w:spacing w:val="0"/>
           <w:kern w:val="2"/>
-          <w:sz w:val="22"/>
-          <w:szCs w:val="22"/>
+          <w:sz w:val="24"/>
+          <w:szCs w:val="24"/>
         </w:rPr>
       </w:pPr>
       <w:r>
@@ -5290,13 +4668,13 @@
         <w:rPr>
           <w:spacing w:val="0"/>
           <w:kern w:val="2"/>
-          <w:sz w:val="22"/>
-          <w:szCs w:val="22"/>
+          <w:sz w:val="24"/>
+          <w:szCs w:val="24"/>
         </w:rPr>
         <w:tab/>
       </w:r>
       <w:r>
-        <w:t>Integr@ 2.2.1_000</w:t>
+        <w:t>Integr@ 2.2.2_001</w:t>
       </w:r>
       <w:r>
         <w:tab/>
@@ -5305,7 +4683,7 @@
         <w:fldChar w:fldCharType="begin"/>
       </w:r>
       <w:r>
-        <w:instrText xml:space="preserve"> PAGEREF _Toc157413399 \h </w:instrText>
+        <w:instrText xml:space="preserve"> PAGEREF _Toc193957516 \h </w:instrText>
       </w:r>
       <w:r>
         <w:fldChar w:fldCharType="separate"/>
@@ -5319,12 +4697,12 @@
     </w:p>
     <w:p>
       <w:pPr>
-        <w:pStyle w:val="TDC3"/>
+        <w:pStyle w:val="TOC3"/>
         <w:rPr>
           <w:spacing w:val="0"/>
           <w:kern w:val="2"/>
-          <w:sz w:val="22"/>
-          <w:szCs w:val="22"/>
+          <w:sz w:val="24"/>
+          <w:szCs w:val="24"/>
         </w:rPr>
       </w:pPr>
       <w:r>
@@ -5334,8 +4712,8 @@
         <w:rPr>
           <w:spacing w:val="0"/>
           <w:kern w:val="2"/>
-          <w:sz w:val="22"/>
-          <w:szCs w:val="22"/>
+          <w:sz w:val="24"/>
+          <w:szCs w:val="24"/>
         </w:rPr>
         <w:tab/>
       </w:r>
@@ -5349,7 +4727,7 @@
         <w:fldChar w:fldCharType="begin"/>
       </w:r>
       <w:r>
-        <w:instrText xml:space="preserve"> PAGEREF _Toc157413400 \h </w:instrText>
+        <w:instrText xml:space="preserve"> PAGEREF _Toc193957517 \h </w:instrText>
       </w:r>
       <w:r>
         <w:fldChar w:fldCharType="separate"/>
@@ -5363,12 +4741,12 @@
     </w:p>
     <w:p>
       <w:pPr>
-        <w:pStyle w:val="TDC3"/>
+        <w:pStyle w:val="TOC3"/>
         <w:rPr>
           <w:spacing w:val="0"/>
           <w:kern w:val="2"/>
-          <w:sz w:val="22"/>
-          <w:szCs w:val="22"/>
+          <w:sz w:val="24"/>
+          <w:szCs w:val="24"/>
         </w:rPr>
       </w:pPr>
       <w:r>
@@ -5378,8 +4756,8 @@
         <w:rPr>
           <w:spacing w:val="0"/>
           <w:kern w:val="2"/>
-          <w:sz w:val="22"/>
-          <w:szCs w:val="22"/>
+          <w:sz w:val="24"/>
+          <w:szCs w:val="24"/>
         </w:rPr>
         <w:tab/>
       </w:r>
@@ -5393,13 +4771,13 @@
         <w:fldChar w:fldCharType="begin"/>
       </w:r>
       <w:r>
-        <w:instrText xml:space="preserve"> PAGEREF _Toc157413401 \h </w:instrText>
+        <w:instrText xml:space="preserve"> PAGEREF _Toc193957518 \h </w:instrText>
       </w:r>
       <w:r>
         <w:fldChar w:fldCharType="separate"/>
       </w:r>
       <w:r>
-        <w:t>20</w:t>
+        <w:t>15</w:t>
       </w:r>
       <w:r>
         <w:fldChar w:fldCharType="end"/>
@@ -5407,7 +4785,277 @@
     </w:p>
     <w:p>
       <w:pPr>
-        <w:pStyle w:val="TDC3"/>
+        <w:pStyle w:val="TOC2"/>
+        <w:tabs>
+          <w:tab w:val="left" w:pos="1644"/>
+        </w:tabs>
+        <w:rPr>
+          <w:spacing w:val="0"/>
+          <w:kern w:val="2"/>
+          <w:sz w:val="24"/>
+          <w:szCs w:val="24"/>
+        </w:rPr>
+      </w:pPr>
+      <w:r>
+        <w:t>7.8</w:t>
+      </w:r>
+      <w:r>
+        <w:rPr>
+          <w:spacing w:val="0"/>
+          <w:kern w:val="2"/>
+          <w:sz w:val="24"/>
+          <w:szCs w:val="24"/>
+        </w:rPr>
+        <w:tab/>
+      </w:r>
+      <w:r>
+        <w:t>Integr@ 2.2.2_000</w:t>
+      </w:r>
+      <w:r>
+        <w:tab/>
+      </w:r>
+      <w:r>
+        <w:fldChar w:fldCharType="begin"/>
+      </w:r>
+      <w:r>
+        <w:instrText xml:space="preserve"> PAGEREF _Toc193957519 \h </w:instrText>
+      </w:r>
+      <w:r>
+        <w:fldChar w:fldCharType="separate"/>
+      </w:r>
+      <w:r>
+        <w:t>15</w:t>
+      </w:r>
+      <w:r>
+        <w:fldChar w:fldCharType="end"/>
+      </w:r>
+    </w:p>
+    <w:p>
+      <w:pPr>
+        <w:pStyle w:val="TOC3"/>
+        <w:rPr>
+          <w:spacing w:val="0"/>
+          <w:kern w:val="2"/>
+          <w:sz w:val="24"/>
+          <w:szCs w:val="24"/>
+        </w:rPr>
+      </w:pPr>
+      <w:r>
+        <w:t>7.8.1</w:t>
+      </w:r>
+      <w:r>
+        <w:rPr>
+          <w:spacing w:val="0"/>
+          <w:kern w:val="2"/>
+          <w:sz w:val="24"/>
+          <w:szCs w:val="24"/>
+        </w:rPr>
+        <w:tab/>
+      </w:r>
+      <w:r>
+        <w:t>Características</w:t>
+      </w:r>
+      <w:r>
+        <w:tab/>
+      </w:r>
+      <w:r>
+        <w:fldChar w:fldCharType="begin"/>
+      </w:r>
+      <w:r>
+        <w:instrText xml:space="preserve"> PAGEREF _Toc193957520 \h </w:instrText>
+      </w:r>
+      <w:r>
+        <w:fldChar w:fldCharType="separate"/>
+      </w:r>
+      <w:r>
+        <w:t>15</w:t>
+      </w:r>
+      <w:r>
+        <w:fldChar w:fldCharType="end"/>
+      </w:r>
+    </w:p>
+    <w:p>
+      <w:pPr>
+        <w:pStyle w:val="TOC3"/>
+        <w:rPr>
+          <w:spacing w:val="0"/>
+          <w:kern w:val="2"/>
+          <w:sz w:val="24"/>
+          <w:szCs w:val="24"/>
+        </w:rPr>
+      </w:pPr>
+      <w:r>
+        <w:t>7.8.2</w:t>
+      </w:r>
+      <w:r>
+        <w:rPr>
+          <w:spacing w:val="0"/>
+          <w:kern w:val="2"/>
+          <w:sz w:val="24"/>
+          <w:szCs w:val="24"/>
+        </w:rPr>
+        <w:tab/>
+      </w:r>
+      <w:r>
+        <w:t>Errores Resueltos</w:t>
+      </w:r>
+      <w:r>
+        <w:tab/>
+      </w:r>
+      <w:r>
+        <w:fldChar w:fldCharType="begin"/>
+      </w:r>
+      <w:r>
+        <w:instrText xml:space="preserve"> PAGEREF _Toc193957521 \h </w:instrText>
+      </w:r>
+      <w:r>
+        <w:fldChar w:fldCharType="separate"/>
+      </w:r>
+      <w:r>
+        <w:t>15</w:t>
+      </w:r>
+      <w:r>
+        <w:fldChar w:fldCharType="end"/>
+      </w:r>
+    </w:p>
+    <w:p>
+      <w:pPr>
+        <w:pStyle w:val="TOC2"/>
+        <w:tabs>
+          <w:tab w:val="left" w:pos="1644"/>
+        </w:tabs>
+        <w:rPr>
+          <w:spacing w:val="0"/>
+          <w:kern w:val="2"/>
+          <w:sz w:val="24"/>
+          <w:szCs w:val="24"/>
+        </w:rPr>
+      </w:pPr>
+      <w:r>
+        <w:t>7.9</w:t>
+      </w:r>
+      <w:r>
+        <w:rPr>
+          <w:spacing w:val="0"/>
+          <w:kern w:val="2"/>
+          <w:sz w:val="24"/>
+          <w:szCs w:val="24"/>
+        </w:rPr>
+        <w:tab/>
+      </w:r>
+      <w:r>
+        <w:t>Integr@ 2.2.1_000</w:t>
+      </w:r>
+      <w:r>
+        <w:tab/>
+      </w:r>
+      <w:r>
+        <w:fldChar w:fldCharType="begin"/>
+      </w:r>
+      <w:r>
+        <w:instrText xml:space="preserve"> PAGEREF _Toc193957522 \h </w:instrText>
+      </w:r>
+      <w:r>
+        <w:fldChar w:fldCharType="separate"/>
+      </w:r>
+      <w:r>
+        <w:t>16</w:t>
+      </w:r>
+      <w:r>
+        <w:fldChar w:fldCharType="end"/>
+      </w:r>
+    </w:p>
+    <w:p>
+      <w:pPr>
+        <w:pStyle w:val="TOC3"/>
+        <w:rPr>
+          <w:spacing w:val="0"/>
+          <w:kern w:val="2"/>
+          <w:sz w:val="24"/>
+          <w:szCs w:val="24"/>
+        </w:rPr>
+      </w:pPr>
+      <w:r>
+        <w:t>7.9.1</w:t>
+      </w:r>
+      <w:r>
+        <w:rPr>
+          <w:spacing w:val="0"/>
+          <w:kern w:val="2"/>
+          <w:sz w:val="24"/>
+          <w:szCs w:val="24"/>
+        </w:rPr>
+        <w:tab/>
+      </w:r>
+      <w:r>
+        <w:t>Características</w:t>
+      </w:r>
+      <w:r>
+        <w:tab/>
+      </w:r>
+      <w:r>
+        <w:fldChar w:fldCharType="begin"/>
+      </w:r>
+      <w:r>
+        <w:instrText xml:space="preserve"> PAGEREF _Toc193957523 \h </w:instrText>
+      </w:r>
+      <w:r>
+        <w:fldChar w:fldCharType="separate"/>
+      </w:r>
+      <w:r>
+        <w:t>16</w:t>
+      </w:r>
+      <w:r>
+        <w:fldChar w:fldCharType="end"/>
+      </w:r>
+    </w:p>
+    <w:p>
+      <w:pPr>
+        <w:pStyle w:val="TOC3"/>
+        <w:rPr>
+          <w:spacing w:val="0"/>
+          <w:kern w:val="2"/>
+          <w:sz w:val="24"/>
+          <w:szCs w:val="24"/>
+        </w:rPr>
+      </w:pPr>
+      <w:r>
+        <w:t>7.9.2</w:t>
+      </w:r>
+      <w:r>
+        <w:rPr>
+          <w:spacing w:val="0"/>
+          <w:kern w:val="2"/>
+          <w:sz w:val="24"/>
+          <w:szCs w:val="24"/>
+        </w:rPr>
+        <w:tab/>
+      </w:r>
+      <w:r>
+        <w:t>Errores Resueltos</w:t>
+      </w:r>
+      <w:r>
+        <w:tab/>
+      </w:r>
+      <w:r>
+        <w:fldChar w:fldCharType="begin"/>
+      </w:r>
+      <w:r>
+        <w:instrText xml:space="preserve"> PAGEREF _Toc193957524 \h </w:instrText>
+      </w:r>
+      <w:r>
+        <w:fldChar w:fldCharType="separate"/>
+      </w:r>
+      <w:r>
+        <w:t>21</w:t>
+      </w:r>
+      <w:r>
+        <w:fldChar w:fldCharType="end"/>
+      </w:r>
+    </w:p>
+    <w:p>
+      <w:pPr>
+        <w:pStyle w:val="TOC3"/>
         <w:rPr>
           <w:spacing w:val="0"/>
           <w:sz w:val="22"/>
@@ -5438,7 +5086,7 @@
     </w:p>
     <w:p>
       <w:pPr>
-        <w:pStyle w:val="Ttulo1"/>
+        <w:pStyle w:val="Heading1"/>
       </w:pPr>
       <w:bookmarkStart w:id="13" w:name="_Toc78607652"/>
       <w:bookmarkStart w:id="14" w:name="_Toc207081907"/>
@@ -5451,13 +5099,11 @@
         <w:br w:type="page"/>
       </w:r>
       <w:bookmarkStart w:id="17" w:name="_Toc116024915"/>
-      <w:bookmarkStart w:id="18" w:name="_Toc157413374"/>
       <w:r>
         <w:lastRenderedPageBreak/>
         <w:t>Objeto</w:t>
       </w:r>
       <w:bookmarkEnd w:id="17"/>
-      <w:bookmarkEnd w:id="18"/>
     </w:p>
     <w:p>
       <w:r>
@@ -5469,13 +5115,12 @@
     </w:p>
     <w:p>
       <w:pPr>
-        <w:pStyle w:val="Ttulo1"/>
+        <w:pStyle w:val="Heading1"/>
       </w:pPr>
       <w:r>
         <w:br w:type="page"/>
       </w:r>
-      <w:bookmarkStart w:id="19" w:name="_Toc116024916"/>
-      <w:bookmarkStart w:id="20" w:name="_Toc157413375"/>
+      <w:bookmarkStart w:id="18" w:name="_Toc116024916"/>
       <w:r>
         <w:lastRenderedPageBreak/>
         <w:t>Alcance</w:t>
@@ -5484,21 +5129,20 @@
       <w:bookmarkEnd w:id="14"/>
       <w:bookmarkEnd w:id="15"/>
       <w:bookmarkEnd w:id="16"/>
-      <w:bookmarkEnd w:id="19"/>
-      <w:bookmarkEnd w:id="20"/>
-    </w:p>
-    <w:p>
-      <w:pPr>
-        <w:pStyle w:val="Listaconvietas"/>
+      <w:bookmarkEnd w:id="18"/>
+    </w:p>
+    <w:p>
+      <w:pPr>
+        <w:pStyle w:val="ListBullet"/>
         <w:numPr>
           <w:ilvl w:val="0"/>
           <w:numId w:val="0"/>
         </w:numPr>
       </w:pPr>
-      <w:bookmarkStart w:id="21" w:name="_Toc80773134"/>
-      <w:bookmarkStart w:id="22" w:name="_Toc207081908"/>
-      <w:bookmarkStart w:id="23" w:name="_Toc207082064"/>
-      <w:bookmarkStart w:id="24" w:name="_Toc207082715"/>
+      <w:bookmarkStart w:id="19" w:name="_Toc80773134"/>
+      <w:bookmarkStart w:id="20" w:name="_Toc207081908"/>
+      <w:bookmarkStart w:id="21" w:name="_Toc207082064"/>
+      <w:bookmarkStart w:id="22" w:name="_Toc207082715"/>
       <w:r>
         <w:t>El presente documento contempla los siguientes objetivos:</w:t>
       </w:r>
@@ -5522,7 +5166,7 @@
     </w:p>
     <w:p>
       <w:pPr>
-        <w:pStyle w:val="Listaconvietas"/>
+        <w:pStyle w:val="ListBullet"/>
         <w:numPr>
           <w:ilvl w:val="0"/>
           <w:numId w:val="19"/>
@@ -5540,7 +5184,7 @@
     </w:p>
     <w:p>
       <w:pPr>
-        <w:pStyle w:val="Listaconvietas"/>
+        <w:pStyle w:val="ListBullet"/>
         <w:numPr>
           <w:ilvl w:val="0"/>
           <w:numId w:val="19"/>
@@ -5558,7 +5202,7 @@
     </w:p>
     <w:p>
       <w:pPr>
-        <w:pStyle w:val="Ttulo2"/>
+        <w:pStyle w:val="Heading2"/>
         <w:sectPr>
           <w:pgSz w:w="11906" w:h="16838" w:code="9"/>
           <w:pgMar w:top="1559" w:right="851" w:bottom="1418" w:left="1418" w:header="851" w:footer="851" w:gutter="0"/>
@@ -5569,26 +5213,24 @@
     </w:p>
     <w:p>
       <w:pPr>
-        <w:pStyle w:val="Ttulo1"/>
-      </w:pPr>
-      <w:bookmarkStart w:id="25" w:name="_Toc116024917"/>
-      <w:bookmarkStart w:id="26" w:name="_Toc157413376"/>
+        <w:pStyle w:val="Heading1"/>
+      </w:pPr>
+      <w:bookmarkStart w:id="23" w:name="_Toc116024917"/>
       <w:r>
         <w:lastRenderedPageBreak/>
         <w:t>Siglas</w:t>
       </w:r>
+      <w:bookmarkEnd w:id="19"/>
+      <w:r>
+        <w:t xml:space="preserve"> y A</w:t>
+      </w:r>
+      <w:r>
+        <w:t>crónimos</w:t>
+      </w:r>
+      <w:bookmarkEnd w:id="20"/>
       <w:bookmarkEnd w:id="21"/>
-      <w:r>
-        <w:t xml:space="preserve"> y A</w:t>
-      </w:r>
-      <w:r>
-        <w:t>crónimos</w:t>
-      </w:r>
       <w:bookmarkEnd w:id="22"/>
       <w:bookmarkEnd w:id="23"/>
-      <w:bookmarkEnd w:id="24"/>
-      <w:bookmarkEnd w:id="25"/>
-      <w:bookmarkEnd w:id="26"/>
     </w:p>
     <w:tbl>
       <w:tblPr>
@@ -5605,12 +5247,6 @@
         <w:gridCol w:w="7863"/>
       </w:tblGrid>
       <w:tr>
-        <w:tblPrEx>
-          <w:tblCellMar>
-            <w:top w:w="0" w:type="dxa"/>
-            <w:bottom w:w="0" w:type="dxa"/>
-          </w:tblCellMar>
-        </w:tblPrEx>
         <w:tc>
           <w:tcPr>
             <w:tcW w:w="1913" w:type="dxa"/>
@@ -5626,9 +5262,9 @@
                 <w:lang w:val="en-US"/>
               </w:rPr>
             </w:pPr>
-            <w:bookmarkStart w:id="27" w:name="_Toc207081909"/>
-            <w:bookmarkStart w:id="28" w:name="_Toc207082065"/>
-            <w:bookmarkStart w:id="29" w:name="_Toc207082716"/>
+            <w:bookmarkStart w:id="24" w:name="_Toc207081909"/>
+            <w:bookmarkStart w:id="25" w:name="_Toc207082065"/>
+            <w:bookmarkStart w:id="26" w:name="_Toc207082716"/>
             <w:r>
               <w:rPr>
                 <w:rFonts w:ascii="Calibri" w:hAnsi="Calibri"/>
@@ -5668,12 +5304,6 @@
         </w:tc>
       </w:tr>
       <w:tr>
-        <w:tblPrEx>
-          <w:tblCellMar>
-            <w:top w:w="0" w:type="dxa"/>
-            <w:bottom w:w="0" w:type="dxa"/>
-          </w:tblCellMar>
-        </w:tblPrEx>
         <w:tc>
           <w:tcPr>
             <w:tcW w:w="1913" w:type="dxa"/>
@@ -5728,12 +5358,6 @@
         </w:tc>
       </w:tr>
       <w:tr>
-        <w:tblPrEx>
-          <w:tblCellMar>
-            <w:top w:w="0" w:type="dxa"/>
-            <w:bottom w:w="0" w:type="dxa"/>
-          </w:tblCellMar>
-        </w:tblPrEx>
         <w:tc>
           <w:tcPr>
             <w:tcW w:w="1913" w:type="dxa"/>
@@ -5788,12 +5412,6 @@
         </w:tc>
       </w:tr>
       <w:tr>
-        <w:tblPrEx>
-          <w:tblCellMar>
-            <w:top w:w="0" w:type="dxa"/>
-            <w:bottom w:w="0" w:type="dxa"/>
-          </w:tblCellMar>
-        </w:tblPrEx>
         <w:tc>
           <w:tcPr>
             <w:tcW w:w="1913" w:type="dxa"/>
@@ -5848,12 +5466,6 @@
         </w:tc>
       </w:tr>
       <w:tr>
-        <w:tblPrEx>
-          <w:tblCellMar>
-            <w:top w:w="0" w:type="dxa"/>
-            <w:bottom w:w="0" w:type="dxa"/>
-          </w:tblCellMar>
-        </w:tblPrEx>
         <w:tc>
           <w:tcPr>
             <w:tcW w:w="1913" w:type="dxa"/>
@@ -5908,12 +5520,6 @@
         </w:tc>
       </w:tr>
       <w:tr>
-        <w:tblPrEx>
-          <w:tblCellMar>
-            <w:top w:w="0" w:type="dxa"/>
-            <w:bottom w:w="0" w:type="dxa"/>
-          </w:tblCellMar>
-        </w:tblPrEx>
         <w:tc>
           <w:tcPr>
             <w:tcW w:w="1913" w:type="dxa"/>
@@ -5968,12 +5574,6 @@
         </w:tc>
       </w:tr>
       <w:tr>
-        <w:tblPrEx>
-          <w:tblCellMar>
-            <w:top w:w="0" w:type="dxa"/>
-            <w:bottom w:w="0" w:type="dxa"/>
-          </w:tblCellMar>
-        </w:tblPrEx>
         <w:tc>
           <w:tcPr>
             <w:tcW w:w="1913" w:type="dxa"/>
@@ -6028,12 +5628,6 @@
         </w:tc>
       </w:tr>
       <w:tr>
-        <w:tblPrEx>
-          <w:tblCellMar>
-            <w:top w:w="0" w:type="dxa"/>
-            <w:bottom w:w="0" w:type="dxa"/>
-          </w:tblCellMar>
-        </w:tblPrEx>
         <w:tc>
           <w:tcPr>
             <w:tcW w:w="1913" w:type="dxa"/>
@@ -6088,12 +5682,6 @@
         </w:tc>
       </w:tr>
       <w:tr>
-        <w:tblPrEx>
-          <w:tblCellMar>
-            <w:top w:w="0" w:type="dxa"/>
-            <w:bottom w:w="0" w:type="dxa"/>
-          </w:tblCellMar>
-        </w:tblPrEx>
         <w:tc>
           <w:tcPr>
             <w:tcW w:w="1913" w:type="dxa"/>
@@ -6148,12 +5736,6 @@
         </w:tc>
       </w:tr>
       <w:tr>
-        <w:tblPrEx>
-          <w:tblCellMar>
-            <w:top w:w="0" w:type="dxa"/>
-            <w:bottom w:w="0" w:type="dxa"/>
-          </w:tblCellMar>
-        </w:tblPrEx>
         <w:tc>
           <w:tcPr>
             <w:tcW w:w="1913" w:type="dxa"/>
@@ -6208,12 +5790,6 @@
         </w:tc>
       </w:tr>
       <w:tr>
-        <w:tblPrEx>
-          <w:tblCellMar>
-            <w:top w:w="0" w:type="dxa"/>
-            <w:bottom w:w="0" w:type="dxa"/>
-          </w:tblCellMar>
-        </w:tblPrEx>
         <w:tc>
           <w:tcPr>
             <w:tcW w:w="1913" w:type="dxa"/>
@@ -6268,12 +5844,6 @@
         </w:tc>
       </w:tr>
       <w:tr>
-        <w:tblPrEx>
-          <w:tblCellMar>
-            <w:top w:w="0" w:type="dxa"/>
-            <w:bottom w:w="0" w:type="dxa"/>
-          </w:tblCellMar>
-        </w:tblPrEx>
         <w:tc>
           <w:tcPr>
             <w:tcW w:w="1913" w:type="dxa"/>
@@ -6324,12 +5894,6 @@
         </w:tc>
       </w:tr>
       <w:tr>
-        <w:tblPrEx>
-          <w:tblCellMar>
-            <w:top w:w="0" w:type="dxa"/>
-            <w:bottom w:w="0" w:type="dxa"/>
-          </w:tblCellMar>
-        </w:tblPrEx>
         <w:tc>
           <w:tcPr>
             <w:tcW w:w="1913" w:type="dxa"/>
@@ -6376,12 +5940,6 @@
         </w:tc>
       </w:tr>
       <w:tr>
-        <w:tblPrEx>
-          <w:tblCellMar>
-            <w:top w:w="0" w:type="dxa"/>
-            <w:bottom w:w="0" w:type="dxa"/>
-          </w:tblCellMar>
-        </w:tblPrEx>
         <w:tc>
           <w:tcPr>
             <w:tcW w:w="1913" w:type="dxa"/>
@@ -6434,12 +5992,6 @@
         </w:tc>
       </w:tr>
       <w:tr>
-        <w:tblPrEx>
-          <w:tblCellMar>
-            <w:top w:w="0" w:type="dxa"/>
-            <w:bottom w:w="0" w:type="dxa"/>
-          </w:tblCellMar>
-        </w:tblPrEx>
         <w:tc>
           <w:tcPr>
             <w:tcW w:w="1913" w:type="dxa"/>
@@ -6494,12 +6046,6 @@
         </w:tc>
       </w:tr>
       <w:tr>
-        <w:tblPrEx>
-          <w:tblCellMar>
-            <w:top w:w="0" w:type="dxa"/>
-            <w:bottom w:w="0" w:type="dxa"/>
-          </w:tblCellMar>
-        </w:tblPrEx>
         <w:tc>
           <w:tcPr>
             <w:tcW w:w="1913" w:type="dxa"/>
@@ -6554,12 +6100,6 @@
         </w:tc>
       </w:tr>
       <w:tr>
-        <w:tblPrEx>
-          <w:tblCellMar>
-            <w:top w:w="0" w:type="dxa"/>
-            <w:bottom w:w="0" w:type="dxa"/>
-          </w:tblCellMar>
-        </w:tblPrEx>
         <w:tc>
           <w:tcPr>
             <w:tcW w:w="1913" w:type="dxa"/>
@@ -6614,12 +6154,6 @@
         </w:tc>
       </w:tr>
       <w:tr>
-        <w:tblPrEx>
-          <w:tblCellMar>
-            <w:top w:w="0" w:type="dxa"/>
-            <w:bottom w:w="0" w:type="dxa"/>
-          </w:tblCellMar>
-        </w:tblPrEx>
         <w:tc>
           <w:tcPr>
             <w:tcW w:w="1913" w:type="dxa"/>
@@ -6674,12 +6208,6 @@
         </w:tc>
       </w:tr>
       <w:tr>
-        <w:tblPrEx>
-          <w:tblCellMar>
-            <w:top w:w="0" w:type="dxa"/>
-            <w:bottom w:w="0" w:type="dxa"/>
-          </w:tblCellMar>
-        </w:tblPrEx>
         <w:tc>
           <w:tcPr>
             <w:tcW w:w="1913" w:type="dxa"/>
@@ -6734,12 +6262,6 @@
         </w:tc>
       </w:tr>
       <w:tr>
-        <w:tblPrEx>
-          <w:tblCellMar>
-            <w:top w:w="0" w:type="dxa"/>
-            <w:bottom w:w="0" w:type="dxa"/>
-          </w:tblCellMar>
-        </w:tblPrEx>
         <w:tc>
           <w:tcPr>
             <w:tcW w:w="1913" w:type="dxa"/>
@@ -6794,12 +6316,6 @@
         </w:tc>
       </w:tr>
       <w:tr>
-        <w:tblPrEx>
-          <w:tblCellMar>
-            <w:top w:w="0" w:type="dxa"/>
-            <w:bottom w:w="0" w:type="dxa"/>
-          </w:tblCellMar>
-        </w:tblPrEx>
         <w:tc>
           <w:tcPr>
             <w:tcW w:w="1913" w:type="dxa"/>
@@ -6854,12 +6370,6 @@
         </w:tc>
       </w:tr>
       <w:tr>
-        <w:tblPrEx>
-          <w:tblCellMar>
-            <w:top w:w="0" w:type="dxa"/>
-            <w:bottom w:w="0" w:type="dxa"/>
-          </w:tblCellMar>
-        </w:tblPrEx>
         <w:tc>
           <w:tcPr>
             <w:tcW w:w="1913" w:type="dxa"/>
@@ -6914,12 +6424,6 @@
         </w:tc>
       </w:tr>
       <w:tr>
-        <w:tblPrEx>
-          <w:tblCellMar>
-            <w:top w:w="0" w:type="dxa"/>
-            <w:bottom w:w="0" w:type="dxa"/>
-          </w:tblCellMar>
-        </w:tblPrEx>
         <w:tc>
           <w:tcPr>
             <w:tcW w:w="1913" w:type="dxa"/>
@@ -6974,12 +6478,6 @@
         </w:tc>
       </w:tr>
       <w:tr>
-        <w:tblPrEx>
-          <w:tblCellMar>
-            <w:top w:w="0" w:type="dxa"/>
-            <w:bottom w:w="0" w:type="dxa"/>
-          </w:tblCellMar>
-        </w:tblPrEx>
         <w:tc>
           <w:tcPr>
             <w:tcW w:w="1913" w:type="dxa"/>
@@ -7034,12 +6532,6 @@
         </w:tc>
       </w:tr>
       <w:tr>
-        <w:tblPrEx>
-          <w:tblCellMar>
-            <w:top w:w="0" w:type="dxa"/>
-            <w:bottom w:w="0" w:type="dxa"/>
-          </w:tblCellMar>
-        </w:tblPrEx>
         <w:tc>
           <w:tcPr>
             <w:tcW w:w="1913" w:type="dxa"/>
@@ -7086,12 +6578,6 @@
         </w:tc>
       </w:tr>
       <w:tr>
-        <w:tblPrEx>
-          <w:tblCellMar>
-            <w:top w:w="0" w:type="dxa"/>
-            <w:bottom w:w="0" w:type="dxa"/>
-          </w:tblCellMar>
-        </w:tblPrEx>
         <w:tc>
           <w:tcPr>
             <w:tcW w:w="1913" w:type="dxa"/>
@@ -7146,12 +6632,6 @@
         </w:tc>
       </w:tr>
       <w:tr>
-        <w:tblPrEx>
-          <w:tblCellMar>
-            <w:top w:w="0" w:type="dxa"/>
-            <w:bottom w:w="0" w:type="dxa"/>
-          </w:tblCellMar>
-        </w:tblPrEx>
         <w:tc>
           <w:tcPr>
             <w:tcW w:w="1913" w:type="dxa"/>
@@ -7206,12 +6686,6 @@
         </w:tc>
       </w:tr>
       <w:tr>
-        <w:tblPrEx>
-          <w:tblCellMar>
-            <w:top w:w="0" w:type="dxa"/>
-            <w:bottom w:w="0" w:type="dxa"/>
-          </w:tblCellMar>
-        </w:tblPrEx>
         <w:tc>
           <w:tcPr>
             <w:tcW w:w="1913" w:type="dxa"/>
@@ -7266,12 +6740,6 @@
         </w:tc>
       </w:tr>
       <w:tr>
-        <w:tblPrEx>
-          <w:tblCellMar>
-            <w:top w:w="0" w:type="dxa"/>
-            <w:bottom w:w="0" w:type="dxa"/>
-          </w:tblCellMar>
-        </w:tblPrEx>
         <w:tc>
           <w:tcPr>
             <w:tcW w:w="1913" w:type="dxa"/>
@@ -7326,12 +6794,6 @@
         </w:tc>
       </w:tr>
       <w:tr>
-        <w:tblPrEx>
-          <w:tblCellMar>
-            <w:top w:w="0" w:type="dxa"/>
-            <w:bottom w:w="0" w:type="dxa"/>
-          </w:tblCellMar>
-        </w:tblPrEx>
         <w:tc>
           <w:tcPr>
             <w:tcW w:w="1913" w:type="dxa"/>
@@ -7386,12 +6848,6 @@
         </w:tc>
       </w:tr>
       <w:tr>
-        <w:tblPrEx>
-          <w:tblCellMar>
-            <w:top w:w="0" w:type="dxa"/>
-            <w:bottom w:w="0" w:type="dxa"/>
-          </w:tblCellMar>
-        </w:tblPrEx>
         <w:tc>
           <w:tcPr>
             <w:tcW w:w="1913" w:type="dxa"/>
@@ -7446,12 +6902,6 @@
         </w:tc>
       </w:tr>
       <w:tr>
-        <w:tblPrEx>
-          <w:tblCellMar>
-            <w:top w:w="0" w:type="dxa"/>
-            <w:bottom w:w="0" w:type="dxa"/>
-          </w:tblCellMar>
-        </w:tblPrEx>
         <w:tc>
           <w:tcPr>
             <w:tcW w:w="1913" w:type="dxa"/>
@@ -7515,12 +6965,6 @@
         </w:tc>
       </w:tr>
       <w:tr>
-        <w:tblPrEx>
-          <w:tblCellMar>
-            <w:top w:w="0" w:type="dxa"/>
-            <w:bottom w:w="0" w:type="dxa"/>
-          </w:tblCellMar>
-        </w:tblPrEx>
         <w:tc>
           <w:tcPr>
             <w:tcW w:w="1913" w:type="dxa"/>
@@ -7559,7 +7003,7 @@
     </w:tbl>
     <w:p>
       <w:pPr>
-        <w:pStyle w:val="Ttulo1"/>
+        <w:pStyle w:val="Heading1"/>
         <w:rPr>
           <w:lang w:val="en-US"/>
         </w:rPr>
@@ -7573,10 +7017,9 @@
     </w:p>
     <w:p>
       <w:pPr>
-        <w:pStyle w:val="Ttulo1"/>
-      </w:pPr>
-      <w:bookmarkStart w:id="30" w:name="_Toc116024918"/>
-      <w:bookmarkStart w:id="31" w:name="_Toc157413377"/>
+        <w:pStyle w:val="Heading1"/>
+      </w:pPr>
+      <w:bookmarkStart w:id="27" w:name="_Toc116024918"/>
       <w:r>
         <w:lastRenderedPageBreak/>
         <w:t>Glosario de T</w:t>
@@ -7593,11 +7036,10 @@
       <w:r>
         <w:t>efiniciones</w:t>
       </w:r>
+      <w:bookmarkEnd w:id="24"/>
+      <w:bookmarkEnd w:id="25"/>
+      <w:bookmarkEnd w:id="26"/>
       <w:bookmarkEnd w:id="27"/>
-      <w:bookmarkEnd w:id="28"/>
-      <w:bookmarkEnd w:id="29"/>
-      <w:bookmarkEnd w:id="30"/>
-      <w:bookmarkEnd w:id="31"/>
     </w:p>
     <w:tbl>
       <w:tblPr>
@@ -7614,12 +7056,6 @@
         <w:gridCol w:w="7863"/>
       </w:tblGrid>
       <w:tr>
-        <w:tblPrEx>
-          <w:tblCellMar>
-            <w:top w:w="0" w:type="dxa"/>
-            <w:bottom w:w="0" w:type="dxa"/>
-          </w:tblCellMar>
-        </w:tblPrEx>
         <w:tc>
           <w:tcPr>
             <w:tcW w:w="1913" w:type="dxa"/>
@@ -7666,12 +7102,6 @@
         </w:tc>
       </w:tr>
       <w:tr>
-        <w:tblPrEx>
-          <w:tblCellMar>
-            <w:top w:w="0" w:type="dxa"/>
-            <w:bottom w:w="0" w:type="dxa"/>
-          </w:tblCellMar>
-        </w:tblPrEx>
         <w:tc>
           <w:tcPr>
             <w:tcW w:w="1913" w:type="dxa"/>
@@ -7720,7 +7150,7 @@
     </w:tbl>
     <w:p>
       <w:pPr>
-        <w:pStyle w:val="Ttulo1"/>
+        <w:pStyle w:val="Heading1"/>
         <w:sectPr>
           <w:pgSz w:w="11906" w:h="16838" w:code="9"/>
           <w:pgMar w:top="1559" w:right="851" w:bottom="1418" w:left="1418" w:header="851" w:footer="851" w:gutter="0"/>
@@ -7728,27 +7158,25 @@
           <w:docGrid w:linePitch="245"/>
         </w:sectPr>
       </w:pPr>
-      <w:bookmarkStart w:id="32" w:name="_Toc207081910"/>
-      <w:bookmarkStart w:id="33" w:name="_Toc207082066"/>
-      <w:bookmarkStart w:id="34" w:name="_Toc207082717"/>
-    </w:p>
-    <w:p>
-      <w:pPr>
-        <w:pStyle w:val="Ttulo1"/>
-      </w:pPr>
-      <w:bookmarkStart w:id="35" w:name="_Referencias"/>
-      <w:bookmarkStart w:id="36" w:name="_Toc116024919"/>
-      <w:bookmarkStart w:id="37" w:name="_Toc157413378"/>
-      <w:bookmarkEnd w:id="32"/>
-      <w:bookmarkEnd w:id="33"/>
-      <w:bookmarkEnd w:id="34"/>
-      <w:bookmarkEnd w:id="35"/>
+      <w:bookmarkStart w:id="28" w:name="_Toc207081910"/>
+      <w:bookmarkStart w:id="29" w:name="_Toc207082066"/>
+      <w:bookmarkStart w:id="30" w:name="_Toc207082717"/>
+    </w:p>
+    <w:p>
+      <w:pPr>
+        <w:pStyle w:val="Heading1"/>
+      </w:pPr>
+      <w:bookmarkStart w:id="31" w:name="_Referencias"/>
+      <w:bookmarkStart w:id="32" w:name="_Toc116024919"/>
+      <w:bookmarkEnd w:id="28"/>
+      <w:bookmarkEnd w:id="29"/>
+      <w:bookmarkEnd w:id="30"/>
+      <w:bookmarkEnd w:id="31"/>
       <w:r>
         <w:lastRenderedPageBreak/>
         <w:t>Documentos de Referencia</w:t>
       </w:r>
-      <w:bookmarkEnd w:id="36"/>
-      <w:bookmarkEnd w:id="37"/>
+      <w:bookmarkEnd w:id="32"/>
     </w:p>
     <w:p>
       <w:pPr>
@@ -7771,9 +7199,9 @@
       <w:pPr>
         <w:jc w:val="left"/>
       </w:pPr>
-      <w:bookmarkStart w:id="38" w:name="_Toc207081911"/>
-      <w:bookmarkStart w:id="39" w:name="_Toc207082067"/>
-      <w:bookmarkStart w:id="40" w:name="_Toc207082718"/>
+      <w:bookmarkStart w:id="33" w:name="_Toc207081911"/>
+      <w:bookmarkStart w:id="34" w:name="_Toc207082067"/>
+      <w:bookmarkStart w:id="35" w:name="_Toc207082718"/>
     </w:p>
     <w:p>
       <w:pPr>
@@ -7787,26 +7215,21 @@
     </w:p>
     <w:p>
       <w:pPr>
-        <w:pStyle w:val="Ttulo1"/>
-      </w:pPr>
-      <w:bookmarkStart w:id="41" w:name="_Toc116024920"/>
-      <w:bookmarkStart w:id="42" w:name="_Toc157413379"/>
-      <w:bookmarkEnd w:id="38"/>
-      <w:bookmarkEnd w:id="39"/>
-      <w:bookmarkEnd w:id="40"/>
+        <w:pStyle w:val="Heading1"/>
+      </w:pPr>
+      <w:bookmarkStart w:id="36" w:name="_Toc116024920"/>
+      <w:bookmarkEnd w:id="33"/>
+      <w:bookmarkEnd w:id="34"/>
+      <w:bookmarkEnd w:id="35"/>
       <w:r>
         <w:lastRenderedPageBreak/>
         <w:t>Introducción</w:t>
       </w:r>
-      <w:bookmarkEnd w:id="41"/>
-      <w:bookmarkEnd w:id="42"/>
+      <w:bookmarkEnd w:id="36"/>
     </w:p>
     <w:p>
       <w:pPr>
         <w:jc w:val="left"/>
-        <w:rPr>
-          <w:lang w:val="es-ES_tradnl"/>
-        </w:rPr>
         <w:sectPr>
           <w:pgSz w:w="11906" w:h="16838" w:code="9"/>
           <w:pgMar w:top="1559" w:right="851" w:bottom="1418" w:left="1418" w:header="851" w:footer="851" w:gutter="0"/>
@@ -7815,145 +7238,80 @@
         </w:sectPr>
       </w:pPr>
       <w:r>
-        <w:rPr>
-          <w:lang w:val="es-ES_tradnl"/>
-        </w:rPr>
         <w:t>El presente documento recoge la lista de cambios y novedades que se han producido desde la versión</w:t>
       </w:r>
       <w:r>
-        <w:rPr>
-          <w:lang w:val="es-ES_tradnl"/>
-        </w:rPr>
         <w:t xml:space="preserve"> </w:t>
       </w:r>
       <w:r>
-        <w:rPr>
-          <w:lang w:val="es-ES_tradnl"/>
-        </w:rPr>
         <w:t>1.2.0_002 de In</w:t>
       </w:r>
       <w:r>
-        <w:rPr>
-          <w:lang w:val="es-ES_tradnl"/>
-        </w:rPr>
         <w:t xml:space="preserve">tegr@ hasta la versión </w:t>
       </w:r>
       <w:r>
-        <w:rPr>
-          <w:lang w:val="es-ES_tradnl"/>
-        </w:rPr>
         <w:t>2</w:t>
       </w:r>
       <w:r>
-        <w:rPr>
-          <w:lang w:val="es-ES_tradnl"/>
-        </w:rPr>
         <w:t>.</w:t>
       </w:r>
       <w:r>
-        <w:rPr>
-          <w:lang w:val="es-ES_tradnl"/>
-        </w:rPr>
         <w:t>2</w:t>
       </w:r>
       <w:r>
-        <w:rPr>
-          <w:lang w:val="es-ES_tradnl"/>
-        </w:rPr>
         <w:t>.</w:t>
       </w:r>
       <w:r>
-        <w:rPr>
-          <w:lang w:val="es-ES_tradnl"/>
-        </w:rPr>
-        <w:t>4</w:t>
-      </w:r>
-      <w:r>
-        <w:rPr>
-          <w:lang w:val="es-ES_tradnl"/>
-        </w:rPr>
+        <w:t>5</w:t>
+      </w:r>
+      <w:r>
         <w:t>_00</w:t>
       </w:r>
       <w:r>
-        <w:rPr>
-          <w:lang w:val="es-ES_tradnl"/>
-        </w:rPr>
         <w:t>0</w:t>
       </w:r>
       <w:r>
-        <w:rPr>
-          <w:lang w:val="es-ES_tradnl"/>
-        </w:rPr>
         <w:t>.</w:t>
       </w:r>
     </w:p>
     <w:p>
       <w:pPr>
-        <w:pStyle w:val="Ttulo1"/>
-      </w:pPr>
-      <w:bookmarkStart w:id="43" w:name="_Requisitos_Software"/>
-      <w:bookmarkStart w:id="44" w:name="_Toc116024921"/>
-      <w:bookmarkStart w:id="45" w:name="_Toc157413380"/>
-      <w:bookmarkEnd w:id="43"/>
+        <w:pStyle w:val="Heading1"/>
+      </w:pPr>
+      <w:bookmarkStart w:id="37" w:name="_Requisitos_Software"/>
+      <w:bookmarkStart w:id="38" w:name="_Toc116024921"/>
+      <w:bookmarkEnd w:id="37"/>
       <w:r>
         <w:lastRenderedPageBreak/>
         <w:t>Cambios y Novedades</w:t>
       </w:r>
-      <w:bookmarkEnd w:id="44"/>
-      <w:bookmarkEnd w:id="45"/>
-    </w:p>
-    <w:p>
-      <w:pPr>
-        <w:pStyle w:val="Ttulo2"/>
-        <w:rPr>
-          <w:lang w:val="es-ES"/>
-        </w:rPr>
-      </w:pPr>
-      <w:bookmarkStart w:id="46" w:name="_Toc116024922"/>
-      <w:bookmarkStart w:id="47" w:name="_Toc157413381"/>
+      <w:bookmarkEnd w:id="38"/>
+    </w:p>
+    <w:p>
+      <w:pPr>
+        <w:pStyle w:val="Heading2"/>
+      </w:pPr>
+      <w:bookmarkStart w:id="39" w:name="_Toc116024922"/>
+      <w:bookmarkStart w:id="40" w:name="_Toc193957498"/>
       <w:proofErr w:type="spellStart"/>
       <w:r>
-        <w:rPr>
-          <w:lang w:val="es-ES"/>
-        </w:rPr>
         <w:t>Integr</w:t>
       </w:r>
       <w:proofErr w:type="spellEnd"/>
       <w:r>
-        <w:rPr>
-          <w:lang w:val="es-ES"/>
-        </w:rPr>
-        <w:t>@ 2.2.</w:t>
-      </w:r>
-      <w:r>
-        <w:rPr>
-          <w:lang w:val="es-ES"/>
-        </w:rPr>
-        <w:t>4</w:t>
-      </w:r>
-      <w:r>
-        <w:rPr>
-          <w:lang w:val="es-ES"/>
-        </w:rPr>
-        <w:t>_00</w:t>
-      </w:r>
-      <w:r>
-        <w:rPr>
-          <w:lang w:val="es-ES"/>
-        </w:rPr>
-        <w:t>0</w:t>
-      </w:r>
-      <w:bookmarkEnd w:id="47"/>
-    </w:p>
-    <w:p>
-      <w:pPr>
-        <w:pStyle w:val="Ttulo3"/>
-      </w:pPr>
-      <w:bookmarkStart w:id="48" w:name="_Toc157413382"/>
+        <w:t>@ 2.2.5_000</w:t>
+      </w:r>
+      <w:bookmarkEnd w:id="40"/>
+    </w:p>
+    <w:p>
+      <w:pPr>
+        <w:pStyle w:val="Heading3"/>
+      </w:pPr>
+      <w:bookmarkStart w:id="41" w:name="_Toc193957499"/>
       <w:r>
         <w:t>Características</w:t>
       </w:r>
-      <w:bookmarkEnd w:id="48"/>
+      <w:bookmarkEnd w:id="41"/>
     </w:p>
     <w:p>
       <w:pPr>
@@ -7963,7 +7321,7 @@
         </w:numPr>
       </w:pPr>
       <w:r>
-        <w:t>Actualización de dependencias.</w:t>
+        <w:t>Se agrega la compatibilidad con certificado de curva elíptica.</w:t>
       </w:r>
     </w:p>
     <w:p>
@@ -7972,20 +7330,145 @@
           <w:ilvl w:val="0"/>
           <w:numId w:val="42"/>
         </w:numPr>
-      </w:pPr>
-      <w:r>
-        <w:t>Nuevas comprobaciones de seguridad.</w:t>
-      </w:r>
-    </w:p>
-    <w:p>
-      <w:pPr>
-        <w:pStyle w:val="Ttulo3"/>
-      </w:pPr>
-      <w:bookmarkStart w:id="49" w:name="_Toc157413383"/>
+        <w:spacing w:line="259" w:lineRule="auto"/>
+        <w:rPr>
+          <w:szCs w:val="24"/>
+        </w:rPr>
+      </w:pPr>
+      <w:r>
+        <w:rPr>
+          <w:szCs w:val="24"/>
+        </w:rPr>
+        <w:t>Actualización de dependencias.</w:t>
+      </w:r>
+    </w:p>
+    <w:p>
+      <w:pPr>
+        <w:pStyle w:val="Heading3"/>
+      </w:pPr>
+      <w:bookmarkStart w:id="42" w:name="_Toc193957500"/>
       <w:r>
         <w:t>Errores Resueltos</w:t>
       </w:r>
-      <w:bookmarkEnd w:id="49"/>
+      <w:bookmarkEnd w:id="42"/>
+    </w:p>
+    <w:p>
+      <w:pPr>
+        <w:pStyle w:val="Texto"/>
+        <w:numPr>
+          <w:ilvl w:val="0"/>
+          <w:numId w:val="49"/>
+        </w:numPr>
+        <w:rPr>
+          <w:rFonts w:ascii="Calibri" w:hAnsi="Calibri" w:cs="Calibri"/>
+          <w:sz w:val="24"/>
+          <w:szCs w:val="24"/>
+        </w:rPr>
+      </w:pPr>
+      <w:r>
+        <w:rPr>
+          <w:rFonts w:ascii="Calibri" w:hAnsi="Calibri" w:cs="Calibri"/>
+          <w:sz w:val="24"/>
+          <w:szCs w:val="24"/>
+        </w:rPr>
+        <w:t xml:space="preserve">          </w:t>
+      </w:r>
+      <w:r>
+        <w:rPr>
+          <w:rFonts w:ascii="Calibri" w:hAnsi="Calibri" w:cs="Calibri"/>
+          <w:sz w:val="24"/>
+          <w:szCs w:val="24"/>
+        </w:rPr>
+        <w:t>I</w:t>
+      </w:r>
+      <w:r>
+        <w:rPr>
+          <w:rFonts w:ascii="Calibri" w:hAnsi="Calibri" w:cs="Calibri"/>
+          <w:sz w:val="24"/>
+          <w:szCs w:val="24"/>
+        </w:rPr>
+        <w:t>mplementación de handler para must under</w:t>
+      </w:r>
+      <w:r>
+        <w:rPr>
+          <w:rFonts w:ascii="Calibri" w:hAnsi="Calibri" w:cs="Calibri"/>
+          <w:sz w:val="24"/>
+          <w:szCs w:val="24"/>
+        </w:rPr>
+        <w:t>s</w:t>
+      </w:r>
+      <w:r>
+        <w:rPr>
+          <w:rFonts w:ascii="Calibri" w:hAnsi="Calibri" w:cs="Calibri"/>
+          <w:sz w:val="24"/>
+          <w:szCs w:val="24"/>
+        </w:rPr>
+        <w:t>tand en fase dispatcher en la invocación desde cliente</w:t>
+      </w:r>
+    </w:p>
+    <w:p>
+      <w:pPr>
+        <w:pStyle w:val="Texto"/>
+        <w:numPr>
+          <w:ilvl w:val="0"/>
+          <w:numId w:val="49"/>
+        </w:numPr>
+        <w:rPr>
+          <w:rFonts w:ascii="Calibri" w:hAnsi="Calibri" w:cs="Calibri"/>
+          <w:sz w:val="24"/>
+          <w:szCs w:val="24"/>
+        </w:rPr>
+      </w:pPr>
+      <w:r>
+        <w:rPr>
+          <w:rFonts w:ascii="Calibri" w:hAnsi="Calibri" w:cs="Calibri"/>
+          <w:sz w:val="24"/>
+          <w:szCs w:val="24"/>
+        </w:rPr>
+        <w:t xml:space="preserve">          I</w:t>
+      </w:r>
+      <w:r>
+        <w:rPr>
+          <w:rFonts w:ascii="Calibri" w:hAnsi="Calibri" w:cs="Calibri"/>
+          <w:sz w:val="24"/>
+          <w:szCs w:val="24"/>
+        </w:rPr>
+        <w:t>mplementación de correctivo para permitir datos mime en respuestas con certificados transformados a Base64</w:t>
+      </w:r>
+    </w:p>
+    <w:p>
+      <w:pPr>
+        <w:pStyle w:val="Heading2"/>
+      </w:pPr>
+      <w:bookmarkStart w:id="43" w:name="_Toc193957501"/>
+      <w:proofErr w:type="spellStart"/>
+      <w:r>
+        <w:t>Integr</w:t>
+      </w:r>
+      <w:proofErr w:type="spellEnd"/>
+      <w:r>
+        <w:t>@ 2.2.</w:t>
+      </w:r>
+      <w:r>
+        <w:t>4</w:t>
+      </w:r>
+      <w:r>
+        <w:t>_00</w:t>
+      </w:r>
+      <w:r>
+        <w:t>1</w:t>
+      </w:r>
+      <w:bookmarkEnd w:id="43"/>
+    </w:p>
+    <w:p>
+      <w:pPr>
+        <w:pStyle w:val="Heading3"/>
+      </w:pPr>
+      <w:bookmarkStart w:id="44" w:name="_Toc193957502"/>
+      <w:r>
+        <w:t>Características</w:t>
+      </w:r>
+      <w:bookmarkEnd w:id="44"/>
     </w:p>
     <w:p>
       <w:pPr>
@@ -7995,21 +7478,10 @@
         </w:numPr>
       </w:pPr>
       <w:r>
-        <w:t xml:space="preserve">Se corrige </w:t>
-      </w:r>
-      <w:r>
-        <w:t xml:space="preserve">el error del </w:t>
-      </w:r>
-      <w:proofErr w:type="spellStart"/>
-      <w:r>
-        <w:t>WebService</w:t>
-      </w:r>
-      <w:proofErr w:type="spellEnd"/>
-      <w:r>
-        <w:t xml:space="preserve"> por el que </w:t>
-      </w:r>
-      <w:r>
-        <w:t>se extendía sin límite el tamaño de la caché con los resultados de validación</w:t>
+        <w:t xml:space="preserve">Se actualiza la versión de iText para soportar documentos PDF cifrados con AES-256 y </w:t>
+      </w:r>
+      <w:r>
+        <w:t>corregir vulnerabilidades</w:t>
       </w:r>
       <w:r>
         <w:t>.</w:t>
@@ -8021,53 +7493,27 @@
           <w:ilvl w:val="0"/>
           <w:numId w:val="42"/>
         </w:numPr>
-      </w:pPr>
-      <w:r>
-        <w:t>Ya se liberan las conexiones con Axis2.</w:t>
-      </w:r>
-    </w:p>
-    <w:p>
-      <w:pPr>
-        <w:pStyle w:val="Ttulo2"/>
-        <w:rPr>
-          <w:lang w:val="es-ES"/>
-        </w:rPr>
-      </w:pPr>
-      <w:bookmarkStart w:id="50" w:name="_Toc157413384"/>
-      <w:proofErr w:type="spellStart"/>
-      <w:r>
-        <w:rPr>
-          <w:lang w:val="es-ES"/>
-        </w:rPr>
-        <w:t>Integr</w:t>
-      </w:r>
-      <w:proofErr w:type="spellEnd"/>
-      <w:r>
-        <w:rPr>
-          <w:lang w:val="es-ES"/>
-        </w:rPr>
-        <w:t>@ 2.2.3_00</w:t>
-      </w:r>
-      <w:r>
-        <w:rPr>
-          <w:lang w:val="es-ES"/>
-        </w:rPr>
-        <w:t>1</w:t>
-      </w:r>
-      <w:bookmarkEnd w:id="46"/>
-      <w:bookmarkEnd w:id="50"/>
-    </w:p>
-    <w:p>
-      <w:pPr>
-        <w:pStyle w:val="Ttulo3"/>
-      </w:pPr>
-      <w:bookmarkStart w:id="51" w:name="_Toc116024923"/>
-      <w:bookmarkStart w:id="52" w:name="_Toc157413385"/>
-      <w:r>
-        <w:t>Características</w:t>
-      </w:r>
-      <w:bookmarkEnd w:id="51"/>
-      <w:bookmarkEnd w:id="52"/>
+        <w:spacing w:line="259" w:lineRule="auto"/>
+        <w:rPr>
+          <w:szCs w:val="24"/>
+        </w:rPr>
+      </w:pPr>
+      <w:r>
+        <w:rPr>
+          <w:szCs w:val="24"/>
+        </w:rPr>
+        <w:t>Actualización de dependencias a versiones no vulnerables.</w:t>
+      </w:r>
+    </w:p>
+    <w:p>
+      <w:pPr>
+        <w:pStyle w:val="Heading3"/>
+      </w:pPr>
+      <w:bookmarkStart w:id="45" w:name="_Toc193957503"/>
+      <w:r>
+        <w:t>Errores Resueltos</w:t>
+      </w:r>
+      <w:bookmarkEnd w:id="45"/>
     </w:p>
     <w:p>
       <w:pPr>
@@ -8075,22 +7521,46 @@
           <w:ilvl w:val="0"/>
           <w:numId w:val="42"/>
         </w:numPr>
-      </w:pPr>
-      <w:r>
-        <w:t>Actualización y homogeneización de dependencias.</w:t>
-      </w:r>
-    </w:p>
-    <w:p>
-      <w:pPr>
-        <w:pStyle w:val="Ttulo3"/>
-      </w:pPr>
-      <w:bookmarkStart w:id="53" w:name="_Toc116024924"/>
-      <w:bookmarkStart w:id="54" w:name="_Toc157413386"/>
-      <w:r>
-        <w:t>Errores Resueltos</w:t>
-      </w:r>
-      <w:bookmarkEnd w:id="53"/>
-      <w:bookmarkEnd w:id="54"/>
+        <w:spacing w:line="259" w:lineRule="auto"/>
+        <w:rPr>
+          <w:szCs w:val="24"/>
+        </w:rPr>
+      </w:pPr>
+      <w:r>
+        <w:rPr>
+          <w:szCs w:val="24"/>
+        </w:rPr>
+        <w:t>Se corrige un error que impedía la generación y validación de firmas con sello de tiempo.</w:t>
+      </w:r>
+    </w:p>
+    <w:p>
+      <w:pPr>
+        <w:pStyle w:val="Heading2"/>
+      </w:pPr>
+      <w:bookmarkStart w:id="46" w:name="_Toc193957504"/>
+      <w:r>
+        <w:t>Integr@ 2.2.</w:t>
+      </w:r>
+      <w:r>
+        <w:t>4</w:t>
+      </w:r>
+      <w:r>
+        <w:t>_00</w:t>
+      </w:r>
+      <w:r>
+        <w:t>0</w:t>
+      </w:r>
+      <w:bookmarkEnd w:id="46"/>
+    </w:p>
+    <w:p>
+      <w:pPr>
+        <w:pStyle w:val="Heading3"/>
+      </w:pPr>
+      <w:bookmarkStart w:id="47" w:name="_Toc193957505"/>
+      <w:r>
+        <w:t>Características</w:t>
+      </w:r>
+      <w:bookmarkEnd w:id="47"/>
     </w:p>
     <w:p>
       <w:pPr>
@@ -8100,7 +7570,7 @@
         </w:numPr>
       </w:pPr>
       <w:r>
-        <w:t>Se corrige el paquete de despliegue y la documentación incluyendo las dependencias reales de cada una de las librerías de integra.</w:t>
+        <w:t>Actualización de dependencias.</w:t>
       </w:r>
     </w:p>
     <w:p>
@@ -8111,64 +7581,18 @@
         </w:numPr>
       </w:pPr>
       <w:r>
-        <w:t>Se incluye una serie de propiedades en el fichero “</w:t>
-      </w:r>
-      <w:proofErr w:type="spellStart"/>
-      <w:r>
-        <w:t>tsaApp.properties</w:t>
-      </w:r>
-      <w:proofErr w:type="spellEnd"/>
-      <w:r>
-        <w:t>” que eran requeridas para la integración WS con TS@.</w:t>
-      </w:r>
-    </w:p>
-    <w:p>
-      <w:pPr>
-        <w:pStyle w:val="Ttulo2"/>
-        <w:rPr>
-          <w:lang w:val="es-ES"/>
-        </w:rPr>
-      </w:pPr>
-      <w:bookmarkStart w:id="55" w:name="_Toc116024925"/>
-      <w:bookmarkStart w:id="56" w:name="_Toc157413387"/>
-      <w:r>
-        <w:rPr>
-          <w:lang w:val="es-ES"/>
-        </w:rPr>
-        <w:t>Integr@ 2.2.</w:t>
-      </w:r>
-      <w:r>
-        <w:rPr>
-          <w:lang w:val="es-ES"/>
-        </w:rPr>
-        <w:t>3</w:t>
-      </w:r>
-      <w:r>
-        <w:rPr>
-          <w:lang w:val="es-ES"/>
-        </w:rPr>
-        <w:t>_00</w:t>
-      </w:r>
-      <w:r>
-        <w:rPr>
-          <w:lang w:val="es-ES"/>
-        </w:rPr>
-        <w:t>0</w:t>
-      </w:r>
-      <w:bookmarkEnd w:id="55"/>
-      <w:bookmarkEnd w:id="56"/>
-    </w:p>
-    <w:p>
-      <w:pPr>
-        <w:pStyle w:val="Ttulo3"/>
-      </w:pPr>
-      <w:bookmarkStart w:id="57" w:name="_Toc116024926"/>
-      <w:bookmarkStart w:id="58" w:name="_Toc157413388"/>
-      <w:r>
-        <w:t>Características</w:t>
-      </w:r>
-      <w:bookmarkEnd w:id="57"/>
-      <w:bookmarkEnd w:id="58"/>
+        <w:t>Nuevas comprobaciones de seguridad.</w:t>
+      </w:r>
+    </w:p>
+    <w:p>
+      <w:pPr>
+        <w:pStyle w:val="Heading3"/>
+      </w:pPr>
+      <w:bookmarkStart w:id="48" w:name="_Toc193957506"/>
+      <w:r>
+        <w:t>Errores Resueltos</w:t>
+      </w:r>
+      <w:bookmarkEnd w:id="48"/>
     </w:p>
     <w:p>
       <w:pPr>
@@ -8178,7 +7602,13 @@
         </w:numPr>
       </w:pPr>
       <w:r>
-        <w:t>Cuando se indica el método de canonización de la firma XAdES, se utiliza este mismo método para la transformación de los datos XML. Si no se indica nada, se mantiene el comportamiento anterior.</w:t>
+        <w:t xml:space="preserve">Se corrige </w:t>
+      </w:r>
+      <w:r>
+        <w:t>el error del WebService por el que se extendía sin límite el tamaño de la caché con los resultados de validación</w:t>
+      </w:r>
+      <w:r>
+        <w:t>.</w:t>
       </w:r>
     </w:p>
     <w:p>
@@ -8189,11 +7619,40 @@
         </w:numPr>
       </w:pPr>
       <w:r>
-        <w:t xml:space="preserve">Se adapta el desarrollo para la compatibilidad con las RFC </w:t>
-      </w:r>
-      <w:r>
-        <w:t>5035 y 5816.</w:t>
-      </w:r>
+        <w:t>Ya se liberan las conexiones con Axis2.</w:t>
+      </w:r>
+    </w:p>
+    <w:p>
+      <w:pPr>
+        <w:pStyle w:val="Heading2"/>
+      </w:pPr>
+      <w:bookmarkStart w:id="49" w:name="_Toc193957507"/>
+      <w:proofErr w:type="spellStart"/>
+      <w:r>
+        <w:lastRenderedPageBreak/>
+        <w:t>Integr</w:t>
+      </w:r>
+      <w:proofErr w:type="spellEnd"/>
+      <w:r>
+        <w:t>@ 2.2.3_00</w:t>
+      </w:r>
+      <w:r>
+        <w:t>1</w:t>
+      </w:r>
+      <w:bookmarkEnd w:id="39"/>
+      <w:bookmarkEnd w:id="49"/>
+    </w:p>
+    <w:p>
+      <w:pPr>
+        <w:pStyle w:val="Heading3"/>
+      </w:pPr>
+      <w:bookmarkStart w:id="50" w:name="_Toc116024923"/>
+      <w:bookmarkStart w:id="51" w:name="_Toc193957508"/>
+      <w:r>
+        <w:t>Características</w:t>
+      </w:r>
+      <w:bookmarkEnd w:id="50"/>
+      <w:bookmarkEnd w:id="51"/>
     </w:p>
     <w:p>
       <w:pPr>
@@ -8203,21 +7662,20 @@
         </w:numPr>
       </w:pPr>
       <w:r>
-        <w:t>Se sustituye la utilización de la dependencia JCE de IAIK por la JCE de BouncyCastle.</w:t>
-      </w:r>
-    </w:p>
-    <w:p>
-      <w:pPr>
-        <w:pStyle w:val="Ttulo3"/>
-      </w:pPr>
-      <w:bookmarkStart w:id="59" w:name="_Toc116024927"/>
-      <w:bookmarkStart w:id="60" w:name="_Toc157413389"/>
-      <w:r>
-        <w:lastRenderedPageBreak/>
+        <w:t>Actualización y homogeneización de dependencias.</w:t>
+      </w:r>
+    </w:p>
+    <w:p>
+      <w:pPr>
+        <w:pStyle w:val="Heading3"/>
+      </w:pPr>
+      <w:bookmarkStart w:id="52" w:name="_Toc116024924"/>
+      <w:bookmarkStart w:id="53" w:name="_Toc193957509"/>
+      <w:r>
         <w:t>Errores Resueltos</w:t>
       </w:r>
-      <w:bookmarkEnd w:id="59"/>
-      <w:bookmarkEnd w:id="60"/>
+      <w:bookmarkEnd w:id="52"/>
+      <w:bookmarkEnd w:id="53"/>
     </w:p>
     <w:p>
       <w:pPr>
@@ -8227,38 +7685,8 @@
         </w:numPr>
       </w:pPr>
       <w:r>
-        <w:t>Se corrige que en las firmas baseline se utilizase una transformación XML en lugar de la Base 64 cuando los datos son binarios.</w:t>
-      </w:r>
-    </w:p>
-    <w:p>
-      <w:pPr>
-        <w:pStyle w:val="Ttulo2"/>
-        <w:rPr>
-          <w:lang w:val="es-ES"/>
-        </w:rPr>
-      </w:pPr>
-      <w:bookmarkStart w:id="61" w:name="_Toc116024928"/>
-      <w:bookmarkStart w:id="62" w:name="_Toc157413390"/>
-      <w:r>
-        <w:rPr>
-          <w:lang w:val="es-ES"/>
-        </w:rPr>
-        <w:t>Integr@ 2.2.2_002</w:t>
-      </w:r>
-      <w:bookmarkEnd w:id="61"/>
-      <w:bookmarkEnd w:id="62"/>
-    </w:p>
-    <w:p>
-      <w:pPr>
-        <w:pStyle w:val="Ttulo3"/>
-      </w:pPr>
-      <w:bookmarkStart w:id="63" w:name="_Toc116024929"/>
-      <w:bookmarkStart w:id="64" w:name="_Toc157413391"/>
-      <w:r>
-        <w:t>Características</w:t>
-      </w:r>
-      <w:bookmarkEnd w:id="63"/>
-      <w:bookmarkEnd w:id="64"/>
+        <w:t>Se corrige el paquete de despliegue y la documentación incluyendo las dependencias reales de cada una de las librerías de integra.</w:t>
+      </w:r>
     </w:p>
     <w:p>
       <w:pPr>
@@ -8268,8 +7696,41 @@
         </w:numPr>
       </w:pPr>
       <w:r>
-        <w:t>Evolución de la versión de la librería de gestión de logs a Log4j2.</w:t>
-      </w:r>
+        <w:t>Se incluye una serie de propiedades en el fichero “tsaApp.properties” que eran requeridas para la integración WS con TS@.</w:t>
+      </w:r>
+    </w:p>
+    <w:p>
+      <w:pPr>
+        <w:pStyle w:val="Heading2"/>
+      </w:pPr>
+      <w:bookmarkStart w:id="54" w:name="_Toc116024925"/>
+      <w:bookmarkStart w:id="55" w:name="_Toc193957510"/>
+      <w:r>
+        <w:t>Integr@ 2.2.</w:t>
+      </w:r>
+      <w:r>
+        <w:t>3</w:t>
+      </w:r>
+      <w:r>
+        <w:t>_00</w:t>
+      </w:r>
+      <w:r>
+        <w:t>0</w:t>
+      </w:r>
+      <w:bookmarkEnd w:id="54"/>
+      <w:bookmarkEnd w:id="55"/>
+    </w:p>
+    <w:p>
+      <w:pPr>
+        <w:pStyle w:val="Heading3"/>
+      </w:pPr>
+      <w:bookmarkStart w:id="56" w:name="_Toc116024926"/>
+      <w:bookmarkStart w:id="57" w:name="_Toc193957511"/>
+      <w:r>
+        <w:t>Características</w:t>
+      </w:r>
+      <w:bookmarkEnd w:id="56"/>
+      <w:bookmarkEnd w:id="57"/>
     </w:p>
     <w:p>
       <w:pPr>
@@ -8279,7 +7740,7 @@
         </w:numPr>
       </w:pPr>
       <w:r>
-        <w:t>Adaptación de la configuración para el uso de Log4j2.</w:t>
+        <w:t>Cuando se indica el método de canonización de la firma XAdES, se utiliza este mismo método para la transformación de los datos XML. Si no se indica nada, se mantiene el comportamiento anterior.</w:t>
       </w:r>
     </w:p>
     <w:p>
@@ -8290,20 +7751,11 @@
         </w:numPr>
       </w:pPr>
       <w:r>
-        <w:t>Eliminar referencias a la librería slf4j.</w:t>
-      </w:r>
-    </w:p>
-    <w:p>
-      <w:pPr>
-        <w:pStyle w:val="Ttulo3"/>
-      </w:pPr>
-      <w:bookmarkStart w:id="65" w:name="_Toc116024930"/>
-      <w:bookmarkStart w:id="66" w:name="_Toc157413392"/>
-      <w:r>
-        <w:t>Errores Resueltos</w:t>
-      </w:r>
-      <w:bookmarkEnd w:id="65"/>
-      <w:bookmarkEnd w:id="66"/>
+        <w:t xml:space="preserve">Se adapta el desarrollo para la compatibilidad con las RFC </w:t>
+      </w:r>
+      <w:r>
+        <w:t>5035 y 5816.</w:t>
+      </w:r>
     </w:p>
     <w:p>
       <w:pPr>
@@ -8313,52 +7765,20 @@
         </w:numPr>
       </w:pPr>
       <w:r>
-        <w:t>Se corrige discrepancia en el nombre de la variable de configuración que indica la c</w:t>
-      </w:r>
-      <w:r>
-        <w:t>ontraseña del almacén de confianza (JKS) para conexiones seguras.</w:t>
-      </w:r>
-      <w:r>
-        <w:t xml:space="preserve"> Esta variable, presentaba una variación en una letra mayúscula entre el nombre indicado en el fichero “</w:t>
-      </w:r>
-      <w:proofErr w:type="gramStart"/>
-      <w:r>
-        <w:t>integra.properties</w:t>
-      </w:r>
-      <w:proofErr w:type="gramEnd"/>
-      <w:r>
-        <w:t>” y el valor esperado dentro del código.</w:t>
-      </w:r>
-    </w:p>
-    <w:p>
-      <w:pPr>
-        <w:pStyle w:val="Ttulo2"/>
-        <w:rPr>
-          <w:lang w:val="es-ES"/>
-        </w:rPr>
-      </w:pPr>
-      <w:bookmarkStart w:id="67" w:name="_Toc116024931"/>
-      <w:bookmarkStart w:id="68" w:name="_Toc157413393"/>
-      <w:r>
-        <w:rPr>
-          <w:lang w:val="es-ES"/>
-        </w:rPr>
-        <w:t>Integr@ 2.2.2_001</w:t>
-      </w:r>
-      <w:bookmarkEnd w:id="67"/>
-      <w:bookmarkEnd w:id="68"/>
-    </w:p>
-    <w:p>
-      <w:pPr>
-        <w:pStyle w:val="Ttulo3"/>
-      </w:pPr>
-      <w:bookmarkStart w:id="69" w:name="_Toc116024932"/>
-      <w:bookmarkStart w:id="70" w:name="_Toc157413394"/>
-      <w:r>
-        <w:t>Características</w:t>
-      </w:r>
-      <w:bookmarkEnd w:id="69"/>
-      <w:bookmarkEnd w:id="70"/>
+        <w:t>Se sustituye la utilización de la dependencia JCE de IAIK por la JCE de BouncyCastle.</w:t>
+      </w:r>
+    </w:p>
+    <w:p>
+      <w:pPr>
+        <w:pStyle w:val="Heading3"/>
+      </w:pPr>
+      <w:bookmarkStart w:id="58" w:name="_Toc116024927"/>
+      <w:bookmarkStart w:id="59" w:name="_Toc193957512"/>
+      <w:r>
+        <w:t>Errores Resueltos</w:t>
+      </w:r>
+      <w:bookmarkEnd w:id="58"/>
+      <w:bookmarkEnd w:id="59"/>
     </w:p>
     <w:p>
       <w:pPr>
@@ -8368,8 +7788,32 @@
         </w:numPr>
       </w:pPr>
       <w:r>
-        <w:t xml:space="preserve">Adaptación de la librería integra-tsl.jar para su integración con @firma. </w:t>
-      </w:r>
+        <w:t>Se corrige que en las firmas baseline se utilizase una transformación XML en lugar de la Base 64 cuando los datos son binarios.</w:t>
+      </w:r>
+    </w:p>
+    <w:p>
+      <w:pPr>
+        <w:pStyle w:val="Heading2"/>
+      </w:pPr>
+      <w:bookmarkStart w:id="60" w:name="_Toc116024928"/>
+      <w:bookmarkStart w:id="61" w:name="_Toc193957513"/>
+      <w:r>
+        <w:t>Integr@ 2.2.2_002</w:t>
+      </w:r>
+      <w:bookmarkEnd w:id="60"/>
+      <w:bookmarkEnd w:id="61"/>
+    </w:p>
+    <w:p>
+      <w:pPr>
+        <w:pStyle w:val="Heading3"/>
+      </w:pPr>
+      <w:bookmarkStart w:id="62" w:name="_Toc116024929"/>
+      <w:bookmarkStart w:id="63" w:name="_Toc193957514"/>
+      <w:r>
+        <w:t>Características</w:t>
+      </w:r>
+      <w:bookmarkEnd w:id="62"/>
+      <w:bookmarkEnd w:id="63"/>
     </w:p>
     <w:p>
       <w:pPr>
@@ -8379,7 +7823,7 @@
         </w:numPr>
       </w:pPr>
       <w:r>
-        <w:t>Se modifica la lógica para que en los casos en los que no tenga definida la extensión AdditionalServiceInformation, se compruebe la cualificación del certificado en base al contenido del certificado.</w:t>
+        <w:t>Evolución de la versión de la librería de gestión de logs a Log4j2.</w:t>
       </w:r>
     </w:p>
     <w:p>
@@ -8390,20 +7834,120 @@
         </w:numPr>
       </w:pPr>
       <w:r>
+        <w:t>Adaptación de la configuración para el uso de Log4j2.</w:t>
+      </w:r>
+    </w:p>
+    <w:p>
+      <w:pPr>
+        <w:numPr>
+          <w:ilvl w:val="0"/>
+          <w:numId w:val="42"/>
+        </w:numPr>
+      </w:pPr>
+      <w:r>
+        <w:t>Eliminar referencias a la librería slf4j.</w:t>
+      </w:r>
+    </w:p>
+    <w:p>
+      <w:pPr>
+        <w:pStyle w:val="Heading3"/>
+      </w:pPr>
+      <w:bookmarkStart w:id="64" w:name="_Toc116024930"/>
+      <w:bookmarkStart w:id="65" w:name="_Toc193957515"/>
+      <w:r>
+        <w:t>Errores Resueltos</w:t>
+      </w:r>
+      <w:bookmarkEnd w:id="64"/>
+      <w:bookmarkEnd w:id="65"/>
+    </w:p>
+    <w:p>
+      <w:pPr>
+        <w:numPr>
+          <w:ilvl w:val="0"/>
+          <w:numId w:val="42"/>
+        </w:numPr>
+      </w:pPr>
+      <w:r>
+        <w:t>Se corrige discrepancia en el nombre de la variable de configuración que indica la contraseña del almacén de confianza (JKS) para conexiones seguras. Esta variable, presentaba una variación en una letra mayúscula entre el nombre indicado en el fichero “</w:t>
+      </w:r>
+      <w:proofErr w:type="gramStart"/>
+      <w:r>
+        <w:t>integra.properties</w:t>
+      </w:r>
+      <w:proofErr w:type="gramEnd"/>
+      <w:r>
+        <w:t>” y el valor esperado dentro del código.</w:t>
+      </w:r>
+    </w:p>
+    <w:p>
+      <w:pPr>
+        <w:pStyle w:val="Heading2"/>
+      </w:pPr>
+      <w:bookmarkStart w:id="66" w:name="_Toc116024931"/>
+      <w:bookmarkStart w:id="67" w:name="_Toc193957516"/>
+      <w:r>
+        <w:lastRenderedPageBreak/>
+        <w:t>Integr@ 2.2.2_001</w:t>
+      </w:r>
+      <w:bookmarkEnd w:id="66"/>
+      <w:bookmarkEnd w:id="67"/>
+    </w:p>
+    <w:p>
+      <w:pPr>
+        <w:pStyle w:val="Heading3"/>
+      </w:pPr>
+      <w:bookmarkStart w:id="68" w:name="_Toc116024932"/>
+      <w:bookmarkStart w:id="69" w:name="_Toc193957517"/>
+      <w:r>
+        <w:t>Características</w:t>
+      </w:r>
+      <w:bookmarkEnd w:id="68"/>
+      <w:bookmarkEnd w:id="69"/>
+    </w:p>
+    <w:p>
+      <w:pPr>
+        <w:numPr>
+          <w:ilvl w:val="0"/>
+          <w:numId w:val="42"/>
+        </w:numPr>
+      </w:pPr>
+      <w:r>
+        <w:t xml:space="preserve">Adaptación de la librería integra-tsl.jar para su integración con @firma. </w:t>
+      </w:r>
+    </w:p>
+    <w:p>
+      <w:pPr>
+        <w:numPr>
+          <w:ilvl w:val="0"/>
+          <w:numId w:val="42"/>
+        </w:numPr>
+      </w:pPr>
+      <w:r>
+        <w:t>Se modifica la lógica para que en los casos en los que no tenga definida la extensión AdditionalServiceInformation, se compruebe la cualificación del certificado en base al contenido del certificado.</w:t>
+      </w:r>
+    </w:p>
+    <w:p>
+      <w:pPr>
+        <w:numPr>
+          <w:ilvl w:val="0"/>
+          <w:numId w:val="42"/>
+        </w:numPr>
+      </w:pPr>
+      <w:r>
         <w:t>Se añaden nuevas trazas de logs en el procesado de validación de un certificado frente una TSL.</w:t>
       </w:r>
     </w:p>
     <w:p>
       <w:pPr>
-        <w:pStyle w:val="Ttulo3"/>
-      </w:pPr>
-      <w:bookmarkStart w:id="71" w:name="_Toc116024933"/>
-      <w:bookmarkStart w:id="72" w:name="_Toc157413395"/>
+        <w:pStyle w:val="Heading3"/>
+      </w:pPr>
+      <w:bookmarkStart w:id="70" w:name="_Toc116024933"/>
+      <w:bookmarkStart w:id="71" w:name="_Toc193957518"/>
       <w:r>
         <w:t>Errores Resueltos</w:t>
       </w:r>
+      <w:bookmarkEnd w:id="70"/>
       <w:bookmarkEnd w:id="71"/>
-      <w:bookmarkEnd w:id="72"/>
     </w:p>
     <w:p>
       <w:pPr>
@@ -8421,33 +7965,27 @@
     </w:p>
     <w:p>
       <w:pPr>
-        <w:pStyle w:val="Ttulo2"/>
-        <w:rPr>
-          <w:lang w:val="es-ES"/>
-        </w:rPr>
-      </w:pPr>
-      <w:bookmarkStart w:id="73" w:name="_Toc116024934"/>
-      <w:bookmarkStart w:id="74" w:name="_Toc157413396"/>
-      <w:r>
-        <w:rPr>
-          <w:lang w:val="es-ES"/>
-        </w:rPr>
+        <w:pStyle w:val="Heading2"/>
+      </w:pPr>
+      <w:bookmarkStart w:id="72" w:name="_Toc116024934"/>
+      <w:bookmarkStart w:id="73" w:name="_Toc193957519"/>
+      <w:r>
         <w:t>Integr@ 2.2.2_000</w:t>
       </w:r>
+      <w:bookmarkEnd w:id="72"/>
       <w:bookmarkEnd w:id="73"/>
+    </w:p>
+    <w:p>
+      <w:pPr>
+        <w:pStyle w:val="Heading3"/>
+      </w:pPr>
+      <w:bookmarkStart w:id="74" w:name="_Toc116024935"/>
+      <w:bookmarkStart w:id="75" w:name="_Toc193957520"/>
+      <w:r>
+        <w:t>Características</w:t>
+      </w:r>
       <w:bookmarkEnd w:id="74"/>
-    </w:p>
-    <w:p>
-      <w:pPr>
-        <w:pStyle w:val="Ttulo3"/>
-      </w:pPr>
-      <w:bookmarkStart w:id="75" w:name="_Toc116024935"/>
-      <w:bookmarkStart w:id="76" w:name="_Toc157413397"/>
-      <w:r>
-        <w:t>Características</w:t>
-      </w:r>
       <w:bookmarkEnd w:id="75"/>
-      <w:bookmarkEnd w:id="76"/>
     </w:p>
     <w:p>
       <w:pPr>
@@ -8485,7 +8023,6 @@
         </w:numPr>
       </w:pPr>
       <w:r>
-        <w:lastRenderedPageBreak/>
         <w:t>Se añade una nueva funcionalidad que permite el cálculo de la fecha de expiración de las firmas en las operaciones de validación en Integr@</w:t>
       </w:r>
       <w:r>
@@ -8539,19 +8076,7 @@
         <w:t xml:space="preserve">validación de certificados </w:t>
       </w:r>
       <w:r>
-        <w:t>frente a las l</w:t>
-      </w:r>
-      <w:r>
-        <w:t>ista</w:t>
-      </w:r>
-      <w:r>
-        <w:t>s</w:t>
-      </w:r>
-      <w:r>
-        <w:t xml:space="preserve"> de confianza de prestadores de servicios electrónicos de confianza (TSL)</w:t>
-      </w:r>
-      <w:r>
-        <w:t>.</w:t>
+        <w:t>frente a las listas de confianza de prestadores de servicios electrónicos de confianza (TSL).</w:t>
       </w:r>
     </w:p>
     <w:p>
@@ -8561,15 +8086,15 @@
     </w:p>
     <w:p>
       <w:pPr>
-        <w:pStyle w:val="Ttulo3"/>
-      </w:pPr>
-      <w:bookmarkStart w:id="77" w:name="_Toc116024936"/>
-      <w:bookmarkStart w:id="78" w:name="_Toc157413398"/>
+        <w:pStyle w:val="Heading3"/>
+      </w:pPr>
+      <w:bookmarkStart w:id="76" w:name="_Toc116024936"/>
+      <w:bookmarkStart w:id="77" w:name="_Toc193957521"/>
       <w:r>
         <w:t>Errores Resueltos</w:t>
       </w:r>
+      <w:bookmarkEnd w:id="76"/>
       <w:bookmarkEnd w:id="77"/>
-      <w:bookmarkEnd w:id="78"/>
     </w:p>
     <w:p>
       <w:pPr>
@@ -8601,6 +8126,7 @@
         </w:numPr>
       </w:pPr>
       <w:r>
+        <w:lastRenderedPageBreak/>
         <w:t>Se corrige error en la gestión de los providers de seguridad de Java durante la detección de formatos de firma en peticiones a través de web services.</w:t>
       </w:r>
     </w:p>
@@ -8663,33 +8189,27 @@
     </w:p>
     <w:p>
       <w:pPr>
-        <w:pStyle w:val="Ttulo2"/>
-        <w:rPr>
-          <w:lang w:val="es-ES"/>
-        </w:rPr>
-      </w:pPr>
-      <w:bookmarkStart w:id="79" w:name="_Toc116024937"/>
-      <w:bookmarkStart w:id="80" w:name="_Toc157413399"/>
-      <w:r>
-        <w:rPr>
-          <w:lang w:val="es-ES"/>
-        </w:rPr>
+        <w:pStyle w:val="Heading2"/>
+      </w:pPr>
+      <w:bookmarkStart w:id="78" w:name="_Toc116024937"/>
+      <w:bookmarkStart w:id="79" w:name="_Toc193957522"/>
+      <w:r>
         <w:t>Integr@ 2.2.1_000</w:t>
       </w:r>
+      <w:bookmarkEnd w:id="78"/>
       <w:bookmarkEnd w:id="79"/>
+    </w:p>
+    <w:p>
+      <w:pPr>
+        <w:pStyle w:val="Heading3"/>
+      </w:pPr>
+      <w:bookmarkStart w:id="80" w:name="_Toc116024938"/>
+      <w:bookmarkStart w:id="81" w:name="_Toc193957523"/>
+      <w:r>
+        <w:t>Características</w:t>
+      </w:r>
       <w:bookmarkEnd w:id="80"/>
-    </w:p>
-    <w:p>
-      <w:pPr>
-        <w:pStyle w:val="Ttulo3"/>
-      </w:pPr>
-      <w:bookmarkStart w:id="81" w:name="_Toc116024938"/>
-      <w:bookmarkStart w:id="82" w:name="_Toc157413400"/>
-      <w:r>
-        <w:t>Características</w:t>
-      </w:r>
       <w:bookmarkEnd w:id="81"/>
-      <w:bookmarkEnd w:id="82"/>
     </w:p>
     <w:p>
       <w:pPr>
@@ -8710,7 +8230,6 @@
         </w:numPr>
       </w:pPr>
       <w:r>
-        <w:lastRenderedPageBreak/>
         <w:t>Se añade una utilidad que permite detectar el formato de firmas XML, ASN.1 y PDF.</w:t>
       </w:r>
     </w:p>
@@ -8788,6 +8307,7 @@
         </w:numPr>
       </w:pPr>
       <w:r>
+        <w:lastRenderedPageBreak/>
         <w:t>Se incorpora la posibilidad de validar el certificado firmante de los sellos de tiempo para los procesos de generación, actualización y validación de firmas mediante comunicación con un servidor OCSP.</w:t>
       </w:r>
     </w:p>
@@ -8876,7 +8396,6 @@
         </w:numPr>
       </w:pPr>
       <w:r>
-        <w:lastRenderedPageBreak/>
         <w:t xml:space="preserve">Se ha añadido una propiedad al fichero </w:t>
       </w:r>
       <w:proofErr w:type="gramStart"/>
@@ -8975,7 +8494,11 @@
         <w:t>que,</w:t>
       </w:r>
       <w:r>
-        <w:t xml:space="preserve"> si el nivel indicado es 0 o 1 se hará la validación siempre, y si el nivel indicado es 2 se hará la validación completa.</w:t>
+        <w:t xml:space="preserve"> si </w:t>
+      </w:r>
+      <w:r>
+        <w:lastRenderedPageBreak/>
+        <w:t>el nivel indicado es 0 o 1 se hará la validación siempre, y si el nivel indicado es 2 se hará la validación completa.</w:t>
       </w:r>
     </w:p>
     <w:p>
@@ -9185,7 +8708,6 @@
         </w:numPr>
       </w:pPr>
       <w:r>
-        <w:lastRenderedPageBreak/>
         <w:t>Se divide</w:t>
       </w:r>
       <w:r>
@@ -9280,6 +8802,7 @@
         </w:numPr>
       </w:pPr>
       <w:r>
+        <w:lastRenderedPageBreak/>
         <w:t xml:space="preserve">Se añade la actualización de firmantes de una firma CAdES Baseline añadiéndoles un sello de tiempo a cada uno de ellos, siempre que no lo tuviera anteriormente, mediante la interfaz </w:t>
       </w:r>
       <w:r>
@@ -9475,7 +8998,6 @@
         </w:numPr>
       </w:pPr>
       <w:r>
-        <w:lastRenderedPageBreak/>
         <w:t>Se añade al detector de formatos una funcionalidad para determinar si una firma es ASiC-S.</w:t>
       </w:r>
     </w:p>
@@ -9556,6 +9078,7 @@
         </w:numPr>
       </w:pPr>
       <w:r>
+        <w:lastRenderedPageBreak/>
         <w:t>Servicio de Validación (VerifyTimestamp).</w:t>
       </w:r>
     </w:p>
@@ -9740,7 +9263,6 @@
         </w:numPr>
       </w:pPr>
       <w:r>
-        <w:lastRenderedPageBreak/>
         <w:t>Se actualizan los procesos de validación de firmas para que ofrezcan una información más detallada de las validaciones llevadas a cabo, así como de los firmantes y sellos de tiempo que componen cada firma.</w:t>
       </w:r>
     </w:p>
@@ -9846,6 +9368,7 @@
         </w:numPr>
       </w:pPr>
       <w:r>
+        <w:lastRenderedPageBreak/>
         <w:t xml:space="preserve">Se ha modificado la validación y actualización de firmas para que se permita incorporar un nuevo elemento </w:t>
       </w:r>
       <w:r>
@@ -9865,15 +9388,15 @@
     </w:p>
     <w:p>
       <w:pPr>
-        <w:pStyle w:val="Ttulo3"/>
-      </w:pPr>
-      <w:bookmarkStart w:id="83" w:name="_Toc116024939"/>
-      <w:bookmarkStart w:id="84" w:name="_Toc157413401"/>
+        <w:pStyle w:val="Heading3"/>
+      </w:pPr>
+      <w:bookmarkStart w:id="82" w:name="_Toc116024939"/>
+      <w:bookmarkStart w:id="83" w:name="_Toc193957524"/>
       <w:r>
         <w:t>Errores Resueltos</w:t>
       </w:r>
+      <w:bookmarkEnd w:id="82"/>
       <w:bookmarkEnd w:id="83"/>
-      <w:bookmarkEnd w:id="84"/>
     </w:p>
     <w:p>
       <w:pPr>
@@ -9941,7 +9464,6 @@
         </w:numPr>
       </w:pPr>
       <w:r>
-        <w:lastRenderedPageBreak/>
         <w:t xml:space="preserve">Se soluciona </w:t>
       </w:r>
       <w:r>
@@ -10046,6 +9568,7 @@
         </w:numPr>
       </w:pPr>
       <w:r>
+        <w:lastRenderedPageBreak/>
         <w:t xml:space="preserve">Se resuelve la incidencia #131729, la cual indicaba que se producía un error si el proveedor de seguridad de BouncyCastle no había sido inicializado antes de utilizar el cliente OCSP para validación de certificados. Se ha añadido una inicialización estática del proveedor de manera que en la clase </w:t>
       </w:r>
       <w:proofErr w:type="gramStart"/>
@@ -10189,7 +9712,6 @@
         </w:numPr>
       </w:pPr>
       <w:r>
-        <w:lastRenderedPageBreak/>
         <w:t xml:space="preserve">Se soluciona la incidencia #150530 según la cual, el método </w:t>
       </w:r>
       <w:proofErr w:type="gramStart"/>
@@ -10335,7 +9857,11 @@
         <w:t>integraFacade.properties</w:t>
       </w:r>
       <w:r>
-        <w:t>, ya que no se indicaba correctamente el nombre del fichero de propiedades que se estaba procesando respecto a la propiedad que falta o que tiene un valor incorrecto.</w:t>
+        <w:t xml:space="preserve">, ya que no se </w:t>
+      </w:r>
+      <w:r>
+        <w:lastRenderedPageBreak/>
+        <w:t>indicaba correctamente el nombre del fichero de propiedades que se estaba procesando respecto a la propiedad que falta o que tiene un valor incorrecto.</w:t>
       </w:r>
     </w:p>
     <w:p>
@@ -10514,7 +10040,6 @@
         </w:numPr>
       </w:pPr>
       <w:r>
-        <w:lastRenderedPageBreak/>
         <w:t xml:space="preserve">Se modifica la manera de capturar excepciones en la clase </w:t>
       </w:r>
       <w:r>
@@ -10633,7 +10158,11 @@
         <w:t>Bouncycastle</w:t>
       </w:r>
       <w:r>
-        <w:t xml:space="preserve"> 1.46 respecto a identificadores de tipo OID ha sido necesario modificar el modo de validación del núcleo de firma ASN.1 para las firmas contenidas en diccionarios de firma de manera que ahora, para firmas PAdES, la validación del núcleo de la firma ASN.1 contenida no se delega a iText</w:t>
+        <w:t xml:space="preserve"> 1.46 respecto a identificadores de tipo OID ha sido necesario modificar el modo de validación del núcleo de firma ASN.1 para las firmas contenidas en diccionarios de firma de manera que </w:t>
+      </w:r>
+      <w:r>
+        <w:lastRenderedPageBreak/>
+        <w:t>ahora, para firmas PAdES, la validación del núcleo de la firma ASN.1 contenida no se delega a iText</w:t>
       </w:r>
       <w:r>
         <w:t>.</w:t>
@@ -10774,7 +10303,6 @@
         </w:numPr>
       </w:pPr>
       <w:r>
-        <w:lastRenderedPageBreak/>
         <w:t xml:space="preserve">Se soluciona un problema asociado a la validación de firma en la clase </w:t>
       </w:r>
       <w:proofErr w:type="gramStart"/>
@@ -10935,6 +10463,7 @@
         </w:numPr>
       </w:pPr>
       <w:r>
+        <w:lastRenderedPageBreak/>
         <w:t>Se corrige un mal funcionamiento de la fachada de servicios de @firma y es que cuando se llevaba a cabo una petición al servicio de validación de certificados por lote no se recuperaban las respuestas individuales de validación para cada certificado.</w:t>
       </w:r>
     </w:p>
@@ -10971,6 +10500,13 @@
       </w:r>
     </w:p>
   </w:endnote>
+  <w:endnote w:type="continuationNotice" w:id="1">
+    <w:p>
+      <w:pPr>
+        <w:spacing w:before="0" w:after="0"/>
+      </w:pPr>
+    </w:p>
+  </w:endnote>
 </w:endnotes>
 </file>
 
@@ -10978,7 +10514,7 @@
 <w:ftr xmlns:wpc="http://schemas.microsoft.com/office/word/2010/wordprocessingCanvas" xmlns:cx="http://schemas.microsoft.com/office/drawing/2014/chartex" xmlns:cx1="http://schemas.microsoft.com/office/drawing/2015/9/8/chartex" xmlns:cx2="http://schemas.microsoft.com/office/drawing/2015/10/21/chartex" xmlns:cx3="http://schemas.microsoft.com/office/drawing/2016/5/9/chartex" xmlns:cx4="http://schemas.microsoft.com/office/drawing/2016/5/10/chartex" xmlns:cx5="http://schemas.microsoft.com/office/drawing/2016/5/11/chartex" xmlns:cx6="http://schemas.microsoft.com/office/drawing/2016/5/12/chartex" xmlns:cx7="http://schemas.microsoft.com/office/drawing/2016/5/13/chartex" xmlns:cx8="http://schemas.microsoft.com/office/drawing/2016/5/14/chartex" xmlns:mc="http://schemas.openxmlformats.org/markup-compatibility/2006" xmlns:aink="http://schemas.microsoft.com/office/drawing/2016/ink" xmlns:am3d="http://schemas.microsoft.com/office/drawing/2017/model3d" xmlns:o="urn:schemas-microsoft-com:office:office" xmlns:oel="http://schemas.microsoft.com/office/2019/extlst" xmlns:r="http://schemas.openxmlformats.org/officeDocument/2006/relationships" xmlns:m="http://schemas.openxmlformats.org/officeDocument/2006/math" xmlns:v="urn:schemas-microsoft-com:vml" xmlns:wp14="http://schemas.microsoft.com/office/word/2010/wordprocessingDrawing" xmlns:wp="http://schemas.openxmlformats.org/drawingml/2006/wordprocessingDrawing" xmlns:w10="urn:schemas-microsoft-com:office:word" xmlns:w="http://schemas.openxmlformats.org/wordprocessingml/2006/main" xmlns:w14="http://schemas.microsoft.com/office/word/2010/wordml" xmlns:w15="http://schemas.microsoft.com/office/word/2012/wordml" xmlns:w16cex="http://schemas.microsoft.com/office/word/2018/wordml/cex" xmlns:w16cid="http://schemas.microsoft.com/office/word/2016/wordml/cid" xmlns:w16="http://schemas.microsoft.com/office/word/2018/wordml" xmlns:w16sdtdh="http://schemas.microsoft.com/office/word/2020/wordml/sdtdatahash" xmlns:w16se="http://schemas.microsoft.com/office/word/2015/wordml/symex" xmlns:wpg="http://schemas.microsoft.com/office/word/2010/wordprocessingGroup" xmlns:wpi="http://schemas.microsoft.com/office/word/2010/wordprocessingInk" xmlns:wne="http://schemas.microsoft.com/office/word/2006/wordml" xmlns:wps="http://schemas.microsoft.com/office/word/2010/wordprocessingShape" mc:Ignorable="w14 w15 w16se w16cid w16 w16cex w16sdtdh wp14">
   <w:p>
     <w:pPr>
-      <w:pStyle w:val="Piedepgina"/>
+      <w:pStyle w:val="Footer"/>
       <w:pBdr>
         <w:top w:val="single" w:sz="4" w:space="2" w:color="auto"/>
       </w:pBdr>
@@ -11023,28 +10559,28 @@
     </w:r>
     <w:r>
       <w:rPr>
-        <w:rStyle w:val="Nmerodepgina"/>
+        <w:rStyle w:val="PageNumber"/>
         <w:sz w:val="16"/>
       </w:rPr>
       <w:fldChar w:fldCharType="begin"/>
     </w:r>
     <w:r>
       <w:rPr>
-        <w:rStyle w:val="Nmerodepgina"/>
+        <w:rStyle w:val="PageNumber"/>
         <w:sz w:val="16"/>
       </w:rPr>
       <w:instrText xml:space="preserve"> PAGE </w:instrText>
     </w:r>
     <w:r>
       <w:rPr>
-        <w:rStyle w:val="Nmerodepgina"/>
+        <w:rStyle w:val="PageNumber"/>
         <w:sz w:val="16"/>
       </w:rPr>
       <w:fldChar w:fldCharType="separate"/>
     </w:r>
     <w:r>
       <w:rPr>
-        <w:rStyle w:val="Nmerodepgina"/>
+        <w:rStyle w:val="PageNumber"/>
         <w:noProof/>
         <w:sz w:val="16"/>
       </w:rPr>
@@ -11052,42 +10588,42 @@
     </w:r>
     <w:r>
       <w:rPr>
-        <w:rStyle w:val="Nmerodepgina"/>
+        <w:rStyle w:val="PageNumber"/>
         <w:sz w:val="16"/>
       </w:rPr>
       <w:fldChar w:fldCharType="end"/>
     </w:r>
     <w:r>
       <w:rPr>
-        <w:rStyle w:val="Nmerodepgina"/>
+        <w:rStyle w:val="PageNumber"/>
         <w:sz w:val="16"/>
       </w:rPr>
       <w:t>/</w:t>
     </w:r>
     <w:r>
       <w:rPr>
-        <w:rStyle w:val="Nmerodepgina"/>
+        <w:rStyle w:val="PageNumber"/>
         <w:sz w:val="16"/>
       </w:rPr>
       <w:fldChar w:fldCharType="begin"/>
     </w:r>
     <w:r>
       <w:rPr>
-        <w:rStyle w:val="Nmerodepgina"/>
+        <w:rStyle w:val="PageNumber"/>
         <w:sz w:val="16"/>
       </w:rPr>
       <w:instrText xml:space="preserve"> NUMPAGES   \* MERGEFORMAT </w:instrText>
     </w:r>
     <w:r>
       <w:rPr>
-        <w:rStyle w:val="Nmerodepgina"/>
+        <w:rStyle w:val="PageNumber"/>
         <w:sz w:val="16"/>
       </w:rPr>
       <w:fldChar w:fldCharType="separate"/>
     </w:r>
     <w:r>
       <w:rPr>
-        <w:rStyle w:val="Nmerodepgina"/>
+        <w:rStyle w:val="PageNumber"/>
         <w:noProof/>
         <w:sz w:val="16"/>
       </w:rPr>
@@ -11095,7 +10631,7 @@
     </w:r>
     <w:r>
       <w:rPr>
-        <w:rStyle w:val="Nmerodepgina"/>
+        <w:rStyle w:val="PageNumber"/>
         <w:sz w:val="16"/>
       </w:rPr>
       <w:fldChar w:fldCharType="end"/>
@@ -11166,6 +10702,13 @@
       </w:r>
     </w:p>
   </w:footnote>
+  <w:footnote w:type="continuationNotice" w:id="1">
+    <w:p>
+      <w:pPr>
+        <w:spacing w:before="0" w:after="0"/>
+      </w:pPr>
+    </w:p>
+  </w:footnote>
 </w:footnotes>
 </file>
 
@@ -11173,7 +10716,7 @@
 <w:hdr xmlns:wpc="http://schemas.microsoft.com/office/word/2010/wordprocessingCanvas" xmlns:cx="http://schemas.microsoft.com/office/drawing/2014/chartex" xmlns:cx1="http://schemas.microsoft.com/office/drawing/2015/9/8/chartex" xmlns:cx2="http://schemas.microsoft.com/office/drawing/2015/10/21/chartex" xmlns:cx3="http://schemas.microsoft.com/office/drawing/2016/5/9/chartex" xmlns:cx4="http://schemas.microsoft.com/office/drawing/2016/5/10/chartex" xmlns:cx5="http://schemas.microsoft.com/office/drawing/2016/5/11/chartex" xmlns:cx6="http://schemas.microsoft.com/office/drawing/2016/5/12/chartex" xmlns:cx7="http://schemas.microsoft.com/office/drawing/2016/5/13/chartex" xmlns:cx8="http://schemas.microsoft.com/office/drawing/2016/5/14/chartex" xmlns:mc="http://schemas.openxmlformats.org/markup-compatibility/2006" xmlns:aink="http://schemas.microsoft.com/office/drawing/2016/ink" xmlns:am3d="http://schemas.microsoft.com/office/drawing/2017/model3d" xmlns:o="urn:schemas-microsoft-com:office:office" xmlns:oel="http://schemas.microsoft.com/office/2019/extlst" xmlns:r="http://schemas.openxmlformats.org/officeDocument/2006/relationships" xmlns:m="http://schemas.openxmlformats.org/officeDocument/2006/math" xmlns:v="urn:schemas-microsoft-com:vml" xmlns:wp14="http://schemas.microsoft.com/office/word/2010/wordprocessingDrawing" xmlns:wp="http://schemas.openxmlformats.org/drawingml/2006/wordprocessingDrawing" xmlns:w10="urn:schemas-microsoft-com:office:word" xmlns:w="http://schemas.openxmlformats.org/wordprocessingml/2006/main" xmlns:w14="http://schemas.microsoft.com/office/word/2010/wordml" xmlns:w15="http://schemas.microsoft.com/office/word/2012/wordml" xmlns:w16cex="http://schemas.microsoft.com/office/word/2018/wordml/cex" xmlns:w16cid="http://schemas.microsoft.com/office/word/2016/wordml/cid" xmlns:w16="http://schemas.microsoft.com/office/word/2018/wordml" xmlns:w16sdtdh="http://schemas.microsoft.com/office/word/2020/wordml/sdtdatahash" xmlns:w16se="http://schemas.microsoft.com/office/word/2015/wordml/symex" xmlns:wpg="http://schemas.microsoft.com/office/word/2010/wordprocessingGroup" xmlns:wpi="http://schemas.microsoft.com/office/word/2010/wordprocessingInk" xmlns:wne="http://schemas.microsoft.com/office/word/2006/wordml" xmlns:wps="http://schemas.microsoft.com/office/word/2010/wordprocessingShape" mc:Ignorable="w14 w15 w16se w16cid w16 w16cex w16sdtdh wp14">
   <w:p>
     <w:pPr>
-      <w:pStyle w:val="Encabezado"/>
+      <w:pStyle w:val="Header"/>
       <w:pBdr>
         <w:bottom w:val="single" w:sz="4" w:space="1" w:color="auto"/>
       </w:pBdr>
@@ -11206,7 +10749,7 @@
           <v:path o:extrusionok="f" gradientshapeok="t" o:connecttype="rect"/>
           <o:lock v:ext="edit" aspectratio="t"/>
         </v:shapetype>
-        <v:shape id="_x0000_i1025" type="#_x0000_t75" style="width:74.25pt;height:38.25pt">
+        <v:shape id="_x0000_i1080" type="#_x0000_t75" style="width:74.25pt;height:38.25pt">
           <v:imagedata r:id="rId1" o:title="cabecera_gobierno_espana"/>
         </v:shape>
       </w:pict>
@@ -11217,17 +10760,27 @@
     <w:r>
       <w:tab/>
     </w:r>
-    <w:fldSimple w:instr=" REF  TITULO_DOCUMENTO ">
-      <w:r>
-        <w:t>@Firma</w:t>
-      </w:r>
-      <w:r>
-        <w:t>-</w:t>
-      </w:r>
-      <w:r>
-        <w:t>Integr@-CambiosYNovedades-MAN</w:t>
-      </w:r>
-    </w:fldSimple>
+    <w:r>
+      <w:fldChar w:fldCharType="begin"/>
+    </w:r>
+    <w:r>
+      <w:instrText xml:space="preserve"> REF  TITULO_DOCUMENTO </w:instrText>
+    </w:r>
+    <w:r>
+      <w:fldChar w:fldCharType="separate"/>
+    </w:r>
+    <w:r>
+      <w:t>@Firma</w:t>
+    </w:r>
+    <w:r>
+      <w:t>-</w:t>
+    </w:r>
+    <w:r>
+      <w:t>Integr@-CambiosYNovedades-MAN</w:t>
+    </w:r>
+    <w:r>
+      <w:fldChar w:fldCharType="end"/>
+    </w:r>
     <w:r>
       <w:rPr>
         <w:sz w:val="16"/>
@@ -11235,11 +10788,9 @@
       </w:rPr>
       <w:t>-</w:t>
     </w:r>
-    <w:fldSimple w:instr=" REF  VERSION ">
-      <w:r>
-        <w:t>021</w:t>
-      </w:r>
-    </w:fldSimple>
+    <w:r>
+      <w:t>023</w:t>
+    </w:r>
     <w:r>
       <w:rPr>
         <w:sz w:val="16"/>
@@ -11286,7 +10837,7 @@
     <w:lvl w:ilvl="0">
       <w:start w:val="1"/>
       <w:numFmt w:val="decimal"/>
-      <w:pStyle w:val="Listaconnmeros5"/>
+      <w:pStyle w:val="ListNumber5"/>
       <w:lvlText w:val="%1."/>
       <w:lvlJc w:val="left"/>
       <w:pPr>
@@ -11304,7 +10855,7 @@
     <w:lvl w:ilvl="0">
       <w:start w:val="1"/>
       <w:numFmt w:val="decimal"/>
-      <w:pStyle w:val="Listaconnmeros4"/>
+      <w:pStyle w:val="ListNumber4"/>
       <w:lvlText w:val="%1."/>
       <w:lvlJc w:val="left"/>
       <w:pPr>
@@ -11322,7 +10873,7 @@
     <w:lvl w:ilvl="0">
       <w:start w:val="1"/>
       <w:numFmt w:val="decimal"/>
-      <w:pStyle w:val="Listaconnmeros3"/>
+      <w:pStyle w:val="ListNumber3"/>
       <w:lvlText w:val="%1."/>
       <w:lvlJc w:val="left"/>
       <w:pPr>
@@ -11340,7 +10891,7 @@
     <w:lvl w:ilvl="0">
       <w:start w:val="1"/>
       <w:numFmt w:val="bullet"/>
-      <w:pStyle w:val="Listaconvietas5"/>
+      <w:pStyle w:val="ListBullet5"/>
       <w:lvlText w:val=""/>
       <w:lvlJc w:val="left"/>
       <w:pPr>
@@ -11361,7 +10912,7 @@
     <w:lvl w:ilvl="0">
       <w:start w:val="1"/>
       <w:numFmt w:val="bullet"/>
-      <w:pStyle w:val="Listaconvietas4"/>
+      <w:pStyle w:val="ListBullet4"/>
       <w:lvlText w:val=""/>
       <w:lvlJc w:val="left"/>
       <w:pPr>
@@ -11382,7 +10933,7 @@
     <w:lvl w:ilvl="0">
       <w:start w:val="1"/>
       <w:numFmt w:val="bullet"/>
-      <w:pStyle w:val="Listaconvietas3"/>
+      <w:pStyle w:val="ListBullet3"/>
       <w:lvlText w:val=""/>
       <w:lvlJc w:val="left"/>
       <w:pPr>
@@ -11403,7 +10954,7 @@
     <w:lvl w:ilvl="0">
       <w:start w:val="1"/>
       <w:numFmt w:val="bullet"/>
-      <w:pStyle w:val="Listaconvietas2"/>
+      <w:pStyle w:val="ListBullet2"/>
       <w:lvlText w:val="o"/>
       <w:lvlJc w:val="left"/>
       <w:pPr>
@@ -11421,7 +10972,7 @@
     <w:lvl w:ilvl="0">
       <w:start w:val="1"/>
       <w:numFmt w:val="bullet"/>
-      <w:pStyle w:val="Listaconvietas"/>
+      <w:pStyle w:val="ListBullet"/>
       <w:lvlText w:val=""/>
       <w:lvlJc w:val="left"/>
       <w:pPr>
@@ -12628,6 +12179,119 @@
     </w:lvl>
   </w:abstractNum>
   <w:abstractNum w:abstractNumId="21" w15:restartNumberingAfterBreak="0">
+    <w:nsid w:val="213A591C"/>
+    <w:multiLevelType w:val="hybridMultilevel"/>
+    <w:tmpl w:val="C3985144"/>
+    <w:lvl w:ilvl="0" w:tplc="0C0A0001">
+      <w:start w:val="1"/>
+      <w:numFmt w:val="bullet"/>
+      <w:lvlText w:val=""/>
+      <w:lvlJc w:val="left"/>
+      <w:pPr>
+        <w:ind w:left="720" w:hanging="360"/>
+      </w:pPr>
+      <w:rPr>
+        <w:rFonts w:ascii="Symbol" w:hAnsi="Symbol" w:hint="default"/>
+      </w:rPr>
+    </w:lvl>
+    <w:lvl w:ilvl="1" w:tplc="0C0A0003" w:tentative="1">
+      <w:start w:val="1"/>
+      <w:numFmt w:val="bullet"/>
+      <w:lvlText w:val="o"/>
+      <w:lvlJc w:val="left"/>
+      <w:pPr>
+        <w:ind w:left="1440" w:hanging="360"/>
+      </w:pPr>
+      <w:rPr>
+        <w:rFonts w:ascii="Courier New" w:hAnsi="Courier New" w:cs="Courier New" w:hint="default"/>
+      </w:rPr>
+    </w:lvl>
+    <w:lvl w:ilvl="2" w:tplc="0C0A0005" w:tentative="1">
+      <w:start w:val="1"/>
+      <w:numFmt w:val="bullet"/>
+      <w:lvlText w:val=""/>
+      <w:lvlJc w:val="left"/>
+      <w:pPr>
+        <w:ind w:left="2160" w:hanging="360"/>
+      </w:pPr>
+      <w:rPr>
+        <w:rFonts w:ascii="Wingdings" w:hAnsi="Wingdings" w:hint="default"/>
+      </w:rPr>
+    </w:lvl>
+    <w:lvl w:ilvl="3" w:tplc="0C0A0001" w:tentative="1">
+      <w:start w:val="1"/>
+      <w:numFmt w:val="bullet"/>
+      <w:lvlText w:val=""/>
+      <w:lvlJc w:val="left"/>
+      <w:pPr>
+        <w:ind w:left="2880" w:hanging="360"/>
+      </w:pPr>
+      <w:rPr>
+        <w:rFonts w:ascii="Symbol" w:hAnsi="Symbol" w:hint="default"/>
+      </w:rPr>
+    </w:lvl>
+    <w:lvl w:ilvl="4" w:tplc="0C0A0003" w:tentative="1">
+      <w:start w:val="1"/>
+      <w:numFmt w:val="bullet"/>
+      <w:lvlText w:val="o"/>
+      <w:lvlJc w:val="left"/>
+      <w:pPr>
+        <w:ind w:left="3600" w:hanging="360"/>
+      </w:pPr>
+      <w:rPr>
+        <w:rFonts w:ascii="Courier New" w:hAnsi="Courier New" w:cs="Courier New" w:hint="default"/>
+      </w:rPr>
+    </w:lvl>
+    <w:lvl w:ilvl="5" w:tplc="0C0A0005" w:tentative="1">
+      <w:start w:val="1"/>
+      <w:numFmt w:val="bullet"/>
+      <w:lvlText w:val=""/>
+      <w:lvlJc w:val="left"/>
+      <w:pPr>
+        <w:ind w:left="4320" w:hanging="360"/>
+      </w:pPr>
+      <w:rPr>
+        <w:rFonts w:ascii="Wingdings" w:hAnsi="Wingdings" w:hint="default"/>
+      </w:rPr>
+    </w:lvl>
+    <w:lvl w:ilvl="6" w:tplc="0C0A0001" w:tentative="1">
+      <w:start w:val="1"/>
+      <w:numFmt w:val="bullet"/>
+      <w:lvlText w:val=""/>
+      <w:lvlJc w:val="left"/>
+      <w:pPr>
+        <w:ind w:left="5040" w:hanging="360"/>
+      </w:pPr>
+      <w:rPr>
+        <w:rFonts w:ascii="Symbol" w:hAnsi="Symbol" w:hint="default"/>
+      </w:rPr>
+    </w:lvl>
+    <w:lvl w:ilvl="7" w:tplc="0C0A0003" w:tentative="1">
+      <w:start w:val="1"/>
+      <w:numFmt w:val="bullet"/>
+      <w:lvlText w:val="o"/>
+      <w:lvlJc w:val="left"/>
+      <w:pPr>
+        <w:ind w:left="5760" w:hanging="360"/>
+      </w:pPr>
+      <w:rPr>
+        <w:rFonts w:ascii="Courier New" w:hAnsi="Courier New" w:cs="Courier New" w:hint="default"/>
+      </w:rPr>
+    </w:lvl>
+    <w:lvl w:ilvl="8" w:tplc="0C0A0005" w:tentative="1">
+      <w:start w:val="1"/>
+      <w:numFmt w:val="bullet"/>
+      <w:lvlText w:val=""/>
+      <w:lvlJc w:val="left"/>
+      <w:pPr>
+        <w:ind w:left="6480" w:hanging="360"/>
+      </w:pPr>
+      <w:rPr>
+        <w:rFonts w:ascii="Wingdings" w:hAnsi="Wingdings" w:hint="default"/>
+      </w:rPr>
+    </w:lvl>
+  </w:abstractNum>
+  <w:abstractNum w:abstractNumId="22" w15:restartNumberingAfterBreak="0">
     <w:nsid w:val="235B0AD0"/>
     <w:multiLevelType w:val="hybridMultilevel"/>
     <w:tmpl w:val="F68280BA"/>
@@ -12740,7 +12404,7 @@
       </w:rPr>
     </w:lvl>
   </w:abstractNum>
-  <w:abstractNum w:abstractNumId="22" w15:restartNumberingAfterBreak="0">
+  <w:abstractNum w:abstractNumId="23" w15:restartNumberingAfterBreak="0">
     <w:nsid w:val="2A413E5A"/>
     <w:multiLevelType w:val="hybridMultilevel"/>
     <w:tmpl w:val="6EE85146"/>
@@ -12853,7 +12517,7 @@
       </w:rPr>
     </w:lvl>
   </w:abstractNum>
-  <w:abstractNum w:abstractNumId="23" w15:restartNumberingAfterBreak="0">
+  <w:abstractNum w:abstractNumId="24" w15:restartNumberingAfterBreak="0">
     <w:nsid w:val="2D025F91"/>
     <w:multiLevelType w:val="hybridMultilevel"/>
     <w:tmpl w:val="6950A5B6"/>
@@ -12965,7 +12629,7 @@
       </w:rPr>
     </w:lvl>
   </w:abstractNum>
-  <w:abstractNum w:abstractNumId="24" w15:restartNumberingAfterBreak="0">
+  <w:abstractNum w:abstractNumId="25" w15:restartNumberingAfterBreak="0">
     <w:nsid w:val="403565A4"/>
     <w:multiLevelType w:val="hybridMultilevel"/>
     <w:tmpl w:val="40FC577C"/>
@@ -13078,7 +12742,7 @@
       </w:rPr>
     </w:lvl>
   </w:abstractNum>
-  <w:abstractNum w:abstractNumId="25" w15:restartNumberingAfterBreak="0">
+  <w:abstractNum w:abstractNumId="26" w15:restartNumberingAfterBreak="0">
     <w:nsid w:val="41551B80"/>
     <w:multiLevelType w:val="singleLevel"/>
     <w:tmpl w:val="67FCBF08"/>
@@ -13099,7 +12763,7 @@
       </w:rPr>
     </w:lvl>
   </w:abstractNum>
-  <w:abstractNum w:abstractNumId="26" w15:restartNumberingAfterBreak="0">
+  <w:abstractNum w:abstractNumId="27" w15:restartNumberingAfterBreak="0">
     <w:nsid w:val="42267724"/>
     <w:multiLevelType w:val="hybridMultilevel"/>
     <w:tmpl w:val="FC445814"/>
@@ -13211,7 +12875,7 @@
       </w:rPr>
     </w:lvl>
   </w:abstractNum>
-  <w:abstractNum w:abstractNumId="27" w15:restartNumberingAfterBreak="0">
+  <w:abstractNum w:abstractNumId="28" w15:restartNumberingAfterBreak="0">
     <w:nsid w:val="465731E0"/>
     <w:multiLevelType w:val="hybridMultilevel"/>
     <w:tmpl w:val="2A044894"/>
@@ -13324,14 +12988,14 @@
       </w:rPr>
     </w:lvl>
   </w:abstractNum>
-  <w:abstractNum w:abstractNumId="28" w15:restartNumberingAfterBreak="0">
+  <w:abstractNum w:abstractNumId="29" w15:restartNumberingAfterBreak="0">
     <w:nsid w:val="494A5D83"/>
     <w:multiLevelType w:val="multilevel"/>
-    <w:tmpl w:val="B0F08E90"/>
+    <w:tmpl w:val="99B89FFA"/>
     <w:lvl w:ilvl="0">
       <w:start w:val="1"/>
       <w:numFmt w:val="decimal"/>
-      <w:pStyle w:val="Ttulo1"/>
+      <w:pStyle w:val="Heading1"/>
       <w:lvlText w:val="%1"/>
       <w:lvlJc w:val="left"/>
       <w:pPr>
@@ -13347,7 +13011,7 @@
     <w:lvl w:ilvl="1">
       <w:start w:val="1"/>
       <w:numFmt w:val="decimal"/>
-      <w:pStyle w:val="Ttulo2"/>
+      <w:pStyle w:val="Heading2"/>
       <w:lvlText w:val="%1.%2"/>
       <w:lvlJc w:val="left"/>
       <w:pPr>
@@ -13360,7 +13024,7 @@
     <w:lvl w:ilvl="2">
       <w:start w:val="1"/>
       <w:numFmt w:val="decimal"/>
-      <w:pStyle w:val="Ttulo3"/>
+      <w:pStyle w:val="Heading3"/>
       <w:lvlText w:val="%1.%2.%3"/>
       <w:lvlJc w:val="left"/>
       <w:pPr>
@@ -13373,7 +13037,7 @@
     <w:lvl w:ilvl="3">
       <w:start w:val="1"/>
       <w:numFmt w:val="decimal"/>
-      <w:pStyle w:val="Ttulo4"/>
+      <w:pStyle w:val="Heading4"/>
       <w:lvlText w:val="%1.%2.%3.%4"/>
       <w:lvlJc w:val="left"/>
       <w:pPr>
@@ -13386,7 +13050,7 @@
     <w:lvl w:ilvl="4">
       <w:start w:val="1"/>
       <w:numFmt w:val="decimal"/>
-      <w:pStyle w:val="Ttulo5"/>
+      <w:pStyle w:val="Heading5"/>
       <w:lvlText w:val="%1.%2.%3.%4.%5"/>
       <w:lvlJc w:val="left"/>
       <w:pPr>
@@ -13399,7 +13063,7 @@
     <w:lvl w:ilvl="5">
       <w:start w:val="1"/>
       <w:numFmt w:val="decimal"/>
-      <w:pStyle w:val="Ttulo6"/>
+      <w:pStyle w:val="Heading6"/>
       <w:lvlText w:val="%1.%2.%3.%4.%5.%6"/>
       <w:lvlJc w:val="left"/>
       <w:pPr>
@@ -13412,7 +13076,7 @@
     <w:lvl w:ilvl="6">
       <w:start w:val="1"/>
       <w:numFmt w:val="decimal"/>
-      <w:pStyle w:val="Ttulo7"/>
+      <w:pStyle w:val="Heading7"/>
       <w:lvlText w:val="%1.%2.%3.%4.%5.%6.%7"/>
       <w:lvlJc w:val="left"/>
       <w:pPr>
@@ -13425,7 +13089,7 @@
     <w:lvl w:ilvl="7">
       <w:start w:val="1"/>
       <w:numFmt w:val="decimal"/>
-      <w:pStyle w:val="Ttulo8"/>
+      <w:pStyle w:val="Heading8"/>
       <w:lvlText w:val="%1.%2.%3.%4.%5.%6.%7.%8"/>
       <w:lvlJc w:val="left"/>
       <w:pPr>
@@ -13438,7 +13102,7 @@
     <w:lvl w:ilvl="8">
       <w:start w:val="1"/>
       <w:numFmt w:val="decimal"/>
-      <w:pStyle w:val="Ttulo9"/>
+      <w:pStyle w:val="Heading9"/>
       <w:lvlText w:val="%1.%2.%3.%4.%5.%6.%7.%8.%9"/>
       <w:lvlJc w:val="left"/>
       <w:pPr>
@@ -13449,7 +13113,7 @@
       </w:pPr>
     </w:lvl>
   </w:abstractNum>
-  <w:abstractNum w:abstractNumId="29" w15:restartNumberingAfterBreak="0">
+  <w:abstractNum w:abstractNumId="30" w15:restartNumberingAfterBreak="0">
     <w:nsid w:val="4B843DDA"/>
     <w:multiLevelType w:val="multilevel"/>
     <w:tmpl w:val="B8A2D42C"/>
@@ -13561,7 +13225,7 @@
       </w:pPr>
     </w:lvl>
   </w:abstractNum>
-  <w:abstractNum w:abstractNumId="30" w15:restartNumberingAfterBreak="0">
+  <w:abstractNum w:abstractNumId="31" w15:restartNumberingAfterBreak="0">
     <w:nsid w:val="4CAD5FD8"/>
     <w:multiLevelType w:val="multilevel"/>
     <w:tmpl w:val="79A2C1F0"/>
@@ -13687,7 +13351,7 @@
       </w:pPr>
     </w:lvl>
   </w:abstractNum>
-  <w:abstractNum w:abstractNumId="31" w15:restartNumberingAfterBreak="0">
+  <w:abstractNum w:abstractNumId="32" w15:restartNumberingAfterBreak="0">
     <w:nsid w:val="54033C6B"/>
     <w:multiLevelType w:val="singleLevel"/>
     <w:tmpl w:val="CB76EC68"/>
@@ -13708,7 +13372,93 @@
       </w:rPr>
     </w:lvl>
   </w:abstractNum>
-  <w:abstractNum w:abstractNumId="32" w15:restartNumberingAfterBreak="0">
+  <w:abstractNum w:abstractNumId="33" w15:restartNumberingAfterBreak="0">
+    <w:nsid w:val="5406332D"/>
+    <w:multiLevelType w:val="hybridMultilevel"/>
+    <w:tmpl w:val="22F693A4"/>
+    <w:lvl w:ilvl="0" w:tplc="0C0A000F">
+      <w:start w:val="1"/>
+      <w:numFmt w:val="decimal"/>
+      <w:lvlText w:val="%1."/>
+      <w:lvlJc w:val="left"/>
+      <w:pPr>
+        <w:ind w:left="720" w:hanging="360"/>
+      </w:pPr>
+    </w:lvl>
+    <w:lvl w:ilvl="1" w:tplc="0C0A0019" w:tentative="1">
+      <w:start w:val="1"/>
+      <w:numFmt w:val="lowerLetter"/>
+      <w:lvlText w:val="%2."/>
+      <w:lvlJc w:val="left"/>
+      <w:pPr>
+        <w:ind w:left="1440" w:hanging="360"/>
+      </w:pPr>
+    </w:lvl>
+    <w:lvl w:ilvl="2" w:tplc="0C0A001B" w:tentative="1">
+      <w:start w:val="1"/>
+      <w:numFmt w:val="lowerRoman"/>
+      <w:lvlText w:val="%3."/>
+      <w:lvlJc w:val="right"/>
+      <w:pPr>
+        <w:ind w:left="2160" w:hanging="180"/>
+      </w:pPr>
+    </w:lvl>
+    <w:lvl w:ilvl="3" w:tplc="0C0A000F" w:tentative="1">
+      <w:start w:val="1"/>
+      <w:numFmt w:val="decimal"/>
+      <w:lvlText w:val="%4."/>
+      <w:lvlJc w:val="left"/>
+      <w:pPr>
+        <w:ind w:left="2880" w:hanging="360"/>
+      </w:pPr>
+    </w:lvl>
+    <w:lvl w:ilvl="4" w:tplc="0C0A0019" w:tentative="1">
+      <w:start w:val="1"/>
+      <w:numFmt w:val="lowerLetter"/>
+      <w:lvlText w:val="%5."/>
+      <w:lvlJc w:val="left"/>
+      <w:pPr>
+        <w:ind w:left="3600" w:hanging="360"/>
+      </w:pPr>
+    </w:lvl>
+    <w:lvl w:ilvl="5" w:tplc="0C0A001B" w:tentative="1">
+      <w:start w:val="1"/>
+      <w:numFmt w:val="lowerRoman"/>
+      <w:lvlText w:val="%6."/>
+      <w:lvlJc w:val="right"/>
+      <w:pPr>
+        <w:ind w:left="4320" w:hanging="180"/>
+      </w:pPr>
+    </w:lvl>
+    <w:lvl w:ilvl="6" w:tplc="0C0A000F" w:tentative="1">
+      <w:start w:val="1"/>
+      <w:numFmt w:val="decimal"/>
+      <w:lvlText w:val="%7."/>
+      <w:lvlJc w:val="left"/>
+      <w:pPr>
+        <w:ind w:left="5040" w:hanging="360"/>
+      </w:pPr>
+    </w:lvl>
+    <w:lvl w:ilvl="7" w:tplc="0C0A0019" w:tentative="1">
+      <w:start w:val="1"/>
+      <w:numFmt w:val="lowerLetter"/>
+      <w:lvlText w:val="%8."/>
+      <w:lvlJc w:val="left"/>
+      <w:pPr>
+        <w:ind w:left="5760" w:hanging="360"/>
+      </w:pPr>
+    </w:lvl>
+    <w:lvl w:ilvl="8" w:tplc="0C0A001B" w:tentative="1">
+      <w:start w:val="1"/>
+      <w:numFmt w:val="lowerRoman"/>
+      <w:lvlText w:val="%9."/>
+      <w:lvlJc w:val="right"/>
+      <w:pPr>
+        <w:ind w:left="6480" w:hanging="180"/>
+      </w:pPr>
+    </w:lvl>
+  </w:abstractNum>
+  <w:abstractNum w:abstractNumId="34" w15:restartNumberingAfterBreak="0">
     <w:nsid w:val="55A42E7E"/>
     <w:multiLevelType w:val="hybridMultilevel"/>
     <w:tmpl w:val="8FC267CE"/>
@@ -13821,7 +13571,7 @@
       </w:rPr>
     </w:lvl>
   </w:abstractNum>
-  <w:abstractNum w:abstractNumId="33" w15:restartNumberingAfterBreak="0">
+  <w:abstractNum w:abstractNumId="35" w15:restartNumberingAfterBreak="0">
     <w:nsid w:val="55DE7028"/>
     <w:multiLevelType w:val="hybridMultilevel"/>
     <w:tmpl w:val="F5DA5756"/>
@@ -13934,7 +13684,7 @@
       </w:rPr>
     </w:lvl>
   </w:abstractNum>
-  <w:abstractNum w:abstractNumId="34" w15:restartNumberingAfterBreak="0">
+  <w:abstractNum w:abstractNumId="36" w15:restartNumberingAfterBreak="0">
     <w:nsid w:val="58601681"/>
     <w:multiLevelType w:val="hybridMultilevel"/>
     <w:tmpl w:val="25F2393C"/>
@@ -14047,7 +13797,7 @@
       </w:rPr>
     </w:lvl>
   </w:abstractNum>
-  <w:abstractNum w:abstractNumId="35" w15:restartNumberingAfterBreak="0">
+  <w:abstractNum w:abstractNumId="37" w15:restartNumberingAfterBreak="0">
     <w:nsid w:val="5CAB593D"/>
     <w:multiLevelType w:val="hybridMultilevel"/>
     <w:tmpl w:val="9572A278"/>
@@ -14160,7 +13910,7 @@
       </w:rPr>
     </w:lvl>
   </w:abstractNum>
-  <w:abstractNum w:abstractNumId="36" w15:restartNumberingAfterBreak="0">
+  <w:abstractNum w:abstractNumId="38" w15:restartNumberingAfterBreak="0">
     <w:nsid w:val="63A32CF2"/>
     <w:multiLevelType w:val="hybridMultilevel"/>
     <w:tmpl w:val="02FCD160"/>
@@ -14273,7 +14023,7 @@
       </w:rPr>
     </w:lvl>
   </w:abstractNum>
-  <w:abstractNum w:abstractNumId="37" w15:restartNumberingAfterBreak="0">
+  <w:abstractNum w:abstractNumId="39" w15:restartNumberingAfterBreak="0">
     <w:nsid w:val="64887670"/>
     <w:multiLevelType w:val="singleLevel"/>
     <w:tmpl w:val="8EDC2D30"/>
@@ -14294,7 +14044,7 @@
       </w:rPr>
     </w:lvl>
   </w:abstractNum>
-  <w:abstractNum w:abstractNumId="38" w15:restartNumberingAfterBreak="0">
+  <w:abstractNum w:abstractNumId="40" w15:restartNumberingAfterBreak="0">
     <w:nsid w:val="64E45033"/>
     <w:multiLevelType w:val="hybridMultilevel"/>
     <w:tmpl w:val="0CBA8B26"/>
@@ -14407,7 +14157,7 @@
       </w:rPr>
     </w:lvl>
   </w:abstractNum>
-  <w:abstractNum w:abstractNumId="39" w15:restartNumberingAfterBreak="0">
+  <w:abstractNum w:abstractNumId="41" w15:restartNumberingAfterBreak="0">
     <w:nsid w:val="661337E3"/>
     <w:multiLevelType w:val="hybridMultilevel"/>
     <w:tmpl w:val="7402F3D4"/>
@@ -14520,7 +14270,7 @@
       </w:rPr>
     </w:lvl>
   </w:abstractNum>
-  <w:abstractNum w:abstractNumId="40" w15:restartNumberingAfterBreak="0">
+  <w:abstractNum w:abstractNumId="42" w15:restartNumberingAfterBreak="0">
     <w:nsid w:val="667157F7"/>
     <w:multiLevelType w:val="hybridMultilevel"/>
     <w:tmpl w:val="E8FEFB98"/>
@@ -14632,7 +14382,7 @@
       </w:rPr>
     </w:lvl>
   </w:abstractNum>
-  <w:abstractNum w:abstractNumId="41" w15:restartNumberingAfterBreak="0">
+  <w:abstractNum w:abstractNumId="43" w15:restartNumberingAfterBreak="0">
     <w:nsid w:val="6A284087"/>
     <w:multiLevelType w:val="hybridMultilevel"/>
     <w:tmpl w:val="8A1CC696"/>
@@ -14745,7 +14495,7 @@
       </w:rPr>
     </w:lvl>
   </w:abstractNum>
-  <w:abstractNum w:abstractNumId="42" w15:restartNumberingAfterBreak="0">
+  <w:abstractNum w:abstractNumId="44" w15:restartNumberingAfterBreak="0">
     <w:nsid w:val="710F1965"/>
     <w:multiLevelType w:val="singleLevel"/>
     <w:tmpl w:val="32D6BF4E"/>
@@ -14766,7 +14516,7 @@
       </w:rPr>
     </w:lvl>
   </w:abstractNum>
-  <w:abstractNum w:abstractNumId="43" w15:restartNumberingAfterBreak="0">
+  <w:abstractNum w:abstractNumId="45" w15:restartNumberingAfterBreak="0">
     <w:nsid w:val="7BD60E21"/>
     <w:multiLevelType w:val="hybridMultilevel"/>
     <w:tmpl w:val="C1A694BA"/>
@@ -14906,7 +14656,7 @@
       </w:rPr>
     </w:lvl>
   </w:abstractNum>
-  <w:abstractNum w:abstractNumId="44" w15:restartNumberingAfterBreak="0">
+  <w:abstractNum w:abstractNumId="46" w15:restartNumberingAfterBreak="0">
     <w:nsid w:val="7E0C6881"/>
     <w:multiLevelType w:val="multilevel"/>
     <w:tmpl w:val="1AE42306"/>
@@ -14923,7 +14673,6 @@
     <w:lvl w:ilvl="1">
       <w:start w:val="1"/>
       <w:numFmt w:val="decimal"/>
-      <w:pStyle w:val="Encabezado"/>
       <w:lvlText w:val="%1.%2"/>
       <w:lvlJc w:val="left"/>
       <w:pPr>
@@ -14936,7 +14685,6 @@
     <w:lvl w:ilvl="2">
       <w:start w:val="1"/>
       <w:numFmt w:val="decimal"/>
-      <w:pStyle w:val="Piedepgina"/>
       <w:lvlText w:val="%1.%2.%3"/>
       <w:lvlJc w:val="left"/>
       <w:pPr>
@@ -15018,7 +14766,7 @@
     </w:lvl>
   </w:abstractNum>
   <w:num w:numId="1" w16cid:durableId="218516792">
-    <w:abstractNumId w:val="37"/>
+    <w:abstractNumId w:val="39"/>
   </w:num>
   <w:num w:numId="2" w16cid:durableId="384069899">
     <w:abstractNumId w:val="17"/>
@@ -15051,82 +14799,82 @@
     <w:abstractNumId w:val="15"/>
   </w:num>
   <w:num w:numId="12" w16cid:durableId="577716832">
-    <w:abstractNumId w:val="25"/>
+    <w:abstractNumId w:val="26"/>
   </w:num>
   <w:num w:numId="13" w16cid:durableId="380516761">
-    <w:abstractNumId w:val="42"/>
+    <w:abstractNumId w:val="44"/>
   </w:num>
   <w:num w:numId="14" w16cid:durableId="1839465040">
+    <w:abstractNumId w:val="32"/>
+  </w:num>
+  <w:num w:numId="15" w16cid:durableId="1532182139">
     <w:abstractNumId w:val="31"/>
   </w:num>
-  <w:num w:numId="15" w16cid:durableId="1532182139">
+  <w:num w:numId="16" w16cid:durableId="639649772">
     <w:abstractNumId w:val="30"/>
-  </w:num>
-  <w:num w:numId="16" w16cid:durableId="639649772">
-    <w:abstractNumId w:val="29"/>
   </w:num>
   <w:num w:numId="17" w16cid:durableId="1920213514">
     <w:abstractNumId w:val="12"/>
   </w:num>
   <w:num w:numId="18" w16cid:durableId="533612680">
-    <w:abstractNumId w:val="28"/>
+    <w:abstractNumId w:val="29"/>
   </w:num>
   <w:num w:numId="19" w16cid:durableId="1304432885">
-    <w:abstractNumId w:val="43"/>
+    <w:abstractNumId w:val="45"/>
   </w:num>
   <w:num w:numId="20" w16cid:durableId="979846712">
-    <w:abstractNumId w:val="27"/>
+    <w:abstractNumId w:val="28"/>
   </w:num>
   <w:num w:numId="21" w16cid:durableId="560218831">
     <w:abstractNumId w:val="10"/>
   </w:num>
   <w:num w:numId="22" w16cid:durableId="1277103796">
-    <w:abstractNumId w:val="33"/>
+    <w:abstractNumId w:val="35"/>
   </w:num>
   <w:num w:numId="23" w16cid:durableId="1235580555">
     <w:abstractNumId w:val="9"/>
   </w:num>
   <w:num w:numId="24" w16cid:durableId="1994522756">
-    <w:abstractNumId w:val="32"/>
+    <w:abstractNumId w:val="34"/>
   </w:num>
   <w:num w:numId="25" w16cid:durableId="1673680138">
-    <w:abstractNumId w:val="41"/>
+    <w:abstractNumId w:val="43"/>
   </w:num>
   <w:num w:numId="26" w16cid:durableId="611714729">
     <w:abstractNumId w:val="16"/>
   </w:num>
   <w:num w:numId="27" w16cid:durableId="792332985">
-    <w:abstractNumId w:val="23"/>
+    <w:abstractNumId w:val="24"/>
   </w:num>
   <w:num w:numId="28" w16cid:durableId="2106657396">
-    <w:abstractNumId w:val="36"/>
+    <w:abstractNumId w:val="38"/>
   </w:num>
   <w:num w:numId="29" w16cid:durableId="1001815452">
     <w:abstractNumId w:val="20"/>
   </w:num>
   <w:num w:numId="30" w16cid:durableId="556935658">
-    <w:abstractNumId w:val="22"/>
+    <w:abstractNumId w:val="23"/>
   </w:num>
   <w:num w:numId="31" w16cid:durableId="828905775">
     <w:abstractNumId w:val="14"/>
   </w:num>
   <w:num w:numId="32" w16cid:durableId="1500346540">
-    <w:abstractNumId w:val="24"/>
+    <w:abstractNumId w:val="25"/>
   </w:num>
   <w:num w:numId="33" w16cid:durableId="1112045496">
-    <w:abstractNumId w:val="39"/>
+    <w:abstractNumId w:val="41"/>
   </w:num>
   <w:num w:numId="34" w16cid:durableId="367997420">
-    <w:abstractNumId w:val="35"/>
+    <w:abstractNumId w:val="37"/>
   </w:num>
   <w:num w:numId="35" w16cid:durableId="1714962380">
-    <w:abstractNumId w:val="26"/>
+    <w:abstractNumId w:val="27"/>
   </w:num>
   <w:num w:numId="36" w16cid:durableId="612901095">
-    <w:abstractNumId w:val="40"/>
+    <w:abstractNumId w:val="42"/>
   </w:num>
   <w:num w:numId="37" w16cid:durableId="1931767115">
-    <w:abstractNumId w:val="21"/>
+    <w:abstractNumId w:val="22"/>
   </w:num>
   <w:num w:numId="38" w16cid:durableId="623466862">
     <w:abstractNumId w:val="18"/>
@@ -15135,7 +14883,7 @@
     <w:abstractNumId w:val="8"/>
   </w:num>
   <w:num w:numId="40" w16cid:durableId="72120224">
-    <w:abstractNumId w:val="44"/>
+    <w:abstractNumId w:val="46"/>
     <w:lvlOverride w:ilvl="0">
       <w:startOverride w:val="1"/>
     </w:lvlOverride>
@@ -15165,13 +14913,13 @@
     </w:lvlOverride>
   </w:num>
   <w:num w:numId="41" w16cid:durableId="200899352">
-    <w:abstractNumId w:val="34"/>
+    <w:abstractNumId w:val="36"/>
   </w:num>
   <w:num w:numId="42" w16cid:durableId="285240511">
     <w:abstractNumId w:val="11"/>
   </w:num>
   <w:num w:numId="43" w16cid:durableId="761681320">
-    <w:abstractNumId w:val="38"/>
+    <w:abstractNumId w:val="40"/>
   </w:num>
   <w:num w:numId="44" w16cid:durableId="1255361094">
     <w:abstractNumId w:val="13"/>
@@ -15180,10 +14928,16 @@
     <w:abstractNumId w:val="19"/>
   </w:num>
   <w:num w:numId="46" w16cid:durableId="1910994677">
-    <w:abstractNumId w:val="28"/>
+    <w:abstractNumId w:val="29"/>
   </w:num>
   <w:num w:numId="47" w16cid:durableId="1454134769">
-    <w:abstractNumId w:val="28"/>
+    <w:abstractNumId w:val="29"/>
+  </w:num>
+  <w:num w:numId="48" w16cid:durableId="1046754722">
+    <w:abstractNumId w:val="33"/>
+  </w:num>
+  <w:num w:numId="49" w16cid:durableId="991837722">
+    <w:abstractNumId w:val="21"/>
   </w:num>
   <w:numIdMacAtCleanup w:val="39"/>
 </w:numbering>
@@ -15602,10 +15356,10 @@
       <w:sz w:val="24"/>
     </w:rPr>
   </w:style>
-  <w:style w:type="paragraph" w:styleId="Ttulo1">
+  <w:style w:type="paragraph" w:styleId="Heading1">
     <w:name w:val="heading 1"/>
     <w:basedOn w:val="Normal"/>
-    <w:next w:val="Ttulo2"/>
+    <w:next w:val="Heading2"/>
     <w:autoRedefine/>
     <w:qFormat/>
     <w:rsid w:val="00D412C5"/>
@@ -15629,13 +15383,13 @@
       <w:u w:val="single"/>
     </w:rPr>
   </w:style>
-  <w:style w:type="paragraph" w:styleId="Ttulo2">
+  <w:style w:type="paragraph" w:styleId="Heading2">
     <w:name w:val="heading 2"/>
     <w:basedOn w:val="Normal"/>
     <w:next w:val="Normal"/>
     <w:autoRedefine/>
     <w:qFormat/>
-    <w:rsid w:val="00D412C5"/>
+    <w:rsid w:val="00477379"/>
     <w:pPr>
       <w:keepNext/>
       <w:numPr>
@@ -15657,10 +15411,9 @@
     <w:rPr>
       <w:b/>
       <w:u w:val="single"/>
-      <w:lang w:val="es-ES_tradnl"/>
     </w:rPr>
   </w:style>
-  <w:style w:type="paragraph" w:styleId="Ttulo3">
+  <w:style w:type="paragraph" w:styleId="Heading3">
     <w:name w:val="heading 3"/>
     <w:basedOn w:val="Texto"/>
     <w:next w:val="Texto"/>
@@ -15683,9 +15436,9 @@
       <w:u w:val="single"/>
     </w:rPr>
   </w:style>
-  <w:style w:type="paragraph" w:styleId="Ttulo4">
+  <w:style w:type="paragraph" w:styleId="Heading4">
     <w:name w:val="heading 4"/>
-    <w:basedOn w:val="Ttulo3"/>
+    <w:basedOn w:val="Heading3"/>
     <w:next w:val="Texto"/>
     <w:autoRedefine/>
     <w:qFormat/>
@@ -15702,7 +15455,7 @@
       <w:lang w:val="es-ES_tradnl"/>
     </w:rPr>
   </w:style>
-  <w:style w:type="paragraph" w:styleId="Ttulo5">
+  <w:style w:type="paragraph" w:styleId="Heading5">
     <w:name w:val="heading 5"/>
     <w:basedOn w:val="Normal"/>
     <w:next w:val="Normal"/>
@@ -15720,7 +15473,7 @@
       <w:color w:val="800000"/>
     </w:rPr>
   </w:style>
-  <w:style w:type="paragraph" w:styleId="Ttulo6">
+  <w:style w:type="paragraph" w:styleId="Heading6">
     <w:name w:val="heading 6"/>
     <w:basedOn w:val="Normal"/>
     <w:next w:val="Normal"/>
@@ -15747,7 +15500,7 @@
       <w:szCs w:val="22"/>
     </w:rPr>
   </w:style>
-  <w:style w:type="paragraph" w:styleId="Ttulo7">
+  <w:style w:type="paragraph" w:styleId="Heading7">
     <w:name w:val="heading 7"/>
     <w:basedOn w:val="Normal"/>
     <w:next w:val="Texto"/>
@@ -15765,7 +15518,7 @@
       <w:u w:val="single"/>
     </w:rPr>
   </w:style>
-  <w:style w:type="paragraph" w:styleId="Ttulo8">
+  <w:style w:type="paragraph" w:styleId="Heading8">
     <w:name w:val="heading 8"/>
     <w:basedOn w:val="Normal"/>
     <w:next w:val="Texto"/>
@@ -15783,7 +15536,7 @@
       <w:i/>
     </w:rPr>
   </w:style>
-  <w:style w:type="paragraph" w:styleId="Ttulo9">
+  <w:style w:type="paragraph" w:styleId="Heading9">
     <w:name w:val="heading 9"/>
     <w:basedOn w:val="Normal"/>
     <w:next w:val="Normal"/>
@@ -15803,13 +15556,16 @@
       <w:sz w:val="18"/>
     </w:rPr>
   </w:style>
-  <w:style w:type="character" w:default="1" w:styleId="Fuentedeprrafopredeter">
+  <w:style w:type="character" w:default="1" w:styleId="DefaultParagraphFont">
     <w:name w:val="Default Paragraph Font"/>
+    <w:uiPriority w:val="1"/>
+    <w:unhideWhenUsed/>
+  </w:style>
+  <w:style w:type="table" w:default="1" w:styleId="TableNormal">
+    <w:name w:val="Normal Table"/>
+    <w:uiPriority w:val="99"/>
     <w:semiHidden/>
-  </w:style>
-  <w:style w:type="table" w:default="1" w:styleId="Tablanormal">
-    <w:name w:val="Normal Table"/>
-    <w:semiHidden/>
+    <w:unhideWhenUsed/>
     <w:tblPr>
       <w:tblInd w:w="0" w:type="dxa"/>
       <w:tblCellMar>
@@ -15820,9 +15576,11 @@
       </w:tblCellMar>
     </w:tblPr>
   </w:style>
-  <w:style w:type="numbering" w:default="1" w:styleId="Sinlista">
+  <w:style w:type="numbering" w:default="1" w:styleId="NoList">
     <w:name w:val="No List"/>
+    <w:uiPriority w:val="99"/>
     <w:semiHidden/>
+    <w:unhideWhenUsed/>
   </w:style>
   <w:style w:type="paragraph" w:customStyle="1" w:styleId="Texto">
     <w:name w:val="Texto"/>
@@ -15836,7 +15594,7 @@
       <w:color w:val="000000"/>
     </w:rPr>
   </w:style>
-  <w:style w:type="paragraph" w:styleId="Encabezado">
+  <w:style w:type="paragraph" w:styleId="Header">
     <w:name w:val="header"/>
     <w:basedOn w:val="Normal"/>
     <w:pPr>
@@ -15856,10 +15614,10 @@
       <w:sz w:val="18"/>
     </w:rPr>
   </w:style>
-  <w:style w:type="paragraph" w:styleId="Piedepgina">
+  <w:style w:type="paragraph" w:styleId="Footer">
     <w:name w:val="footer"/>
     <w:basedOn w:val="Normal"/>
-    <w:link w:val="PiedepginaCar"/>
+    <w:link w:val="FooterChar"/>
     <w:uiPriority w:val="99"/>
     <w:pPr>
       <w:tabs>
@@ -15869,7 +15627,7 @@
       <w:spacing w:before="0" w:after="0"/>
     </w:pPr>
   </w:style>
-  <w:style w:type="paragraph" w:styleId="Ttulo">
+  <w:style w:type="paragraph" w:styleId="Title">
     <w:name w:val="Title"/>
     <w:basedOn w:val="Normal"/>
     <w:next w:val="Normal"/>
@@ -15928,7 +15686,7 @@
       <w:u w:val="single"/>
     </w:rPr>
   </w:style>
-  <w:style w:type="paragraph" w:styleId="TDC1">
+  <w:style w:type="paragraph" w:styleId="TOC1">
     <w:name w:val="toc 1"/>
     <w:basedOn w:val="Normal"/>
     <w:next w:val="Texto"/>
@@ -15954,7 +15712,7 @@
       <w:sz w:val="20"/>
     </w:rPr>
   </w:style>
-  <w:style w:type="paragraph" w:styleId="TDC2">
+  <w:style w:type="paragraph" w:styleId="TOC2">
     <w:name w:val="toc 2"/>
     <w:basedOn w:val="Normal"/>
     <w:next w:val="Normal"/>
@@ -15977,7 +15735,7 @@
       <w:sz w:val="20"/>
     </w:rPr>
   </w:style>
-  <w:style w:type="paragraph" w:styleId="TDC3">
+  <w:style w:type="paragraph" w:styleId="TOC3">
     <w:name w:val="toc 3"/>
     <w:basedOn w:val="Normal"/>
     <w:next w:val="Normal"/>
@@ -16003,7 +15761,7 @@
       <w:sz w:val="20"/>
     </w:rPr>
   </w:style>
-  <w:style w:type="paragraph" w:styleId="TDC4">
+  <w:style w:type="paragraph" w:styleId="TOC4">
     <w:name w:val="toc 4"/>
     <w:basedOn w:val="Normal"/>
     <w:next w:val="Normal"/>
@@ -16023,7 +15781,7 @@
       <w:noProof/>
     </w:rPr>
   </w:style>
-  <w:style w:type="paragraph" w:styleId="TDC5">
+  <w:style w:type="paragraph" w:styleId="TOC5">
     <w:name w:val="toc 5"/>
     <w:basedOn w:val="Normal"/>
     <w:next w:val="Normal"/>
@@ -16039,7 +15797,7 @@
       </w:tabs>
     </w:pPr>
   </w:style>
-  <w:style w:type="paragraph" w:styleId="TDC6">
+  <w:style w:type="paragraph" w:styleId="TOC6">
     <w:name w:val="toc 6"/>
     <w:basedOn w:val="Normal"/>
     <w:next w:val="Normal"/>
@@ -16059,7 +15817,7 @@
       <w:noProof/>
     </w:rPr>
   </w:style>
-  <w:style w:type="paragraph" w:styleId="TDC7">
+  <w:style w:type="paragraph" w:styleId="TOC7">
     <w:name w:val="toc 7"/>
     <w:basedOn w:val="Normal"/>
     <w:next w:val="Normal"/>
@@ -16079,7 +15837,7 @@
       <w:noProof/>
     </w:rPr>
   </w:style>
-  <w:style w:type="paragraph" w:styleId="TDC8">
+  <w:style w:type="paragraph" w:styleId="TOC8">
     <w:name w:val="toc 8"/>
     <w:basedOn w:val="Normal"/>
     <w:next w:val="Normal"/>
@@ -16096,7 +15854,7 @@
       <w:ind w:left="1680"/>
     </w:pPr>
   </w:style>
-  <w:style w:type="paragraph" w:styleId="TDC9">
+  <w:style w:type="paragraph" w:styleId="TOC9">
     <w:name w:val="toc 9"/>
     <w:basedOn w:val="Normal"/>
     <w:next w:val="Normal"/>
@@ -16113,7 +15871,7 @@
       <w:ind w:left="1920"/>
     </w:pPr>
   </w:style>
-  <w:style w:type="paragraph" w:styleId="Mapadeldocumento">
+  <w:style w:type="paragraph" w:styleId="DocumentMap">
     <w:name w:val="Document Map"/>
     <w:basedOn w:val="Normal"/>
     <w:semiHidden/>
@@ -16126,13 +15884,13 @@
   </w:style>
   <w:style w:type="character" w:customStyle="1" w:styleId="Negro">
     <w:name w:val="Negro"/>
-    <w:basedOn w:val="Fuentedeprrafopredeter"/>
+    <w:basedOn w:val="DefaultParagraphFont"/>
   </w:style>
-  <w:style w:type="character" w:styleId="Nmerodepgina">
+  <w:style w:type="character" w:styleId="PageNumber">
     <w:name w:val="page number"/>
-    <w:basedOn w:val="Fuentedeprrafopredeter"/>
+    <w:basedOn w:val="DefaultParagraphFont"/>
   </w:style>
-  <w:style w:type="paragraph" w:styleId="Sangradetextonormal">
+  <w:style w:type="paragraph" w:styleId="BodyTextIndent">
     <w:name w:val="Body Text Indent"/>
     <w:aliases w:val="Sangría de t. independiente"/>
     <w:basedOn w:val="Normal"/>
@@ -16145,7 +15903,7 @@
   </w:style>
   <w:style w:type="paragraph" w:customStyle="1" w:styleId="SuperTitle">
     <w:name w:val="SuperTitle"/>
-    <w:basedOn w:val="Ttulo"/>
+    <w:basedOn w:val="Title"/>
     <w:pPr>
       <w:tabs>
         <w:tab w:val="clear" w:pos="1134"/>
@@ -16167,7 +15925,7 @@
   </w:style>
   <w:style w:type="paragraph" w:customStyle="1" w:styleId="ByLine">
     <w:name w:val="ByLine"/>
-    <w:basedOn w:val="Ttulo"/>
+    <w:basedOn w:val="Title"/>
     <w:pPr>
       <w:tabs>
         <w:tab w:val="clear" w:pos="1134"/>
@@ -16188,7 +15946,7 @@
       <w:sz w:val="28"/>
     </w:rPr>
   </w:style>
-  <w:style w:type="character" w:styleId="Hipervnculo">
+  <w:style w:type="character" w:styleId="Hyperlink">
     <w:name w:val="Hyperlink"/>
     <w:rPr>
       <w:color w:val="0000FF"/>
@@ -16288,7 +16046,7 @@
   <w:style w:type="paragraph" w:customStyle="1" w:styleId="Anexo">
     <w:name w:val="Anexo"/>
     <w:basedOn w:val="Normal"/>
-    <w:next w:val="Ttulo2"/>
+    <w:next w:val="Heading2"/>
     <w:pPr>
       <w:pageBreakBefore/>
       <w:shd w:val="pct12" w:color="auto" w:fill="FFFFFF"/>
@@ -16389,7 +16147,7 @@
   </w:style>
   <w:style w:type="paragraph" w:customStyle="1" w:styleId="H2">
     <w:name w:val="H2"/>
-    <w:basedOn w:val="Ttulo2"/>
+    <w:basedOn w:val="Heading2"/>
     <w:pPr>
       <w:numPr>
         <w:ilvl w:val="0"/>
@@ -16399,7 +16157,7 @@
   </w:style>
   <w:style w:type="paragraph" w:customStyle="1" w:styleId="H3">
     <w:name w:val="H3"/>
-    <w:basedOn w:val="Ttulo3"/>
+    <w:basedOn w:val="Heading3"/>
     <w:pPr>
       <w:numPr>
         <w:ilvl w:val="0"/>
@@ -16409,14 +16167,14 @@
   </w:style>
   <w:style w:type="paragraph" w:customStyle="1" w:styleId="H4">
     <w:name w:val="H4"/>
-    <w:basedOn w:val="Ttulo4"/>
+    <w:basedOn w:val="Heading4"/>
     <w:pPr>
       <w:ind w:left="0"/>
     </w:pPr>
   </w:style>
   <w:style w:type="paragraph" w:customStyle="1" w:styleId="H5">
     <w:name w:val="H5"/>
-    <w:basedOn w:val="Ttulo5"/>
+    <w:basedOn w:val="Heading5"/>
     <w:pPr>
       <w:numPr>
         <w:ilvl w:val="0"/>
@@ -16456,7 +16214,7 @@
   </w:style>
   <w:style w:type="paragraph" w:customStyle="1" w:styleId="H1">
     <w:name w:val="H1"/>
-    <w:basedOn w:val="Ttulo1"/>
+    <w:basedOn w:val="Heading1"/>
     <w:pPr>
       <w:numPr>
         <w:numId w:val="0"/>
@@ -16465,7 +16223,7 @@
   </w:style>
   <w:style w:type="paragraph" w:customStyle="1" w:styleId="Cabecera">
     <w:name w:val="Cabecera"/>
-    <w:basedOn w:val="Ttulo1"/>
+    <w:basedOn w:val="Heading1"/>
     <w:pPr>
       <w:numPr>
         <w:numId w:val="0"/>
@@ -16473,7 +16231,7 @@
       <w:outlineLvl w:val="9"/>
     </w:pPr>
   </w:style>
-  <w:style w:type="paragraph" w:styleId="ndice1">
+  <w:style w:type="paragraph" w:styleId="Index1">
     <w:name w:val="index 1"/>
     <w:basedOn w:val="Normal"/>
     <w:next w:val="Normal"/>
@@ -16491,59 +16249,59 @@
       <w:ind w:left="220" w:hanging="220"/>
     </w:pPr>
   </w:style>
-  <w:style w:type="paragraph" w:styleId="Ttulodendice">
+  <w:style w:type="paragraph" w:styleId="IndexHeading">
     <w:name w:val="index heading"/>
     <w:basedOn w:val="Normal"/>
-    <w:next w:val="ndice1"/>
+    <w:next w:val="Index1"/>
     <w:semiHidden/>
     <w:rPr>
       <w:rFonts w:ascii="Arial" w:hAnsi="Arial"/>
       <w:b/>
     </w:rPr>
   </w:style>
-  <w:style w:type="paragraph" w:styleId="Cierre">
+  <w:style w:type="paragraph" w:styleId="Closing">
     <w:name w:val="Closing"/>
     <w:basedOn w:val="Normal"/>
     <w:pPr>
       <w:ind w:left="4252"/>
     </w:pPr>
   </w:style>
-  <w:style w:type="paragraph" w:styleId="Continuarlista">
+  <w:style w:type="paragraph" w:styleId="ListContinue">
     <w:name w:val="List Continue"/>
     <w:basedOn w:val="Normal"/>
     <w:pPr>
       <w:ind w:left="283"/>
     </w:pPr>
   </w:style>
-  <w:style w:type="paragraph" w:styleId="Continuarlista2">
+  <w:style w:type="paragraph" w:styleId="ListContinue2">
     <w:name w:val="List Continue 2"/>
     <w:basedOn w:val="Normal"/>
     <w:pPr>
       <w:ind w:left="566"/>
     </w:pPr>
   </w:style>
-  <w:style w:type="paragraph" w:styleId="Continuarlista3">
+  <w:style w:type="paragraph" w:styleId="ListContinue3">
     <w:name w:val="List Continue 3"/>
     <w:basedOn w:val="Normal"/>
     <w:pPr>
       <w:ind w:left="849"/>
     </w:pPr>
   </w:style>
-  <w:style w:type="paragraph" w:styleId="Continuarlista4">
+  <w:style w:type="paragraph" w:styleId="ListContinue4">
     <w:name w:val="List Continue 4"/>
     <w:basedOn w:val="Normal"/>
     <w:pPr>
       <w:ind w:left="1132"/>
     </w:pPr>
   </w:style>
-  <w:style w:type="paragraph" w:styleId="Continuarlista5">
+  <w:style w:type="paragraph" w:styleId="ListContinue5">
     <w:name w:val="List Continue 5"/>
     <w:basedOn w:val="Normal"/>
     <w:pPr>
       <w:ind w:left="1415"/>
     </w:pPr>
   </w:style>
-  <w:style w:type="paragraph" w:styleId="Direccinsobre">
+  <w:style w:type="paragraph" w:styleId="EnvelopeAddress">
     <w:name w:val="envelope address"/>
     <w:basedOn w:val="Normal"/>
     <w:pPr>
@@ -16554,7 +16312,7 @@
       <w:rFonts w:ascii="Arial" w:hAnsi="Arial"/>
     </w:rPr>
   </w:style>
-  <w:style w:type="paragraph" w:styleId="Encabezadodelista">
+  <w:style w:type="paragraph" w:styleId="TOAHeading">
     <w:name w:val="toa heading"/>
     <w:basedOn w:val="Normal"/>
     <w:next w:val="Normal"/>
@@ -16564,7 +16322,7 @@
       <w:b/>
     </w:rPr>
   </w:style>
-  <w:style w:type="paragraph" w:styleId="Encabezadodemensaje">
+  <w:style w:type="paragraph" w:styleId="MessageHeader">
     <w:name w:val="Message Header"/>
     <w:basedOn w:val="Normal"/>
     <w:pPr>
@@ -16581,19 +16339,19 @@
       <w:rFonts w:ascii="Arial" w:hAnsi="Arial"/>
     </w:rPr>
   </w:style>
-  <w:style w:type="paragraph" w:styleId="Encabezadodenota">
+  <w:style w:type="paragraph" w:styleId="NoteHeading">
     <w:name w:val="Note Heading"/>
     <w:basedOn w:val="Normal"/>
     <w:next w:val="Normal"/>
   </w:style>
-  <w:style w:type="character" w:styleId="nfasis">
+  <w:style w:type="character" w:styleId="Emphasis">
     <w:name w:val="Emphasis"/>
     <w:qFormat/>
     <w:rPr>
       <w:i/>
     </w:rPr>
   </w:style>
-  <w:style w:type="paragraph" w:styleId="Descripcin">
+  <w:style w:type="paragraph" w:styleId="Caption">
     <w:name w:val="caption"/>
     <w:basedOn w:val="Normal"/>
     <w:next w:val="Normal"/>
@@ -16603,26 +16361,26 @@
       <w:b/>
     </w:rPr>
   </w:style>
-  <w:style w:type="paragraph" w:styleId="Fecha">
+  <w:style w:type="paragraph" w:styleId="Date">
     <w:name w:val="Date"/>
     <w:basedOn w:val="Normal"/>
     <w:next w:val="Normal"/>
   </w:style>
-  <w:style w:type="paragraph" w:styleId="Firma">
+  <w:style w:type="paragraph" w:styleId="Signature">
     <w:name w:val="Signature"/>
     <w:basedOn w:val="Normal"/>
     <w:pPr>
       <w:ind w:left="4252"/>
     </w:pPr>
   </w:style>
-  <w:style w:type="character" w:styleId="Hipervnculovisitado">
+  <w:style w:type="character" w:styleId="FollowedHyperlink">
     <w:name w:val="FollowedHyperlink"/>
     <w:rPr>
       <w:color w:val="800080"/>
       <w:u w:val="single"/>
     </w:rPr>
   </w:style>
-  <w:style w:type="paragraph" w:styleId="ndice2">
+  <w:style w:type="paragraph" w:styleId="Index2">
     <w:name w:val="index 2"/>
     <w:basedOn w:val="Normal"/>
     <w:next w:val="Normal"/>
@@ -16640,7 +16398,7 @@
       <w:ind w:left="440" w:hanging="220"/>
     </w:pPr>
   </w:style>
-  <w:style w:type="paragraph" w:styleId="ndice3">
+  <w:style w:type="paragraph" w:styleId="Index3">
     <w:name w:val="index 3"/>
     <w:basedOn w:val="Normal"/>
     <w:next w:val="Normal"/>
@@ -16658,7 +16416,7 @@
       <w:ind w:left="660" w:hanging="220"/>
     </w:pPr>
   </w:style>
-  <w:style w:type="paragraph" w:styleId="ndice4">
+  <w:style w:type="paragraph" w:styleId="Index4">
     <w:name w:val="index 4"/>
     <w:basedOn w:val="Normal"/>
     <w:next w:val="Normal"/>
@@ -16676,7 +16434,7 @@
       <w:ind w:left="880" w:hanging="220"/>
     </w:pPr>
   </w:style>
-  <w:style w:type="paragraph" w:styleId="ndice5">
+  <w:style w:type="paragraph" w:styleId="Index5">
     <w:name w:val="index 5"/>
     <w:basedOn w:val="Normal"/>
     <w:next w:val="Normal"/>
@@ -16694,7 +16452,7 @@
       <w:ind w:left="1100" w:hanging="220"/>
     </w:pPr>
   </w:style>
-  <w:style w:type="paragraph" w:styleId="ndice6">
+  <w:style w:type="paragraph" w:styleId="Index6">
     <w:name w:val="index 6"/>
     <w:basedOn w:val="Normal"/>
     <w:next w:val="Normal"/>
@@ -16712,7 +16470,7 @@
       <w:ind w:left="1320" w:hanging="220"/>
     </w:pPr>
   </w:style>
-  <w:style w:type="paragraph" w:styleId="ndice7">
+  <w:style w:type="paragraph" w:styleId="Index7">
     <w:name w:val="index 7"/>
     <w:basedOn w:val="Normal"/>
     <w:next w:val="Normal"/>
@@ -16730,7 +16488,7 @@
       <w:ind w:left="1540" w:hanging="220"/>
     </w:pPr>
   </w:style>
-  <w:style w:type="paragraph" w:styleId="ndice8">
+  <w:style w:type="paragraph" w:styleId="Index8">
     <w:name w:val="index 8"/>
     <w:basedOn w:val="Normal"/>
     <w:next w:val="Normal"/>
@@ -16748,7 +16506,7 @@
       <w:ind w:left="1760" w:hanging="220"/>
     </w:pPr>
   </w:style>
-  <w:style w:type="paragraph" w:styleId="ndice9">
+  <w:style w:type="paragraph" w:styleId="Index9">
     <w:name w:val="index 9"/>
     <w:basedOn w:val="Normal"/>
     <w:next w:val="Normal"/>
@@ -16766,50 +16524,50 @@
       <w:ind w:left="1980" w:hanging="220"/>
     </w:pPr>
   </w:style>
-  <w:style w:type="paragraph" w:styleId="Lista">
+  <w:style w:type="paragraph" w:styleId="List">
     <w:name w:val="List"/>
     <w:basedOn w:val="Normal"/>
     <w:pPr>
       <w:ind w:left="283" w:hanging="283"/>
     </w:pPr>
   </w:style>
-  <w:style w:type="paragraph" w:styleId="Lista2">
+  <w:style w:type="paragraph" w:styleId="List2">
     <w:name w:val="List 2"/>
     <w:basedOn w:val="Normal"/>
     <w:pPr>
       <w:ind w:left="566" w:hanging="283"/>
     </w:pPr>
   </w:style>
-  <w:style w:type="paragraph" w:styleId="Lista3">
+  <w:style w:type="paragraph" w:styleId="List3">
     <w:name w:val="List 3"/>
     <w:basedOn w:val="Normal"/>
     <w:pPr>
       <w:ind w:left="849" w:hanging="283"/>
     </w:pPr>
   </w:style>
-  <w:style w:type="paragraph" w:styleId="Lista4">
+  <w:style w:type="paragraph" w:styleId="List4">
     <w:name w:val="List 4"/>
     <w:basedOn w:val="Normal"/>
     <w:pPr>
       <w:ind w:left="1132" w:hanging="283"/>
     </w:pPr>
   </w:style>
-  <w:style w:type="paragraph" w:styleId="Lista5">
+  <w:style w:type="paragraph" w:styleId="List5">
     <w:name w:val="List 5"/>
     <w:basedOn w:val="Normal"/>
     <w:pPr>
       <w:ind w:left="1415" w:hanging="283"/>
     </w:pPr>
   </w:style>
-  <w:style w:type="paragraph" w:styleId="Listaconnmeros">
+  <w:style w:type="paragraph" w:styleId="ListNumber">
     <w:name w:val="List Number"/>
     <w:basedOn w:val="Normal"/>
   </w:style>
-  <w:style w:type="paragraph" w:styleId="Listaconnmeros2">
+  <w:style w:type="paragraph" w:styleId="ListNumber2">
     <w:name w:val="List Number 2"/>
     <w:basedOn w:val="Normal"/>
   </w:style>
-  <w:style w:type="paragraph" w:styleId="Listaconnmeros3">
+  <w:style w:type="paragraph" w:styleId="ListNumber3">
     <w:name w:val="List Number 3"/>
     <w:basedOn w:val="Normal"/>
     <w:pPr>
@@ -16818,7 +16576,7 @@
       </w:numPr>
     </w:pPr>
   </w:style>
-  <w:style w:type="paragraph" w:styleId="Listaconnmeros4">
+  <w:style w:type="paragraph" w:styleId="ListNumber4">
     <w:name w:val="List Number 4"/>
     <w:basedOn w:val="Normal"/>
     <w:pPr>
@@ -16827,7 +16585,7 @@
       </w:numPr>
     </w:pPr>
   </w:style>
-  <w:style w:type="paragraph" w:styleId="Listaconnmeros5">
+  <w:style w:type="paragraph" w:styleId="ListNumber5">
     <w:name w:val="List Number 5"/>
     <w:basedOn w:val="Normal"/>
     <w:pPr>
@@ -16836,7 +16594,7 @@
       </w:numPr>
     </w:pPr>
   </w:style>
-  <w:style w:type="paragraph" w:styleId="Listaconvietas">
+  <w:style w:type="paragraph" w:styleId="ListBullet">
     <w:name w:val="List Bullet"/>
     <w:basedOn w:val="Normal"/>
     <w:pPr>
@@ -16845,7 +16603,7 @@
       </w:numPr>
     </w:pPr>
   </w:style>
-  <w:style w:type="paragraph" w:styleId="Listaconvietas2">
+  <w:style w:type="paragraph" w:styleId="ListBullet2">
     <w:name w:val="List Bullet 2"/>
     <w:basedOn w:val="Normal"/>
     <w:pPr>
@@ -16854,7 +16612,7 @@
       </w:numPr>
     </w:pPr>
   </w:style>
-  <w:style w:type="paragraph" w:styleId="Listaconvietas3">
+  <w:style w:type="paragraph" w:styleId="ListBullet3">
     <w:name w:val="List Bullet 3"/>
     <w:basedOn w:val="Normal"/>
     <w:pPr>
@@ -16863,7 +16621,7 @@
       </w:numPr>
     </w:pPr>
   </w:style>
-  <w:style w:type="paragraph" w:styleId="Listaconvietas4">
+  <w:style w:type="paragraph" w:styleId="ListBullet4">
     <w:name w:val="List Bullet 4"/>
     <w:basedOn w:val="Normal"/>
     <w:pPr>
@@ -16872,7 +16630,7 @@
       </w:numPr>
     </w:pPr>
   </w:style>
-  <w:style w:type="paragraph" w:styleId="Listaconvietas5">
+  <w:style w:type="paragraph" w:styleId="ListBullet5">
     <w:name w:val="List Bullet 5"/>
     <w:basedOn w:val="Normal"/>
     <w:pPr>
@@ -16881,32 +16639,32 @@
       </w:numPr>
     </w:pPr>
   </w:style>
-  <w:style w:type="character" w:styleId="Nmerodelnea">
+  <w:style w:type="character" w:styleId="LineNumber">
     <w:name w:val="line number"/>
-    <w:basedOn w:val="Fuentedeprrafopredeter"/>
+    <w:basedOn w:val="DefaultParagraphFont"/>
   </w:style>
-  <w:style w:type="character" w:styleId="Refdecomentario">
+  <w:style w:type="character" w:styleId="CommentReference">
     <w:name w:val="annotation reference"/>
     <w:semiHidden/>
     <w:rPr>
       <w:sz w:val="16"/>
     </w:rPr>
   </w:style>
-  <w:style w:type="character" w:styleId="Refdenotaalfinal">
+  <w:style w:type="character" w:styleId="EndnoteReference">
     <w:name w:val="endnote reference"/>
     <w:semiHidden/>
     <w:rPr>
       <w:vertAlign w:val="superscript"/>
     </w:rPr>
   </w:style>
-  <w:style w:type="character" w:styleId="Refdenotaalpie">
+  <w:style w:type="character" w:styleId="FootnoteReference">
     <w:name w:val="footnote reference"/>
     <w:semiHidden/>
     <w:rPr>
       <w:vertAlign w:val="superscript"/>
     </w:rPr>
   </w:style>
-  <w:style w:type="paragraph" w:styleId="Remitedesobre">
+  <w:style w:type="paragraph" w:styleId="EnvelopeReturn">
     <w:name w:val="envelope return"/>
     <w:basedOn w:val="Normal"/>
     <w:rPr>
@@ -16914,12 +16672,12 @@
       <w:sz w:val="20"/>
     </w:rPr>
   </w:style>
-  <w:style w:type="paragraph" w:styleId="Saludo">
+  <w:style w:type="paragraph" w:styleId="Salutation">
     <w:name w:val="Salutation"/>
     <w:basedOn w:val="Normal"/>
     <w:next w:val="Normal"/>
   </w:style>
-  <w:style w:type="paragraph" w:styleId="Sangra2detindependiente">
+  <w:style w:type="paragraph" w:styleId="BodyTextIndent2">
     <w:name w:val="Body Text Indent 2"/>
     <w:basedOn w:val="Normal"/>
     <w:pPr>
@@ -16927,7 +16685,7 @@
       <w:ind w:left="283"/>
     </w:pPr>
   </w:style>
-  <w:style w:type="paragraph" w:styleId="Sangra3detindependiente">
+  <w:style w:type="paragraph" w:styleId="BodyTextIndent3">
     <w:name w:val="Body Text Indent 3"/>
     <w:basedOn w:val="Normal"/>
     <w:pPr>
@@ -16937,14 +16695,14 @@
       <w:sz w:val="16"/>
     </w:rPr>
   </w:style>
-  <w:style w:type="paragraph" w:styleId="Sangranormal">
+  <w:style w:type="paragraph" w:styleId="NormalIndent">
     <w:name w:val="Normal Indent"/>
     <w:basedOn w:val="Normal"/>
     <w:pPr>
       <w:ind w:left="708"/>
     </w:pPr>
   </w:style>
-  <w:style w:type="paragraph" w:styleId="Subttulo">
+  <w:style w:type="paragraph" w:styleId="Subtitle">
     <w:name w:val="Subtitle"/>
     <w:basedOn w:val="Normal"/>
     <w:qFormat/>
@@ -16957,7 +16715,7 @@
       <w:rFonts w:ascii="Arial" w:hAnsi="Arial"/>
     </w:rPr>
   </w:style>
-  <w:style w:type="paragraph" w:styleId="Tabladeilustraciones">
+  <w:style w:type="paragraph" w:styleId="TableofFigures">
     <w:name w:val="table of figures"/>
     <w:basedOn w:val="Normal"/>
     <w:next w:val="Normal"/>
@@ -16975,7 +16733,7 @@
       <w:ind w:left="440" w:hanging="440"/>
     </w:pPr>
   </w:style>
-  <w:style w:type="paragraph" w:styleId="Textocomentario">
+  <w:style w:type="paragraph" w:styleId="CommentText">
     <w:name w:val="annotation text"/>
     <w:basedOn w:val="Normal"/>
     <w:semiHidden/>
@@ -16983,7 +16741,7 @@
       <w:sz w:val="20"/>
     </w:rPr>
   </w:style>
-  <w:style w:type="paragraph" w:styleId="Textoconsangra">
+  <w:style w:type="paragraph" w:styleId="TableofAuthorities">
     <w:name w:val="table of authorities"/>
     <w:basedOn w:val="Normal"/>
     <w:next w:val="Normal"/>
@@ -17001,47 +16759,47 @@
       <w:ind w:left="220" w:hanging="220"/>
     </w:pPr>
   </w:style>
-  <w:style w:type="paragraph" w:styleId="Textodebloque">
+  <w:style w:type="paragraph" w:styleId="BlockText">
     <w:name w:val="Block Text"/>
     <w:basedOn w:val="Normal"/>
     <w:pPr>
       <w:ind w:left="1440" w:right="1440"/>
     </w:pPr>
   </w:style>
-  <w:style w:type="character" w:styleId="Textoennegrita">
+  <w:style w:type="character" w:styleId="Strong">
     <w:name w:val="Strong"/>
     <w:qFormat/>
     <w:rsid w:val="00D412C5"/>
   </w:style>
-  <w:style w:type="paragraph" w:styleId="Textoindependiente">
+  <w:style w:type="paragraph" w:styleId="BodyText">
     <w:name w:val="Body Text"/>
     <w:aliases w:val="heading_txt,CV Body Text,bodytxy2,One Page Summary,bt,Texto independiente2"/>
     <w:basedOn w:val="Normal"/>
   </w:style>
-  <w:style w:type="paragraph" w:styleId="Textoindependiente2">
+  <w:style w:type="paragraph" w:styleId="BodyText2">
     <w:name w:val="Body Text 2"/>
     <w:basedOn w:val="Normal"/>
     <w:pPr>
       <w:spacing w:line="480" w:lineRule="auto"/>
     </w:pPr>
   </w:style>
-  <w:style w:type="paragraph" w:styleId="Textoindependiente3">
+  <w:style w:type="paragraph" w:styleId="BodyText3">
     <w:name w:val="Body Text 3"/>
     <w:basedOn w:val="Normal"/>
     <w:rPr>
       <w:sz w:val="16"/>
     </w:rPr>
   </w:style>
-  <w:style w:type="paragraph" w:styleId="Textoindependienteprimerasangra">
+  <w:style w:type="paragraph" w:styleId="BodyTextFirstIndent">
     <w:name w:val="Body Text First Indent"/>
-    <w:basedOn w:val="Textoindependiente"/>
+    <w:basedOn w:val="BodyText"/>
     <w:pPr>
       <w:ind w:firstLine="210"/>
     </w:pPr>
   </w:style>
-  <w:style w:type="paragraph" w:styleId="Textoindependienteprimerasangra2">
+  <w:style w:type="paragraph" w:styleId="BodyTextFirstIndent2">
     <w:name w:val="Body Text First Indent 2"/>
-    <w:basedOn w:val="Sangradetextonormal"/>
+    <w:basedOn w:val="BodyTextIndent"/>
     <w:pPr>
       <w:tabs>
         <w:tab w:val="right" w:leader="dot" w:pos="9072"/>
@@ -17049,7 +16807,7 @@
       <w:ind w:left="283" w:firstLine="210"/>
     </w:pPr>
   </w:style>
-  <w:style w:type="paragraph" w:styleId="Textomacro">
+  <w:style w:type="paragraph" w:styleId="MacroText">
     <w:name w:val="macro"/>
     <w:semiHidden/>
     <w:pPr>
@@ -17073,7 +16831,7 @@
       <w:spacing w:val="-3"/>
     </w:rPr>
   </w:style>
-  <w:style w:type="paragraph" w:styleId="Textonotaalfinal">
+  <w:style w:type="paragraph" w:styleId="EndnoteText">
     <w:name w:val="endnote text"/>
     <w:basedOn w:val="Normal"/>
     <w:semiHidden/>
@@ -17081,7 +16839,7 @@
       <w:sz w:val="20"/>
     </w:rPr>
   </w:style>
-  <w:style w:type="paragraph" w:styleId="Textonotapie">
+  <w:style w:type="paragraph" w:styleId="FootnoteText">
     <w:name w:val="footnote text"/>
     <w:basedOn w:val="Normal"/>
     <w:semiHidden/>
@@ -17089,7 +16847,7 @@
       <w:sz w:val="20"/>
     </w:rPr>
   </w:style>
-  <w:style w:type="paragraph" w:styleId="Textosinformato">
+  <w:style w:type="paragraph" w:styleId="PlainText">
     <w:name w:val="Plain Text"/>
     <w:basedOn w:val="Normal"/>
     <w:rPr>
@@ -17355,7 +17113,7 @@
       <w:spacing w:after="0"/>
     </w:pPr>
   </w:style>
-  <w:style w:type="paragraph" w:styleId="HTMLconformatoprevio">
+  <w:style w:type="paragraph" w:styleId="HTMLPreformatted">
     <w:name w:val="HTML Preformatted"/>
     <w:basedOn w:val="Normal"/>
     <w:pPr>
@@ -17394,9 +17152,9 @@
       <w:sz w:val="20"/>
     </w:rPr>
   </w:style>
-  <w:style w:type="table" w:styleId="Tablaconcuadrcula">
+  <w:style w:type="table" w:styleId="TableGrid">
     <w:name w:val="Table Grid"/>
-    <w:basedOn w:val="Tablanormal"/>
+    <w:basedOn w:val="TableNormal"/>
     <w:rsid w:val="0097157E"/>
     <w:pPr>
       <w:tabs>
@@ -17458,12 +17216,12 @@
   </w:style>
   <w:style w:type="character" w:customStyle="1" w:styleId="tooltip">
     <w:name w:val="tooltip"/>
-    <w:basedOn w:val="Fuentedeprrafopredeter"/>
+    <w:basedOn w:val="DefaultParagraphFont"/>
     <w:rsid w:val="00167E5A"/>
   </w:style>
   <w:style w:type="paragraph" w:customStyle="1" w:styleId="EstiloTtuloAntes24ptoDespus18pto">
     <w:name w:val="Estilo Título + Antes:  24 pto Después:  18 pto"/>
-    <w:basedOn w:val="Ttulo"/>
+    <w:basedOn w:val="Title"/>
     <w:rsid w:val="001C24F6"/>
     <w:pPr>
       <w:spacing w:before="120" w:after="120"/>
@@ -17483,9 +17241,9 @@
       <w:sz w:val="24"/>
     </w:rPr>
   </w:style>
-  <w:style w:type="table" w:styleId="Tablamoderna">
+  <w:style w:type="table" w:styleId="TableContemporary">
     <w:name w:val="Table Contemporary"/>
-    <w:basedOn w:val="Tablanormal"/>
+    <w:basedOn w:val="TableNormal"/>
     <w:rsid w:val="00263518"/>
     <w:pPr>
       <w:tabs>
@@ -17551,7 +17309,7 @@
     </w:tblStylePr>
   </w:style>
   <w:style w:type="paragraph" w:customStyle="1" w:styleId="CarCarCar">
-    <w:name w:val=" Car Car Car"/>
+    <w:name w:val="Car Car Car"/>
     <w:basedOn w:val="Normal"/>
     <w:semiHidden/>
     <w:rsid w:val="00693EA7"/>
@@ -17576,9 +17334,9 @@
       <w:lang w:val="en-GB" w:eastAsia="en-US"/>
     </w:rPr>
   </w:style>
-  <w:style w:type="table" w:styleId="Cuadrculamedia3-nfasis4">
+  <w:style w:type="table" w:styleId="MediumGrid3-Accent4">
     <w:name w:val="Medium Grid 3 Accent 4"/>
-    <w:basedOn w:val="Tablanormal"/>
+    <w:basedOn w:val="TableNormal"/>
     <w:uiPriority w:val="69"/>
     <w:rsid w:val="00E0745A"/>
     <w:tblPr>
@@ -17707,9 +17465,9 @@
       </w:tcPr>
     </w:tblStylePr>
   </w:style>
-  <w:style w:type="table" w:styleId="Cuadrculamedia3-nfasis6">
+  <w:style w:type="table" w:styleId="MediumGrid3-Accent6">
     <w:name w:val="Medium Grid 3 Accent 6"/>
-    <w:basedOn w:val="Tablanormal"/>
+    <w:basedOn w:val="TableNormal"/>
     <w:uiPriority w:val="69"/>
     <w:rsid w:val="00985BC9"/>
     <w:tblPr>
@@ -17838,10 +17596,10 @@
       </w:tcPr>
     </w:tblStylePr>
   </w:style>
-  <w:style w:type="paragraph" w:styleId="Textodeglobo">
+  <w:style w:type="paragraph" w:styleId="BalloonText">
     <w:name w:val="Balloon Text"/>
     <w:basedOn w:val="Normal"/>
-    <w:link w:val="TextodegloboCar"/>
+    <w:link w:val="BalloonTextChar"/>
     <w:uiPriority w:val="99"/>
     <w:semiHidden/>
     <w:unhideWhenUsed/>
@@ -17855,9 +17613,9 @@
       <w:szCs w:val="16"/>
     </w:rPr>
   </w:style>
-  <w:style w:type="character" w:customStyle="1" w:styleId="TextodegloboCar">
-    <w:name w:val="Texto de globo Car"/>
-    <w:link w:val="Textodeglobo"/>
+  <w:style w:type="character" w:customStyle="1" w:styleId="BalloonTextChar">
+    <w:name w:val="Balloon Text Char"/>
+    <w:link w:val="BalloonText"/>
     <w:uiPriority w:val="99"/>
     <w:semiHidden/>
     <w:rsid w:val="00A13B80"/>
@@ -17868,11 +17626,11 @@
       <w:szCs w:val="16"/>
     </w:rPr>
   </w:style>
-  <w:style w:type="paragraph" w:styleId="Citadestacada">
+  <w:style w:type="paragraph" w:styleId="IntenseQuote">
     <w:name w:val="Intense Quote"/>
     <w:basedOn w:val="Normal"/>
     <w:next w:val="Normal"/>
-    <w:link w:val="CitadestacadaCar"/>
+    <w:link w:val="IntenseQuoteChar"/>
     <w:uiPriority w:val="30"/>
     <w:qFormat/>
     <w:rsid w:val="00411E60"/>
@@ -17891,9 +17649,9 @@
       <w:color w:val="4F81BD"/>
     </w:rPr>
   </w:style>
-  <w:style w:type="character" w:customStyle="1" w:styleId="CitadestacadaCar">
-    <w:name w:val="Cita destacada Car"/>
-    <w:link w:val="Citadestacada"/>
+  <w:style w:type="character" w:customStyle="1" w:styleId="IntenseQuoteChar">
+    <w:name w:val="Intense Quote Char"/>
+    <w:link w:val="IntenseQuote"/>
     <w:uiPriority w:val="30"/>
     <w:rsid w:val="00411E60"/>
     <w:rPr>
@@ -17907,9 +17665,9 @@
       <w:sz w:val="24"/>
     </w:rPr>
   </w:style>
-  <w:style w:type="character" w:customStyle="1" w:styleId="PiedepginaCar">
-    <w:name w:val="Pie de página Car"/>
-    <w:link w:val="Piedepgina"/>
+  <w:style w:type="character" w:customStyle="1" w:styleId="FooterChar">
+    <w:name w:val="Footer Char"/>
+    <w:link w:val="Footer"/>
     <w:uiPriority w:val="99"/>
     <w:rsid w:val="002D7C8F"/>
     <w:rPr>
@@ -18217,10 +17975,23 @@
 </file>
 
 <file path=customXml/item1.xml><?xml version="1.0" encoding="utf-8"?>
+<p:properties xmlns:p="http://schemas.microsoft.com/office/2006/metadata/properties" xmlns:xsi="http://www.w3.org/2001/XMLSchema-instance" xmlns:pc="http://schemas.microsoft.com/office/infopath/2007/PartnerControls">
+  <documentManagement>
+    <Location xmlns="e3c6f3b3-f88f-4e57-8294-d53de8f54b2b" xsi:nil="true"/>
+    <TaxCatchAll xmlns="30c688ba-d7e6-407b-8c35-f2a020af6bce" xsi:nil="true"/>
+    <Comentarios xmlns="e3c6f3b3-f88f-4e57-8294-d53de8f54b2b" xsi:nil="true"/>
+    <lcf76f155ced4ddcb4097134ff3c332f xmlns="e3c6f3b3-f88f-4e57-8294-d53de8f54b2b">
+      <Terms xmlns="http://schemas.microsoft.com/office/infopath/2007/PartnerControls"/>
+    </lcf76f155ced4ddcb4097134ff3c332f>
+  </documentManagement>
+</p:properties>
+</file>
+
+<file path=customXml/item2.xml><?xml version="1.0" encoding="utf-8"?>
 <b:Sources xmlns:b="http://schemas.openxmlformats.org/officeDocument/2006/bibliography" xmlns="http://schemas.openxmlformats.org/officeDocument/2006/bibliography" SelectedStyle="\APA.XSL" StyleName="APA"/>
 </file>
 
-<file path=customXml/item2.xml><?xml version="1.0" encoding="utf-8"?>
+<file path=customXml/item3.xml><?xml version="1.0" encoding="utf-8"?>
 <?mso-contentType ?>
 <FormTemplates xmlns="http://schemas.microsoft.com/sharepoint/v3/contenttype/forms">
   <Display>DocumentLibraryForm</Display>
@@ -18229,7 +18000,7 @@
 </FormTemplates>
 </file>
 
-<file path=customXml/item3.xml><?xml version="1.0" encoding="utf-8"?>
+<file path=customXml/item4.xml><?xml version="1.0" encoding="utf-8"?>
 <ct:contentTypeSchema xmlns:ct="http://schemas.microsoft.com/office/2006/metadata/contentType" xmlns:ma="http://schemas.microsoft.com/office/2006/metadata/properties/metaAttributes" ct:_="" ma:_="" ma:contentTypeName="Document" ma:contentTypeID="0x010100F37872BBB1B48948A69B496DD8700896" ma:contentTypeVersion="30" ma:contentTypeDescription="Create a new document." ma:contentTypeScope="" ma:versionID="db6ec5eae62717a2112663bfc8d11fc5">
   <xsd:schema xmlns:xsd="http://www.w3.org/2001/XMLSchema" xmlns:xs="http://www.w3.org/2001/XMLSchema" xmlns:p="http://schemas.microsoft.com/office/2006/metadata/properties" xmlns:ns2="e3c6f3b3-f88f-4e57-8294-d53de8f54b2b" xmlns:ns3="0e9fbc54-175b-41a1-a915-0ab6c7e45301" xmlns:ns4="30c688ba-d7e6-407b-8c35-f2a020af6bce" targetNamespace="http://schemas.microsoft.com/office/2006/metadata/properties" ma:root="true" ma:fieldsID="b607cbe47cf360e8877db2581acfff36" ns2:_="" ns3:_="" ns4:_="">
     <xsd:import namespace="e3c6f3b3-f88f-4e57-8294-d53de8f54b2b"/>
@@ -18539,20 +18310,18 @@
 </ct:contentTypeSchema>
 </file>
 
-<file path=customXml/item4.xml><?xml version="1.0" encoding="utf-8"?>
-<p:properties xmlns:p="http://schemas.microsoft.com/office/2006/metadata/properties" xmlns:xsi="http://www.w3.org/2001/XMLSchema-instance" xmlns:pc="http://schemas.microsoft.com/office/infopath/2007/PartnerControls">
-  <documentManagement>
-    <Location xmlns="e3c6f3b3-f88f-4e57-8294-d53de8f54b2b" xsi:nil="true"/>
-    <TaxCatchAll xmlns="30c688ba-d7e6-407b-8c35-f2a020af6bce" xsi:nil="true"/>
-    <Comentarios xmlns="e3c6f3b3-f88f-4e57-8294-d53de8f54b2b" xsi:nil="true"/>
-    <lcf76f155ced4ddcb4097134ff3c332f xmlns="e3c6f3b3-f88f-4e57-8294-d53de8f54b2b">
-      <Terms xmlns="http://schemas.microsoft.com/office/infopath/2007/PartnerControls"/>
-    </lcf76f155ced4ddcb4097134ff3c332f>
-  </documentManagement>
-</p:properties>
+<file path=customXml/itemProps1.xml><?xml version="1.0" encoding="utf-8"?>
+<ds:datastoreItem xmlns:ds="http://schemas.openxmlformats.org/officeDocument/2006/customXml" ds:itemID="{A1A52B7D-C25A-4266-A71F-3882DC9463C4}">
+  <ds:schemaRefs>
+    <ds:schemaRef ds:uri="http://schemas.microsoft.com/office/2006/metadata/properties"/>
+    <ds:schemaRef ds:uri="http://schemas.microsoft.com/office/infopath/2007/PartnerControls"/>
+    <ds:schemaRef ds:uri="e3c6f3b3-f88f-4e57-8294-d53de8f54b2b"/>
+    <ds:schemaRef ds:uri="30c688ba-d7e6-407b-8c35-f2a020af6bce"/>
+  </ds:schemaRefs>
+</ds:datastoreItem>
 </file>
 
-<file path=customXml/itemProps1.xml><?xml version="1.0" encoding="utf-8"?>
+<file path=customXml/itemProps2.xml><?xml version="1.0" encoding="utf-8"?>
 <ds:datastoreItem xmlns:ds="http://schemas.openxmlformats.org/officeDocument/2006/customXml" ds:itemID="{4110D91B-91E1-4550-9E50-01A84BFD4971}">
   <ds:schemaRefs>
     <ds:schemaRef ds:uri="http://schemas.openxmlformats.org/officeDocument/2006/bibliography"/>
@@ -18560,7 +18329,7 @@
 </ds:datastoreItem>
 </file>
 
-<file path=customXml/itemProps2.xml><?xml version="1.0" encoding="utf-8"?>
+<file path=customXml/itemProps3.xml><?xml version="1.0" encoding="utf-8"?>
 <ds:datastoreItem xmlns:ds="http://schemas.openxmlformats.org/officeDocument/2006/customXml" ds:itemID="{0451645F-3C5A-474B-A40F-CFD3520369E6}">
   <ds:schemaRefs>
     <ds:schemaRef ds:uri="http://schemas.microsoft.com/sharepoint/v3/contenttype/forms"/>
@@ -18568,8 +18337,8 @@
 </ds:datastoreItem>
 </file>
 
-<file path=customXml/itemProps3.xml><?xml version="1.0" encoding="utf-8"?>
-<ds:datastoreItem xmlns:ds="http://schemas.openxmlformats.org/officeDocument/2006/customXml" ds:itemID="{282AF7F2-DF68-46D6-8930-79C19E84952F}">
+<file path=customXml/itemProps4.xml><?xml version="1.0" encoding="utf-8"?>
+<ds:datastoreItem xmlns:ds="http://schemas.openxmlformats.org/officeDocument/2006/customXml" ds:itemID="{2A771119-52AA-468E-8C61-9FA95278DB0D}">
   <ds:schemaRefs>
     <ds:schemaRef ds:uri="http://schemas.microsoft.com/office/2006/metadata/contentType"/>
     <ds:schemaRef ds:uri="http://schemas.microsoft.com/office/2006/metadata/properties/metaAttributes"/>
@@ -18588,13 +18357,8 @@
 </ds:datastoreItem>
 </file>
 
-<file path=customXml/itemProps4.xml><?xml version="1.0" encoding="utf-8"?>
-<ds:datastoreItem xmlns:ds="http://schemas.openxmlformats.org/officeDocument/2006/customXml" ds:itemID="{A1A52B7D-C25A-4266-A71F-3882DC9463C4}">
-  <ds:schemaRefs>
-    <ds:schemaRef ds:uri="http://schemas.microsoft.com/office/2006/metadata/properties"/>
-    <ds:schemaRef ds:uri="http://schemas.microsoft.com/office/infopath/2007/PartnerControls"/>
-    <ds:schemaRef ds:uri="e3c6f3b3-f88f-4e57-8294-d53de8f54b2b"/>
-    <ds:schemaRef ds:uri="30c688ba-d7e6-407b-8c35-f2a020af6bce"/>
-  </ds:schemaRefs>
-</ds:datastoreItem>
+<file path=docMetadata/LabelInfo.xml><?xml version="1.0" encoding="utf-8"?>
+<clbl:labelList xmlns:clbl="http://schemas.microsoft.com/office/2020/mipLabelMetadata">
+  <clbl:label id="{e130eef0-b106-4be4-9041-04ed1aa09543}" enabled="1" method="Privileged" siteId="{dd29478d-624e-429e-b453-fffc969ac768}" contentBits="0" removed="0"/>
+</clbl:labelList>
 </file>